--- a/OTENG MONAMENG WEBSITE PROJECT.docx
+++ b/OTENG MONAMENG WEBSITE PROJECT.docx
@@ -42,6 +42,49 @@
       <w:pPr>
         <w:pStyle w:val="Title"/>
         <w:ind w:left="720" w:firstLine="720"/>
+        <w:rPr>
+          <w:lang w:val="en-US"/>
+        </w:rPr>
+      </w:pPr>
+    </w:p>
+    <w:p>
+      <w:pPr>
+        <w:rPr>
+          <w:lang w:val="en-US"/>
+        </w:rPr>
+      </w:pPr>
+    </w:p>
+    <w:p>
+      <w:pPr>
+        <w:rPr>
+          <w:lang w:val="en-US"/>
+        </w:rPr>
+      </w:pPr>
+    </w:p>
+    <w:p>
+      <w:pPr>
+        <w:rPr>
+          <w:lang w:val="en-US"/>
+        </w:rPr>
+      </w:pPr>
+    </w:p>
+    <w:p>
+      <w:pPr>
+        <w:rPr>
+          <w:lang w:val="en-US"/>
+        </w:rPr>
+      </w:pPr>
+    </w:p>
+    <w:p>
+      <w:pPr>
+        <w:rPr>
+          <w:lang w:val="en-US"/>
+        </w:rPr>
+      </w:pPr>
+    </w:p>
+    <w:p>
+      <w:pPr>
+        <w:jc w:val="right"/>
         <w:rPr>
           <w:lang w:val="en-US"/>
         </w:rPr>
@@ -691,7 +734,19 @@
         <w:rPr>
           <w:lang w:val="en-US"/>
         </w:rPr>
-        <w:t xml:space="preserve"> Company provide security services to safeguard people, property and assets from threads, violence or vandalism. The company offer comprehensive security solutions like CCTV installation, armed response, access control, and alarms to commercial and </w:t>
+        <w:t xml:space="preserve"> Company provide</w:t>
+      </w:r>
+      <w:r>
+        <w:rPr>
+          <w:lang w:val="en-US"/>
+        </w:rPr>
+        <w:t>s comprehensive</w:t>
+      </w:r>
+      <w:r>
+        <w:rPr>
+          <w:lang w:val="en-US"/>
+        </w:rPr>
+        <w:t xml:space="preserve"> security services to safeguard people, property and assets from threads, violence or vandalism. The company offer comprehensive security solutions like CCTV installation, armed response, access control, and alarms to commercial and </w:t>
       </w:r>
       <w:r>
         <w:rPr>
@@ -766,7 +821,45 @@
         <w:rPr>
           <w:lang w:val="en-US"/>
         </w:rPr>
-        <w:t xml:space="preserve">Establish a professional and trustworthy online presence that accurately represents Monameng Security Company services, name, and values. This website also </w:t>
+        <w:t>Establish a professional and trustworthy online presence that accurately represents Monameng Security Company services, name, and values.</w:t>
+      </w:r>
+      <w:r>
+        <w:rPr>
+          <w:lang w:val="en-US"/>
+        </w:rPr>
+        <w:t xml:space="preserve"> According to Sklar (2014), a successful site must guide users towards a specific action.</w:t>
+      </w:r>
+      <w:r>
+        <w:rPr>
+          <w:lang w:val="en-US"/>
+        </w:rPr>
+        <w:t xml:space="preserve"> </w:t>
+      </w:r>
+      <w:proofErr w:type="gramStart"/>
+      <w:r>
+        <w:rPr>
+          <w:lang w:val="en-US"/>
+        </w:rPr>
+        <w:t>Th</w:t>
+      </w:r>
+      <w:r>
+        <w:rPr>
+          <w:lang w:val="en-US"/>
+        </w:rPr>
+        <w:t>erefore</w:t>
+      </w:r>
+      <w:proofErr w:type="gramEnd"/>
+      <w:r>
+        <w:rPr>
+          <w:lang w:val="en-US"/>
+        </w:rPr>
+        <w:t xml:space="preserve"> this</w:t>
+      </w:r>
+      <w:r>
+        <w:rPr>
+          <w:lang w:val="en-US"/>
+        </w:rPr>
+        <w:t xml:space="preserve"> website </w:t>
       </w:r>
       <w:r>
         <w:rPr>
@@ -957,6 +1050,18 @@
           <w:lang w:val="en-US"/>
         </w:rPr>
         <w:t>Ensure the website is fully responsive and loads quickly.</w:t>
+      </w:r>
+      <w:r>
+        <w:rPr>
+          <w:lang w:val="en-US"/>
+        </w:rPr>
+        <w:t xml:space="preserve"> Even Nielsen (2020) notes that</w:t>
+      </w:r>
+      <w:r>
+        <w:rPr>
+          <w:lang w:val="en-US"/>
+        </w:rPr>
+        <w:t xml:space="preserve"> “system response time” is critical for maintaining user trust-a vital factor for a security company. </w:t>
       </w:r>
     </w:p>
     <w:p>
@@ -1046,6 +1151,49 @@
           <w:lang w:val="en-US"/>
         </w:rPr>
         <w:t>PRIMARY AUDIENCE</w:t>
+      </w:r>
+    </w:p>
+    <w:p>
+      <w:pPr>
+        <w:rPr>
+          <w:lang w:val="en-US"/>
+        </w:rPr>
+      </w:pPr>
+      <w:r>
+        <w:rPr>
+          <w:lang w:val="en-US"/>
+        </w:rPr>
+        <w:t xml:space="preserve">Sklar (2014) states that </w:t>
+      </w:r>
+      <w:r>
+        <w:rPr>
+          <w:lang w:val="en-US"/>
+        </w:rPr>
+        <w:t>“</w:t>
+      </w:r>
+      <w:r>
+        <w:rPr>
+          <w:lang w:val="en-US"/>
+        </w:rPr>
+        <w:t>The first step</w:t>
+      </w:r>
+      <w:r>
+        <w:rPr>
+          <w:lang w:val="en-US"/>
+        </w:rPr>
+        <w:t xml:space="preserve"> in any web development is to define the audience</w:t>
+      </w:r>
+      <w:r>
+        <w:rPr>
+          <w:lang w:val="en-US"/>
+        </w:rPr>
+        <w:t>”</w:t>
+      </w:r>
+      <w:r>
+        <w:rPr>
+          <w:lang w:val="en-US"/>
+        </w:rPr>
+        <w:t>. This website targets 4 distinct groups</w:t>
       </w:r>
     </w:p>
     <w:p>
@@ -1315,6 +1463,12 @@
         </w:rPr>
         <w:t xml:space="preserve"> so their technical aptitude is moderate to high.</w:t>
       </w:r>
+      <w:r>
+        <w:rPr>
+          <w:lang w:val="en-US"/>
+        </w:rPr>
+        <w:t xml:space="preserve"> Because of this reason the interface must prioritize efficiency and professional data presentation.</w:t>
+      </w:r>
     </w:p>
     <w:p>
       <w:pPr>
@@ -1437,6 +1591,7 @@
         <w:rPr>
           <w:lang w:val="en-US"/>
         </w:rPr>
+        <w:lastRenderedPageBreak/>
         <w:t>TECHNICAL APTITUDE</w:t>
       </w:r>
     </w:p>
@@ -1496,376 +1651,429 @@
         <w:rPr>
           <w:lang w:val="en-US"/>
         </w:rPr>
+        <w:t>SECONDARY TARGET AUDIENCE</w:t>
+      </w:r>
+    </w:p>
+    <w:p>
+      <w:pPr>
+        <w:pStyle w:val="Heading5"/>
+        <w:rPr>
+          <w:lang w:val="en-US"/>
+        </w:rPr>
+      </w:pPr>
+      <w:r>
+        <w:rPr>
+          <w:lang w:val="en-US"/>
+        </w:rPr>
+        <w:t>EVENT ORGANISERS:</w:t>
+      </w:r>
+    </w:p>
+    <w:p>
+      <w:pPr>
+        <w:rPr>
+          <w:lang w:val="en-US"/>
+        </w:rPr>
+      </w:pPr>
+      <w:r>
+        <w:rPr>
+          <w:lang w:val="en-US"/>
+        </w:rPr>
+        <w:t>Individuals that need security services for event and usually need fast response to controlling crowd and event security personnel.</w:t>
+      </w:r>
+    </w:p>
+    <w:p>
+      <w:pPr>
+        <w:rPr>
+          <w:lang w:val="en-US"/>
+        </w:rPr>
+      </w:pPr>
+      <w:r>
+        <w:rPr>
+          <w:lang w:val="en-US"/>
+        </w:rPr>
+        <w:t>DEMOGRAPHICS:</w:t>
+      </w:r>
+    </w:p>
+    <w:p>
+      <w:pPr>
+        <w:rPr>
+          <w:lang w:val="en-US"/>
+        </w:rPr>
+      </w:pPr>
+      <w:r>
+        <w:rPr>
+          <w:lang w:val="en-US"/>
+        </w:rPr>
+        <w:t>Age = 20 to 50 years</w:t>
+      </w:r>
+    </w:p>
+    <w:p>
+      <w:pPr>
+        <w:rPr>
+          <w:lang w:val="en-US"/>
+        </w:rPr>
+      </w:pPr>
+      <w:r>
+        <w:rPr>
+          <w:lang w:val="en-US"/>
+        </w:rPr>
+        <w:t>Gender = Male and Female</w:t>
+      </w:r>
+    </w:p>
+    <w:p>
+      <w:pPr>
+        <w:rPr>
+          <w:lang w:val="en-US"/>
+        </w:rPr>
+      </w:pPr>
+      <w:r>
+        <w:rPr>
+          <w:lang w:val="en-US"/>
+        </w:rPr>
+        <w:t>Occupation = Event planners and coordinators.</w:t>
+      </w:r>
+    </w:p>
+    <w:p>
+      <w:pPr>
+        <w:rPr>
+          <w:lang w:val="en-US"/>
+        </w:rPr>
+      </w:pPr>
+      <w:r>
+        <w:rPr>
+          <w:lang w:val="en-US"/>
+        </w:rPr>
+        <w:t>Location = Local</w:t>
+      </w:r>
+      <w:r>
+        <w:rPr>
+          <w:lang w:val="en-US"/>
+        </w:rPr>
+        <w:t xml:space="preserve"> (Botswana)</w:t>
+      </w:r>
+    </w:p>
+    <w:p>
+      <w:pPr>
+        <w:rPr>
+          <w:lang w:val="en-US"/>
+        </w:rPr>
+      </w:pPr>
+      <w:r>
+        <w:rPr>
+          <w:lang w:val="en-US"/>
+        </w:rPr>
+        <w:t>TECHNICAL APTITUDE:</w:t>
+      </w:r>
+    </w:p>
+    <w:p>
+      <w:pPr>
+        <w:rPr>
+          <w:lang w:val="en-US"/>
+        </w:rPr>
+      </w:pPr>
+      <w:r>
+        <w:rPr>
+          <w:lang w:val="en-US"/>
+        </w:rPr>
+        <w:t>Moderate: Event organizers communicate and book with artist on the internet also send and receive emails through the internet so their level of aptitude is moderate.</w:t>
+      </w:r>
+    </w:p>
+    <w:p>
+      <w:pPr>
+        <w:pStyle w:val="Heading5"/>
+        <w:rPr>
+          <w:lang w:val="en-US"/>
+        </w:rPr>
+      </w:pPr>
+      <w:r>
+        <w:rPr>
+          <w:lang w:val="en-US"/>
+        </w:rPr>
+        <w:t>INDIVIDUALS</w:t>
+      </w:r>
+    </w:p>
+    <w:p>
+      <w:pPr>
+        <w:rPr>
+          <w:lang w:val="en-US"/>
+        </w:rPr>
+      </w:pPr>
+      <w:r>
+        <w:rPr>
+          <w:lang w:val="en-US"/>
+        </w:rPr>
+        <w:t>Home owners that need security services for their home and families for affordable prices, for example alarms and CCTV.</w:t>
+      </w:r>
+    </w:p>
+    <w:p>
+      <w:pPr>
+        <w:rPr>
+          <w:lang w:val="en-US"/>
+        </w:rPr>
+      </w:pPr>
+      <w:r>
+        <w:rPr>
+          <w:lang w:val="en-US"/>
+        </w:rPr>
+        <w:t>DEMOGRAPHICS:</w:t>
+      </w:r>
+    </w:p>
+    <w:p>
+      <w:pPr>
+        <w:rPr>
+          <w:lang w:val="en-US"/>
+        </w:rPr>
+      </w:pPr>
+      <w:r>
+        <w:rPr>
+          <w:lang w:val="en-US"/>
+        </w:rPr>
+        <w:t>Age = 25 to 80 years</w:t>
+      </w:r>
+    </w:p>
+    <w:p>
+      <w:pPr>
+        <w:rPr>
+          <w:lang w:val="en-US"/>
+        </w:rPr>
+      </w:pPr>
+      <w:r>
+        <w:rPr>
+          <w:lang w:val="en-US"/>
+        </w:rPr>
+        <w:t>Gender = Male and Female</w:t>
+      </w:r>
+    </w:p>
+    <w:p>
+      <w:pPr>
+        <w:rPr>
+          <w:lang w:val="en-US"/>
+        </w:rPr>
+      </w:pPr>
+      <w:r>
+        <w:rPr>
+          <w:lang w:val="en-US"/>
+        </w:rPr>
+        <w:t>Income level = Middle to High</w:t>
+      </w:r>
+    </w:p>
+    <w:p>
+      <w:pPr>
+        <w:rPr>
+          <w:lang w:val="en-US"/>
+        </w:rPr>
+      </w:pPr>
+      <w:r>
+        <w:rPr>
+          <w:lang w:val="en-US"/>
+        </w:rPr>
+        <w:t xml:space="preserve">Location = </w:t>
+      </w:r>
+      <w:r>
+        <w:rPr>
+          <w:lang w:val="en-US"/>
+        </w:rPr>
+        <w:t>Global</w:t>
+      </w:r>
+    </w:p>
+    <w:p>
+      <w:pPr>
+        <w:rPr>
+          <w:lang w:val="en-US"/>
+        </w:rPr>
+      </w:pPr>
+      <w:r>
+        <w:rPr>
+          <w:lang w:val="en-US"/>
+        </w:rPr>
+        <w:t>TECHNICAL APTITUDE:</w:t>
+      </w:r>
+    </w:p>
+    <w:p>
+      <w:pPr>
+        <w:rPr>
+          <w:lang w:val="en-US"/>
+        </w:rPr>
+      </w:pPr>
+      <w:r>
+        <w:rPr>
+          <w:lang w:val="en-US"/>
+        </w:rPr>
+        <w:t>Basic to High: People use personal computers and smart phones to browse the web and use social media applications to communicate so they at least know the basic of the internet.</w:t>
+      </w:r>
+    </w:p>
+    <w:p>
+      <w:pPr>
+        <w:rPr>
+          <w:lang w:val="en-US"/>
+        </w:rPr>
+      </w:pPr>
+      <w:r>
+        <w:rPr>
+          <w:lang w:val="en-US"/>
+        </w:rPr>
+        <w:t>There are other users who are advanced in terms of technical aptitude as some are programmers and Developers hence deal with the internet on a daily basis.</w:t>
+      </w:r>
+    </w:p>
+    <w:p>
+      <w:pPr>
+        <w:rPr>
+          <w:lang w:val="en-US"/>
+        </w:rPr>
+      </w:pPr>
+    </w:p>
+    <w:p>
+      <w:pPr>
+        <w:rPr>
+          <w:lang w:val="en-US"/>
+        </w:rPr>
+      </w:pPr>
+    </w:p>
+    <w:p>
+      <w:pPr>
+        <w:pStyle w:val="Heading1"/>
+        <w:rPr>
+          <w:lang w:val="en-US"/>
+        </w:rPr>
+      </w:pPr>
+      <w:r>
+        <w:rPr>
+          <w:lang w:val="en-US"/>
+        </w:rPr>
         <w:lastRenderedPageBreak/>
-        <w:t>SECONDARY TARGET AUDIENCE</w:t>
+        <w:t>TYPE OF WEBSITE</w:t>
+      </w:r>
+    </w:p>
+    <w:p>
+      <w:pPr>
+        <w:rPr>
+          <w:lang w:val="en-US"/>
+        </w:rPr>
+      </w:pPr>
+      <w:r>
+        <w:rPr>
+          <w:lang w:val="en-US"/>
+        </w:rPr>
+        <w:t>BUSSINESS WEBSITE</w:t>
+      </w:r>
+    </w:p>
+    <w:p>
+      <w:pPr>
+        <w:rPr>
+          <w:lang w:val="en-US"/>
+        </w:rPr>
+      </w:pPr>
+      <w:r>
+        <w:rPr>
+          <w:lang w:val="en-US"/>
+        </w:rPr>
+        <w:t>This website aim is to represent Monameng Security Company online and build a professional brand image of the Company online.</w:t>
+      </w:r>
+    </w:p>
+    <w:p>
+      <w:pPr>
+        <w:rPr>
+          <w:lang w:val="en-US"/>
+        </w:rPr>
+      </w:pPr>
+      <w:r>
+        <w:rPr>
+          <w:lang w:val="en-US"/>
+        </w:rPr>
+        <w:t>Monameng security services website aim to promote security services offered by the company.</w:t>
+      </w:r>
+    </w:p>
+    <w:p>
+      <w:pPr>
+        <w:rPr>
+          <w:lang w:val="en-US"/>
+        </w:rPr>
+      </w:pPr>
+      <w:r>
+        <w:rPr>
+          <w:lang w:val="en-US"/>
+        </w:rPr>
+        <w:t>This website will let users apply for services offered by the company.</w:t>
+      </w:r>
+    </w:p>
+    <w:p>
+      <w:pPr>
+        <w:rPr>
+          <w:lang w:val="en-US"/>
+        </w:rPr>
+      </w:pPr>
+      <w:r>
+        <w:rPr>
+          <w:lang w:val="en-US"/>
+        </w:rPr>
+        <w:t>The website will present information, services, past projects and a contact form.</w:t>
+      </w:r>
+    </w:p>
+    <w:p>
+      <w:pPr>
+        <w:rPr>
+          <w:lang w:val="en-US"/>
+        </w:rPr>
+      </w:pPr>
+      <w:r>
+        <w:rPr>
+          <w:lang w:val="en-US"/>
+        </w:rPr>
+        <w:t>This website will educate visitors on types of services and their importance that are offered by the company.</w:t>
       </w:r>
     </w:p>
     <w:p>
       <w:pPr>
         <w:pStyle w:val="Heading5"/>
-        <w:rPr>
-          <w:lang w:val="en-US"/>
-        </w:rPr>
-      </w:pPr>
-      <w:r>
-        <w:rPr>
-          <w:lang w:val="en-US"/>
-        </w:rPr>
-        <w:t>EVENT ORGANISERS:</w:t>
-      </w:r>
-    </w:p>
-    <w:p>
-      <w:pPr>
-        <w:rPr>
-          <w:lang w:val="en-US"/>
-        </w:rPr>
-      </w:pPr>
-      <w:r>
-        <w:rPr>
-          <w:lang w:val="en-US"/>
-        </w:rPr>
-        <w:t>Individuals that need security services for event and usually need fast response to controlling crowd and event security personnel.</w:t>
-      </w:r>
-    </w:p>
-    <w:p>
-      <w:pPr>
-        <w:rPr>
-          <w:lang w:val="en-US"/>
-        </w:rPr>
-      </w:pPr>
-      <w:r>
-        <w:rPr>
-          <w:lang w:val="en-US"/>
-        </w:rPr>
-        <w:t>DEMOGRAPHICS:</w:t>
-      </w:r>
-    </w:p>
-    <w:p>
-      <w:pPr>
-        <w:rPr>
-          <w:lang w:val="en-US"/>
-        </w:rPr>
-      </w:pPr>
-      <w:r>
-        <w:rPr>
-          <w:lang w:val="en-US"/>
-        </w:rPr>
-        <w:t>Age = 20 to 50 years</w:t>
-      </w:r>
-    </w:p>
-    <w:p>
-      <w:pPr>
-        <w:rPr>
-          <w:lang w:val="en-US"/>
-        </w:rPr>
-      </w:pPr>
-      <w:r>
-        <w:rPr>
-          <w:lang w:val="en-US"/>
-        </w:rPr>
-        <w:t>Gender = Male and Female</w:t>
-      </w:r>
-    </w:p>
-    <w:p>
-      <w:pPr>
-        <w:rPr>
-          <w:lang w:val="en-US"/>
-        </w:rPr>
-      </w:pPr>
-      <w:r>
-        <w:rPr>
-          <w:lang w:val="en-US"/>
-        </w:rPr>
-        <w:t>Occupation = Event planners and coordinators.</w:t>
-      </w:r>
-    </w:p>
-    <w:p>
-      <w:pPr>
-        <w:rPr>
-          <w:lang w:val="en-US"/>
-        </w:rPr>
-      </w:pPr>
-      <w:r>
-        <w:rPr>
-          <w:lang w:val="en-US"/>
-        </w:rPr>
-        <w:t>Location = Local</w:t>
-      </w:r>
-      <w:r>
-        <w:rPr>
-          <w:lang w:val="en-US"/>
-        </w:rPr>
-        <w:t xml:space="preserve"> (Botswana)</w:t>
-      </w:r>
-    </w:p>
-    <w:p>
-      <w:pPr>
-        <w:rPr>
-          <w:lang w:val="en-US"/>
-        </w:rPr>
-      </w:pPr>
-      <w:r>
-        <w:rPr>
-          <w:lang w:val="en-US"/>
-        </w:rPr>
-        <w:t>TECHNICAL APTITUDE:</w:t>
-      </w:r>
-    </w:p>
-    <w:p>
-      <w:pPr>
-        <w:rPr>
-          <w:lang w:val="en-US"/>
-        </w:rPr>
-      </w:pPr>
-      <w:r>
-        <w:rPr>
-          <w:lang w:val="en-US"/>
-        </w:rPr>
-        <w:t>Moderate: Event organizers communicate and book with artist on the internet also send and receive emails through the internet so their level of aptitude is moderate.</w:t>
-      </w:r>
-    </w:p>
-    <w:p>
-      <w:pPr>
-        <w:pStyle w:val="Heading5"/>
-        <w:rPr>
-          <w:lang w:val="en-US"/>
-        </w:rPr>
-      </w:pPr>
-      <w:r>
-        <w:rPr>
-          <w:lang w:val="en-US"/>
-        </w:rPr>
-        <w:t>INDIVIDUALS</w:t>
-      </w:r>
-    </w:p>
-    <w:p>
-      <w:pPr>
-        <w:rPr>
-          <w:lang w:val="en-US"/>
-        </w:rPr>
-      </w:pPr>
-      <w:r>
-        <w:rPr>
-          <w:lang w:val="en-US"/>
-        </w:rPr>
-        <w:t>Home owners that need security services for their home and families for affordable prices, for example alarms and CCTV.</w:t>
-      </w:r>
-    </w:p>
-    <w:p>
-      <w:pPr>
-        <w:rPr>
-          <w:lang w:val="en-US"/>
-        </w:rPr>
-      </w:pPr>
-      <w:r>
-        <w:rPr>
-          <w:lang w:val="en-US"/>
-        </w:rPr>
-        <w:t>DEMOGRAPHICS:</w:t>
-      </w:r>
-    </w:p>
-    <w:p>
-      <w:pPr>
-        <w:rPr>
-          <w:lang w:val="en-US"/>
-        </w:rPr>
-      </w:pPr>
-      <w:r>
-        <w:rPr>
-          <w:lang w:val="en-US"/>
-        </w:rPr>
-        <w:t>Age = 25 to 80 years</w:t>
-      </w:r>
-    </w:p>
-    <w:p>
-      <w:pPr>
-        <w:rPr>
-          <w:lang w:val="en-US"/>
-        </w:rPr>
-      </w:pPr>
-      <w:r>
-        <w:rPr>
-          <w:lang w:val="en-US"/>
-        </w:rPr>
-        <w:t>Gender = Male and Female</w:t>
-      </w:r>
-    </w:p>
-    <w:p>
-      <w:pPr>
-        <w:rPr>
-          <w:lang w:val="en-US"/>
-        </w:rPr>
-      </w:pPr>
-      <w:r>
-        <w:rPr>
-          <w:lang w:val="en-US"/>
-        </w:rPr>
-        <w:t>Income level = Middle to High</w:t>
-      </w:r>
-    </w:p>
-    <w:p>
-      <w:pPr>
-        <w:rPr>
-          <w:lang w:val="en-US"/>
-        </w:rPr>
-      </w:pPr>
-      <w:r>
-        <w:rPr>
-          <w:lang w:val="en-US"/>
-        </w:rPr>
-        <w:t xml:space="preserve">Location = </w:t>
-      </w:r>
-      <w:r>
-        <w:rPr>
-          <w:lang w:val="en-US"/>
-        </w:rPr>
-        <w:t>Global</w:t>
-      </w:r>
-    </w:p>
-    <w:p>
-      <w:pPr>
-        <w:rPr>
-          <w:lang w:val="en-US"/>
-        </w:rPr>
-      </w:pPr>
-      <w:r>
-        <w:rPr>
-          <w:lang w:val="en-US"/>
-        </w:rPr>
-        <w:t>TECHNICAL APTITUDE:</w:t>
-      </w:r>
-    </w:p>
-    <w:p>
-      <w:pPr>
-        <w:rPr>
-          <w:lang w:val="en-US"/>
-        </w:rPr>
-      </w:pPr>
-      <w:r>
-        <w:rPr>
-          <w:lang w:val="en-US"/>
-        </w:rPr>
-        <w:t>Basic to High: People use personal computers and smart phones to browse the web and use social media applications to communicate so they at least know the basic of the internet.</w:t>
-      </w:r>
-    </w:p>
-    <w:p>
-      <w:pPr>
-        <w:rPr>
-          <w:lang w:val="en-US"/>
-        </w:rPr>
-      </w:pPr>
-      <w:r>
-        <w:rPr>
-          <w:lang w:val="en-US"/>
-        </w:rPr>
-        <w:t>There are other users who are advanced in terms of technical aptitude as some are programmers and Developers hence deal with the internet on a daily basis.</w:t>
-      </w:r>
-    </w:p>
-    <w:p>
-      <w:pPr>
-        <w:rPr>
-          <w:lang w:val="en-US"/>
-        </w:rPr>
-      </w:pPr>
-    </w:p>
-    <w:p>
-      <w:pPr>
-        <w:rPr>
-          <w:lang w:val="en-US"/>
-        </w:rPr>
-      </w:pPr>
-    </w:p>
-    <w:p>
-      <w:pPr>
-        <w:pStyle w:val="Heading1"/>
-        <w:rPr>
-          <w:lang w:val="en-US"/>
-        </w:rPr>
-      </w:pPr>
-      <w:r>
-        <w:rPr>
-          <w:lang w:val="en-US"/>
-        </w:rPr>
-        <w:t>TYPE OF WEBSITE</w:t>
-      </w:r>
-    </w:p>
-    <w:p>
-      <w:pPr>
-        <w:rPr>
-          <w:lang w:val="en-US"/>
-        </w:rPr>
-      </w:pPr>
-      <w:r>
-        <w:rPr>
-          <w:lang w:val="en-US"/>
-        </w:rPr>
-        <w:t>BUSSINESS WEBSITE</w:t>
-      </w:r>
-    </w:p>
-    <w:p>
-      <w:pPr>
-        <w:rPr>
-          <w:lang w:val="en-US"/>
-        </w:rPr>
-      </w:pPr>
-      <w:r>
-        <w:rPr>
-          <w:lang w:val="en-US"/>
-        </w:rPr>
-        <w:t>This website aim is to represent Monameng Security Company online and build a professional brand image of the Company online.</w:t>
-      </w:r>
-    </w:p>
-    <w:p>
-      <w:pPr>
-        <w:rPr>
-          <w:lang w:val="en-US"/>
-        </w:rPr>
-      </w:pPr>
-      <w:r>
-        <w:rPr>
-          <w:lang w:val="en-US"/>
-        </w:rPr>
-        <w:t>Monameng security services website aim to promote security services offered by the company.</w:t>
-      </w:r>
-    </w:p>
-    <w:p>
-      <w:pPr>
-        <w:rPr>
-          <w:lang w:val="en-US"/>
-        </w:rPr>
-      </w:pPr>
-      <w:r>
-        <w:rPr>
-          <w:lang w:val="en-US"/>
-        </w:rPr>
-        <w:t>This website will let users apply for services offered by the company.</w:t>
-      </w:r>
-    </w:p>
-    <w:p>
-      <w:pPr>
-        <w:rPr>
-          <w:lang w:val="en-US"/>
-        </w:rPr>
-      </w:pPr>
-      <w:r>
-        <w:rPr>
-          <w:lang w:val="en-US"/>
-        </w:rPr>
-        <w:lastRenderedPageBreak/>
-        <w:t>The website will present information, services, past projects and a contact form.</w:t>
-      </w:r>
-    </w:p>
-    <w:p>
-      <w:pPr>
-        <w:rPr>
-          <w:lang w:val="en-US"/>
-        </w:rPr>
-      </w:pPr>
-      <w:r>
-        <w:rPr>
-          <w:lang w:val="en-US"/>
-        </w:rPr>
-        <w:t>This website will educate visitors on types of services and their importance that are offered by the company.</w:t>
+        <w:ind w:firstLine="720"/>
+        <w:rPr>
+          <w:lang w:val="en-US"/>
+        </w:rPr>
+      </w:pPr>
+      <w:r>
+        <w:rPr>
+          <w:lang w:val="en-US"/>
+        </w:rPr>
+        <w:t>REFERENCENCES</w:t>
+      </w:r>
+    </w:p>
+    <w:p>
+      <w:pPr>
+        <w:rPr>
+          <w:lang w:val="en-US"/>
+        </w:rPr>
+      </w:pPr>
+      <w:r>
+        <w:rPr>
+          <w:lang w:val="en-US"/>
+        </w:rPr>
+        <w:t>Nielsen, J. (2014). 10 Usability Heuristics for user Interface Design. Nielsen Norman Group.</w:t>
+      </w:r>
+    </w:p>
+    <w:p>
+      <w:pPr>
+        <w:rPr>
+          <w:lang w:val="en-US"/>
+        </w:rPr>
+      </w:pPr>
+      <w:r>
+        <w:rPr>
+          <w:lang w:val="en-US"/>
+        </w:rPr>
+        <w:t>Sklar, J. (2014). Principles of Web Design 6</w:t>
+      </w:r>
+      <w:r>
+        <w:rPr>
+          <w:vertAlign w:val="superscript"/>
+          <w:lang w:val="en-US"/>
+        </w:rPr>
+        <w:t>th</w:t>
+      </w:r>
+      <w:r>
+        <w:rPr>
+          <w:lang w:val="en-US"/>
+        </w:rPr>
+        <w:t xml:space="preserve"> edition. </w:t>
       </w:r>
     </w:p>
     <w:p>
@@ -2069,7 +2277,19 @@
         <w:rPr>
           <w:lang w:val="en-US"/>
         </w:rPr>
-        <w:t>The home page consists of company name, a company description, logo, and navigation to other pages</w:t>
+        <w:t>The home page consists of company name, a company description, logo,</w:t>
+      </w:r>
+      <w:r>
+        <w:rPr>
+          <w:lang w:val="en-US"/>
+        </w:rPr>
+        <w:t xml:space="preserve"> search bar,</w:t>
+      </w:r>
+      <w:r>
+        <w:rPr>
+          <w:lang w:val="en-US"/>
+        </w:rPr>
+        <w:t xml:space="preserve"> and navigation to other pages</w:t>
       </w:r>
       <w:r>
         <w:rPr>
@@ -2111,7 +2331,37 @@
         <w:rPr>
           <w:lang w:val="en-US"/>
         </w:rPr>
-        <w:t>company name, logo, and navigation to other pages.</w:t>
+        <w:t>company name, logo,</w:t>
+      </w:r>
+      <w:r>
+        <w:rPr>
+          <w:lang w:val="en-US"/>
+        </w:rPr>
+        <w:t xml:space="preserve"> search bar,</w:t>
+      </w:r>
+      <w:r>
+        <w:rPr>
+          <w:lang w:val="en-US"/>
+        </w:rPr>
+        <w:t xml:space="preserve"> call to action link</w:t>
+      </w:r>
+      <w:r>
+        <w:rPr>
+          <w:lang w:val="en-US"/>
+        </w:rPr>
+        <w:t xml:space="preserve"> </w:t>
+      </w:r>
+      <w:r>
+        <w:rPr>
+          <w:lang w:val="en-US"/>
+        </w:rPr>
+        <w:t xml:space="preserve">(apply link), </w:t>
+      </w:r>
+      <w:r>
+        <w:rPr>
+          <w:lang w:val="en-US"/>
+        </w:rPr>
+        <w:t>and navigation to other pages.</w:t>
       </w:r>
     </w:p>
     <w:p>
@@ -2129,19 +2379,37 @@
         <w:rPr>
           <w:lang w:val="en-US"/>
         </w:rPr>
+        <w:t>It will have a hero section to attract more customers</w:t>
+      </w:r>
+    </w:p>
+    <w:p>
+      <w:pPr>
+        <w:pStyle w:val="ListParagraph"/>
+        <w:numPr>
+          <w:ilvl w:val="0"/>
+          <w:numId w:val="3"/>
+        </w:numPr>
+        <w:rPr>
+          <w:lang w:val="en-US"/>
+        </w:rPr>
+      </w:pPr>
+      <w:r>
+        <w:rPr>
+          <w:lang w:val="en-US"/>
+        </w:rPr>
         <w:t>The main section will consist of the company description</w:t>
       </w:r>
       <w:r>
         <w:rPr>
           <w:lang w:val="en-US"/>
         </w:rPr>
-        <w:t xml:space="preserve"> and direct </w:t>
-      </w:r>
-      <w:r>
-        <w:rPr>
-          <w:lang w:val="en-US"/>
-        </w:rPr>
-        <w:t>link to apply.</w:t>
+        <w:t>, what the company do</w:t>
+      </w:r>
+      <w:r>
+        <w:rPr>
+          <w:lang w:val="en-US"/>
+        </w:rPr>
+        <w:t>.</w:t>
       </w:r>
     </w:p>
     <w:p>
@@ -2159,13 +2427,26 @@
         <w:rPr>
           <w:lang w:val="en-US"/>
         </w:rPr>
+        <w:lastRenderedPageBreak/>
         <w:t xml:space="preserve">This involves the </w:t>
       </w:r>
       <w:r>
         <w:rPr>
           <w:lang w:val="en-US"/>
         </w:rPr>
-        <w:t>Footer that consist of contact, copyright information and privacy</w:t>
+        <w:t>Footer that consist of contact, copyright information</w:t>
+      </w:r>
+      <w:r>
+        <w:rPr>
+          <w:lang w:val="en-US"/>
+        </w:rPr>
+        <w:t>, legal</w:t>
+      </w:r>
+      <w:r>
+        <w:rPr>
+          <w:lang w:val="en-US"/>
+        </w:rPr>
+        <w:t xml:space="preserve"> and privacy</w:t>
       </w:r>
     </w:p>
     <w:p>
@@ -2226,7 +2507,31 @@
         <w:rPr>
           <w:lang w:val="en-US"/>
         </w:rPr>
-        <w:t xml:space="preserve">The Header consists of navigation to other pages. </w:t>
+        <w:t xml:space="preserve">This involves the Header that consists </w:t>
+      </w:r>
+      <w:r>
+        <w:rPr>
+          <w:lang w:val="en-US"/>
+        </w:rPr>
+        <w:t xml:space="preserve">of </w:t>
+      </w:r>
+      <w:r>
+        <w:rPr>
+          <w:lang w:val="en-US"/>
+        </w:rPr>
+        <w:t>company name, logo,</w:t>
+      </w:r>
+      <w:r>
+        <w:rPr>
+          <w:lang w:val="en-US"/>
+        </w:rPr>
+        <w:t xml:space="preserve"> search bar, call to action link (apply link), </w:t>
+      </w:r>
+      <w:r>
+        <w:rPr>
+          <w:lang w:val="en-US"/>
+        </w:rPr>
+        <w:t>and navigation to other pages.</w:t>
       </w:r>
     </w:p>
     <w:p>
@@ -2274,7 +2579,158 @@
         <w:rPr>
           <w:lang w:val="en-US"/>
         </w:rPr>
-        <w:t>This involves the Footer that consist of contact, copyright information and privacy</w:t>
+        <w:t>The side bar to add additional information.</w:t>
+      </w:r>
+    </w:p>
+    <w:p>
+      <w:pPr>
+        <w:pStyle w:val="ListParagraph"/>
+        <w:numPr>
+          <w:ilvl w:val="0"/>
+          <w:numId w:val="3"/>
+        </w:numPr>
+        <w:rPr>
+          <w:lang w:val="en-US"/>
+        </w:rPr>
+      </w:pPr>
+      <w:r>
+        <w:rPr>
+          <w:lang w:val="en-US"/>
+        </w:rPr>
+        <w:t>This involves the Footer that consist of contact, copyright information, legal</w:t>
+      </w:r>
+      <w:r>
+        <w:rPr>
+          <w:lang w:val="en-US"/>
+        </w:rPr>
+        <w:t>,</w:t>
+      </w:r>
+      <w:r>
+        <w:rPr>
+          <w:lang w:val="en-US"/>
+        </w:rPr>
+        <w:t xml:space="preserve"> and privacy</w:t>
+      </w:r>
+    </w:p>
+    <w:p>
+      <w:pPr>
+        <w:rPr>
+          <w:lang w:val="en-US"/>
+        </w:rPr>
+      </w:pPr>
+      <w:r>
+        <w:rPr>
+          <w:lang w:val="en-US"/>
+        </w:rPr>
+        <w:t>SERVICES</w:t>
+      </w:r>
+    </w:p>
+    <w:p>
+      <w:pPr>
+        <w:pStyle w:val="ListParagraph"/>
+        <w:numPr>
+          <w:ilvl w:val="0"/>
+          <w:numId w:val="3"/>
+        </w:numPr>
+        <w:rPr>
+          <w:lang w:val="en-US"/>
+        </w:rPr>
+      </w:pPr>
+      <w:r>
+        <w:rPr>
+          <w:lang w:val="en-US"/>
+        </w:rPr>
+        <w:t xml:space="preserve">Contains </w:t>
+      </w:r>
+      <w:r>
+        <w:rPr>
+          <w:lang w:val="en-US"/>
+        </w:rPr>
+        <w:t xml:space="preserve">services that the company offers </w:t>
+      </w:r>
+    </w:p>
+    <w:p>
+      <w:pPr>
+        <w:pStyle w:val="ListParagraph"/>
+        <w:numPr>
+          <w:ilvl w:val="0"/>
+          <w:numId w:val="3"/>
+        </w:numPr>
+        <w:rPr>
+          <w:lang w:val="en-US"/>
+        </w:rPr>
+      </w:pPr>
+      <w:r>
+        <w:rPr>
+          <w:lang w:val="en-US"/>
+        </w:rPr>
+        <w:t xml:space="preserve">This involves the Header that consists </w:t>
+      </w:r>
+      <w:r>
+        <w:rPr>
+          <w:lang w:val="en-US"/>
+        </w:rPr>
+        <w:t xml:space="preserve">of </w:t>
+      </w:r>
+      <w:r>
+        <w:rPr>
+          <w:lang w:val="en-US"/>
+        </w:rPr>
+        <w:t>company name, logo,</w:t>
+      </w:r>
+      <w:r>
+        <w:rPr>
+          <w:lang w:val="en-US"/>
+        </w:rPr>
+        <w:t xml:space="preserve"> search bar, call to action link (apply link), </w:t>
+      </w:r>
+      <w:r>
+        <w:rPr>
+          <w:lang w:val="en-US"/>
+        </w:rPr>
+        <w:t>and navigation to other pages.</w:t>
+      </w:r>
+    </w:p>
+    <w:p>
+      <w:pPr>
+        <w:pStyle w:val="ListParagraph"/>
+        <w:numPr>
+          <w:ilvl w:val="0"/>
+          <w:numId w:val="3"/>
+        </w:numPr>
+        <w:rPr>
+          <w:lang w:val="en-US"/>
+        </w:rPr>
+      </w:pPr>
+      <w:r>
+        <w:rPr>
+          <w:lang w:val="en-US"/>
+        </w:rPr>
+        <w:t xml:space="preserve">The main section </w:t>
+      </w:r>
+      <w:r>
+        <w:rPr>
+          <w:lang w:val="en-US"/>
+        </w:rPr>
+        <w:t>has CCTV</w:t>
+      </w:r>
+      <w:r>
+        <w:rPr>
+          <w:lang w:val="en-US"/>
+        </w:rPr>
+        <w:t xml:space="preserve"> installation, </w:t>
+      </w:r>
+      <w:r>
+        <w:rPr>
+          <w:lang w:val="en-US"/>
+        </w:rPr>
+        <w:t>armed response, access control, alarms</w:t>
+      </w:r>
+      <w:r>
+        <w:rPr>
+          <w:lang w:val="en-US"/>
+        </w:rPr>
+        <w:t xml:space="preserve"> services and a direct link to Apply</w:t>
       </w:r>
       <w:r>
         <w:rPr>
@@ -2282,18 +2738,11 @@
         </w:rPr>
         <w:t>.</w:t>
       </w:r>
-    </w:p>
-    <w:p>
-      <w:pPr>
-        <w:rPr>
-          <w:lang w:val="en-US"/>
-        </w:rPr>
-      </w:pPr>
-      <w:r>
-        <w:rPr>
-          <w:lang w:val="en-US"/>
-        </w:rPr>
-        <w:t>SERVICES</w:t>
+      <w:r>
+        <w:rPr>
+          <w:lang w:val="en-US"/>
+        </w:rPr>
+        <w:t xml:space="preserve"> </w:t>
       </w:r>
     </w:p>
     <w:p>
@@ -2311,13 +2760,7 @@
         <w:rPr>
           <w:lang w:val="en-US"/>
         </w:rPr>
-        <w:t xml:space="preserve">Contains </w:t>
-      </w:r>
-      <w:r>
-        <w:rPr>
-          <w:lang w:val="en-US"/>
-        </w:rPr>
-        <w:t xml:space="preserve">services that the company offers </w:t>
+        <w:t>The side bar to add additional information.</w:t>
       </w:r>
     </w:p>
     <w:p>
@@ -2335,7 +2778,32 @@
         <w:rPr>
           <w:lang w:val="en-US"/>
         </w:rPr>
-        <w:t>The Header consists of navigation to other pages.</w:t>
+        <w:t>This involves the Footer that consist of contact, copyright information, legal</w:t>
+      </w:r>
+      <w:r>
+        <w:rPr>
+          <w:lang w:val="en-US"/>
+        </w:rPr>
+        <w:t xml:space="preserve">, </w:t>
+      </w:r>
+      <w:r>
+        <w:rPr>
+          <w:lang w:val="en-US"/>
+        </w:rPr>
+        <w:t>and privacy</w:t>
+      </w:r>
+    </w:p>
+    <w:p>
+      <w:pPr>
+        <w:rPr>
+          <w:lang w:val="en-US"/>
+        </w:rPr>
+      </w:pPr>
+      <w:r>
+        <w:rPr>
+          <w:lang w:val="en-US"/>
+        </w:rPr>
+        <w:t>PROJECTS</w:t>
       </w:r>
     </w:p>
     <w:p>
@@ -2353,31 +2821,13 @@
         <w:rPr>
           <w:lang w:val="en-US"/>
         </w:rPr>
-        <w:t xml:space="preserve">The main section </w:t>
-      </w:r>
-      <w:r>
-        <w:rPr>
-          <w:lang w:val="en-US"/>
-        </w:rPr>
-        <w:t>has CCTV</w:t>
-      </w:r>
-      <w:r>
-        <w:rPr>
-          <w:lang w:val="en-US"/>
-        </w:rPr>
-        <w:t xml:space="preserve"> installation, </w:t>
-      </w:r>
-      <w:r>
-        <w:rPr>
-          <w:lang w:val="en-US"/>
-        </w:rPr>
-        <w:t>armed response, access control, alarms</w:t>
-      </w:r>
-      <w:r>
-        <w:rPr>
-          <w:lang w:val="en-US"/>
-        </w:rPr>
-        <w:t xml:space="preserve"> services and a direct link to Apply</w:t>
+        <w:t>It will have r</w:t>
+      </w:r>
+      <w:r>
+        <w:rPr>
+          <w:lang w:val="en-US"/>
+        </w:rPr>
+        <w:t>ecent Installations</w:t>
       </w:r>
       <w:r>
         <w:rPr>
@@ -2401,27 +2851,31 @@
         <w:rPr>
           <w:lang w:val="en-US"/>
         </w:rPr>
-        <w:t>This involves the Footer that consist of contact, copyright information and privacy</w:t>
-      </w:r>
-      <w:r>
-        <w:rPr>
-          <w:lang w:val="en-US"/>
-        </w:rPr>
-        <w:t>.</w:t>
-      </w:r>
-    </w:p>
-    <w:p>
-      <w:pPr>
-        <w:rPr>
-          <w:lang w:val="en-US"/>
-        </w:rPr>
-      </w:pPr>
-      <w:r>
-        <w:rPr>
-          <w:lang w:val="en-US"/>
-        </w:rPr>
-        <w:lastRenderedPageBreak/>
-        <w:t>PROJECTS</w:t>
+        <w:t xml:space="preserve">This involves the Header that consists </w:t>
+      </w:r>
+      <w:r>
+        <w:rPr>
+          <w:lang w:val="en-US"/>
+        </w:rPr>
+        <w:t xml:space="preserve">of </w:t>
+      </w:r>
+      <w:r>
+        <w:rPr>
+          <w:lang w:val="en-US"/>
+        </w:rPr>
+        <w:t>company name, logo,</w:t>
+      </w:r>
+      <w:r>
+        <w:rPr>
+          <w:lang w:val="en-US"/>
+        </w:rPr>
+        <w:t xml:space="preserve"> search bar, call to action link (apply link), </w:t>
+      </w:r>
+      <w:r>
+        <w:rPr>
+          <w:lang w:val="en-US"/>
+        </w:rPr>
+        <w:t>and navigation to other pages.</w:t>
       </w:r>
     </w:p>
     <w:p>
@@ -2439,19 +2893,7 @@
         <w:rPr>
           <w:lang w:val="en-US"/>
         </w:rPr>
-        <w:t>It will have r</w:t>
-      </w:r>
-      <w:r>
-        <w:rPr>
-          <w:lang w:val="en-US"/>
-        </w:rPr>
-        <w:t>ecent Installations</w:t>
-      </w:r>
-      <w:r>
-        <w:rPr>
-          <w:lang w:val="en-US"/>
-        </w:rPr>
-        <w:t>.</w:t>
+        <w:t>The main section has information like recent Installation and current big projects.</w:t>
       </w:r>
     </w:p>
     <w:p>
@@ -2469,7 +2911,7 @@
         <w:rPr>
           <w:lang w:val="en-US"/>
         </w:rPr>
-        <w:t xml:space="preserve">The Header consists of navigation to other pages. </w:t>
+        <w:t>The side bar to add additional information.</w:t>
       </w:r>
     </w:p>
     <w:p>
@@ -2487,7 +2929,32 @@
         <w:rPr>
           <w:lang w:val="en-US"/>
         </w:rPr>
-        <w:t>The main section has information like recent Installation and current big projects.</w:t>
+        <w:t>This involves the Footer that consist of contact, copyright information, legal</w:t>
+      </w:r>
+      <w:r>
+        <w:rPr>
+          <w:lang w:val="en-US"/>
+        </w:rPr>
+        <w:t>,</w:t>
+      </w:r>
+      <w:r>
+        <w:rPr>
+          <w:lang w:val="en-US"/>
+        </w:rPr>
+        <w:t xml:space="preserve"> and privacy</w:t>
+      </w:r>
+    </w:p>
+    <w:p>
+      <w:pPr>
+        <w:rPr>
+          <w:lang w:val="en-US"/>
+        </w:rPr>
+      </w:pPr>
+      <w:r>
+        <w:rPr>
+          <w:lang w:val="en-US"/>
+        </w:rPr>
+        <w:t>FEEDBACK</w:t>
       </w:r>
     </w:p>
     <w:p>
@@ -2505,26 +2972,19 @@
         <w:rPr>
           <w:lang w:val="en-US"/>
         </w:rPr>
-        <w:t>This involves the Footer that consist of contact, copyright information and privacy</w:t>
-      </w:r>
-      <w:r>
-        <w:rPr>
-          <w:lang w:val="en-US"/>
-        </w:rPr>
-        <w:t>.</w:t>
-      </w:r>
-    </w:p>
-    <w:p>
-      <w:pPr>
-        <w:rPr>
-          <w:lang w:val="en-US"/>
-        </w:rPr>
-      </w:pPr>
-      <w:r>
-        <w:rPr>
-          <w:lang w:val="en-US"/>
-        </w:rPr>
-        <w:t>FEEDBACK</w:t>
+        <w:t xml:space="preserve">Consists of </w:t>
+      </w:r>
+      <w:r>
+        <w:rPr>
+          <w:lang w:val="en-US"/>
+        </w:rPr>
+        <w:t>client’s</w:t>
+      </w:r>
+      <w:r>
+        <w:rPr>
+          <w:lang w:val="en-US"/>
+        </w:rPr>
+        <w:t xml:space="preserve"> testimonials about the services offered by the company.</w:t>
       </w:r>
     </w:p>
     <w:p>
@@ -2542,19 +3002,37 @@
         <w:rPr>
           <w:lang w:val="en-US"/>
         </w:rPr>
-        <w:t xml:space="preserve">Consists of </w:t>
-      </w:r>
-      <w:r>
-        <w:rPr>
-          <w:lang w:val="en-US"/>
-        </w:rPr>
-        <w:t>client’s</w:t>
-      </w:r>
-      <w:r>
-        <w:rPr>
-          <w:lang w:val="en-US"/>
-        </w:rPr>
-        <w:t xml:space="preserve"> testimonials about the services offered by the company.</w:t>
+        <w:t xml:space="preserve">This involves the Header that consists </w:t>
+      </w:r>
+      <w:r>
+        <w:rPr>
+          <w:lang w:val="en-US"/>
+        </w:rPr>
+        <w:t xml:space="preserve">of </w:t>
+      </w:r>
+      <w:r>
+        <w:rPr>
+          <w:lang w:val="en-US"/>
+        </w:rPr>
+        <w:t>company name, logo,</w:t>
+      </w:r>
+      <w:r>
+        <w:rPr>
+          <w:lang w:val="en-US"/>
+        </w:rPr>
+        <w:t xml:space="preserve"> search bar, call to action link (apply link), </w:t>
+      </w:r>
+      <w:r>
+        <w:rPr>
+          <w:lang w:val="en-US"/>
+        </w:rPr>
+        <w:t>and navigation to other pages.</w:t>
+      </w:r>
+      <w:r>
+        <w:rPr>
+          <w:lang w:val="en-US"/>
+        </w:rPr>
+        <w:t xml:space="preserve"> </w:t>
       </w:r>
     </w:p>
     <w:p>
@@ -2572,7 +3050,7 @@
         <w:rPr>
           <w:lang w:val="en-US"/>
         </w:rPr>
-        <w:t xml:space="preserve">The Header consists of navigation to other pages. </w:t>
+        <w:t>The main section has the form that allow the clients to give feedback about services offered by the company</w:t>
       </w:r>
     </w:p>
     <w:p>
@@ -2590,7 +3068,7 @@
         <w:rPr>
           <w:lang w:val="en-US"/>
         </w:rPr>
-        <w:t>The main section has the form that allow the clients to give feedback about services offered by the company</w:t>
+        <w:t>The side bar to add additional information.</w:t>
       </w:r>
     </w:p>
     <w:p>
@@ -2608,7 +3086,7 @@
         <w:rPr>
           <w:lang w:val="en-US"/>
         </w:rPr>
-        <w:t>This involves the Footer that consist of contact, copyright information and privacy</w:t>
+        <w:t>This involves the Footer that consist of contact, copyright information, legal, and privacy</w:t>
       </w:r>
     </w:p>
     <w:p>
@@ -2672,7 +3150,31 @@
         <w:rPr>
           <w:lang w:val="en-US"/>
         </w:rPr>
-        <w:t>The Header consists of navigation to other pages.</w:t>
+        <w:t xml:space="preserve">This involves the Header that consists </w:t>
+      </w:r>
+      <w:r>
+        <w:rPr>
+          <w:lang w:val="en-US"/>
+        </w:rPr>
+        <w:t xml:space="preserve">of </w:t>
+      </w:r>
+      <w:r>
+        <w:rPr>
+          <w:lang w:val="en-US"/>
+        </w:rPr>
+        <w:t>company name, logo,</w:t>
+      </w:r>
+      <w:r>
+        <w:rPr>
+          <w:lang w:val="en-US"/>
+        </w:rPr>
+        <w:t xml:space="preserve"> search bar, call to action link (apply link), </w:t>
+      </w:r>
+      <w:r>
+        <w:rPr>
+          <w:lang w:val="en-US"/>
+        </w:rPr>
+        <w:t>and navigation to other pages.</w:t>
       </w:r>
     </w:p>
     <w:p>
@@ -2744,7 +3246,46 @@
         <w:rPr>
           <w:lang w:val="en-US"/>
         </w:rPr>
-        <w:t>This involves the Footer that consist of contact, copyright information and privacy</w:t>
+        <w:t>The side bar to add additional information.</w:t>
+      </w:r>
+    </w:p>
+    <w:p>
+      <w:pPr>
+        <w:rPr>
+          <w:lang w:val="en-US"/>
+        </w:rPr>
+      </w:pPr>
+    </w:p>
+    <w:p>
+      <w:pPr>
+        <w:rPr>
+          <w:lang w:val="en-US"/>
+        </w:rPr>
+      </w:pPr>
+    </w:p>
+    <w:p>
+      <w:pPr>
+        <w:rPr>
+          <w:lang w:val="en-US"/>
+        </w:rPr>
+      </w:pPr>
+    </w:p>
+    <w:p>
+      <w:pPr>
+        <w:pStyle w:val="ListParagraph"/>
+        <w:numPr>
+          <w:ilvl w:val="0"/>
+          <w:numId w:val="3"/>
+        </w:numPr>
+        <w:rPr>
+          <w:lang w:val="en-US"/>
+        </w:rPr>
+      </w:pPr>
+      <w:r>
+        <w:rPr>
+          <w:lang w:val="en-US"/>
+        </w:rPr>
+        <w:t>This involves the Footer that consist of contact, copyright information, legal, and privacy</w:t>
       </w:r>
     </w:p>
     <w:p>
@@ -2793,7 +3334,31 @@
         <w:rPr>
           <w:lang w:val="en-US"/>
         </w:rPr>
-        <w:t xml:space="preserve">The Header consists of navigation to other pages. </w:t>
+        <w:t xml:space="preserve">This involves the Header that consists </w:t>
+      </w:r>
+      <w:r>
+        <w:rPr>
+          <w:lang w:val="en-US"/>
+        </w:rPr>
+        <w:t xml:space="preserve">of </w:t>
+      </w:r>
+      <w:r>
+        <w:rPr>
+          <w:lang w:val="en-US"/>
+        </w:rPr>
+        <w:t>company name, logo,</w:t>
+      </w:r>
+      <w:r>
+        <w:rPr>
+          <w:lang w:val="en-US"/>
+        </w:rPr>
+        <w:t xml:space="preserve"> search bar, call to action link (apply link), </w:t>
+      </w:r>
+      <w:r>
+        <w:rPr>
+          <w:lang w:val="en-US"/>
+        </w:rPr>
+        <w:t>and navigation to other pages.</w:t>
       </w:r>
     </w:p>
     <w:p>
@@ -2841,7 +3406,25 @@
         <w:rPr>
           <w:lang w:val="en-US"/>
         </w:rPr>
-        <w:t>This involves the Footer that consist of contact, copyright information and privacy</w:t>
+        <w:t>The side bar to add additional information.</w:t>
+      </w:r>
+    </w:p>
+    <w:p>
+      <w:pPr>
+        <w:pStyle w:val="ListParagraph"/>
+        <w:numPr>
+          <w:ilvl w:val="0"/>
+          <w:numId w:val="3"/>
+        </w:numPr>
+        <w:rPr>
+          <w:lang w:val="en-US"/>
+        </w:rPr>
+      </w:pPr>
+      <w:r>
+        <w:rPr>
+          <w:lang w:val="en-US"/>
+        </w:rPr>
+        <w:t>This involves the Footer that consist of contact, copyright information, legal, and privacy</w:t>
       </w:r>
     </w:p>
     <w:p>
@@ -2902,7 +3485,31 @@
         <w:rPr>
           <w:lang w:val="en-US"/>
         </w:rPr>
-        <w:t>The Header consists of navigation to other pages.</w:t>
+        <w:t xml:space="preserve">This involves the Header that consists </w:t>
+      </w:r>
+      <w:r>
+        <w:rPr>
+          <w:lang w:val="en-US"/>
+        </w:rPr>
+        <w:t xml:space="preserve">of </w:t>
+      </w:r>
+      <w:r>
+        <w:rPr>
+          <w:lang w:val="en-US"/>
+        </w:rPr>
+        <w:t>company name, logo,</w:t>
+      </w:r>
+      <w:r>
+        <w:rPr>
+          <w:lang w:val="en-US"/>
+        </w:rPr>
+        <w:t xml:space="preserve"> search bar, call to action link (apply link), </w:t>
+      </w:r>
+      <w:r>
+        <w:rPr>
+          <w:lang w:val="en-US"/>
+        </w:rPr>
+        <w:t>and navigation to other pages.</w:t>
       </w:r>
     </w:p>
     <w:p>
@@ -2920,12 +3527,6 @@
         <w:rPr>
           <w:lang w:val="en-US"/>
         </w:rPr>
-        <w:t xml:space="preserve"> </w:t>
-      </w:r>
-      <w:r>
-        <w:rPr>
-          <w:lang w:val="en-US"/>
-        </w:rPr>
         <w:t>The main section</w:t>
       </w:r>
       <w:r>
@@ -2962,7 +3563,25 @@
         <w:rPr>
           <w:lang w:val="en-US"/>
         </w:rPr>
-        <w:t>This involves the Footer that consist of contact, copyright information and privacy</w:t>
+        <w:t>The side bar to add additional information.</w:t>
+      </w:r>
+    </w:p>
+    <w:p>
+      <w:pPr>
+        <w:pStyle w:val="ListParagraph"/>
+        <w:numPr>
+          <w:ilvl w:val="0"/>
+          <w:numId w:val="3"/>
+        </w:numPr>
+        <w:rPr>
+          <w:lang w:val="en-US"/>
+        </w:rPr>
+      </w:pPr>
+      <w:r>
+        <w:rPr>
+          <w:lang w:val="en-US"/>
+        </w:rPr>
+        <w:t>This involves the Footer that consist of contact, copyright information, legal, and privacy</w:t>
       </w:r>
     </w:p>
     <w:p>
@@ -3017,7 +3636,31 @@
         <w:rPr>
           <w:lang w:val="en-US"/>
         </w:rPr>
-        <w:t xml:space="preserve">The Header consists of navigation to other pages. </w:t>
+        <w:t xml:space="preserve">This involves the Header that consists </w:t>
+      </w:r>
+      <w:r>
+        <w:rPr>
+          <w:lang w:val="en-US"/>
+        </w:rPr>
+        <w:t xml:space="preserve">of </w:t>
+      </w:r>
+      <w:r>
+        <w:rPr>
+          <w:lang w:val="en-US"/>
+        </w:rPr>
+        <w:t>company name, logo,</w:t>
+      </w:r>
+      <w:r>
+        <w:rPr>
+          <w:lang w:val="en-US"/>
+        </w:rPr>
+        <w:t xml:space="preserve"> search bar, call to action link (apply link), </w:t>
+      </w:r>
+      <w:r>
+        <w:rPr>
+          <w:lang w:val="en-US"/>
+        </w:rPr>
+        <w:t>and navigation to other pages.</w:t>
       </w:r>
     </w:p>
     <w:p>
@@ -3065,7 +3708,7 @@
         <w:rPr>
           <w:lang w:val="en-US"/>
         </w:rPr>
-        <w:t>This involves the Footer that consist of contact, copyright information and privacy</w:t>
+        <w:t>This involves the Footer that consist of contact, copyright information, legal, and privacy</w:t>
       </w:r>
     </w:p>
     <w:p>
@@ -3096,26 +3739,111 @@
         <w:rPr>
           <w:lang w:val="en-US"/>
         </w:rPr>
-        <w:t xml:space="preserve">This will contain a form that will let users fill in </w:t>
-      </w:r>
-      <w:r>
-        <w:rPr>
-          <w:lang w:val="en-US"/>
-        </w:rPr>
-        <w:t>their</w:t>
-      </w:r>
-      <w:r>
-        <w:rPr>
-          <w:lang w:val="en-US"/>
-        </w:rPr>
-        <w:t xml:space="preserve"> information and apply</w:t>
-      </w:r>
-      <w:r>
-        <w:rPr>
-          <w:lang w:val="en-US"/>
-        </w:rPr>
-        <w:t xml:space="preserve"> for a service of their choice.</w:t>
-      </w:r>
+        <w:t xml:space="preserve">This involves the Header that consists </w:t>
+      </w:r>
+      <w:r>
+        <w:rPr>
+          <w:lang w:val="en-US"/>
+        </w:rPr>
+        <w:t xml:space="preserve">of </w:t>
+      </w:r>
+      <w:r>
+        <w:rPr>
+          <w:lang w:val="en-US"/>
+        </w:rPr>
+        <w:t>company name, logo,</w:t>
+      </w:r>
+      <w:r>
+        <w:rPr>
+          <w:lang w:val="en-US"/>
+        </w:rPr>
+        <w:t xml:space="preserve"> search bar, call to action link (apply link), </w:t>
+      </w:r>
+      <w:r>
+        <w:rPr>
+          <w:lang w:val="en-US"/>
+        </w:rPr>
+        <w:t>and navigation to other pages.</w:t>
+      </w:r>
+    </w:p>
+    <w:p>
+      <w:pPr>
+        <w:pStyle w:val="ListParagraph"/>
+        <w:numPr>
+          <w:ilvl w:val="0"/>
+          <w:numId w:val="3"/>
+        </w:numPr>
+        <w:rPr>
+          <w:lang w:val="en-US"/>
+        </w:rPr>
+      </w:pPr>
+      <w:r>
+        <w:rPr>
+          <w:lang w:val="en-US"/>
+        </w:rPr>
+        <w:t>This will contain a form that will let users fill in their information and apply</w:t>
+      </w:r>
+      <w:r>
+        <w:rPr>
+          <w:lang w:val="en-US"/>
+        </w:rPr>
+        <w:t xml:space="preserve"> for a service of their choice</w:t>
+      </w:r>
+      <w:r>
+        <w:rPr>
+          <w:lang w:val="en-US"/>
+        </w:rPr>
+        <w:t xml:space="preserve"> in the main section</w:t>
+      </w:r>
+      <w:r>
+        <w:rPr>
+          <w:lang w:val="en-US"/>
+        </w:rPr>
+        <w:t>.</w:t>
+      </w:r>
+    </w:p>
+    <w:p>
+      <w:pPr>
+        <w:pStyle w:val="ListParagraph"/>
+        <w:numPr>
+          <w:ilvl w:val="0"/>
+          <w:numId w:val="3"/>
+        </w:numPr>
+        <w:rPr>
+          <w:lang w:val="en-US"/>
+        </w:rPr>
+      </w:pPr>
+      <w:r>
+        <w:rPr>
+          <w:lang w:val="en-US"/>
+        </w:rPr>
+        <w:t>The side bar to add additional information.</w:t>
+      </w:r>
+    </w:p>
+    <w:p>
+      <w:pPr>
+        <w:pStyle w:val="ListParagraph"/>
+        <w:numPr>
+          <w:ilvl w:val="0"/>
+          <w:numId w:val="3"/>
+        </w:numPr>
+        <w:rPr>
+          <w:lang w:val="en-US"/>
+        </w:rPr>
+      </w:pPr>
+      <w:r>
+        <w:rPr>
+          <w:lang w:val="en-US"/>
+        </w:rPr>
+        <w:t>This involves the Footer that consist of contact, copyright information, legal, and privacy</w:t>
+      </w:r>
+    </w:p>
+    <w:p>
+      <w:pPr>
+        <w:rPr>
+          <w:lang w:val="en-US"/>
+        </w:rPr>
+      </w:pPr>
     </w:p>
     <w:p>
       <w:pPr>
@@ -3164,16 +3892,17 @@
         <w:pStyle w:val="ListParagraph"/>
         <w:numPr>
           <w:ilvl w:val="0"/>
-          <w:numId w:val="2"/>
-        </w:numPr>
-        <w:rPr>
-          <w:lang w:val="en-US"/>
-        </w:rPr>
-      </w:pPr>
-      <w:r>
-        <w:rPr>
-          <w:lang w:val="en-US"/>
-        </w:rPr>
+          <w:numId w:val="3"/>
+        </w:numPr>
+        <w:rPr>
+          <w:lang w:val="en-US"/>
+        </w:rPr>
+      </w:pPr>
+      <w:r>
+        <w:rPr>
+          <w:lang w:val="en-US"/>
+        </w:rPr>
+        <w:lastRenderedPageBreak/>
         <w:t>HTML5</w:t>
       </w:r>
       <w:r>
@@ -3200,13 +3929,39 @@
         </w:rPr>
         <w:t>website code.</w:t>
       </w:r>
-    </w:p>
-    <w:p>
-      <w:pPr>
-        <w:pStyle w:val="ListParagraph"/>
-        <w:numPr>
-          <w:ilvl w:val="0"/>
-          <w:numId w:val="2"/>
+      <w:r>
+        <w:rPr>
+          <w:lang w:val="en-US"/>
+        </w:rPr>
+        <w:t xml:space="preserve"> This will define the semantic layout of the website</w:t>
+      </w:r>
+      <w:r>
+        <w:rPr>
+          <w:lang w:val="en-US"/>
+        </w:rPr>
+        <w:t xml:space="preserve"> like headers, footers, sections and navigation ensuring accessibility.</w:t>
+      </w:r>
+      <w:r>
+        <w:rPr>
+          <w:lang w:val="en-US"/>
+        </w:rPr>
+        <w:t xml:space="preserve"> </w:t>
+      </w:r>
+    </w:p>
+    <w:p>
+      <w:pPr>
+        <w:ind w:left="360"/>
+        <w:rPr>
+          <w:lang w:val="en-US"/>
+        </w:rPr>
+      </w:pPr>
+    </w:p>
+    <w:p>
+      <w:pPr>
+        <w:pStyle w:val="ListParagraph"/>
+        <w:numPr>
+          <w:ilvl w:val="0"/>
+          <w:numId w:val="3"/>
         </w:numPr>
         <w:rPr>
           <w:lang w:val="en-US"/>
@@ -3254,13 +4009,63 @@
         </w:rPr>
         <w:t>.</w:t>
       </w:r>
-    </w:p>
-    <w:p>
-      <w:pPr>
-        <w:pStyle w:val="ListParagraph"/>
-        <w:numPr>
-          <w:ilvl w:val="0"/>
-          <w:numId w:val="2"/>
+      <w:r>
+        <w:rPr>
+          <w:lang w:val="en-US"/>
+        </w:rPr>
+        <w:t xml:space="preserve">CSS3 is responsible for the visual presentation. This includes custom </w:t>
+      </w:r>
+      <w:proofErr w:type="spellStart"/>
+      <w:r>
+        <w:rPr>
+          <w:lang w:val="en-US"/>
+        </w:rPr>
+        <w:t>typograghy</w:t>
+      </w:r>
+      <w:proofErr w:type="spellEnd"/>
+      <w:r>
+        <w:rPr>
+          <w:lang w:val="en-US"/>
+        </w:rPr>
+        <w:t xml:space="preserve">, color palettes consistent </w:t>
+      </w:r>
+      <w:proofErr w:type="spellStart"/>
+      <w:r>
+        <w:rPr>
+          <w:lang w:val="en-US"/>
+        </w:rPr>
+        <w:t>wit</w:t>
+      </w:r>
+      <w:proofErr w:type="spellEnd"/>
+      <w:r>
+        <w:rPr>
+          <w:lang w:val="en-US"/>
+        </w:rPr>
+        <w:t xml:space="preserve"> the Monameng Security brand, and layout positioning.</w:t>
+      </w:r>
+    </w:p>
+    <w:p>
+      <w:pPr>
+        <w:pStyle w:val="ListParagraph"/>
+        <w:rPr>
+          <w:lang w:val="en-US"/>
+        </w:rPr>
+      </w:pPr>
+    </w:p>
+    <w:p>
+      <w:pPr>
+        <w:pStyle w:val="ListParagraph"/>
+        <w:rPr>
+          <w:lang w:val="en-US"/>
+        </w:rPr>
+      </w:pPr>
+    </w:p>
+    <w:p>
+      <w:pPr>
+        <w:pStyle w:val="ListParagraph"/>
+        <w:numPr>
+          <w:ilvl w:val="0"/>
+          <w:numId w:val="3"/>
         </w:numPr>
         <w:rPr>
           <w:lang w:val="en-US"/>
@@ -3288,15 +4093,89 @@
         <w:rPr>
           <w:lang w:val="en-US"/>
         </w:rPr>
-        <w:t xml:space="preserve">se Bootstrap 5 to make my website responsive. </w:t>
-      </w:r>
-    </w:p>
-    <w:p>
-      <w:pPr>
-        <w:pStyle w:val="ListParagraph"/>
-        <w:numPr>
-          <w:ilvl w:val="0"/>
-          <w:numId w:val="2"/>
+        <w:t>se Bootstrap 5 to make my website responsive.</w:t>
+      </w:r>
+      <w:r>
+        <w:rPr>
+          <w:lang w:val="en-US"/>
+        </w:rPr>
+        <w:t xml:space="preserve"> Bootstrap 5</w:t>
+      </w:r>
+      <w:r>
+        <w:rPr>
+          <w:lang w:val="en-US"/>
+        </w:rPr>
+        <w:t xml:space="preserve"> </w:t>
+      </w:r>
+      <w:r>
+        <w:rPr>
+          <w:lang w:val="en-US"/>
+        </w:rPr>
+        <w:t xml:space="preserve">is a powerful frontend framework utilized for </w:t>
+      </w:r>
+      <w:proofErr w:type="spellStart"/>
+      <w:proofErr w:type="gramStart"/>
+      <w:r>
+        <w:rPr>
+          <w:lang w:val="en-US"/>
+        </w:rPr>
+        <w:t>it’s</w:t>
+      </w:r>
+      <w:proofErr w:type="spellEnd"/>
+      <w:proofErr w:type="gramEnd"/>
+      <w:r>
+        <w:rPr>
+          <w:lang w:val="en-US"/>
+        </w:rPr>
+        <w:t xml:space="preserve"> grid system.</w:t>
+      </w:r>
+      <w:r>
+        <w:rPr>
+          <w:lang w:val="en-US"/>
+        </w:rPr>
+        <w:t xml:space="preserve"> </w:t>
+      </w:r>
+      <w:r>
+        <w:rPr>
+          <w:lang w:val="en-US"/>
+        </w:rPr>
+        <w:t xml:space="preserve">It </w:t>
+      </w:r>
+      <w:r>
+        <w:rPr>
+          <w:lang w:val="en-US"/>
+        </w:rPr>
+        <w:t xml:space="preserve">ensures website is responsive meaning it will automatically adjust </w:t>
+      </w:r>
+      <w:proofErr w:type="gramStart"/>
+      <w:r>
+        <w:rPr>
+          <w:lang w:val="en-US"/>
+        </w:rPr>
+        <w:t>it’s</w:t>
+      </w:r>
+      <w:proofErr w:type="gramEnd"/>
+      <w:r>
+        <w:rPr>
+          <w:lang w:val="en-US"/>
+        </w:rPr>
+        <w:t xml:space="preserve"> layout for seamless viewing on smartphone, laptops and tablets.</w:t>
+      </w:r>
+    </w:p>
+    <w:p>
+      <w:pPr>
+        <w:pStyle w:val="ListParagraph"/>
+        <w:rPr>
+          <w:lang w:val="en-US"/>
+        </w:rPr>
+      </w:pPr>
+    </w:p>
+    <w:p>
+      <w:pPr>
+        <w:pStyle w:val="ListParagraph"/>
+        <w:numPr>
+          <w:ilvl w:val="0"/>
+          <w:numId w:val="3"/>
         </w:numPr>
         <w:rPr>
           <w:lang w:val="en-US"/>
@@ -3350,13 +4229,47 @@
         </w:rPr>
         <w:t>.</w:t>
       </w:r>
-    </w:p>
-    <w:p>
-      <w:pPr>
-        <w:pStyle w:val="ListParagraph"/>
-        <w:numPr>
-          <w:ilvl w:val="0"/>
-          <w:numId w:val="2"/>
+      <w:r>
+        <w:rPr>
+          <w:lang w:val="en-US"/>
+        </w:rPr>
+        <w:t xml:space="preserve"> JavaScript is implemented to add interactivity</w:t>
+      </w:r>
+      <w:r>
+        <w:rPr>
+          <w:lang w:val="en-US"/>
+        </w:rPr>
+        <w:t xml:space="preserve">. </w:t>
+      </w:r>
+      <w:r>
+        <w:rPr>
+          <w:lang w:val="en-US"/>
+        </w:rPr>
+        <w:t xml:space="preserve">This includes features like form validation, interactive maps for security locations and animated elements. </w:t>
+      </w:r>
+    </w:p>
+    <w:p>
+      <w:pPr>
+        <w:pStyle w:val="ListParagraph"/>
+        <w:rPr>
+          <w:lang w:val="en-US"/>
+        </w:rPr>
+      </w:pPr>
+    </w:p>
+    <w:p>
+      <w:pPr>
+        <w:pStyle w:val="ListParagraph"/>
+        <w:rPr>
+          <w:lang w:val="en-US"/>
+        </w:rPr>
+      </w:pPr>
+    </w:p>
+    <w:p>
+      <w:pPr>
+        <w:pStyle w:val="ListParagraph"/>
+        <w:numPr>
+          <w:ilvl w:val="0"/>
+          <w:numId w:val="3"/>
         </w:numPr>
         <w:rPr>
           <w:lang w:val="en-US"/>
@@ -3392,13 +4305,27 @@
         </w:rPr>
         <w:t>a text editor to code my website.</w:t>
       </w:r>
-    </w:p>
-    <w:p>
-      <w:pPr>
-        <w:pStyle w:val="ListParagraph"/>
-        <w:numPr>
-          <w:ilvl w:val="0"/>
-          <w:numId w:val="2"/>
+      <w:r>
+        <w:rPr>
+          <w:lang w:val="en-US"/>
+        </w:rPr>
+        <w:t xml:space="preserve"> VS code is Integrated Development Environment (IDE) that is easy to use. It is customized with extensions like live server to maintain clean code and speed up development workflow.</w:t>
+      </w:r>
+    </w:p>
+    <w:p>
+      <w:pPr>
+        <w:pStyle w:val="ListParagraph"/>
+        <w:rPr>
+          <w:lang w:val="en-US"/>
+        </w:rPr>
+      </w:pPr>
+    </w:p>
+    <w:p>
+      <w:pPr>
+        <w:pStyle w:val="ListParagraph"/>
+        <w:numPr>
+          <w:ilvl w:val="0"/>
+          <w:numId w:val="3"/>
         </w:numPr>
         <w:rPr>
           <w:lang w:val="en-US"/>
@@ -3444,15 +4371,62 @@
         <w:rPr>
           <w:lang w:val="en-US"/>
         </w:rPr>
-        <w:t xml:space="preserve"> track changes of the website document </w:t>
-      </w:r>
-    </w:p>
-    <w:p>
-      <w:pPr>
-        <w:pStyle w:val="ListParagraph"/>
-        <w:numPr>
-          <w:ilvl w:val="0"/>
-          <w:numId w:val="2"/>
+        <w:t xml:space="preserve"> track changes of the website document</w:t>
+      </w:r>
+      <w:r>
+        <w:rPr>
+          <w:lang w:val="en-US"/>
+        </w:rPr>
+        <w:t xml:space="preserve">. </w:t>
+      </w:r>
+      <w:proofErr w:type="spellStart"/>
+      <w:r>
+        <w:rPr>
+          <w:lang w:val="en-US"/>
+        </w:rPr>
+        <w:t>GitHup</w:t>
+      </w:r>
+      <w:proofErr w:type="spellEnd"/>
+      <w:r>
+        <w:rPr>
+          <w:lang w:val="en-US"/>
+        </w:rPr>
+        <w:t xml:space="preserve"> is a </w:t>
+      </w:r>
+      <w:proofErr w:type="gramStart"/>
+      <w:r>
+        <w:rPr>
+          <w:lang w:val="en-US"/>
+        </w:rPr>
+        <w:t>cloud based</w:t>
+      </w:r>
+      <w:proofErr w:type="gramEnd"/>
+      <w:r>
+        <w:rPr>
+          <w:lang w:val="en-US"/>
+        </w:rPr>
+        <w:t xml:space="preserve"> platform used to host git repository and git is used to track changes in the source </w:t>
+      </w:r>
+      <w:r>
+        <w:rPr>
+          <w:lang w:val="en-US"/>
+        </w:rPr>
+        <w:t>code.</w:t>
+      </w:r>
+    </w:p>
+    <w:p>
+      <w:pPr>
+        <w:rPr>
+          <w:lang w:val="en-US"/>
+        </w:rPr>
+      </w:pPr>
+    </w:p>
+    <w:p>
+      <w:pPr>
+        <w:pStyle w:val="ListParagraph"/>
+        <w:numPr>
+          <w:ilvl w:val="0"/>
+          <w:numId w:val="3"/>
         </w:numPr>
         <w:rPr>
           <w:lang w:val="en-US"/>
@@ -3476,13 +4450,46 @@
         </w:rPr>
         <w:t xml:space="preserve"> – To host Monameng Security Company website.</w:t>
       </w:r>
-    </w:p>
-    <w:p>
-      <w:pPr>
-        <w:pStyle w:val="ListParagraph"/>
-        <w:numPr>
-          <w:ilvl w:val="0"/>
-          <w:numId w:val="2"/>
+      <w:r>
+        <w:rPr>
+          <w:lang w:val="en-US"/>
+        </w:rPr>
+        <w:t xml:space="preserve"> This is a static site hosting service that takes HTML, CSS, and JavaScript files directly from the </w:t>
+      </w:r>
+      <w:proofErr w:type="spellStart"/>
+      <w:r>
+        <w:rPr>
+          <w:lang w:val="en-US"/>
+        </w:rPr>
+        <w:t>GitHup</w:t>
+      </w:r>
+      <w:proofErr w:type="spellEnd"/>
+      <w:r>
+        <w:rPr>
+          <w:lang w:val="en-US"/>
+        </w:rPr>
+        <w:t xml:space="preserve"> repository and publishes the website. </w:t>
+      </w:r>
+    </w:p>
+    <w:p>
+      <w:pPr>
+        <w:rPr>
+          <w:lang w:val="en-US"/>
+        </w:rPr>
+      </w:pPr>
+      <w:r>
+        <w:rPr>
+          <w:lang w:val="en-US"/>
+        </w:rPr>
+        <w:t xml:space="preserve"> </w:t>
+      </w:r>
+    </w:p>
+    <w:p>
+      <w:pPr>
+        <w:pStyle w:val="ListParagraph"/>
+        <w:numPr>
+          <w:ilvl w:val="0"/>
+          <w:numId w:val="3"/>
         </w:numPr>
         <w:rPr>
           <w:lang w:val="en-US"/>
@@ -3500,13 +4507,26 @@
         </w:rPr>
         <w:t xml:space="preserve"> – To make social media cards and graphics for Monameng Security Company.</w:t>
       </w:r>
-    </w:p>
-    <w:p>
-      <w:pPr>
-        <w:pStyle w:val="ListParagraph"/>
-        <w:numPr>
-          <w:ilvl w:val="0"/>
-          <w:numId w:val="2"/>
+      <w:r>
+        <w:rPr>
+          <w:lang w:val="en-US"/>
+        </w:rPr>
+        <w:t xml:space="preserve"> Canva is utilized for prototyping of social media marketing materials and digital cards. It ensures the visual language used on websites translates well to other digital platforms. </w:t>
+      </w:r>
+    </w:p>
+    <w:p>
+      <w:pPr>
+        <w:rPr>
+          <w:lang w:val="en-US"/>
+        </w:rPr>
+      </w:pPr>
+    </w:p>
+    <w:p>
+      <w:pPr>
+        <w:pStyle w:val="ListParagraph"/>
+        <w:numPr>
+          <w:ilvl w:val="0"/>
+          <w:numId w:val="3"/>
         </w:numPr>
         <w:rPr>
           <w:lang w:val="en-US"/>
@@ -3529,6 +4549,12 @@
           <w:lang w:val="en-US"/>
         </w:rPr>
         <w:t>.</w:t>
+      </w:r>
+      <w:r>
+        <w:rPr>
+          <w:lang w:val="en-US"/>
+        </w:rPr>
+        <w:t xml:space="preserve"> Gimp allows the creation of high-resolution versions of the company logo and also compress large files and photos for fast load time.</w:t>
       </w:r>
     </w:p>
     <w:sectPr>
@@ -3635,7 +4661,7 @@
   <w:abstractNum w:abstractNumId="1" w15:restartNumberingAfterBreak="0">
     <w:nsid w:val="360B006A"/>
     <w:multiLevelType w:val="hybridMultilevel"/>
-    <w:tmpl w:val="6074BEC2"/>
+    <w:tmpl w:val="ECE81C8E"/>
     <w:lvl w:ilvl="0" w:tplc="08090001">
       <w:start w:val="1"/>
       <w:numFmt w:val="bullet"/>

--- a/OTENG MONAMENG WEBSITE PROJECT.docx
+++ b/OTENG MONAMENG WEBSITE PROJECT.docx
@@ -3,105 +3,10 @@
 <w:document xmlns:wpc="http://schemas.microsoft.com/office/word/2010/wordprocessingCanvas" xmlns:cx="http://schemas.microsoft.com/office/drawing/2014/chartex" xmlns:cx1="http://schemas.microsoft.com/office/drawing/2015/9/8/chartex" xmlns:cx2="http://schemas.microsoft.com/office/drawing/2015/10/21/chartex" xmlns:cx3="http://schemas.microsoft.com/office/drawing/2016/5/9/chartex" xmlns:cx4="http://schemas.microsoft.com/office/drawing/2016/5/10/chartex" xmlns:cx5="http://schemas.microsoft.com/office/drawing/2016/5/11/chartex" xmlns:cx6="http://schemas.microsoft.com/office/drawing/2016/5/12/chartex" xmlns:cx7="http://schemas.microsoft.com/office/drawing/2016/5/13/chartex" xmlns:cx8="http://schemas.microsoft.com/office/drawing/2016/5/14/chartex" xmlns:mc="http://schemas.openxmlformats.org/markup-compatibility/2006" xmlns:aink="http://schemas.microsoft.com/office/drawing/2016/ink" xmlns:am3d="http://schemas.microsoft.com/office/drawing/2017/model3d" xmlns:o="urn:schemas-microsoft-com:office:office" xmlns:oel="http://schemas.microsoft.com/office/2019/extlst" xmlns:r="http://schemas.openxmlformats.org/officeDocument/2006/relationships" xmlns:m="http://schemas.openxmlformats.org/officeDocument/2006/math" xmlns:v="urn:schemas-microsoft-com:vml" xmlns:wp14="http://schemas.microsoft.com/office/word/2010/wordprocessingDrawing" xmlns:wp="http://schemas.openxmlformats.org/drawingml/2006/wordprocessingDrawing" xmlns:w10="urn:schemas-microsoft-com:office:word" xmlns:w="http://schemas.openxmlformats.org/wordprocessingml/2006/main" xmlns:w14="http://schemas.microsoft.com/office/word/2010/wordml" xmlns:w15="http://schemas.microsoft.com/office/word/2012/wordml" xmlns:w16cex="http://schemas.microsoft.com/office/word/2018/wordml/cex" xmlns:w16cid="http://schemas.microsoft.com/office/word/2016/wordml/cid" xmlns:w16="http://schemas.microsoft.com/office/word/2018/wordml" xmlns:w16du="http://schemas.microsoft.com/office/word/2023/wordml/word16du" xmlns:w16sdtdh="http://schemas.microsoft.com/office/word/2020/wordml/sdtdatahash" xmlns:w16sdtfl="http://schemas.microsoft.com/office/word/2024/wordml/sdtformatlock" xmlns:w16se="http://schemas.microsoft.com/office/word/2015/wordml/symex" xmlns:wpg="http://schemas.microsoft.com/office/word/2010/wordprocessingGroup" xmlns:wpi="http://schemas.microsoft.com/office/word/2010/wordprocessingInk" xmlns:wne="http://schemas.microsoft.com/office/word/2006/wordml" xmlns:wps="http://schemas.microsoft.com/office/word/2010/wordprocessingShape" mc:Ignorable="w14 w15 w16se w16cid w16 w16cex w16sdtdh w16sdtfl w16du wp14">
   <w:body>
     <w:p>
-      <w:pPr>
-        <w:pStyle w:val="Title"/>
-        <w:ind w:left="720" w:firstLine="720"/>
-        <w:rPr>
-          <w:lang w:val="en-US"/>
-        </w:rPr>
-      </w:pPr>
-    </w:p>
-    <w:p>
-      <w:pPr>
-        <w:pStyle w:val="Title"/>
-        <w:ind w:left="720" w:firstLine="720"/>
-        <w:rPr>
-          <w:lang w:val="en-US"/>
-        </w:rPr>
-      </w:pPr>
-    </w:p>
-    <w:p>
-      <w:pPr>
-        <w:pStyle w:val="Title"/>
-        <w:ind w:left="720" w:firstLine="720"/>
-        <w:rPr>
-          <w:lang w:val="en-US"/>
-        </w:rPr>
-      </w:pPr>
-    </w:p>
-    <w:p>
-      <w:pPr>
-        <w:pStyle w:val="Title"/>
-        <w:ind w:left="720" w:firstLine="720"/>
-        <w:rPr>
-          <w:lang w:val="en-US"/>
-        </w:rPr>
-      </w:pPr>
-    </w:p>
-    <w:p>
-      <w:pPr>
-        <w:pStyle w:val="Title"/>
-        <w:ind w:left="720" w:firstLine="720"/>
-        <w:rPr>
-          <w:lang w:val="en-US"/>
-        </w:rPr>
-      </w:pPr>
-    </w:p>
-    <w:p>
-      <w:pPr>
-        <w:rPr>
-          <w:lang w:val="en-US"/>
-        </w:rPr>
-      </w:pPr>
-    </w:p>
-    <w:p>
-      <w:pPr>
-        <w:rPr>
-          <w:lang w:val="en-US"/>
-        </w:rPr>
-      </w:pPr>
-    </w:p>
-    <w:p>
-      <w:pPr>
-        <w:rPr>
-          <w:lang w:val="en-US"/>
-        </w:rPr>
-      </w:pPr>
-    </w:p>
-    <w:p>
-      <w:pPr>
-        <w:rPr>
-          <w:lang w:val="en-US"/>
-        </w:rPr>
-      </w:pPr>
-    </w:p>
-    <w:p>
-      <w:pPr>
-        <w:rPr>
-          <w:lang w:val="en-US"/>
-        </w:rPr>
-      </w:pPr>
-    </w:p>
-    <w:p>
-      <w:pPr>
-        <w:jc w:val="right"/>
-        <w:rPr>
-          <w:lang w:val="en-US"/>
-        </w:rPr>
-      </w:pPr>
-    </w:p>
-    <w:p>
-      <w:r>
-        <w:rPr>
-          <w:lang w:val="en-US"/>
-        </w:rPr>
-        <w:br w:type="page"/>
-      </w:r>
       <w:r>
         <w:rPr>
           <w:b/>
         </w:rPr>
-        <w:lastRenderedPageBreak/>
         <w:t xml:space="preserve">ASSIGNMENT SUBMISSION COVER SHEET </w:t>
       </w:r>
     </w:p>
@@ -291,6 +196,9 @@
       </w:r>
       <w:r>
         <w:tab/>
+      </w:r>
+      <w:r>
+        <w:t xml:space="preserve">       </w:t>
       </w:r>
       <w:r>
         <w:rPr>
@@ -1084,34 +992,6 @@
     </w:p>
     <w:p>
       <w:pPr>
-        <w:rPr>
-          <w:lang w:val="en-US"/>
-        </w:rPr>
-      </w:pPr>
-    </w:p>
-    <w:p>
-      <w:pPr>
-        <w:rPr>
-          <w:lang w:val="en-US"/>
-        </w:rPr>
-      </w:pPr>
-    </w:p>
-    <w:p>
-      <w:pPr>
-        <w:rPr>
-          <w:lang w:val="en-US"/>
-        </w:rPr>
-      </w:pPr>
-    </w:p>
-    <w:p>
-      <w:pPr>
-        <w:rPr>
-          <w:lang w:val="en-US"/>
-        </w:rPr>
-      </w:pPr>
-    </w:p>
-    <w:p>
-      <w:pPr>
         <w:pStyle w:val="Heading1"/>
         <w:rPr>
           <w:lang w:val="en-US"/>
@@ -1121,6 +1001,7 @@
         <w:rPr>
           <w:lang w:val="en-US"/>
         </w:rPr>
+        <w:lastRenderedPageBreak/>
         <w:t>TARGET AUDIENCE</w:t>
       </w:r>
     </w:p>
@@ -1591,7 +1472,6 @@
         <w:rPr>
           <w:lang w:val="en-US"/>
         </w:rPr>
-        <w:lastRenderedPageBreak/>
         <w:t>TECHNICAL APTITUDE</w:t>
       </w:r>
     </w:p>
@@ -1940,59 +1820,59 @@
         <w:rPr>
           <w:lang w:val="en-US"/>
         </w:rPr>
+        <w:t>TYPE OF WEBSITE</w:t>
+      </w:r>
+    </w:p>
+    <w:p>
+      <w:pPr>
+        <w:rPr>
+          <w:lang w:val="en-US"/>
+        </w:rPr>
+      </w:pPr>
+      <w:r>
+        <w:rPr>
+          <w:lang w:val="en-US"/>
+        </w:rPr>
+        <w:t>BUSSINESS WEBSITE</w:t>
+      </w:r>
+    </w:p>
+    <w:p>
+      <w:pPr>
+        <w:rPr>
+          <w:lang w:val="en-US"/>
+        </w:rPr>
+      </w:pPr>
+      <w:r>
+        <w:rPr>
+          <w:lang w:val="en-US"/>
+        </w:rPr>
+        <w:t>This website aim is to represent Monameng Security Company online and build a professional brand image of the Company online.</w:t>
+      </w:r>
+    </w:p>
+    <w:p>
+      <w:pPr>
+        <w:rPr>
+          <w:lang w:val="en-US"/>
+        </w:rPr>
+      </w:pPr>
+      <w:r>
+        <w:rPr>
+          <w:lang w:val="en-US"/>
+        </w:rPr>
+        <w:t>Monameng security services website aim to promote security services offered by the company.</w:t>
+      </w:r>
+    </w:p>
+    <w:p>
+      <w:pPr>
+        <w:rPr>
+          <w:lang w:val="en-US"/>
+        </w:rPr>
+      </w:pPr>
+      <w:r>
+        <w:rPr>
+          <w:lang w:val="en-US"/>
+        </w:rPr>
         <w:lastRenderedPageBreak/>
-        <w:t>TYPE OF WEBSITE</w:t>
-      </w:r>
-    </w:p>
-    <w:p>
-      <w:pPr>
-        <w:rPr>
-          <w:lang w:val="en-US"/>
-        </w:rPr>
-      </w:pPr>
-      <w:r>
-        <w:rPr>
-          <w:lang w:val="en-US"/>
-        </w:rPr>
-        <w:t>BUSSINESS WEBSITE</w:t>
-      </w:r>
-    </w:p>
-    <w:p>
-      <w:pPr>
-        <w:rPr>
-          <w:lang w:val="en-US"/>
-        </w:rPr>
-      </w:pPr>
-      <w:r>
-        <w:rPr>
-          <w:lang w:val="en-US"/>
-        </w:rPr>
-        <w:t>This website aim is to represent Monameng Security Company online and build a professional brand image of the Company online.</w:t>
-      </w:r>
-    </w:p>
-    <w:p>
-      <w:pPr>
-        <w:rPr>
-          <w:lang w:val="en-US"/>
-        </w:rPr>
-      </w:pPr>
-      <w:r>
-        <w:rPr>
-          <w:lang w:val="en-US"/>
-        </w:rPr>
-        <w:t>Monameng security services website aim to promote security services offered by the company.</w:t>
-      </w:r>
-    </w:p>
-    <w:p>
-      <w:pPr>
-        <w:rPr>
-          <w:lang w:val="en-US"/>
-        </w:rPr>
-      </w:pPr>
-      <w:r>
-        <w:rPr>
-          <w:lang w:val="en-US"/>
-        </w:rPr>
         <w:t>This website will let users apply for services offered by the company.</w:t>
       </w:r>
     </w:p>
@@ -2427,7 +2307,6 @@
         <w:rPr>
           <w:lang w:val="en-US"/>
         </w:rPr>
-        <w:lastRenderedPageBreak/>
         <w:t xml:space="preserve">This involves the </w:t>
       </w:r>
       <w:r>
@@ -2579,6 +2458,7 @@
         <w:rPr>
           <w:lang w:val="en-US"/>
         </w:rPr>
+        <w:lastRenderedPageBreak/>
         <w:t>The side bar to add additional information.</w:t>
       </w:r>
     </w:p>
@@ -2597,19 +2477,7 @@
         <w:rPr>
           <w:lang w:val="en-US"/>
         </w:rPr>
-        <w:t>This involves the Footer that consist of contact, copyright information, legal</w:t>
-      </w:r>
-      <w:r>
-        <w:rPr>
-          <w:lang w:val="en-US"/>
-        </w:rPr>
-        <w:t>,</w:t>
-      </w:r>
-      <w:r>
-        <w:rPr>
-          <w:lang w:val="en-US"/>
-        </w:rPr>
-        <w:t xml:space="preserve"> and privacy</w:t>
+        <w:t>This involves the Footer that consist of contact, copyright information, legal, and privacy</w:t>
       </w:r>
     </w:p>
     <w:p>
@@ -2778,19 +2646,7 @@
         <w:rPr>
           <w:lang w:val="en-US"/>
         </w:rPr>
-        <w:t>This involves the Footer that consist of contact, copyright information, legal</w:t>
-      </w:r>
-      <w:r>
-        <w:rPr>
-          <w:lang w:val="en-US"/>
-        </w:rPr>
-        <w:t xml:space="preserve">, </w:t>
-      </w:r>
-      <w:r>
-        <w:rPr>
-          <w:lang w:val="en-US"/>
-        </w:rPr>
-        <w:t>and privacy</w:t>
+        <w:t>This involves the Footer that consist of contact, copyright information, legal, and privacy</w:t>
       </w:r>
     </w:p>
     <w:p>
@@ -2929,19 +2785,7 @@
         <w:rPr>
           <w:lang w:val="en-US"/>
         </w:rPr>
-        <w:t>This involves the Footer that consist of contact, copyright information, legal</w:t>
-      </w:r>
-      <w:r>
-        <w:rPr>
-          <w:lang w:val="en-US"/>
-        </w:rPr>
-        <w:t>,</w:t>
-      </w:r>
-      <w:r>
-        <w:rPr>
-          <w:lang w:val="en-US"/>
-        </w:rPr>
-        <w:t xml:space="preserve"> and privacy</w:t>
+        <w:t>This involves the Footer that consist of contact, copyright information, legal, and privacy</w:t>
       </w:r>
     </w:p>
     <w:p>
@@ -3334,6 +3178,7 @@
         <w:rPr>
           <w:lang w:val="en-US"/>
         </w:rPr>
+        <w:lastRenderedPageBreak/>
         <w:t xml:space="preserve">This involves the Header that consists </w:t>
       </w:r>
       <w:r>
@@ -3902,7 +3747,6 @@
         <w:rPr>
           <w:lang w:val="en-US"/>
         </w:rPr>
-        <w:lastRenderedPageBreak/>
         <w:t>HTML5</w:t>
       </w:r>
       <w:r>
@@ -3971,6 +3815,7 @@
         <w:rPr>
           <w:lang w:val="en-US"/>
         </w:rPr>
+        <w:lastRenderedPageBreak/>
         <w:t>CSS3</w:t>
       </w:r>
       <w:r>
@@ -4556,6 +4401,1529 @@
         </w:rPr>
         <w:t xml:space="preserve"> Gimp allows the creation of high-resolution versions of the company logo and also compress large files and photos for fast load time.</w:t>
       </w:r>
+    </w:p>
+    <w:p>
+      <w:pPr>
+        <w:pStyle w:val="ListParagraph"/>
+        <w:rPr>
+          <w:lang w:val="en-US"/>
+        </w:rPr>
+      </w:pPr>
+    </w:p>
+    <w:p>
+      <w:pPr>
+        <w:rPr>
+          <w:lang w:val="en-US"/>
+        </w:rPr>
+      </w:pPr>
+    </w:p>
+    <w:p>
+      <w:pPr>
+        <w:rPr>
+          <w:lang w:val="en-US"/>
+        </w:rPr>
+      </w:pPr>
+    </w:p>
+    <w:p>
+      <w:pPr>
+        <w:rPr>
+          <w:lang w:val="en-US"/>
+        </w:rPr>
+      </w:pPr>
+    </w:p>
+    <w:p>
+      <w:pPr>
+        <w:rPr>
+          <w:lang w:val="en-US"/>
+        </w:rPr>
+      </w:pPr>
+    </w:p>
+    <w:p>
+      <w:pPr>
+        <w:rPr>
+          <w:lang w:val="en-US"/>
+        </w:rPr>
+      </w:pPr>
+    </w:p>
+    <w:p>
+      <w:pPr>
+        <w:rPr>
+          <w:lang w:val="en-US"/>
+        </w:rPr>
+      </w:pPr>
+    </w:p>
+    <w:p>
+      <w:pPr>
+        <w:pStyle w:val="Heading1"/>
+        <w:ind w:left="1440" w:firstLine="720"/>
+        <w:rPr>
+          <w:noProof/>
+          <w:lang w:val="en-US"/>
+        </w:rPr>
+      </w:pPr>
+      <w:r>
+        <w:rPr>
+          <w:lang w:val="en-US"/>
+        </w:rPr>
+        <w:lastRenderedPageBreak/>
+        <w:t>PAGE TEMPLETE DESIGN</w:t>
+      </w:r>
+      <w:r>
+        <w:rPr>
+          <w:noProof/>
+          <w:lang w:val="en-US"/>
+        </w:rPr>
+        <w:drawing>
+          <wp:inline distT="0" distB="0" distL="0" distR="0" wp14:anchorId="132AE9FF" wp14:editId="7229859D">
+            <wp:extent cx="5731510" cy="6233795"/>
+            <wp:effectExtent l="0" t="0" r="2540" b="0"/>
+            <wp:docPr id="1218843036" name="Picture 3"/>
+            <wp:cNvGraphicFramePr>
+              <a:graphicFrameLocks xmlns:a="http://schemas.openxmlformats.org/drawingml/2006/main" noChangeAspect="1"/>
+            </wp:cNvGraphicFramePr>
+            <a:graphic xmlns:a="http://schemas.openxmlformats.org/drawingml/2006/main">
+              <a:graphicData uri="http://schemas.openxmlformats.org/drawingml/2006/picture">
+                <pic:pic xmlns:pic="http://schemas.openxmlformats.org/drawingml/2006/picture">
+                  <pic:nvPicPr>
+                    <pic:cNvPr id="1218843036" name="Picture 1218843036"/>
+                    <pic:cNvPicPr/>
+                  </pic:nvPicPr>
+                  <pic:blipFill>
+                    <a:blip r:embed="rId6">
+                      <a:extLst>
+                        <a:ext uri="{28A0092B-C50C-407E-A947-70E740481C1C}">
+                          <a14:useLocalDpi xmlns:a14="http://schemas.microsoft.com/office/drawing/2010/main" val="0"/>
+                        </a:ext>
+                      </a:extLst>
+                    </a:blip>
+                    <a:stretch>
+                      <a:fillRect/>
+                    </a:stretch>
+                  </pic:blipFill>
+                  <pic:spPr>
+                    <a:xfrm>
+                      <a:off x="0" y="0"/>
+                      <a:ext cx="5731510" cy="6233795"/>
+                    </a:xfrm>
+                    <a:prstGeom prst="rect">
+                      <a:avLst/>
+                    </a:prstGeom>
+                  </pic:spPr>
+                </pic:pic>
+              </a:graphicData>
+            </a:graphic>
+          </wp:inline>
+        </w:drawing>
+      </w:r>
+    </w:p>
+    <w:p>
+      <w:pPr>
+        <w:rPr>
+          <w:lang w:val="en-US"/>
+        </w:rPr>
+      </w:pPr>
+    </w:p>
+    <w:p>
+      <w:pPr>
+        <w:pStyle w:val="Heading1"/>
+        <w:rPr>
+          <w:noProof/>
+          <w:lang w:val="en-US"/>
+        </w:rPr>
+      </w:pPr>
+      <w:r>
+        <w:rPr>
+          <w:noProof/>
+          <w:lang w:val="en-US"/>
+        </w:rPr>
+        <w:t>THIS IS HOME PAGE</w:t>
+      </w:r>
+    </w:p>
+    <w:p>
+      <w:pPr>
+        <w:jc w:val="center"/>
+        <w:rPr>
+          <w:lang w:val="en-US"/>
+        </w:rPr>
+      </w:pPr>
+    </w:p>
+    <w:p>
+      <w:pPr>
+        <w:jc w:val="center"/>
+        <w:rPr>
+          <w:lang w:val="en-US"/>
+        </w:rPr>
+      </w:pPr>
+    </w:p>
+    <w:p>
+      <w:pPr>
+        <w:jc w:val="center"/>
+        <w:rPr>
+          <w:lang w:val="en-US"/>
+        </w:rPr>
+      </w:pPr>
+    </w:p>
+    <w:p>
+      <w:pPr>
+        <w:jc w:val="center"/>
+        <w:rPr>
+          <w:lang w:val="en-US"/>
+        </w:rPr>
+      </w:pPr>
+    </w:p>
+    <w:p>
+      <w:pPr>
+        <w:jc w:val="center"/>
+        <w:rPr>
+          <w:lang w:val="en-US"/>
+        </w:rPr>
+      </w:pPr>
+    </w:p>
+    <w:p>
+      <w:pPr>
+        <w:jc w:val="center"/>
+        <w:rPr>
+          <w:lang w:val="en-US"/>
+        </w:rPr>
+      </w:pPr>
+    </w:p>
+    <w:p>
+      <w:pPr>
+        <w:pStyle w:val="Heading1"/>
+        <w:rPr>
+          <w:noProof/>
+          <w:lang w:val="en-US"/>
+        </w:rPr>
+      </w:pPr>
+      <w:r>
+        <w:rPr>
+          <w:noProof/>
+          <w:lang w:val="en-US"/>
+        </w:rPr>
+        <w:lastRenderedPageBreak/>
+        <w:t>ABOUT PAGE</w:t>
+      </w:r>
+      <w:r>
+        <w:rPr>
+          <w:noProof/>
+          <w:lang w:val="en-US"/>
+        </w:rPr>
+        <w:drawing>
+          <wp:inline distT="0" distB="0" distL="0" distR="0" wp14:anchorId="08E7849D" wp14:editId="4AE5A0AD">
+            <wp:extent cx="5731510" cy="5132070"/>
+            <wp:effectExtent l="0" t="0" r="2540" b="0"/>
+            <wp:docPr id="1045974693" name="Picture 4"/>
+            <wp:cNvGraphicFramePr>
+              <a:graphicFrameLocks xmlns:a="http://schemas.openxmlformats.org/drawingml/2006/main" noChangeAspect="1"/>
+            </wp:cNvGraphicFramePr>
+            <a:graphic xmlns:a="http://schemas.openxmlformats.org/drawingml/2006/main">
+              <a:graphicData uri="http://schemas.openxmlformats.org/drawingml/2006/picture">
+                <pic:pic xmlns:pic="http://schemas.openxmlformats.org/drawingml/2006/picture">
+                  <pic:nvPicPr>
+                    <pic:cNvPr id="1045974693" name="Picture 1045974693"/>
+                    <pic:cNvPicPr/>
+                  </pic:nvPicPr>
+                  <pic:blipFill>
+                    <a:blip r:embed="rId7">
+                      <a:extLst>
+                        <a:ext uri="{28A0092B-C50C-407E-A947-70E740481C1C}">
+                          <a14:useLocalDpi xmlns:a14="http://schemas.microsoft.com/office/drawing/2010/main" val="0"/>
+                        </a:ext>
+                      </a:extLst>
+                    </a:blip>
+                    <a:stretch>
+                      <a:fillRect/>
+                    </a:stretch>
+                  </pic:blipFill>
+                  <pic:spPr>
+                    <a:xfrm>
+                      <a:off x="0" y="0"/>
+                      <a:ext cx="5731510" cy="5132070"/>
+                    </a:xfrm>
+                    <a:prstGeom prst="rect">
+                      <a:avLst/>
+                    </a:prstGeom>
+                  </pic:spPr>
+                </pic:pic>
+              </a:graphicData>
+            </a:graphic>
+          </wp:inline>
+        </w:drawing>
+      </w:r>
+    </w:p>
+    <w:p>
+      <w:pPr>
+        <w:pStyle w:val="Heading1"/>
+        <w:rPr>
+          <w:noProof/>
+          <w:lang w:val="en-US"/>
+        </w:rPr>
+      </w:pPr>
+    </w:p>
+    <w:p>
+      <w:pPr>
+        <w:pStyle w:val="Heading1"/>
+        <w:rPr>
+          <w:lang w:val="en-US"/>
+        </w:rPr>
+      </w:pPr>
+      <w:r>
+        <w:rPr>
+          <w:lang w:val="en-US"/>
+        </w:rPr>
+        <w:lastRenderedPageBreak/>
+        <w:t>SERVICES PAGE</w:t>
+      </w:r>
+      <w:r>
+        <w:rPr>
+          <w:lang w:val="en-US"/>
+        </w:rPr>
+        <w:tab/>
+      </w:r>
+      <w:r>
+        <w:rPr>
+          <w:noProof/>
+          <w:lang w:val="en-US"/>
+        </w:rPr>
+        <w:drawing>
+          <wp:inline distT="0" distB="0" distL="0" distR="0" wp14:anchorId="6EA2951C" wp14:editId="576E361E">
+            <wp:extent cx="5731510" cy="5528945"/>
+            <wp:effectExtent l="0" t="0" r="2540" b="0"/>
+            <wp:docPr id="1228590961" name="Picture 5"/>
+            <wp:cNvGraphicFramePr>
+              <a:graphicFrameLocks xmlns:a="http://schemas.openxmlformats.org/drawingml/2006/main" noChangeAspect="1"/>
+            </wp:cNvGraphicFramePr>
+            <a:graphic xmlns:a="http://schemas.openxmlformats.org/drawingml/2006/main">
+              <a:graphicData uri="http://schemas.openxmlformats.org/drawingml/2006/picture">
+                <pic:pic xmlns:pic="http://schemas.openxmlformats.org/drawingml/2006/picture">
+                  <pic:nvPicPr>
+                    <pic:cNvPr id="1228590961" name="Picture 1228590961"/>
+                    <pic:cNvPicPr/>
+                  </pic:nvPicPr>
+                  <pic:blipFill>
+                    <a:blip r:embed="rId8">
+                      <a:extLst>
+                        <a:ext uri="{28A0092B-C50C-407E-A947-70E740481C1C}">
+                          <a14:useLocalDpi xmlns:a14="http://schemas.microsoft.com/office/drawing/2010/main" val="0"/>
+                        </a:ext>
+                      </a:extLst>
+                    </a:blip>
+                    <a:stretch>
+                      <a:fillRect/>
+                    </a:stretch>
+                  </pic:blipFill>
+                  <pic:spPr>
+                    <a:xfrm>
+                      <a:off x="0" y="0"/>
+                      <a:ext cx="5731510" cy="5528945"/>
+                    </a:xfrm>
+                    <a:prstGeom prst="rect">
+                      <a:avLst/>
+                    </a:prstGeom>
+                  </pic:spPr>
+                </pic:pic>
+              </a:graphicData>
+            </a:graphic>
+          </wp:inline>
+        </w:drawing>
+      </w:r>
+    </w:p>
+    <w:p>
+      <w:pPr>
+        <w:rPr>
+          <w:lang w:val="en-US"/>
+        </w:rPr>
+      </w:pPr>
+    </w:p>
+    <w:p>
+      <w:pPr>
+        <w:rPr>
+          <w:lang w:val="en-US"/>
+        </w:rPr>
+      </w:pPr>
+    </w:p>
+    <w:p>
+      <w:pPr>
+        <w:rPr>
+          <w:lang w:val="en-US"/>
+        </w:rPr>
+      </w:pPr>
+    </w:p>
+    <w:p>
+      <w:pPr>
+        <w:rPr>
+          <w:lang w:val="en-US"/>
+        </w:rPr>
+      </w:pPr>
+    </w:p>
+    <w:p>
+      <w:pPr>
+        <w:rPr>
+          <w:lang w:val="en-US"/>
+        </w:rPr>
+      </w:pPr>
+    </w:p>
+    <w:p>
+      <w:pPr>
+        <w:rPr>
+          <w:lang w:val="en-US"/>
+        </w:rPr>
+      </w:pPr>
+    </w:p>
+    <w:p>
+      <w:pPr>
+        <w:rPr>
+          <w:lang w:val="en-US"/>
+        </w:rPr>
+      </w:pPr>
+    </w:p>
+    <w:p>
+      <w:pPr>
+        <w:rPr>
+          <w:lang w:val="en-US"/>
+        </w:rPr>
+      </w:pPr>
+    </w:p>
+    <w:p>
+      <w:pPr>
+        <w:rPr>
+          <w:lang w:val="en-US"/>
+        </w:rPr>
+      </w:pPr>
+    </w:p>
+    <w:p>
+      <w:pPr>
+        <w:pStyle w:val="Heading1"/>
+        <w:rPr>
+          <w:noProof/>
+          <w:lang w:val="en-US"/>
+        </w:rPr>
+      </w:pPr>
+      <w:r>
+        <w:rPr>
+          <w:lang w:val="en-US"/>
+        </w:rPr>
+        <w:lastRenderedPageBreak/>
+        <w:t>APPLY PAGE</w:t>
+      </w:r>
+      <w:r>
+        <w:rPr>
+          <w:noProof/>
+          <w:lang w:val="en-US"/>
+        </w:rPr>
+        <w:drawing>
+          <wp:inline distT="0" distB="0" distL="0" distR="0" wp14:anchorId="41449DC5" wp14:editId="3321601C">
+            <wp:extent cx="5731510" cy="5181600"/>
+            <wp:effectExtent l="0" t="0" r="2540" b="0"/>
+            <wp:docPr id="556678255" name="Picture 7"/>
+            <wp:cNvGraphicFramePr>
+              <a:graphicFrameLocks xmlns:a="http://schemas.openxmlformats.org/drawingml/2006/main" noChangeAspect="1"/>
+            </wp:cNvGraphicFramePr>
+            <a:graphic xmlns:a="http://schemas.openxmlformats.org/drawingml/2006/main">
+              <a:graphicData uri="http://schemas.openxmlformats.org/drawingml/2006/picture">
+                <pic:pic xmlns:pic="http://schemas.openxmlformats.org/drawingml/2006/picture">
+                  <pic:nvPicPr>
+                    <pic:cNvPr id="556678255" name="Picture 556678255"/>
+                    <pic:cNvPicPr/>
+                  </pic:nvPicPr>
+                  <pic:blipFill>
+                    <a:blip r:embed="rId9">
+                      <a:extLst>
+                        <a:ext uri="{28A0092B-C50C-407E-A947-70E740481C1C}">
+                          <a14:useLocalDpi xmlns:a14="http://schemas.microsoft.com/office/drawing/2010/main" val="0"/>
+                        </a:ext>
+                      </a:extLst>
+                    </a:blip>
+                    <a:stretch>
+                      <a:fillRect/>
+                    </a:stretch>
+                  </pic:blipFill>
+                  <pic:spPr>
+                    <a:xfrm>
+                      <a:off x="0" y="0"/>
+                      <a:ext cx="5731510" cy="5181600"/>
+                    </a:xfrm>
+                    <a:prstGeom prst="rect">
+                      <a:avLst/>
+                    </a:prstGeom>
+                  </pic:spPr>
+                </pic:pic>
+              </a:graphicData>
+            </a:graphic>
+          </wp:inline>
+        </w:drawing>
+      </w:r>
+    </w:p>
+    <w:p>
+      <w:pPr>
+        <w:rPr>
+          <w:lang w:val="en-US"/>
+        </w:rPr>
+      </w:pPr>
+    </w:p>
+    <w:p>
+      <w:pPr>
+        <w:rPr>
+          <w:rFonts w:asciiTheme="majorHAnsi" w:eastAsiaTheme="majorEastAsia" w:hAnsiTheme="majorHAnsi" w:cstheme="majorBidi"/>
+          <w:noProof/>
+          <w:color w:val="2F5496" w:themeColor="accent1" w:themeShade="BF"/>
+          <w:sz w:val="40"/>
+          <w:szCs w:val="40"/>
+          <w:lang w:val="en-US"/>
+        </w:rPr>
+      </w:pPr>
+    </w:p>
+    <w:p>
+      <w:pPr>
+        <w:tabs>
+          <w:tab w:val="left" w:pos="3360"/>
+        </w:tabs>
+        <w:rPr>
+          <w:lang w:val="en-US"/>
+        </w:rPr>
+      </w:pPr>
+      <w:r>
+        <w:rPr>
+          <w:lang w:val="en-US"/>
+        </w:rPr>
+        <w:tab/>
+      </w:r>
+    </w:p>
+    <w:p>
+      <w:pPr>
+        <w:tabs>
+          <w:tab w:val="left" w:pos="3360"/>
+        </w:tabs>
+        <w:rPr>
+          <w:lang w:val="en-US"/>
+        </w:rPr>
+      </w:pPr>
+    </w:p>
+    <w:p>
+      <w:pPr>
+        <w:tabs>
+          <w:tab w:val="left" w:pos="3360"/>
+        </w:tabs>
+        <w:rPr>
+          <w:lang w:val="en-US"/>
+        </w:rPr>
+      </w:pPr>
+    </w:p>
+    <w:p>
+      <w:pPr>
+        <w:tabs>
+          <w:tab w:val="left" w:pos="3360"/>
+        </w:tabs>
+        <w:rPr>
+          <w:lang w:val="en-US"/>
+        </w:rPr>
+      </w:pPr>
+    </w:p>
+    <w:p>
+      <w:pPr>
+        <w:tabs>
+          <w:tab w:val="left" w:pos="3360"/>
+        </w:tabs>
+        <w:rPr>
+          <w:lang w:val="en-US"/>
+        </w:rPr>
+      </w:pPr>
+    </w:p>
+    <w:p>
+      <w:pPr>
+        <w:tabs>
+          <w:tab w:val="left" w:pos="3360"/>
+        </w:tabs>
+        <w:rPr>
+          <w:lang w:val="en-US"/>
+        </w:rPr>
+      </w:pPr>
+    </w:p>
+    <w:p>
+      <w:pPr>
+        <w:tabs>
+          <w:tab w:val="left" w:pos="3360"/>
+        </w:tabs>
+        <w:rPr>
+          <w:lang w:val="en-US"/>
+        </w:rPr>
+      </w:pPr>
+    </w:p>
+    <w:p>
+      <w:pPr>
+        <w:tabs>
+          <w:tab w:val="left" w:pos="3360"/>
+        </w:tabs>
+        <w:rPr>
+          <w:lang w:val="en-US"/>
+        </w:rPr>
+      </w:pPr>
+    </w:p>
+    <w:p>
+      <w:pPr>
+        <w:tabs>
+          <w:tab w:val="left" w:pos="3360"/>
+        </w:tabs>
+        <w:rPr>
+          <w:lang w:val="en-US"/>
+        </w:rPr>
+      </w:pPr>
+    </w:p>
+    <w:p>
+      <w:pPr>
+        <w:pStyle w:val="Heading1"/>
+        <w:rPr>
+          <w:lang w:val="en-US"/>
+        </w:rPr>
+      </w:pPr>
+      <w:r>
+        <w:rPr>
+          <w:lang w:val="en-US"/>
+        </w:rPr>
+        <w:lastRenderedPageBreak/>
+        <w:t>PROJECTS PAGE</w:t>
+      </w:r>
+      <w:r>
+        <w:rPr>
+          <w:noProof/>
+          <w:lang w:val="en-US"/>
+        </w:rPr>
+        <w:drawing>
+          <wp:inline distT="0" distB="0" distL="0" distR="0" wp14:anchorId="5958CC7D" wp14:editId="46928156">
+            <wp:extent cx="5731510" cy="4923790"/>
+            <wp:effectExtent l="0" t="0" r="2540" b="0"/>
+            <wp:docPr id="653336751" name="Picture 8"/>
+            <wp:cNvGraphicFramePr>
+              <a:graphicFrameLocks xmlns:a="http://schemas.openxmlformats.org/drawingml/2006/main" noChangeAspect="1"/>
+            </wp:cNvGraphicFramePr>
+            <a:graphic xmlns:a="http://schemas.openxmlformats.org/drawingml/2006/main">
+              <a:graphicData uri="http://schemas.openxmlformats.org/drawingml/2006/picture">
+                <pic:pic xmlns:pic="http://schemas.openxmlformats.org/drawingml/2006/picture">
+                  <pic:nvPicPr>
+                    <pic:cNvPr id="653336751" name="Picture 653336751"/>
+                    <pic:cNvPicPr/>
+                  </pic:nvPicPr>
+                  <pic:blipFill>
+                    <a:blip r:embed="rId10">
+                      <a:extLst>
+                        <a:ext uri="{28A0092B-C50C-407E-A947-70E740481C1C}">
+                          <a14:useLocalDpi xmlns:a14="http://schemas.microsoft.com/office/drawing/2010/main" val="0"/>
+                        </a:ext>
+                      </a:extLst>
+                    </a:blip>
+                    <a:stretch>
+                      <a:fillRect/>
+                    </a:stretch>
+                  </pic:blipFill>
+                  <pic:spPr>
+                    <a:xfrm>
+                      <a:off x="0" y="0"/>
+                      <a:ext cx="5731510" cy="4923790"/>
+                    </a:xfrm>
+                    <a:prstGeom prst="rect">
+                      <a:avLst/>
+                    </a:prstGeom>
+                  </pic:spPr>
+                </pic:pic>
+              </a:graphicData>
+            </a:graphic>
+          </wp:inline>
+        </w:drawing>
+      </w:r>
+    </w:p>
+    <w:p>
+      <w:pPr>
+        <w:tabs>
+          <w:tab w:val="left" w:pos="3360"/>
+        </w:tabs>
+        <w:rPr>
+          <w:lang w:val="en-US"/>
+        </w:rPr>
+      </w:pPr>
+    </w:p>
+    <w:p>
+      <w:pPr>
+        <w:tabs>
+          <w:tab w:val="left" w:pos="3360"/>
+        </w:tabs>
+        <w:rPr>
+          <w:lang w:val="en-US"/>
+        </w:rPr>
+      </w:pPr>
+    </w:p>
+    <w:p>
+      <w:pPr>
+        <w:tabs>
+          <w:tab w:val="left" w:pos="3360"/>
+        </w:tabs>
+        <w:rPr>
+          <w:lang w:val="en-US"/>
+        </w:rPr>
+      </w:pPr>
+    </w:p>
+    <w:p>
+      <w:pPr>
+        <w:tabs>
+          <w:tab w:val="left" w:pos="3360"/>
+        </w:tabs>
+        <w:rPr>
+          <w:lang w:val="en-US"/>
+        </w:rPr>
+      </w:pPr>
+    </w:p>
+    <w:p>
+      <w:pPr>
+        <w:tabs>
+          <w:tab w:val="left" w:pos="3360"/>
+        </w:tabs>
+        <w:rPr>
+          <w:lang w:val="en-US"/>
+        </w:rPr>
+      </w:pPr>
+    </w:p>
+    <w:p>
+      <w:pPr>
+        <w:tabs>
+          <w:tab w:val="left" w:pos="3360"/>
+        </w:tabs>
+        <w:rPr>
+          <w:lang w:val="en-US"/>
+        </w:rPr>
+      </w:pPr>
+    </w:p>
+    <w:p>
+      <w:pPr>
+        <w:tabs>
+          <w:tab w:val="left" w:pos="3360"/>
+        </w:tabs>
+        <w:rPr>
+          <w:lang w:val="en-US"/>
+        </w:rPr>
+      </w:pPr>
+    </w:p>
+    <w:p>
+      <w:pPr>
+        <w:tabs>
+          <w:tab w:val="left" w:pos="3360"/>
+        </w:tabs>
+        <w:rPr>
+          <w:lang w:val="en-US"/>
+        </w:rPr>
+      </w:pPr>
+    </w:p>
+    <w:p>
+      <w:pPr>
+        <w:tabs>
+          <w:tab w:val="left" w:pos="3360"/>
+        </w:tabs>
+        <w:rPr>
+          <w:lang w:val="en-US"/>
+        </w:rPr>
+      </w:pPr>
+    </w:p>
+    <w:p>
+      <w:pPr>
+        <w:tabs>
+          <w:tab w:val="left" w:pos="3360"/>
+        </w:tabs>
+        <w:rPr>
+          <w:lang w:val="en-US"/>
+        </w:rPr>
+      </w:pPr>
+    </w:p>
+    <w:p>
+      <w:pPr>
+        <w:tabs>
+          <w:tab w:val="left" w:pos="3360"/>
+        </w:tabs>
+        <w:rPr>
+          <w:lang w:val="en-US"/>
+        </w:rPr>
+      </w:pPr>
+    </w:p>
+    <w:p>
+      <w:pPr>
+        <w:tabs>
+          <w:tab w:val="left" w:pos="3360"/>
+        </w:tabs>
+        <w:rPr>
+          <w:lang w:val="en-US"/>
+        </w:rPr>
+      </w:pPr>
+    </w:p>
+    <w:p>
+      <w:pPr>
+        <w:pStyle w:val="Heading1"/>
+        <w:rPr>
+          <w:lang w:val="en-US"/>
+        </w:rPr>
+      </w:pPr>
+      <w:r>
+        <w:rPr>
+          <w:lang w:val="en-US"/>
+        </w:rPr>
+        <w:lastRenderedPageBreak/>
+        <w:t>FEEDBACK</w:t>
+      </w:r>
+      <w:r>
+        <w:rPr>
+          <w:noProof/>
+          <w:lang w:val="en-US"/>
+        </w:rPr>
+        <w:drawing>
+          <wp:inline distT="0" distB="0" distL="0" distR="0" wp14:anchorId="7D351512" wp14:editId="6CB339F2">
+            <wp:extent cx="5731510" cy="5190490"/>
+            <wp:effectExtent l="0" t="0" r="2540" b="0"/>
+            <wp:docPr id="1054820991" name="Picture 9"/>
+            <wp:cNvGraphicFramePr>
+              <a:graphicFrameLocks xmlns:a="http://schemas.openxmlformats.org/drawingml/2006/main" noChangeAspect="1"/>
+            </wp:cNvGraphicFramePr>
+            <a:graphic xmlns:a="http://schemas.openxmlformats.org/drawingml/2006/main">
+              <a:graphicData uri="http://schemas.openxmlformats.org/drawingml/2006/picture">
+                <pic:pic xmlns:pic="http://schemas.openxmlformats.org/drawingml/2006/picture">
+                  <pic:nvPicPr>
+                    <pic:cNvPr id="1054820991" name="Picture 1054820991"/>
+                    <pic:cNvPicPr/>
+                  </pic:nvPicPr>
+                  <pic:blipFill>
+                    <a:blip r:embed="rId11">
+                      <a:extLst>
+                        <a:ext uri="{28A0092B-C50C-407E-A947-70E740481C1C}">
+                          <a14:useLocalDpi xmlns:a14="http://schemas.microsoft.com/office/drawing/2010/main" val="0"/>
+                        </a:ext>
+                      </a:extLst>
+                    </a:blip>
+                    <a:stretch>
+                      <a:fillRect/>
+                    </a:stretch>
+                  </pic:blipFill>
+                  <pic:spPr>
+                    <a:xfrm>
+                      <a:off x="0" y="0"/>
+                      <a:ext cx="5731510" cy="5190490"/>
+                    </a:xfrm>
+                    <a:prstGeom prst="rect">
+                      <a:avLst/>
+                    </a:prstGeom>
+                  </pic:spPr>
+                </pic:pic>
+              </a:graphicData>
+            </a:graphic>
+          </wp:inline>
+        </w:drawing>
+      </w:r>
+    </w:p>
+    <w:p>
+      <w:pPr>
+        <w:tabs>
+          <w:tab w:val="left" w:pos="3360"/>
+        </w:tabs>
+        <w:rPr>
+          <w:lang w:val="en-US"/>
+        </w:rPr>
+      </w:pPr>
+    </w:p>
+    <w:p>
+      <w:pPr>
+        <w:tabs>
+          <w:tab w:val="left" w:pos="3360"/>
+        </w:tabs>
+        <w:rPr>
+          <w:lang w:val="en-US"/>
+        </w:rPr>
+      </w:pPr>
+    </w:p>
+    <w:p>
+      <w:pPr>
+        <w:tabs>
+          <w:tab w:val="left" w:pos="3360"/>
+        </w:tabs>
+        <w:rPr>
+          <w:lang w:val="en-US"/>
+        </w:rPr>
+      </w:pPr>
+    </w:p>
+    <w:p>
+      <w:pPr>
+        <w:tabs>
+          <w:tab w:val="left" w:pos="3360"/>
+        </w:tabs>
+        <w:rPr>
+          <w:lang w:val="en-US"/>
+        </w:rPr>
+      </w:pPr>
+    </w:p>
+    <w:p>
+      <w:pPr>
+        <w:tabs>
+          <w:tab w:val="left" w:pos="3360"/>
+        </w:tabs>
+        <w:rPr>
+          <w:lang w:val="en-US"/>
+        </w:rPr>
+      </w:pPr>
+    </w:p>
+    <w:p>
+      <w:pPr>
+        <w:tabs>
+          <w:tab w:val="left" w:pos="3360"/>
+        </w:tabs>
+        <w:rPr>
+          <w:lang w:val="en-US"/>
+        </w:rPr>
+      </w:pPr>
+    </w:p>
+    <w:p>
+      <w:pPr>
+        <w:tabs>
+          <w:tab w:val="left" w:pos="3360"/>
+        </w:tabs>
+        <w:rPr>
+          <w:lang w:val="en-US"/>
+        </w:rPr>
+      </w:pPr>
+    </w:p>
+    <w:p>
+      <w:pPr>
+        <w:tabs>
+          <w:tab w:val="left" w:pos="3360"/>
+        </w:tabs>
+        <w:rPr>
+          <w:lang w:val="en-US"/>
+        </w:rPr>
+      </w:pPr>
+    </w:p>
+    <w:p>
+      <w:pPr>
+        <w:tabs>
+          <w:tab w:val="left" w:pos="3360"/>
+        </w:tabs>
+        <w:rPr>
+          <w:lang w:val="en-US"/>
+        </w:rPr>
+      </w:pPr>
+    </w:p>
+    <w:p>
+      <w:pPr>
+        <w:tabs>
+          <w:tab w:val="left" w:pos="3360"/>
+        </w:tabs>
+        <w:rPr>
+          <w:lang w:val="en-US"/>
+        </w:rPr>
+      </w:pPr>
+    </w:p>
+    <w:p>
+      <w:pPr>
+        <w:tabs>
+          <w:tab w:val="left" w:pos="3360"/>
+        </w:tabs>
+        <w:rPr>
+          <w:lang w:val="en-US"/>
+        </w:rPr>
+      </w:pPr>
+    </w:p>
+    <w:p>
+      <w:pPr>
+        <w:pStyle w:val="Heading1"/>
+        <w:rPr>
+          <w:lang w:val="en-US"/>
+        </w:rPr>
+      </w:pPr>
+      <w:r>
+        <w:rPr>
+          <w:lang w:val="en-US"/>
+        </w:rPr>
+        <w:lastRenderedPageBreak/>
+        <w:t>CCTV INSTALLATION</w:t>
+      </w:r>
+      <w:r>
+        <w:rPr>
+          <w:noProof/>
+          <w:lang w:val="en-US"/>
+        </w:rPr>
+        <w:drawing>
+          <wp:inline distT="0" distB="0" distL="0" distR="0" wp14:anchorId="17FC5A57" wp14:editId="57A3CA9D">
+            <wp:extent cx="5731510" cy="5169535"/>
+            <wp:effectExtent l="0" t="0" r="2540" b="0"/>
+            <wp:docPr id="178421320" name="Picture 10"/>
+            <wp:cNvGraphicFramePr>
+              <a:graphicFrameLocks xmlns:a="http://schemas.openxmlformats.org/drawingml/2006/main" noChangeAspect="1"/>
+            </wp:cNvGraphicFramePr>
+            <a:graphic xmlns:a="http://schemas.openxmlformats.org/drawingml/2006/main">
+              <a:graphicData uri="http://schemas.openxmlformats.org/drawingml/2006/picture">
+                <pic:pic xmlns:pic="http://schemas.openxmlformats.org/drawingml/2006/picture">
+                  <pic:nvPicPr>
+                    <pic:cNvPr id="178421320" name="Picture 178421320"/>
+                    <pic:cNvPicPr/>
+                  </pic:nvPicPr>
+                  <pic:blipFill>
+                    <a:blip r:embed="rId12">
+                      <a:extLst>
+                        <a:ext uri="{28A0092B-C50C-407E-A947-70E740481C1C}">
+                          <a14:useLocalDpi xmlns:a14="http://schemas.microsoft.com/office/drawing/2010/main" val="0"/>
+                        </a:ext>
+                      </a:extLst>
+                    </a:blip>
+                    <a:stretch>
+                      <a:fillRect/>
+                    </a:stretch>
+                  </pic:blipFill>
+                  <pic:spPr>
+                    <a:xfrm>
+                      <a:off x="0" y="0"/>
+                      <a:ext cx="5731510" cy="5169535"/>
+                    </a:xfrm>
+                    <a:prstGeom prst="rect">
+                      <a:avLst/>
+                    </a:prstGeom>
+                  </pic:spPr>
+                </pic:pic>
+              </a:graphicData>
+            </a:graphic>
+          </wp:inline>
+        </w:drawing>
+      </w:r>
+    </w:p>
+    <w:p>
+      <w:pPr>
+        <w:tabs>
+          <w:tab w:val="left" w:pos="3360"/>
+        </w:tabs>
+        <w:rPr>
+          <w:lang w:val="en-US"/>
+        </w:rPr>
+      </w:pPr>
+    </w:p>
+    <w:p>
+      <w:pPr>
+        <w:tabs>
+          <w:tab w:val="left" w:pos="3360"/>
+        </w:tabs>
+        <w:rPr>
+          <w:lang w:val="en-US"/>
+        </w:rPr>
+      </w:pPr>
+    </w:p>
+    <w:p>
+      <w:pPr>
+        <w:tabs>
+          <w:tab w:val="left" w:pos="3360"/>
+        </w:tabs>
+        <w:rPr>
+          <w:lang w:val="en-US"/>
+        </w:rPr>
+      </w:pPr>
+    </w:p>
+    <w:p>
+      <w:pPr>
+        <w:tabs>
+          <w:tab w:val="left" w:pos="3360"/>
+        </w:tabs>
+        <w:rPr>
+          <w:lang w:val="en-US"/>
+        </w:rPr>
+      </w:pPr>
+    </w:p>
+    <w:p>
+      <w:pPr>
+        <w:tabs>
+          <w:tab w:val="left" w:pos="3360"/>
+        </w:tabs>
+        <w:rPr>
+          <w:lang w:val="en-US"/>
+        </w:rPr>
+      </w:pPr>
+    </w:p>
+    <w:p>
+      <w:pPr>
+        <w:tabs>
+          <w:tab w:val="left" w:pos="3360"/>
+        </w:tabs>
+        <w:rPr>
+          <w:lang w:val="en-US"/>
+        </w:rPr>
+      </w:pPr>
+    </w:p>
+    <w:p>
+      <w:pPr>
+        <w:tabs>
+          <w:tab w:val="left" w:pos="3360"/>
+        </w:tabs>
+        <w:rPr>
+          <w:lang w:val="en-US"/>
+        </w:rPr>
+      </w:pPr>
+    </w:p>
+    <w:p>
+      <w:pPr>
+        <w:tabs>
+          <w:tab w:val="left" w:pos="3360"/>
+        </w:tabs>
+        <w:rPr>
+          <w:lang w:val="en-US"/>
+        </w:rPr>
+      </w:pPr>
+    </w:p>
+    <w:p>
+      <w:pPr>
+        <w:tabs>
+          <w:tab w:val="left" w:pos="3360"/>
+        </w:tabs>
+        <w:rPr>
+          <w:lang w:val="en-US"/>
+        </w:rPr>
+      </w:pPr>
+    </w:p>
+    <w:p>
+      <w:pPr>
+        <w:tabs>
+          <w:tab w:val="left" w:pos="3360"/>
+        </w:tabs>
+        <w:rPr>
+          <w:lang w:val="en-US"/>
+        </w:rPr>
+      </w:pPr>
+    </w:p>
+    <w:p>
+      <w:pPr>
+        <w:tabs>
+          <w:tab w:val="left" w:pos="3360"/>
+        </w:tabs>
+        <w:rPr>
+          <w:lang w:val="en-US"/>
+        </w:rPr>
+      </w:pPr>
+    </w:p>
+    <w:p>
+      <w:pPr>
+        <w:pStyle w:val="Heading1"/>
+        <w:rPr>
+          <w:lang w:val="en-US"/>
+        </w:rPr>
+      </w:pPr>
+      <w:r>
+        <w:rPr>
+          <w:lang w:val="en-US"/>
+        </w:rPr>
+        <w:lastRenderedPageBreak/>
+        <w:t>A</w:t>
+      </w:r>
+      <w:r>
+        <w:rPr>
+          <w:lang w:val="en-US"/>
+        </w:rPr>
+        <w:t>RMED RESPONSE</w:t>
+      </w:r>
+      <w:r>
+        <w:rPr>
+          <w:lang w:val="en-US"/>
+        </w:rPr>
+        <w:t xml:space="preserve"> PAGE</w:t>
+      </w:r>
+    </w:p>
+    <w:p>
+      <w:pPr>
+        <w:tabs>
+          <w:tab w:val="left" w:pos="3360"/>
+        </w:tabs>
+        <w:rPr>
+          <w:lang w:val="en-US"/>
+        </w:rPr>
+      </w:pPr>
+      <w:r>
+        <w:rPr>
+          <w:noProof/>
+          <w:lang w:val="en-US"/>
+        </w:rPr>
+        <w:drawing>
+          <wp:inline distT="0" distB="0" distL="0" distR="0" wp14:anchorId="61161B23" wp14:editId="46B626D9">
+            <wp:extent cx="5731510" cy="5207000"/>
+            <wp:effectExtent l="0" t="0" r="2540" b="0"/>
+            <wp:docPr id="247369577" name="Picture 11"/>
+            <wp:cNvGraphicFramePr>
+              <a:graphicFrameLocks xmlns:a="http://schemas.openxmlformats.org/drawingml/2006/main" noChangeAspect="1"/>
+            </wp:cNvGraphicFramePr>
+            <a:graphic xmlns:a="http://schemas.openxmlformats.org/drawingml/2006/main">
+              <a:graphicData uri="http://schemas.openxmlformats.org/drawingml/2006/picture">
+                <pic:pic xmlns:pic="http://schemas.openxmlformats.org/drawingml/2006/picture">
+                  <pic:nvPicPr>
+                    <pic:cNvPr id="247369577" name="Picture 247369577"/>
+                    <pic:cNvPicPr/>
+                  </pic:nvPicPr>
+                  <pic:blipFill>
+                    <a:blip r:embed="rId13">
+                      <a:extLst>
+                        <a:ext uri="{28A0092B-C50C-407E-A947-70E740481C1C}">
+                          <a14:useLocalDpi xmlns:a14="http://schemas.microsoft.com/office/drawing/2010/main" val="0"/>
+                        </a:ext>
+                      </a:extLst>
+                    </a:blip>
+                    <a:stretch>
+                      <a:fillRect/>
+                    </a:stretch>
+                  </pic:blipFill>
+                  <pic:spPr>
+                    <a:xfrm>
+                      <a:off x="0" y="0"/>
+                      <a:ext cx="5731510" cy="5207000"/>
+                    </a:xfrm>
+                    <a:prstGeom prst="rect">
+                      <a:avLst/>
+                    </a:prstGeom>
+                  </pic:spPr>
+                </pic:pic>
+              </a:graphicData>
+            </a:graphic>
+          </wp:inline>
+        </w:drawing>
+      </w:r>
+    </w:p>
+    <w:p>
+      <w:pPr>
+        <w:tabs>
+          <w:tab w:val="left" w:pos="3360"/>
+        </w:tabs>
+        <w:rPr>
+          <w:lang w:val="en-US"/>
+        </w:rPr>
+      </w:pPr>
+    </w:p>
+    <w:p>
+      <w:pPr>
+        <w:tabs>
+          <w:tab w:val="left" w:pos="3360"/>
+        </w:tabs>
+        <w:rPr>
+          <w:lang w:val="en-US"/>
+        </w:rPr>
+      </w:pPr>
+    </w:p>
+    <w:p>
+      <w:pPr>
+        <w:tabs>
+          <w:tab w:val="left" w:pos="3360"/>
+        </w:tabs>
+        <w:rPr>
+          <w:lang w:val="en-US"/>
+        </w:rPr>
+      </w:pPr>
+    </w:p>
+    <w:p>
+      <w:pPr>
+        <w:tabs>
+          <w:tab w:val="left" w:pos="3360"/>
+        </w:tabs>
+        <w:rPr>
+          <w:lang w:val="en-US"/>
+        </w:rPr>
+      </w:pPr>
+    </w:p>
+    <w:p>
+      <w:pPr>
+        <w:tabs>
+          <w:tab w:val="left" w:pos="3360"/>
+        </w:tabs>
+        <w:rPr>
+          <w:lang w:val="en-US"/>
+        </w:rPr>
+      </w:pPr>
+    </w:p>
+    <w:p>
+      <w:pPr>
+        <w:tabs>
+          <w:tab w:val="left" w:pos="3360"/>
+        </w:tabs>
+        <w:rPr>
+          <w:lang w:val="en-US"/>
+        </w:rPr>
+      </w:pPr>
+    </w:p>
+    <w:p>
+      <w:pPr>
+        <w:tabs>
+          <w:tab w:val="left" w:pos="3360"/>
+        </w:tabs>
+        <w:rPr>
+          <w:lang w:val="en-US"/>
+        </w:rPr>
+      </w:pPr>
+    </w:p>
+    <w:p>
+      <w:pPr>
+        <w:tabs>
+          <w:tab w:val="left" w:pos="3360"/>
+        </w:tabs>
+        <w:rPr>
+          <w:lang w:val="en-US"/>
+        </w:rPr>
+      </w:pPr>
+    </w:p>
+    <w:p>
+      <w:pPr>
+        <w:tabs>
+          <w:tab w:val="left" w:pos="3360"/>
+        </w:tabs>
+        <w:rPr>
+          <w:lang w:val="en-US"/>
+        </w:rPr>
+      </w:pPr>
+    </w:p>
+    <w:p>
+      <w:pPr>
+        <w:tabs>
+          <w:tab w:val="left" w:pos="3360"/>
+        </w:tabs>
+        <w:rPr>
+          <w:lang w:val="en-US"/>
+        </w:rPr>
+      </w:pPr>
+    </w:p>
+    <w:p>
+      <w:pPr>
+        <w:tabs>
+          <w:tab w:val="left" w:pos="3360"/>
+        </w:tabs>
+        <w:rPr>
+          <w:lang w:val="en-US"/>
+        </w:rPr>
+      </w:pPr>
+    </w:p>
+    <w:p>
+      <w:pPr>
+        <w:pStyle w:val="Heading1"/>
+        <w:rPr>
+          <w:lang w:val="en-US"/>
+        </w:rPr>
+      </w:pPr>
+      <w:r>
+        <w:rPr>
+          <w:lang w:val="en-US"/>
+        </w:rPr>
+        <w:lastRenderedPageBreak/>
+        <w:t>ALARMS PAGE</w:t>
+      </w:r>
+      <w:r>
+        <w:rPr>
+          <w:noProof/>
+          <w:lang w:val="en-US"/>
+        </w:rPr>
+        <w:drawing>
+          <wp:inline distT="0" distB="0" distL="0" distR="0" wp14:anchorId="6E9707F3" wp14:editId="2B9BE9CF">
+            <wp:extent cx="5731510" cy="5075555"/>
+            <wp:effectExtent l="0" t="0" r="2540" b="0"/>
+            <wp:docPr id="1375993873" name="Picture 12"/>
+            <wp:cNvGraphicFramePr>
+              <a:graphicFrameLocks xmlns:a="http://schemas.openxmlformats.org/drawingml/2006/main" noChangeAspect="1"/>
+            </wp:cNvGraphicFramePr>
+            <a:graphic xmlns:a="http://schemas.openxmlformats.org/drawingml/2006/main">
+              <a:graphicData uri="http://schemas.openxmlformats.org/drawingml/2006/picture">
+                <pic:pic xmlns:pic="http://schemas.openxmlformats.org/drawingml/2006/picture">
+                  <pic:nvPicPr>
+                    <pic:cNvPr id="1375993873" name="Picture 1375993873"/>
+                    <pic:cNvPicPr/>
+                  </pic:nvPicPr>
+                  <pic:blipFill>
+                    <a:blip r:embed="rId14">
+                      <a:extLst>
+                        <a:ext uri="{28A0092B-C50C-407E-A947-70E740481C1C}">
+                          <a14:useLocalDpi xmlns:a14="http://schemas.microsoft.com/office/drawing/2010/main" val="0"/>
+                        </a:ext>
+                      </a:extLst>
+                    </a:blip>
+                    <a:stretch>
+                      <a:fillRect/>
+                    </a:stretch>
+                  </pic:blipFill>
+                  <pic:spPr>
+                    <a:xfrm>
+                      <a:off x="0" y="0"/>
+                      <a:ext cx="5731510" cy="5075555"/>
+                    </a:xfrm>
+                    <a:prstGeom prst="rect">
+                      <a:avLst/>
+                    </a:prstGeom>
+                  </pic:spPr>
+                </pic:pic>
+              </a:graphicData>
+            </a:graphic>
+          </wp:inline>
+        </w:drawing>
+      </w:r>
+    </w:p>
+    <w:p>
+      <w:pPr>
+        <w:rPr>
+          <w:lang w:val="en-US"/>
+        </w:rPr>
+      </w:pPr>
+    </w:p>
+    <w:p>
+      <w:pPr>
+        <w:rPr>
+          <w:lang w:val="en-US"/>
+        </w:rPr>
+      </w:pPr>
+    </w:p>
+    <w:p>
+      <w:pPr>
+        <w:rPr>
+          <w:lang w:val="en-US"/>
+        </w:rPr>
+      </w:pPr>
+    </w:p>
+    <w:p>
+      <w:pPr>
+        <w:rPr>
+          <w:lang w:val="en-US"/>
+        </w:rPr>
+      </w:pPr>
+    </w:p>
+    <w:p>
+      <w:pPr>
+        <w:rPr>
+          <w:lang w:val="en-US"/>
+        </w:rPr>
+      </w:pPr>
+    </w:p>
+    <w:p>
+      <w:pPr>
+        <w:rPr>
+          <w:lang w:val="en-US"/>
+        </w:rPr>
+      </w:pPr>
+    </w:p>
+    <w:p>
+      <w:pPr>
+        <w:rPr>
+          <w:lang w:val="en-US"/>
+        </w:rPr>
+      </w:pPr>
+    </w:p>
+    <w:p>
+      <w:pPr>
+        <w:rPr>
+          <w:lang w:val="en-US"/>
+        </w:rPr>
+      </w:pPr>
+    </w:p>
+    <w:p>
+      <w:pPr>
+        <w:rPr>
+          <w:lang w:val="en-US"/>
+        </w:rPr>
+      </w:pPr>
+    </w:p>
+    <w:p>
+      <w:pPr>
+        <w:rPr>
+          <w:lang w:val="en-US"/>
+        </w:rPr>
+      </w:pPr>
+    </w:p>
+    <w:p>
+      <w:pPr>
+        <w:rPr>
+          <w:lang w:val="en-US"/>
+        </w:rPr>
+      </w:pPr>
+    </w:p>
+    <w:p>
+      <w:pPr>
+        <w:rPr>
+          <w:lang w:val="en-US"/>
+        </w:rPr>
+      </w:pPr>
+    </w:p>
+    <w:p>
+      <w:pPr>
+        <w:pStyle w:val="Heading1"/>
+        <w:rPr>
+          <w:lang w:val="en-US"/>
+        </w:rPr>
+      </w:pPr>
+      <w:r>
+        <w:rPr>
+          <w:lang w:val="en-US"/>
+        </w:rPr>
+        <w:lastRenderedPageBreak/>
+        <w:t>ACCESS CONTROL</w:t>
+      </w:r>
+      <w:r>
+        <w:rPr>
+          <w:noProof/>
+          <w:lang w:val="en-US"/>
+        </w:rPr>
+        <w:drawing>
+          <wp:inline distT="0" distB="0" distL="0" distR="0" wp14:anchorId="11EB541B" wp14:editId="0B36B635">
+            <wp:extent cx="5731510" cy="5095875"/>
+            <wp:effectExtent l="0" t="0" r="2540" b="9525"/>
+            <wp:docPr id="2011569744" name="Picture 13"/>
+            <wp:cNvGraphicFramePr>
+              <a:graphicFrameLocks xmlns:a="http://schemas.openxmlformats.org/drawingml/2006/main" noChangeAspect="1"/>
+            </wp:cNvGraphicFramePr>
+            <a:graphic xmlns:a="http://schemas.openxmlformats.org/drawingml/2006/main">
+              <a:graphicData uri="http://schemas.openxmlformats.org/drawingml/2006/picture">
+                <pic:pic xmlns:pic="http://schemas.openxmlformats.org/drawingml/2006/picture">
+                  <pic:nvPicPr>
+                    <pic:cNvPr id="2011569744" name="Picture 2011569744"/>
+                    <pic:cNvPicPr/>
+                  </pic:nvPicPr>
+                  <pic:blipFill>
+                    <a:blip r:embed="rId15">
+                      <a:extLst>
+                        <a:ext uri="{28A0092B-C50C-407E-A947-70E740481C1C}">
+                          <a14:useLocalDpi xmlns:a14="http://schemas.microsoft.com/office/drawing/2010/main" val="0"/>
+                        </a:ext>
+                      </a:extLst>
+                    </a:blip>
+                    <a:stretch>
+                      <a:fillRect/>
+                    </a:stretch>
+                  </pic:blipFill>
+                  <pic:spPr>
+                    <a:xfrm>
+                      <a:off x="0" y="0"/>
+                      <a:ext cx="5731510" cy="5095875"/>
+                    </a:xfrm>
+                    <a:prstGeom prst="rect">
+                      <a:avLst/>
+                    </a:prstGeom>
+                  </pic:spPr>
+                </pic:pic>
+              </a:graphicData>
+            </a:graphic>
+          </wp:inline>
+        </w:drawing>
+      </w:r>
+    </w:p>
+    <w:p>
+      <w:pPr>
+        <w:rPr>
+          <w:lang w:val="en-US"/>
+        </w:rPr>
+      </w:pPr>
+    </w:p>
+    <w:p>
+      <w:pPr>
+        <w:rPr>
+          <w:lang w:val="en-US"/>
+        </w:rPr>
+      </w:pPr>
+    </w:p>
+    <w:p>
+      <w:pPr>
+        <w:rPr>
+          <w:lang w:val="en-US"/>
+        </w:rPr>
+      </w:pPr>
+    </w:p>
+    <w:p>
+      <w:pPr>
+        <w:rPr>
+          <w:lang w:val="en-US"/>
+        </w:rPr>
+      </w:pPr>
     </w:p>
     <w:sectPr>
       <w:pgSz w:w="11906" w:h="16838"/>

--- a/OTENG MONAMENG WEBSITE PROJECT.docx
+++ b/OTENG MONAMENG WEBSITE PROJECT.docx
@@ -648,7 +648,7 @@
         <w:rPr>
           <w:lang w:val="en-US"/>
         </w:rPr>
-        <w:t>s comprehensive</w:t>
+        <w:t>s</w:t>
       </w:r>
       <w:r>
         <w:rPr>
@@ -704,6 +704,84 @@
         </w:rPr>
         <w:t xml:space="preserve"> </w:t>
       </w:r>
+      <w:r>
+        <w:rPr>
+          <w:lang w:val="en-US"/>
+        </w:rPr>
+        <w:t>According to Sklar (2014), a successful site must guide users towards a specific action.</w:t>
+      </w:r>
+      <w:r>
+        <w:rPr>
+          <w:lang w:val="en-US"/>
+        </w:rPr>
+        <w:t xml:space="preserve"> </w:t>
+      </w:r>
+      <w:r>
+        <w:rPr>
+          <w:lang w:val="en-US"/>
+        </w:rPr>
+        <w:t>Therefore</w:t>
+      </w:r>
+      <w:r>
+        <w:rPr>
+          <w:lang w:val="en-US"/>
+        </w:rPr>
+        <w:t>,</w:t>
+      </w:r>
+      <w:r>
+        <w:rPr>
+          <w:lang w:val="en-US"/>
+        </w:rPr>
+        <w:t xml:space="preserve"> this website </w:t>
+      </w:r>
+      <w:r>
+        <w:rPr>
+          <w:lang w:val="en-US"/>
+        </w:rPr>
+        <w:t xml:space="preserve">will </w:t>
+      </w:r>
+      <w:r>
+        <w:rPr>
+          <w:lang w:val="en-US"/>
+        </w:rPr>
+        <w:t>educate visitors about security solutions and makes it easy</w:t>
+      </w:r>
+      <w:r>
+        <w:rPr>
+          <w:lang w:val="en-US"/>
+        </w:rPr>
+        <w:t xml:space="preserve"> for them</w:t>
+      </w:r>
+      <w:r>
+        <w:rPr>
+          <w:lang w:val="en-US"/>
+        </w:rPr>
+        <w:t xml:space="preserve"> to find details on </w:t>
+      </w:r>
+      <w:r>
+        <w:rPr>
+          <w:lang w:val="en-US"/>
+        </w:rPr>
+        <w:t xml:space="preserve">services offered </w:t>
+      </w:r>
+      <w:r>
+        <w:rPr>
+          <w:lang w:val="en-US"/>
+        </w:rPr>
+        <w:t xml:space="preserve">so they can apply for </w:t>
+      </w:r>
+      <w:r>
+        <w:rPr>
+          <w:lang w:val="en-US"/>
+        </w:rPr>
+        <w:t xml:space="preserve">a </w:t>
+      </w:r>
+      <w:r>
+        <w:rPr>
+          <w:lang w:val="en-US"/>
+        </w:rPr>
+        <w:t xml:space="preserve">service that they understand. </w:t>
+      </w:r>
     </w:p>
     <w:p>
       <w:pPr>
@@ -721,110 +799,45 @@
     </w:p>
     <w:p>
       <w:pPr>
-        <w:rPr>
-          <w:lang w:val="en-US"/>
-        </w:rPr>
-      </w:pPr>
-      <w:r>
-        <w:rPr>
-          <w:lang w:val="en-US"/>
-        </w:rPr>
-        <w:t>Establish a professional and trustworthy online presence that accurately represents Monameng Security Company services, name, and values.</w:t>
-      </w:r>
-      <w:r>
-        <w:rPr>
-          <w:lang w:val="en-US"/>
-        </w:rPr>
-        <w:t xml:space="preserve"> According to Sklar (2014), a successful site must guide users towards a specific action.</w:t>
-      </w:r>
-      <w:r>
-        <w:rPr>
-          <w:lang w:val="en-US"/>
-        </w:rPr>
-        <w:t xml:space="preserve"> </w:t>
-      </w:r>
-      <w:proofErr w:type="gramStart"/>
-      <w:r>
-        <w:rPr>
-          <w:lang w:val="en-US"/>
-        </w:rPr>
-        <w:t>Th</w:t>
-      </w:r>
-      <w:r>
-        <w:rPr>
-          <w:lang w:val="en-US"/>
-        </w:rPr>
-        <w:t>erefore</w:t>
-      </w:r>
-      <w:proofErr w:type="gramEnd"/>
-      <w:r>
-        <w:rPr>
-          <w:lang w:val="en-US"/>
-        </w:rPr>
-        <w:t xml:space="preserve"> this</w:t>
-      </w:r>
-      <w:r>
-        <w:rPr>
-          <w:lang w:val="en-US"/>
-        </w:rPr>
-        <w:t xml:space="preserve"> website </w:t>
-      </w:r>
-      <w:r>
-        <w:rPr>
-          <w:lang w:val="en-US"/>
-        </w:rPr>
-        <w:t>aims</w:t>
-      </w:r>
-      <w:r>
-        <w:rPr>
-          <w:lang w:val="en-US"/>
-        </w:rPr>
-        <w:t xml:space="preserve"> to educate visitors about security</w:t>
-      </w:r>
-      <w:r>
-        <w:rPr>
-          <w:lang w:val="en-US"/>
-        </w:rPr>
-        <w:t xml:space="preserve"> solutions and makes it easy to find details on CCTV, armed response, access control, and alarms so they can apply for services that they understand.</w:t>
-      </w:r>
-      <w:r>
-        <w:rPr>
-          <w:lang w:val="en-US"/>
-        </w:rPr>
-        <w:t xml:space="preserve"> The </w:t>
-      </w:r>
-      <w:r>
-        <w:rPr>
-          <w:lang w:val="en-US"/>
-        </w:rPr>
-        <w:t>website should provide online application process so visitors can request a service directly from the website.</w:t>
-      </w:r>
-      <w:r>
-        <w:rPr>
-          <w:lang w:val="en-US"/>
-        </w:rPr>
-        <w:t xml:space="preserve"> </w:t>
-      </w:r>
-      <w:r>
-        <w:rPr>
-          <w:lang w:val="en-US"/>
-        </w:rPr>
-        <w:t xml:space="preserve"> </w:t>
-      </w:r>
-    </w:p>
-    <w:p>
-      <w:pPr>
-        <w:rPr>
-          <w:lang w:val="en-US"/>
-        </w:rPr>
-      </w:pPr>
-    </w:p>
-    <w:p>
-      <w:pPr>
-        <w:rPr>
-          <w:lang w:val="en-US"/>
-        </w:rPr>
-      </w:pPr>
+        <w:pStyle w:val="ListParagraph"/>
+        <w:numPr>
+          <w:ilvl w:val="0"/>
+          <w:numId w:val="5"/>
+        </w:numPr>
+        <w:rPr>
+          <w:lang w:val="en-US"/>
+        </w:rPr>
+      </w:pPr>
+      <w:r>
+        <w:rPr>
+          <w:lang w:val="en-US"/>
+        </w:rPr>
+        <w:t>Establish a professional</w:t>
+      </w:r>
+      <w:r>
+        <w:rPr>
+          <w:lang w:val="en-US"/>
+        </w:rPr>
+        <w:t xml:space="preserve">, easy to use, </w:t>
+      </w:r>
+      <w:r>
+        <w:rPr>
+          <w:lang w:val="en-US"/>
+        </w:rPr>
+        <w:t xml:space="preserve">and trustworthy </w:t>
+      </w:r>
+      <w:r>
+        <w:rPr>
+          <w:lang w:val="en-US"/>
+        </w:rPr>
+        <w:t>website that will accurately represent Monameng</w:t>
+      </w:r>
+      <w:r>
+        <w:rPr>
+          <w:lang w:val="en-US"/>
+        </w:rPr>
+        <w:t xml:space="preserve"> Security Company services, name, and values.</w:t>
+      </w:r>
     </w:p>
     <w:p>
       <w:pPr>
@@ -837,7 +850,13 @@
         <w:rPr>
           <w:lang w:val="en-US"/>
         </w:rPr>
-        <w:t>WEBSITE GOALS</w:t>
+        <w:t>WEBSITE GOA</w:t>
+      </w:r>
+      <w:r>
+        <w:rPr>
+          <w:lang w:val="en-US"/>
+        </w:rPr>
+        <w:t>LS</w:t>
       </w:r>
     </w:p>
     <w:p>
@@ -855,13 +874,31 @@
         <w:rPr>
           <w:lang w:val="en-US"/>
         </w:rPr>
-        <w:t xml:space="preserve">Increase organic traffic by 20% in the first 3 months </w:t>
-      </w:r>
-      <w:r>
-        <w:rPr>
-          <w:lang w:val="en-US"/>
-        </w:rPr>
-        <w:t>SEO.</w:t>
+        <w:t>Convert visitors into clients</w:t>
+      </w:r>
+      <w:r>
+        <w:rPr>
+          <w:lang w:val="en-US"/>
+        </w:rPr>
+        <w:t xml:space="preserve"> by</w:t>
+      </w:r>
+      <w:r>
+        <w:rPr>
+          <w:lang w:val="en-US"/>
+        </w:rPr>
+        <w:t xml:space="preserve"> a</w:t>
+      </w:r>
+      <w:r>
+        <w:rPr>
+          <w:lang w:val="en-US"/>
+        </w:rPr>
+        <w:t xml:space="preserve">pply button </w:t>
+      </w:r>
+      <w:r>
+        <w:rPr>
+          <w:lang w:val="en-US"/>
+        </w:rPr>
+        <w:t>and making the website content user friendly.</w:t>
       </w:r>
     </w:p>
     <w:p>
@@ -879,19 +916,19 @@
         <w:rPr>
           <w:lang w:val="en-US"/>
         </w:rPr>
-        <w:t>Convert visitors into clients</w:t>
-      </w:r>
-      <w:r>
-        <w:rPr>
-          <w:lang w:val="en-US"/>
-        </w:rPr>
-        <w:t xml:space="preserve"> by </w:t>
-      </w:r>
-      <w:r>
-        <w:rPr>
-          <w:lang w:val="en-US"/>
-        </w:rPr>
-        <w:t>“Apply Now” buttons on every service page and maintaining a dedicated Apply page with a user-friendly form.</w:t>
+        <w:t xml:space="preserve">Organize navigation so any services </w:t>
+      </w:r>
+      <w:r>
+        <w:rPr>
+          <w:lang w:val="en-US"/>
+        </w:rPr>
+        <w:t>or application can be reached within two clicks</w:t>
+      </w:r>
+      <w:r>
+        <w:rPr>
+          <w:lang w:val="en-US"/>
+        </w:rPr>
+        <w:t>.</w:t>
       </w:r>
     </w:p>
     <w:p>
@@ -909,7 +946,13 @@
         <w:rPr>
           <w:lang w:val="en-US"/>
         </w:rPr>
-        <w:t>Achieve at least 15 completed service applications per month after launch.</w:t>
+        <w:t xml:space="preserve">Ensure the website is fully responsive </w:t>
+      </w:r>
+      <w:r>
+        <w:rPr>
+          <w:lang w:val="en-US"/>
+        </w:rPr>
+        <w:t>across different devices with different screen size.</w:t>
       </w:r>
     </w:p>
     <w:p>
@@ -927,19 +970,49 @@
         <w:rPr>
           <w:lang w:val="en-US"/>
         </w:rPr>
-        <w:t xml:space="preserve">Organize navigation so any services </w:t>
-      </w:r>
-      <w:r>
-        <w:rPr>
-          <w:lang w:val="en-US"/>
-        </w:rPr>
-        <w:t>or application can be reached within two clicks</w:t>
+        <w:t xml:space="preserve">Ensure that the website </w:t>
+      </w:r>
+      <w:r>
+        <w:rPr>
+          <w:lang w:val="en-US"/>
+        </w:rPr>
+        <w:t>loads</w:t>
+      </w:r>
+      <w:r>
+        <w:rPr>
+          <w:lang w:val="en-US"/>
+        </w:rPr>
+        <w:t xml:space="preserve"> and respond</w:t>
+      </w:r>
+      <w:r>
+        <w:rPr>
+          <w:lang w:val="en-US"/>
+        </w:rPr>
+        <w:t xml:space="preserve"> quickly</w:t>
+      </w:r>
+      <w:r>
+        <w:rPr>
+          <w:lang w:val="en-US"/>
+        </w:rPr>
+        <w:t xml:space="preserve"> so that the user does not lose patience and leave the website</w:t>
       </w:r>
       <w:r>
         <w:rPr>
           <w:lang w:val="en-US"/>
         </w:rPr>
         <w:t>.</w:t>
+      </w:r>
+      <w:r>
+        <w:rPr>
+          <w:lang w:val="en-US"/>
+        </w:rPr>
+        <w:t xml:space="preserve"> Even Nielsen (2020) notes that</w:t>
+      </w:r>
+      <w:r>
+        <w:rPr>
+          <w:lang w:val="en-US"/>
+        </w:rPr>
+        <w:t xml:space="preserve"> “system response time” is critical for maintaining user trust-a vital factor for a security company. </w:t>
       </w:r>
     </w:p>
     <w:p>
@@ -957,19 +1030,7 @@
         <w:rPr>
           <w:lang w:val="en-US"/>
         </w:rPr>
-        <w:t>Ensure the website is fully responsive and loads quickly.</w:t>
-      </w:r>
-      <w:r>
-        <w:rPr>
-          <w:lang w:val="en-US"/>
-        </w:rPr>
-        <w:t xml:space="preserve"> Even Nielsen (2020) notes that</w:t>
-      </w:r>
-      <w:r>
-        <w:rPr>
-          <w:lang w:val="en-US"/>
-        </w:rPr>
-        <w:t xml:space="preserve"> “system response time” is critical for maintaining user trust-a vital factor for a security company. </w:t>
+        <w:t>Display contact details in the footer and include a Feedback page for testimonials.</w:t>
       </w:r>
     </w:p>
     <w:p>
@@ -987,7 +1048,55 @@
         <w:rPr>
           <w:lang w:val="en-US"/>
         </w:rPr>
-        <w:t>Display contact details in the footer and include a Feedback page for testimonials.</w:t>
+        <w:t>Ensure privacy by keeping the customers information safe and ensure that the site is served over a secure Hypertext transfer protocol.</w:t>
+      </w:r>
+    </w:p>
+    <w:p>
+      <w:pPr>
+        <w:pStyle w:val="ListParagraph"/>
+        <w:numPr>
+          <w:ilvl w:val="0"/>
+          <w:numId w:val="4"/>
+        </w:numPr>
+        <w:rPr>
+          <w:lang w:val="en-US"/>
+        </w:rPr>
+      </w:pPr>
+      <w:r>
+        <w:rPr>
+          <w:lang w:val="en-US"/>
+        </w:rPr>
+        <w:t>Ensure that the site is design for accessibility for example clear font type, size and color and site must be navigable with the keyboard.</w:t>
+      </w:r>
+    </w:p>
+    <w:p>
+      <w:pPr>
+        <w:pStyle w:val="ListParagraph"/>
+        <w:numPr>
+          <w:ilvl w:val="0"/>
+          <w:numId w:val="4"/>
+        </w:numPr>
+        <w:rPr>
+          <w:lang w:val="en-US"/>
+        </w:rPr>
+      </w:pPr>
+      <w:r>
+        <w:rPr>
+          <w:lang w:val="en-US"/>
+        </w:rPr>
+        <w:t>Create a simple intera</w:t>
+      </w:r>
+      <w:r>
+        <w:rPr>
+          <w:lang w:val="en-US"/>
+        </w:rPr>
+        <w:t>ctive elements or forms that will not frustrate users.</w:t>
+      </w:r>
+      <w:r>
+        <w:rPr>
+          <w:lang w:val="en-US"/>
+        </w:rPr>
+        <w:t xml:space="preserve">  </w:t>
       </w:r>
     </w:p>
     <w:p>
@@ -1021,21 +1130,6 @@
     </w:p>
     <w:p>
       <w:pPr>
-        <w:pStyle w:val="Heading3"/>
-        <w:ind w:left="720" w:firstLine="720"/>
-        <w:rPr>
-          <w:lang w:val="en-US"/>
-        </w:rPr>
-      </w:pPr>
-      <w:r>
-        <w:rPr>
-          <w:lang w:val="en-US"/>
-        </w:rPr>
-        <w:t>PRIMARY AUDIENCE</w:t>
-      </w:r>
-    </w:p>
-    <w:p>
-      <w:pPr>
         <w:rPr>
           <w:lang w:val="en-US"/>
         </w:rPr>
@@ -1074,7 +1168,19 @@
         <w:rPr>
           <w:lang w:val="en-US"/>
         </w:rPr>
-        <w:t>. This website targets 4 distinct groups</w:t>
+        <w:t xml:space="preserve">. This website targets </w:t>
+      </w:r>
+      <w:r>
+        <w:rPr>
+          <w:lang w:val="en-US"/>
+        </w:rPr>
+        <w:t>3</w:t>
+      </w:r>
+      <w:r>
+        <w:rPr>
+          <w:lang w:val="en-US"/>
+        </w:rPr>
+        <w:t xml:space="preserve"> distinct groups</w:t>
       </w:r>
     </w:p>
     <w:p>
@@ -1348,7 +1454,25 @@
         <w:rPr>
           <w:lang w:val="en-US"/>
         </w:rPr>
-        <w:t xml:space="preserve"> Because of this reason the interface must prioritize efficiency and professional data presentation.</w:t>
+        <w:t xml:space="preserve"> Because of this reason the interface must prioritize efficiency</w:t>
+      </w:r>
+      <w:r>
+        <w:rPr>
+          <w:lang w:val="en-US"/>
+        </w:rPr>
+        <w:t>, consistency</w:t>
+      </w:r>
+      <w:r>
+        <w:rPr>
+          <w:lang w:val="en-US"/>
+        </w:rPr>
+        <w:t xml:space="preserve"> and professional data presentation.</w:t>
+      </w:r>
+      <w:r>
+        <w:rPr>
+          <w:lang w:val="en-US"/>
+        </w:rPr>
+        <w:t xml:space="preserve"> Even Sklar (2014) emphasis consistency and predictability, He argues that professional users rely on standard web conventions.</w:t>
       </w:r>
     </w:p>
     <w:p>
@@ -1509,56 +1633,52 @@
         <w:rPr>
           <w:lang w:val="en-US"/>
         </w:rPr>
-        <w:t xml:space="preserve"> platforms.  </w:t>
-      </w:r>
-    </w:p>
-    <w:p>
-      <w:pPr>
-        <w:rPr>
-          <w:lang w:val="en-US"/>
-        </w:rPr>
-      </w:pPr>
-    </w:p>
-    <w:p>
-      <w:pPr>
-        <w:pStyle w:val="Heading3"/>
-        <w:ind w:firstLine="720"/>
-        <w:rPr>
-          <w:lang w:val="en-US"/>
-        </w:rPr>
-      </w:pPr>
-      <w:r>
-        <w:rPr>
-          <w:lang w:val="en-US"/>
-        </w:rPr>
-        <w:t>SECONDARY TARGET AUDIENCE</w:t>
-      </w:r>
-    </w:p>
-    <w:p>
-      <w:pPr>
-        <w:pStyle w:val="Heading5"/>
-        <w:rPr>
-          <w:lang w:val="en-US"/>
-        </w:rPr>
-      </w:pPr>
-      <w:r>
-        <w:rPr>
-          <w:lang w:val="en-US"/>
-        </w:rPr>
-        <w:t>EVENT ORGANISERS:</w:t>
-      </w:r>
-    </w:p>
-    <w:p>
-      <w:pPr>
-        <w:rPr>
-          <w:lang w:val="en-US"/>
-        </w:rPr>
-      </w:pPr>
-      <w:r>
-        <w:rPr>
-          <w:lang w:val="en-US"/>
-        </w:rPr>
-        <w:t>Individuals that need security services for event and usually need fast response to controlling crowd and event security personnel.</w:t>
+        <w:t xml:space="preserve"> platforms.</w:t>
+      </w:r>
+      <w:r>
+        <w:rPr>
+          <w:lang w:val="en-US"/>
+        </w:rPr>
+        <w:t xml:space="preserve"> Nielsen Norman</w:t>
+      </w:r>
+      <w:r>
+        <w:rPr>
+          <w:lang w:val="en-US"/>
+        </w:rPr>
+        <w:t xml:space="preserve"> Group (2020)</w:t>
+      </w:r>
+      <w:r>
+        <w:rPr>
+          <w:lang w:val="en-US"/>
+        </w:rPr>
+        <w:t xml:space="preserve"> research on advanced users prove that they require power user feature like keyboard shortcuts and advanced search filters.</w:t>
+      </w:r>
+    </w:p>
+    <w:p>
+      <w:pPr>
+        <w:rPr>
+          <w:lang w:val="en-US"/>
+        </w:rPr>
+      </w:pPr>
+      <w:r>
+        <w:rPr>
+          <w:lang w:val="en-US"/>
+        </w:rPr>
+        <w:lastRenderedPageBreak/>
+        <w:t>INDIVIDUALS</w:t>
+      </w:r>
+    </w:p>
+    <w:p>
+      <w:pPr>
+        <w:rPr>
+          <w:lang w:val="en-US"/>
+        </w:rPr>
+      </w:pPr>
+      <w:r>
+        <w:rPr>
+          <w:lang w:val="en-US"/>
+        </w:rPr>
+        <w:t>Home owners that need security services for their home and families for affordable prices, for example alarms and CCTV.</w:t>
       </w:r>
     </w:p>
     <w:p>
@@ -1584,7 +1704,7 @@
         <w:rPr>
           <w:lang w:val="en-US"/>
         </w:rPr>
-        <w:t>Age = 20 to 50 years</w:t>
+        <w:t>Age = 25 to 80 years</w:t>
       </w:r>
     </w:p>
     <w:p>
@@ -1610,26 +1730,26 @@
         <w:rPr>
           <w:lang w:val="en-US"/>
         </w:rPr>
-        <w:t>Occupation = Event planners and coordinators.</w:t>
-      </w:r>
-    </w:p>
-    <w:p>
-      <w:pPr>
-        <w:rPr>
-          <w:lang w:val="en-US"/>
-        </w:rPr>
-      </w:pPr>
-      <w:r>
-        <w:rPr>
-          <w:lang w:val="en-US"/>
-        </w:rPr>
-        <w:t>Location = Local</w:t>
-      </w:r>
-      <w:r>
-        <w:rPr>
-          <w:lang w:val="en-US"/>
-        </w:rPr>
-        <w:t xml:space="preserve"> (Botswana)</w:t>
+        <w:t>Income level = Middle to High</w:t>
+      </w:r>
+    </w:p>
+    <w:p>
+      <w:pPr>
+        <w:rPr>
+          <w:lang w:val="en-US"/>
+        </w:rPr>
+      </w:pPr>
+      <w:r>
+        <w:rPr>
+          <w:lang w:val="en-US"/>
+        </w:rPr>
+        <w:t xml:space="preserve">Location = </w:t>
+      </w:r>
+      <w:r>
+        <w:rPr>
+          <w:lang w:val="en-US"/>
+        </w:rPr>
+        <w:t>Global</w:t>
       </w:r>
     </w:p>
     <w:p>
@@ -1655,130 +1775,6 @@
         <w:rPr>
           <w:lang w:val="en-US"/>
         </w:rPr>
-        <w:t>Moderate: Event organizers communicate and book with artist on the internet also send and receive emails through the internet so their level of aptitude is moderate.</w:t>
-      </w:r>
-    </w:p>
-    <w:p>
-      <w:pPr>
-        <w:pStyle w:val="Heading5"/>
-        <w:rPr>
-          <w:lang w:val="en-US"/>
-        </w:rPr>
-      </w:pPr>
-      <w:r>
-        <w:rPr>
-          <w:lang w:val="en-US"/>
-        </w:rPr>
-        <w:t>INDIVIDUALS</w:t>
-      </w:r>
-    </w:p>
-    <w:p>
-      <w:pPr>
-        <w:rPr>
-          <w:lang w:val="en-US"/>
-        </w:rPr>
-      </w:pPr>
-      <w:r>
-        <w:rPr>
-          <w:lang w:val="en-US"/>
-        </w:rPr>
-        <w:t>Home owners that need security services for their home and families for affordable prices, for example alarms and CCTV.</w:t>
-      </w:r>
-    </w:p>
-    <w:p>
-      <w:pPr>
-        <w:rPr>
-          <w:lang w:val="en-US"/>
-        </w:rPr>
-      </w:pPr>
-      <w:r>
-        <w:rPr>
-          <w:lang w:val="en-US"/>
-        </w:rPr>
-        <w:t>DEMOGRAPHICS:</w:t>
-      </w:r>
-    </w:p>
-    <w:p>
-      <w:pPr>
-        <w:rPr>
-          <w:lang w:val="en-US"/>
-        </w:rPr>
-      </w:pPr>
-      <w:r>
-        <w:rPr>
-          <w:lang w:val="en-US"/>
-        </w:rPr>
-        <w:t>Age = 25 to 80 years</w:t>
-      </w:r>
-    </w:p>
-    <w:p>
-      <w:pPr>
-        <w:rPr>
-          <w:lang w:val="en-US"/>
-        </w:rPr>
-      </w:pPr>
-      <w:r>
-        <w:rPr>
-          <w:lang w:val="en-US"/>
-        </w:rPr>
-        <w:t>Gender = Male and Female</w:t>
-      </w:r>
-    </w:p>
-    <w:p>
-      <w:pPr>
-        <w:rPr>
-          <w:lang w:val="en-US"/>
-        </w:rPr>
-      </w:pPr>
-      <w:r>
-        <w:rPr>
-          <w:lang w:val="en-US"/>
-        </w:rPr>
-        <w:t>Income level = Middle to High</w:t>
-      </w:r>
-    </w:p>
-    <w:p>
-      <w:pPr>
-        <w:rPr>
-          <w:lang w:val="en-US"/>
-        </w:rPr>
-      </w:pPr>
-      <w:r>
-        <w:rPr>
-          <w:lang w:val="en-US"/>
-        </w:rPr>
-        <w:t xml:space="preserve">Location = </w:t>
-      </w:r>
-      <w:r>
-        <w:rPr>
-          <w:lang w:val="en-US"/>
-        </w:rPr>
-        <w:t>Global</w:t>
-      </w:r>
-    </w:p>
-    <w:p>
-      <w:pPr>
-        <w:rPr>
-          <w:lang w:val="en-US"/>
-        </w:rPr>
-      </w:pPr>
-      <w:r>
-        <w:rPr>
-          <w:lang w:val="en-US"/>
-        </w:rPr>
-        <w:t>TECHNICAL APTITUDE:</w:t>
-      </w:r>
-    </w:p>
-    <w:p>
-      <w:pPr>
-        <w:rPr>
-          <w:lang w:val="en-US"/>
-        </w:rPr>
-      </w:pPr>
-      <w:r>
-        <w:rPr>
-          <w:lang w:val="en-US"/>
-        </w:rPr>
         <w:t>Basic to High: People use personal computers and smart phones to browse the web and use social media applications to communicate so they at least know the basic of the internet.</w:t>
       </w:r>
     </w:p>
@@ -1797,20 +1793,6 @@
     </w:p>
     <w:p>
       <w:pPr>
-        <w:rPr>
-          <w:lang w:val="en-US"/>
-        </w:rPr>
-      </w:pPr>
-    </w:p>
-    <w:p>
-      <w:pPr>
-        <w:rPr>
-          <w:lang w:val="en-US"/>
-        </w:rPr>
-      </w:pPr>
-    </w:p>
-    <w:p>
-      <w:pPr>
         <w:pStyle w:val="Heading1"/>
         <w:rPr>
           <w:lang w:val="en-US"/>
@@ -1833,7 +1815,13 @@
         <w:rPr>
           <w:lang w:val="en-US"/>
         </w:rPr>
-        <w:t>BUSSINESS WEBSITE</w:t>
+        <w:t>BUSSINESS WEBSIT</w:t>
+      </w:r>
+      <w:r>
+        <w:rPr>
+          <w:lang w:val="en-US"/>
+        </w:rPr>
+        <w:t>E</w:t>
       </w:r>
     </w:p>
     <w:p>
@@ -1872,101 +1860,47 @@
         <w:rPr>
           <w:lang w:val="en-US"/>
         </w:rPr>
+        <w:t>This website will let users apply for services offered by the company.</w:t>
+      </w:r>
+    </w:p>
+    <w:p>
+      <w:pPr>
+        <w:rPr>
+          <w:lang w:val="en-US"/>
+        </w:rPr>
+      </w:pPr>
+      <w:r>
+        <w:rPr>
+          <w:lang w:val="en-US"/>
+        </w:rPr>
+        <w:t>The website will present information, services, past projects and a contact form.</w:t>
+      </w:r>
+    </w:p>
+    <w:p>
+      <w:pPr>
+        <w:rPr>
+          <w:lang w:val="en-US"/>
+        </w:rPr>
+      </w:pPr>
+      <w:r>
+        <w:rPr>
+          <w:lang w:val="en-US"/>
+        </w:rPr>
+        <w:t>This website will educate visitors on types of services and their importance that are offered by the company.</w:t>
+      </w:r>
+    </w:p>
+    <w:p>
+      <w:pPr>
+        <w:pStyle w:val="Heading1"/>
+        <w:rPr>
+          <w:lang w:val="en-US"/>
+        </w:rPr>
+      </w:pPr>
+      <w:r>
+        <w:rPr>
+          <w:lang w:val="en-US"/>
+        </w:rPr>
         <w:lastRenderedPageBreak/>
-        <w:t>This website will let users apply for services offered by the company.</w:t>
-      </w:r>
-    </w:p>
-    <w:p>
-      <w:pPr>
-        <w:rPr>
-          <w:lang w:val="en-US"/>
-        </w:rPr>
-      </w:pPr>
-      <w:r>
-        <w:rPr>
-          <w:lang w:val="en-US"/>
-        </w:rPr>
-        <w:t>The website will present information, services, past projects and a contact form.</w:t>
-      </w:r>
-    </w:p>
-    <w:p>
-      <w:pPr>
-        <w:rPr>
-          <w:lang w:val="en-US"/>
-        </w:rPr>
-      </w:pPr>
-      <w:r>
-        <w:rPr>
-          <w:lang w:val="en-US"/>
-        </w:rPr>
-        <w:t>This website will educate visitors on types of services and their importance that are offered by the company.</w:t>
-      </w:r>
-    </w:p>
-    <w:p>
-      <w:pPr>
-        <w:pStyle w:val="Heading5"/>
-        <w:ind w:firstLine="720"/>
-        <w:rPr>
-          <w:lang w:val="en-US"/>
-        </w:rPr>
-      </w:pPr>
-      <w:r>
-        <w:rPr>
-          <w:lang w:val="en-US"/>
-        </w:rPr>
-        <w:t>REFERENCENCES</w:t>
-      </w:r>
-    </w:p>
-    <w:p>
-      <w:pPr>
-        <w:rPr>
-          <w:lang w:val="en-US"/>
-        </w:rPr>
-      </w:pPr>
-      <w:r>
-        <w:rPr>
-          <w:lang w:val="en-US"/>
-        </w:rPr>
-        <w:t>Nielsen, J. (2014). 10 Usability Heuristics for user Interface Design. Nielsen Norman Group.</w:t>
-      </w:r>
-    </w:p>
-    <w:p>
-      <w:pPr>
-        <w:rPr>
-          <w:lang w:val="en-US"/>
-        </w:rPr>
-      </w:pPr>
-      <w:r>
-        <w:rPr>
-          <w:lang w:val="en-US"/>
-        </w:rPr>
-        <w:t>Sklar, J. (2014). Principles of Web Design 6</w:t>
-      </w:r>
-      <w:r>
-        <w:rPr>
-          <w:vertAlign w:val="superscript"/>
-          <w:lang w:val="en-US"/>
-        </w:rPr>
-        <w:t>th</w:t>
-      </w:r>
-      <w:r>
-        <w:rPr>
-          <w:lang w:val="en-US"/>
-        </w:rPr>
-        <w:t xml:space="preserve"> edition. </w:t>
-      </w:r>
-    </w:p>
-    <w:p>
-      <w:pPr>
-        <w:pStyle w:val="Heading1"/>
-        <w:rPr>
-          <w:lang w:val="en-US"/>
-        </w:rPr>
-      </w:pPr>
-      <w:r>
-        <w:rPr>
-          <w:lang w:val="en-US"/>
-        </w:rPr>
         <w:tab/>
       </w:r>
       <w:r>
@@ -1976,13 +1910,6 @@
         <w:tab/>
         <w:t>INFORMATION DESIGN AND TAXONOMY</w:t>
       </w:r>
-    </w:p>
-    <w:p>
-      <w:pPr>
-        <w:rPr>
-          <w:lang w:val="en-US"/>
-        </w:rPr>
-      </w:pPr>
     </w:p>
     <w:p>
       <w:pPr>
@@ -2011,7 +1938,7 @@
                     <pic:cNvPicPr/>
                   </pic:nvPicPr>
                   <pic:blipFill>
-                    <a:blip r:embed="rId5" cstate="print">
+                    <a:blip r:embed="rId7" cstate="print">
                       <a:extLst>
                         <a:ext uri="{28A0092B-C50C-407E-A947-70E740481C1C}">
                           <a14:useLocalDpi xmlns:a14="http://schemas.microsoft.com/office/drawing/2010/main" val="0"/>
@@ -2157,7 +2084,7 @@
         <w:rPr>
           <w:lang w:val="en-US"/>
         </w:rPr>
-        <w:t>The home page consists of company name, a company description, logo,</w:t>
+        <w:t>The home page consists of company name, logo,</w:t>
       </w:r>
       <w:r>
         <w:rPr>
@@ -2223,19 +2150,7 @@
         <w:rPr>
           <w:lang w:val="en-US"/>
         </w:rPr>
-        <w:t xml:space="preserve"> call to action link</w:t>
-      </w:r>
-      <w:r>
-        <w:rPr>
-          <w:lang w:val="en-US"/>
-        </w:rPr>
         <w:t xml:space="preserve"> </w:t>
-      </w:r>
-      <w:r>
-        <w:rPr>
-          <w:lang w:val="en-US"/>
-        </w:rPr>
-        <w:t xml:space="preserve">(apply link), </w:t>
       </w:r>
       <w:r>
         <w:rPr>
@@ -2261,6 +2176,44 @@
         </w:rPr>
         <w:t>It will have a hero section to attract more customers</w:t>
       </w:r>
+      <w:r>
+        <w:rPr>
+          <w:lang w:val="en-US"/>
+        </w:rPr>
+        <w:t xml:space="preserve"> with </w:t>
+      </w:r>
+      <w:proofErr w:type="gramStart"/>
+      <w:r>
+        <w:rPr>
+          <w:lang w:val="en-US"/>
+        </w:rPr>
+        <w:t>call to action</w:t>
+      </w:r>
+      <w:proofErr w:type="gramEnd"/>
+      <w:r>
+        <w:rPr>
+          <w:lang w:val="en-US"/>
+        </w:rPr>
+        <w:t xml:space="preserve"> link</w:t>
+      </w:r>
+      <w:r>
+        <w:rPr>
+          <w:lang w:val="en-US"/>
+        </w:rPr>
+        <w:t xml:space="preserve"> (apply link) to services offered at the com</w:t>
+      </w:r>
+      <w:r>
+        <w:rPr>
+          <w:lang w:val="en-US"/>
+        </w:rPr>
+        <w:t>pany</w:t>
+      </w:r>
+      <w:r>
+        <w:rPr>
+          <w:lang w:val="en-US"/>
+        </w:rPr>
+        <w:t>.</w:t>
+      </w:r>
     </w:p>
     <w:p>
       <w:pPr>
@@ -2327,18 +2280,11 @@
         </w:rPr>
         <w:t xml:space="preserve"> and privacy</w:t>
       </w:r>
-    </w:p>
-    <w:p>
-      <w:pPr>
-        <w:rPr>
-          <w:lang w:val="en-US"/>
-        </w:rPr>
-      </w:pPr>
-      <w:r>
-        <w:rPr>
-          <w:lang w:val="en-US"/>
-        </w:rPr>
-        <w:t>ABOUT US</w:t>
+      <w:r>
+        <w:rPr>
+          <w:lang w:val="en-US"/>
+        </w:rPr>
+        <w:t>.</w:t>
       </w:r>
     </w:p>
     <w:p>
@@ -2356,19 +2302,26 @@
         <w:rPr>
           <w:lang w:val="en-US"/>
         </w:rPr>
-        <w:t xml:space="preserve">It has Company Profile, mission and values, </w:t>
-      </w:r>
-      <w:r>
-        <w:rPr>
-          <w:lang w:val="en-US"/>
-        </w:rPr>
-        <w:t>and contacts</w:t>
-      </w:r>
-      <w:r>
-        <w:rPr>
-          <w:lang w:val="en-US"/>
-        </w:rPr>
-        <w:t>.</w:t>
+        <w:t xml:space="preserve">This is the </w:t>
+      </w:r>
+      <w:r>
+        <w:rPr>
+          <w:lang w:val="en-US"/>
+        </w:rPr>
+        <w:t>first page that the user will see and has navigation link to other pages.</w:t>
+      </w:r>
+    </w:p>
+    <w:p>
+      <w:pPr>
+        <w:rPr>
+          <w:lang w:val="en-US"/>
+        </w:rPr>
+      </w:pPr>
+      <w:r>
+        <w:rPr>
+          <w:lang w:val="en-US"/>
+        </w:rPr>
+        <w:t>ABOUT US</w:t>
       </w:r>
     </w:p>
     <w:p>
@@ -2386,31 +2339,19 @@
         <w:rPr>
           <w:lang w:val="en-US"/>
         </w:rPr>
-        <w:t xml:space="preserve">This involves the Header that consists </w:t>
-      </w:r>
-      <w:r>
-        <w:rPr>
-          <w:lang w:val="en-US"/>
-        </w:rPr>
-        <w:t xml:space="preserve">of </w:t>
-      </w:r>
-      <w:r>
-        <w:rPr>
-          <w:lang w:val="en-US"/>
-        </w:rPr>
-        <w:t>company name, logo,</w:t>
-      </w:r>
-      <w:r>
-        <w:rPr>
-          <w:lang w:val="en-US"/>
-        </w:rPr>
-        <w:t xml:space="preserve"> search bar, call to action link (apply link), </w:t>
-      </w:r>
-      <w:r>
-        <w:rPr>
-          <w:lang w:val="en-US"/>
-        </w:rPr>
-        <w:t>and navigation to other pages.</w:t>
+        <w:t xml:space="preserve">It has Company Profile, mission and values, </w:t>
+      </w:r>
+      <w:r>
+        <w:rPr>
+          <w:lang w:val="en-US"/>
+        </w:rPr>
+        <w:t>and contacts</w:t>
+      </w:r>
+      <w:r>
+        <w:rPr>
+          <w:lang w:val="en-US"/>
+        </w:rPr>
+        <w:t>.</w:t>
       </w:r>
     </w:p>
     <w:p>
@@ -2428,19 +2369,31 @@
         <w:rPr>
           <w:lang w:val="en-US"/>
         </w:rPr>
-        <w:t>The main section consists of company profile,</w:t>
-      </w:r>
-      <w:r>
-        <w:rPr>
-          <w:lang w:val="en-US"/>
-        </w:rPr>
-        <w:t xml:space="preserve"> and</w:t>
-      </w:r>
-      <w:r>
-        <w:rPr>
-          <w:lang w:val="en-US"/>
-        </w:rPr>
-        <w:t xml:space="preserve"> mission and values.</w:t>
+        <w:t xml:space="preserve">This involves the Header that consists </w:t>
+      </w:r>
+      <w:r>
+        <w:rPr>
+          <w:lang w:val="en-US"/>
+        </w:rPr>
+        <w:t xml:space="preserve">of </w:t>
+      </w:r>
+      <w:r>
+        <w:rPr>
+          <w:lang w:val="en-US"/>
+        </w:rPr>
+        <w:t>company name, logo,</w:t>
+      </w:r>
+      <w:r>
+        <w:rPr>
+          <w:lang w:val="en-US"/>
+        </w:rPr>
+        <w:t xml:space="preserve"> search bar, </w:t>
+      </w:r>
+      <w:r>
+        <w:rPr>
+          <w:lang w:val="en-US"/>
+        </w:rPr>
+        <w:t>and navigation to other pages.</w:t>
       </w:r>
     </w:p>
     <w:p>
@@ -2458,8 +2411,19 @@
         <w:rPr>
           <w:lang w:val="en-US"/>
         </w:rPr>
-        <w:lastRenderedPageBreak/>
-        <w:t>The side bar to add additional information.</w:t>
+        <w:t>The main section consists of company profile,</w:t>
+      </w:r>
+      <w:r>
+        <w:rPr>
+          <w:lang w:val="en-US"/>
+        </w:rPr>
+        <w:t xml:space="preserve"> and</w:t>
+      </w:r>
+      <w:r>
+        <w:rPr>
+          <w:lang w:val="en-US"/>
+        </w:rPr>
+        <w:t xml:space="preserve"> mission and values.</w:t>
       </w:r>
     </w:p>
     <w:p>
@@ -2477,20 +2441,7 @@
         <w:rPr>
           <w:lang w:val="en-US"/>
         </w:rPr>
-        <w:t>This involves the Footer that consist of contact, copyright information, legal, and privacy</w:t>
-      </w:r>
-    </w:p>
-    <w:p>
-      <w:pPr>
-        <w:rPr>
-          <w:lang w:val="en-US"/>
-        </w:rPr>
-      </w:pPr>
-      <w:r>
-        <w:rPr>
-          <w:lang w:val="en-US"/>
-        </w:rPr>
-        <w:t>SERVICES</w:t>
+        <w:t>The side bar to add additional information.</w:t>
       </w:r>
     </w:p>
     <w:p>
@@ -2508,13 +2459,20 @@
         <w:rPr>
           <w:lang w:val="en-US"/>
         </w:rPr>
-        <w:t xml:space="preserve">Contains </w:t>
-      </w:r>
-      <w:r>
-        <w:rPr>
-          <w:lang w:val="en-US"/>
-        </w:rPr>
-        <w:t xml:space="preserve">services that the company offers </w:t>
+        <w:t>This involves the Footer that consist of contact, copyright information, legal, and privacy</w:t>
+      </w:r>
+    </w:p>
+    <w:p>
+      <w:pPr>
+        <w:rPr>
+          <w:lang w:val="en-US"/>
+        </w:rPr>
+      </w:pPr>
+      <w:r>
+        <w:rPr>
+          <w:lang w:val="en-US"/>
+        </w:rPr>
+        <w:t>SERVICES</w:t>
       </w:r>
     </w:p>
     <w:p>
@@ -2532,31 +2490,13 @@
         <w:rPr>
           <w:lang w:val="en-US"/>
         </w:rPr>
-        <w:t xml:space="preserve">This involves the Header that consists </w:t>
-      </w:r>
-      <w:r>
-        <w:rPr>
-          <w:lang w:val="en-US"/>
-        </w:rPr>
-        <w:t xml:space="preserve">of </w:t>
-      </w:r>
-      <w:r>
-        <w:rPr>
-          <w:lang w:val="en-US"/>
-        </w:rPr>
-        <w:t>company name, logo,</w:t>
-      </w:r>
-      <w:r>
-        <w:rPr>
-          <w:lang w:val="en-US"/>
-        </w:rPr>
-        <w:t xml:space="preserve"> search bar, call to action link (apply link), </w:t>
-      </w:r>
-      <w:r>
-        <w:rPr>
-          <w:lang w:val="en-US"/>
-        </w:rPr>
-        <w:t>and navigation to other pages.</w:t>
+        <w:t xml:space="preserve">Contains </w:t>
+      </w:r>
+      <w:r>
+        <w:rPr>
+          <w:lang w:val="en-US"/>
+        </w:rPr>
+        <w:t xml:space="preserve">services that the company offers </w:t>
       </w:r>
     </w:p>
     <w:p>
@@ -2574,43 +2514,37 @@
         <w:rPr>
           <w:lang w:val="en-US"/>
         </w:rPr>
-        <w:t xml:space="preserve">The main section </w:t>
-      </w:r>
-      <w:r>
-        <w:rPr>
-          <w:lang w:val="en-US"/>
-        </w:rPr>
-        <w:t>has CCTV</w:t>
-      </w:r>
-      <w:r>
-        <w:rPr>
-          <w:lang w:val="en-US"/>
-        </w:rPr>
-        <w:t xml:space="preserve"> installation, </w:t>
-      </w:r>
-      <w:r>
-        <w:rPr>
-          <w:lang w:val="en-US"/>
-        </w:rPr>
-        <w:t>armed response, access control, alarms</w:t>
-      </w:r>
-      <w:r>
-        <w:rPr>
-          <w:lang w:val="en-US"/>
-        </w:rPr>
-        <w:t xml:space="preserve"> services and a direct link to Apply</w:t>
-      </w:r>
-      <w:r>
-        <w:rPr>
-          <w:lang w:val="en-US"/>
-        </w:rPr>
-        <w:t>.</w:t>
+        <w:t xml:space="preserve">This involves the Header that consists </w:t>
+      </w:r>
+      <w:r>
+        <w:rPr>
+          <w:lang w:val="en-US"/>
+        </w:rPr>
+        <w:t xml:space="preserve">of </w:t>
+      </w:r>
+      <w:r>
+        <w:rPr>
+          <w:lang w:val="en-US"/>
+        </w:rPr>
+        <w:t>company name, logo,</w:t>
+      </w:r>
+      <w:r>
+        <w:rPr>
+          <w:lang w:val="en-US"/>
+        </w:rPr>
+        <w:t xml:space="preserve"> search bar,</w:t>
       </w:r>
       <w:r>
         <w:rPr>
           <w:lang w:val="en-US"/>
         </w:rPr>
         <w:t xml:space="preserve"> </w:t>
+      </w:r>
+      <w:r>
+        <w:rPr>
+          <w:lang w:val="en-US"/>
+        </w:rPr>
+        <w:t>and navigation to other pages.</w:t>
       </w:r>
     </w:p>
     <w:p>
@@ -2628,7 +2562,43 @@
         <w:rPr>
           <w:lang w:val="en-US"/>
         </w:rPr>
-        <w:t>The side bar to add additional information.</w:t>
+        <w:t xml:space="preserve">The main section </w:t>
+      </w:r>
+      <w:r>
+        <w:rPr>
+          <w:lang w:val="en-US"/>
+        </w:rPr>
+        <w:t>has CCTV</w:t>
+      </w:r>
+      <w:r>
+        <w:rPr>
+          <w:lang w:val="en-US"/>
+        </w:rPr>
+        <w:t xml:space="preserve"> installation, </w:t>
+      </w:r>
+      <w:r>
+        <w:rPr>
+          <w:lang w:val="en-US"/>
+        </w:rPr>
+        <w:t>armed response, access control, alarms</w:t>
+      </w:r>
+      <w:r>
+        <w:rPr>
+          <w:lang w:val="en-US"/>
+        </w:rPr>
+        <w:t xml:space="preserve"> services and a direct link to Apply</w:t>
+      </w:r>
+      <w:r>
+        <w:rPr>
+          <w:lang w:val="en-US"/>
+        </w:rPr>
+        <w:t>.</w:t>
+      </w:r>
+      <w:r>
+        <w:rPr>
+          <w:lang w:val="en-US"/>
+        </w:rPr>
+        <w:t xml:space="preserve"> </w:t>
       </w:r>
     </w:p>
     <w:p>
@@ -2646,20 +2616,7 @@
         <w:rPr>
           <w:lang w:val="en-US"/>
         </w:rPr>
-        <w:t>This involves the Footer that consist of contact, copyright information, legal, and privacy</w:t>
-      </w:r>
-    </w:p>
-    <w:p>
-      <w:pPr>
-        <w:rPr>
-          <w:lang w:val="en-US"/>
-        </w:rPr>
-      </w:pPr>
-      <w:r>
-        <w:rPr>
-          <w:lang w:val="en-US"/>
-        </w:rPr>
-        <w:t>PROJECTS</w:t>
+        <w:t>The side bar to add additional information.</w:t>
       </w:r>
     </w:p>
     <w:p>
@@ -2677,13 +2634,7 @@
         <w:rPr>
           <w:lang w:val="en-US"/>
         </w:rPr>
-        <w:t>It will have r</w:t>
-      </w:r>
-      <w:r>
-        <w:rPr>
-          <w:lang w:val="en-US"/>
-        </w:rPr>
-        <w:t>ecent Installations</w:t>
+        <w:t>This involves the Footer that consist of contact, copyright information, legal, and privacy</w:t>
       </w:r>
       <w:r>
         <w:rPr>
@@ -2707,6 +2658,39 @@
         <w:rPr>
           <w:lang w:val="en-US"/>
         </w:rPr>
+        <w:lastRenderedPageBreak/>
+        <w:t>This page will consist of the link to specific service pages like alarm service page.</w:t>
+      </w:r>
+    </w:p>
+    <w:p>
+      <w:pPr>
+        <w:rPr>
+          <w:lang w:val="en-US"/>
+        </w:rPr>
+      </w:pPr>
+      <w:r>
+        <w:rPr>
+          <w:lang w:val="en-US"/>
+        </w:rPr>
+        <w:t>PROJECT</w:t>
+      </w:r>
+      <w:r>
+        <w:rPr>
+          <w:lang w:val="en-US"/>
+        </w:rPr>
+        <w:t>S</w:t>
+      </w:r>
+    </w:p>
+    <w:p>
+      <w:pPr>
+        <w:rPr>
+          <w:lang w:val="en-US"/>
+        </w:rPr>
+      </w:pPr>
+      <w:r>
+        <w:rPr>
+          <w:lang w:val="en-US"/>
+        </w:rPr>
         <w:t xml:space="preserve">This involves the Header that consists </w:t>
       </w:r>
       <w:r>
@@ -2725,7 +2709,7 @@
         <w:rPr>
           <w:lang w:val="en-US"/>
         </w:rPr>
-        <w:t xml:space="preserve"> search bar, call to action link (apply link), </w:t>
+        <w:t xml:space="preserve"> search bar, </w:t>
       </w:r>
       <w:r>
         <w:rPr>
@@ -3012,7 +2996,7 @@
         <w:rPr>
           <w:lang w:val="en-US"/>
         </w:rPr>
-        <w:t xml:space="preserve"> search bar, call to action link (apply link), </w:t>
+        <w:t xml:space="preserve"> search bar, </w:t>
       </w:r>
       <w:r>
         <w:rPr>
@@ -3095,27 +3079,6 @@
     </w:p>
     <w:p>
       <w:pPr>
-        <w:rPr>
-          <w:lang w:val="en-US"/>
-        </w:rPr>
-      </w:pPr>
-    </w:p>
-    <w:p>
-      <w:pPr>
-        <w:rPr>
-          <w:lang w:val="en-US"/>
-        </w:rPr>
-      </w:pPr>
-    </w:p>
-    <w:p>
-      <w:pPr>
-        <w:rPr>
-          <w:lang w:val="en-US"/>
-        </w:rPr>
-      </w:pPr>
-    </w:p>
-    <w:p>
-      <w:pPr>
         <w:pStyle w:val="ListParagraph"/>
         <w:numPr>
           <w:ilvl w:val="0"/>
@@ -3178,26 +3141,25 @@
         <w:rPr>
           <w:lang w:val="en-US"/>
         </w:rPr>
-        <w:lastRenderedPageBreak/>
         <w:t xml:space="preserve">This involves the Header that consists </w:t>
       </w:r>
       <w:r>
         <w:rPr>
           <w:lang w:val="en-US"/>
         </w:rPr>
-        <w:t xml:space="preserve">of </w:t>
-      </w:r>
-      <w:r>
-        <w:rPr>
-          <w:lang w:val="en-US"/>
-        </w:rPr>
-        <w:t>company name, logo,</w:t>
-      </w:r>
-      <w:r>
-        <w:rPr>
-          <w:lang w:val="en-US"/>
-        </w:rPr>
-        <w:t xml:space="preserve"> search bar, call to action link (apply link), </w:t>
+        <w:t>of</w:t>
+      </w:r>
+      <w:r>
+        <w:rPr>
+          <w:lang w:val="en-US"/>
+        </w:rPr>
+        <w:t xml:space="preserve"> logo,</w:t>
+      </w:r>
+      <w:r>
+        <w:rPr>
+          <w:lang w:val="en-US"/>
+        </w:rPr>
+        <w:t xml:space="preserve"> search bar, </w:t>
       </w:r>
       <w:r>
         <w:rPr>
@@ -3330,25 +3292,49 @@
         <w:rPr>
           <w:lang w:val="en-US"/>
         </w:rPr>
-        <w:t xml:space="preserve">This involves the Header that consists </w:t>
-      </w:r>
-      <w:r>
-        <w:rPr>
-          <w:lang w:val="en-US"/>
-        </w:rPr>
-        <w:t xml:space="preserve">of </w:t>
-      </w:r>
-      <w:r>
-        <w:rPr>
-          <w:lang w:val="en-US"/>
-        </w:rPr>
-        <w:t>company name, logo,</w:t>
-      </w:r>
-      <w:r>
-        <w:rPr>
-          <w:lang w:val="en-US"/>
-        </w:rPr>
-        <w:t xml:space="preserve"> search bar, call to action link (apply link), </w:t>
+        <w:t>Thi</w:t>
+      </w:r>
+      <w:r>
+        <w:rPr>
+          <w:lang w:val="en-US"/>
+        </w:rPr>
+        <w:t xml:space="preserve">s has </w:t>
+      </w:r>
+      <w:r>
+        <w:rPr>
+          <w:lang w:val="en-US"/>
+        </w:rPr>
+        <w:t xml:space="preserve">the Header that consists </w:t>
+      </w:r>
+      <w:r>
+        <w:rPr>
+          <w:lang w:val="en-US"/>
+        </w:rPr>
+        <w:t>of</w:t>
+      </w:r>
+      <w:r>
+        <w:rPr>
+          <w:lang w:val="en-US"/>
+        </w:rPr>
+        <w:t xml:space="preserve"> </w:t>
+      </w:r>
+      <w:r>
+        <w:rPr>
+          <w:lang w:val="en-US"/>
+        </w:rPr>
+        <w:t>logo,</w:t>
+      </w:r>
+      <w:r>
+        <w:rPr>
+          <w:lang w:val="en-US"/>
+        </w:rPr>
+        <w:t xml:space="preserve"> search bar,</w:t>
+      </w:r>
+      <w:r>
+        <w:rPr>
+          <w:lang w:val="en-US"/>
+        </w:rPr>
+        <w:t xml:space="preserve"> </w:t>
       </w:r>
       <w:r>
         <w:rPr>
@@ -3481,6 +3467,7 @@
         <w:rPr>
           <w:lang w:val="en-US"/>
         </w:rPr>
+        <w:lastRenderedPageBreak/>
         <w:t xml:space="preserve">This involves the Header that consists </w:t>
       </w:r>
       <w:r>
@@ -3493,13 +3480,19 @@
         <w:rPr>
           <w:lang w:val="en-US"/>
         </w:rPr>
-        <w:t>company name, logo,</w:t>
-      </w:r>
-      <w:r>
-        <w:rPr>
-          <w:lang w:val="en-US"/>
-        </w:rPr>
-        <w:t xml:space="preserve"> search bar, call to action link (apply link), </w:t>
+        <w:t>company</w:t>
+      </w:r>
+      <w:r>
+        <w:rPr>
+          <w:lang w:val="en-US"/>
+        </w:rPr>
+        <w:t xml:space="preserve"> logo,</w:t>
+      </w:r>
+      <w:r>
+        <w:rPr>
+          <w:lang w:val="en-US"/>
+        </w:rPr>
+        <w:t xml:space="preserve"> search bar, </w:t>
       </w:r>
       <w:r>
         <w:rPr>
@@ -3596,13 +3589,13 @@
         <w:rPr>
           <w:lang w:val="en-US"/>
         </w:rPr>
-        <w:t>company name, logo,</w:t>
-      </w:r>
-      <w:r>
-        <w:rPr>
-          <w:lang w:val="en-US"/>
-        </w:rPr>
-        <w:t xml:space="preserve"> search bar, call to action link (apply link), </w:t>
+        <w:t>company logo,</w:t>
+      </w:r>
+      <w:r>
+        <w:rPr>
+          <w:lang w:val="en-US"/>
+        </w:rPr>
+        <w:t xml:space="preserve"> search bar, </w:t>
       </w:r>
       <w:r>
         <w:rPr>
@@ -3815,7 +3808,6 @@
         <w:rPr>
           <w:lang w:val="en-US"/>
         </w:rPr>
-        <w:lastRenderedPageBreak/>
         <w:t>CSS3</w:t>
       </w:r>
       <w:r>
@@ -4180,6 +4172,7 @@
         <w:rPr>
           <w:lang w:val="en-US"/>
         </w:rPr>
+        <w:lastRenderedPageBreak/>
         <w:t xml:space="preserve">Git and </w:t>
       </w:r>
       <w:r>
@@ -4433,6 +4426,60 @@
     </w:p>
     <w:p>
       <w:pPr>
+        <w:pStyle w:val="Heading5"/>
+        <w:ind w:firstLine="720"/>
+        <w:rPr>
+          <w:lang w:val="en-US"/>
+        </w:rPr>
+      </w:pPr>
+      <w:r>
+        <w:rPr>
+          <w:lang w:val="en-US"/>
+        </w:rPr>
+        <w:t>REFERENCENCES</w:t>
+      </w:r>
+    </w:p>
+    <w:p>
+      <w:pPr>
+        <w:rPr>
+          <w:lang w:val="en-US"/>
+        </w:rPr>
+      </w:pPr>
+      <w:r>
+        <w:rPr>
+          <w:lang w:val="en-US"/>
+        </w:rPr>
+        <w:t>Nielsen, J. (2014). 10 Usability Heuristics for user Interface Design. Nielsen Norman Group.</w:t>
+      </w:r>
+    </w:p>
+    <w:p>
+      <w:pPr>
+        <w:rPr>
+          <w:lang w:val="en-US"/>
+        </w:rPr>
+      </w:pPr>
+      <w:r>
+        <w:rPr>
+          <w:lang w:val="en-US"/>
+        </w:rPr>
+        <w:t>Sklar, J. (2014). Principles of Web Design 6</w:t>
+      </w:r>
+      <w:r>
+        <w:rPr>
+          <w:vertAlign w:val="superscript"/>
+          <w:lang w:val="en-US"/>
+        </w:rPr>
+        <w:t>th</w:t>
+      </w:r>
+      <w:r>
+        <w:rPr>
+          <w:lang w:val="en-US"/>
+        </w:rPr>
+        <w:t xml:space="preserve"> edition. </w:t>
+      </w:r>
+    </w:p>
+    <w:p>
+      <w:pPr>
         <w:rPr>
           <w:lang w:val="en-US"/>
         </w:rPr>
@@ -4465,19 +4512,56 @@
         <w:rPr>
           <w:lang w:val="en-US"/>
         </w:rPr>
+        <w:t>PAGE TEMPLETE DESIGN</w:t>
+      </w:r>
+    </w:p>
+    <w:p>
+      <w:pPr>
+        <w:rPr>
+          <w:lang w:val="en-US"/>
+        </w:rPr>
+      </w:pPr>
+    </w:p>
+    <w:p>
+      <w:pPr>
+        <w:pStyle w:val="Heading1"/>
+        <w:rPr>
+          <w:noProof/>
+          <w:lang w:val="en-US"/>
+        </w:rPr>
+      </w:pPr>
+      <w:r>
+        <w:rPr>
+          <w:noProof/>
+          <w:lang w:val="en-US"/>
+        </w:rPr>
         <w:lastRenderedPageBreak/>
-        <w:t>PAGE TEMPLETE DESIGN</w:t>
+        <w:t>THIS IS HOME PAGE</w:t>
       </w:r>
       <w:r>
         <w:rPr>
           <w:noProof/>
           <w:lang w:val="en-US"/>
         </w:rPr>
+        <w:t xml:space="preserve"> low fedility wireframe</w:t>
+      </w:r>
+    </w:p>
+    <w:p>
+      <w:pPr>
+        <w:rPr>
+          <w:lang w:val="en-US"/>
+        </w:rPr>
+      </w:pPr>
+      <w:r>
+        <w:rPr>
+          <w:noProof/>
+          <w:lang w:val="en-US"/>
+        </w:rPr>
         <w:drawing>
-          <wp:inline distT="0" distB="0" distL="0" distR="0" wp14:anchorId="132AE9FF" wp14:editId="7229859D">
-            <wp:extent cx="5731510" cy="6233795"/>
+          <wp:inline distT="0" distB="0" distL="0" distR="0" wp14:anchorId="5559636D" wp14:editId="015E3227">
+            <wp:extent cx="5731510" cy="6081395"/>
             <wp:effectExtent l="0" t="0" r="2540" b="0"/>
-            <wp:docPr id="1218843036" name="Picture 3"/>
+            <wp:docPr id="1594637507" name="Picture 1"/>
             <wp:cNvGraphicFramePr>
               <a:graphicFrameLocks xmlns:a="http://schemas.openxmlformats.org/drawingml/2006/main" noChangeAspect="1"/>
             </wp:cNvGraphicFramePr>
@@ -4485,219 +4569,7 @@
               <a:graphicData uri="http://schemas.openxmlformats.org/drawingml/2006/picture">
                 <pic:pic xmlns:pic="http://schemas.openxmlformats.org/drawingml/2006/picture">
                   <pic:nvPicPr>
-                    <pic:cNvPr id="1218843036" name="Picture 1218843036"/>
-                    <pic:cNvPicPr/>
-                  </pic:nvPicPr>
-                  <pic:blipFill>
-                    <a:blip r:embed="rId6">
-                      <a:extLst>
-                        <a:ext uri="{28A0092B-C50C-407E-A947-70E740481C1C}">
-                          <a14:useLocalDpi xmlns:a14="http://schemas.microsoft.com/office/drawing/2010/main" val="0"/>
-                        </a:ext>
-                      </a:extLst>
-                    </a:blip>
-                    <a:stretch>
-                      <a:fillRect/>
-                    </a:stretch>
-                  </pic:blipFill>
-                  <pic:spPr>
-                    <a:xfrm>
-                      <a:off x="0" y="0"/>
-                      <a:ext cx="5731510" cy="6233795"/>
-                    </a:xfrm>
-                    <a:prstGeom prst="rect">
-                      <a:avLst/>
-                    </a:prstGeom>
-                  </pic:spPr>
-                </pic:pic>
-              </a:graphicData>
-            </a:graphic>
-          </wp:inline>
-        </w:drawing>
-      </w:r>
-    </w:p>
-    <w:p>
-      <w:pPr>
-        <w:rPr>
-          <w:lang w:val="en-US"/>
-        </w:rPr>
-      </w:pPr>
-    </w:p>
-    <w:p>
-      <w:pPr>
-        <w:pStyle w:val="Heading1"/>
-        <w:rPr>
-          <w:noProof/>
-          <w:lang w:val="en-US"/>
-        </w:rPr>
-      </w:pPr>
-      <w:r>
-        <w:rPr>
-          <w:noProof/>
-          <w:lang w:val="en-US"/>
-        </w:rPr>
-        <w:t>THIS IS HOME PAGE</w:t>
-      </w:r>
-    </w:p>
-    <w:p>
-      <w:pPr>
-        <w:jc w:val="center"/>
-        <w:rPr>
-          <w:lang w:val="en-US"/>
-        </w:rPr>
-      </w:pPr>
-    </w:p>
-    <w:p>
-      <w:pPr>
-        <w:jc w:val="center"/>
-        <w:rPr>
-          <w:lang w:val="en-US"/>
-        </w:rPr>
-      </w:pPr>
-    </w:p>
-    <w:p>
-      <w:pPr>
-        <w:jc w:val="center"/>
-        <w:rPr>
-          <w:lang w:val="en-US"/>
-        </w:rPr>
-      </w:pPr>
-    </w:p>
-    <w:p>
-      <w:pPr>
-        <w:jc w:val="center"/>
-        <w:rPr>
-          <w:lang w:val="en-US"/>
-        </w:rPr>
-      </w:pPr>
-    </w:p>
-    <w:p>
-      <w:pPr>
-        <w:jc w:val="center"/>
-        <w:rPr>
-          <w:lang w:val="en-US"/>
-        </w:rPr>
-      </w:pPr>
-    </w:p>
-    <w:p>
-      <w:pPr>
-        <w:jc w:val="center"/>
-        <w:rPr>
-          <w:lang w:val="en-US"/>
-        </w:rPr>
-      </w:pPr>
-    </w:p>
-    <w:p>
-      <w:pPr>
-        <w:pStyle w:val="Heading1"/>
-        <w:rPr>
-          <w:noProof/>
-          <w:lang w:val="en-US"/>
-        </w:rPr>
-      </w:pPr>
-      <w:r>
-        <w:rPr>
-          <w:noProof/>
-          <w:lang w:val="en-US"/>
-        </w:rPr>
-        <w:lastRenderedPageBreak/>
-        <w:t>ABOUT PAGE</w:t>
-      </w:r>
-      <w:r>
-        <w:rPr>
-          <w:noProof/>
-          <w:lang w:val="en-US"/>
-        </w:rPr>
-        <w:drawing>
-          <wp:inline distT="0" distB="0" distL="0" distR="0" wp14:anchorId="08E7849D" wp14:editId="4AE5A0AD">
-            <wp:extent cx="5731510" cy="5132070"/>
-            <wp:effectExtent l="0" t="0" r="2540" b="0"/>
-            <wp:docPr id="1045974693" name="Picture 4"/>
-            <wp:cNvGraphicFramePr>
-              <a:graphicFrameLocks xmlns:a="http://schemas.openxmlformats.org/drawingml/2006/main" noChangeAspect="1"/>
-            </wp:cNvGraphicFramePr>
-            <a:graphic xmlns:a="http://schemas.openxmlformats.org/drawingml/2006/main">
-              <a:graphicData uri="http://schemas.openxmlformats.org/drawingml/2006/picture">
-                <pic:pic xmlns:pic="http://schemas.openxmlformats.org/drawingml/2006/picture">
-                  <pic:nvPicPr>
-                    <pic:cNvPr id="1045974693" name="Picture 1045974693"/>
-                    <pic:cNvPicPr/>
-                  </pic:nvPicPr>
-                  <pic:blipFill>
-                    <a:blip r:embed="rId7">
-                      <a:extLst>
-                        <a:ext uri="{28A0092B-C50C-407E-A947-70E740481C1C}">
-                          <a14:useLocalDpi xmlns:a14="http://schemas.microsoft.com/office/drawing/2010/main" val="0"/>
-                        </a:ext>
-                      </a:extLst>
-                    </a:blip>
-                    <a:stretch>
-                      <a:fillRect/>
-                    </a:stretch>
-                  </pic:blipFill>
-                  <pic:spPr>
-                    <a:xfrm>
-                      <a:off x="0" y="0"/>
-                      <a:ext cx="5731510" cy="5132070"/>
-                    </a:xfrm>
-                    <a:prstGeom prst="rect">
-                      <a:avLst/>
-                    </a:prstGeom>
-                  </pic:spPr>
-                </pic:pic>
-              </a:graphicData>
-            </a:graphic>
-          </wp:inline>
-        </w:drawing>
-      </w:r>
-    </w:p>
-    <w:p>
-      <w:pPr>
-        <w:pStyle w:val="Heading1"/>
-        <w:rPr>
-          <w:noProof/>
-          <w:lang w:val="en-US"/>
-        </w:rPr>
-      </w:pPr>
-    </w:p>
-    <w:p>
-      <w:pPr>
-        <w:pStyle w:val="Heading1"/>
-        <w:rPr>
-          <w:lang w:val="en-US"/>
-        </w:rPr>
-      </w:pPr>
-      <w:r>
-        <w:rPr>
-          <w:lang w:val="en-US"/>
-        </w:rPr>
-        <w:lastRenderedPageBreak/>
-        <w:t>SERVICES PAGE</w:t>
-      </w:r>
-      <w:r>
-        <w:rPr>
-          <w:lang w:val="en-US"/>
-        </w:rPr>
-        <w:tab/>
-      </w:r>
-      <w:r>
-        <w:rPr>
-          <w:noProof/>
-          <w:lang w:val="en-US"/>
-        </w:rPr>
-        <w:drawing>
-          <wp:inline distT="0" distB="0" distL="0" distR="0" wp14:anchorId="6EA2951C" wp14:editId="576E361E">
-            <wp:extent cx="5731510" cy="5528945"/>
-            <wp:effectExtent l="0" t="0" r="2540" b="0"/>
-            <wp:docPr id="1228590961" name="Picture 5"/>
-            <wp:cNvGraphicFramePr>
-              <a:graphicFrameLocks xmlns:a="http://schemas.openxmlformats.org/drawingml/2006/main" noChangeAspect="1"/>
-            </wp:cNvGraphicFramePr>
-            <a:graphic xmlns:a="http://schemas.openxmlformats.org/drawingml/2006/main">
-              <a:graphicData uri="http://schemas.openxmlformats.org/drawingml/2006/picture">
-                <pic:pic xmlns:pic="http://schemas.openxmlformats.org/drawingml/2006/picture">
-                  <pic:nvPicPr>
-                    <pic:cNvPr id="1228590961" name="Picture 1228590961"/>
+                    <pic:cNvPr id="1594637507" name="Picture 1594637507"/>
                     <pic:cNvPicPr/>
                   </pic:nvPicPr>
                   <pic:blipFill>
@@ -4715,7 +4587,7 @@
                   <pic:spPr>
                     <a:xfrm>
                       <a:off x="0" y="0"/>
-                      <a:ext cx="5731510" cy="5528945"/>
+                      <a:ext cx="5731510" cy="6081395"/>
                     </a:xfrm>
                     <a:prstGeom prst="rect">
                       <a:avLst/>
@@ -4737,55 +4609,7 @@
     </w:p>
     <w:p>
       <w:pPr>
-        <w:rPr>
-          <w:lang w:val="en-US"/>
-        </w:rPr>
-      </w:pPr>
-    </w:p>
-    <w:p>
-      <w:pPr>
-        <w:rPr>
-          <w:lang w:val="en-US"/>
-        </w:rPr>
-      </w:pPr>
-    </w:p>
-    <w:p>
-      <w:pPr>
-        <w:rPr>
-          <w:lang w:val="en-US"/>
-        </w:rPr>
-      </w:pPr>
-    </w:p>
-    <w:p>
-      <w:pPr>
-        <w:rPr>
-          <w:lang w:val="en-US"/>
-        </w:rPr>
-      </w:pPr>
-    </w:p>
-    <w:p>
-      <w:pPr>
-        <w:rPr>
-          <w:lang w:val="en-US"/>
-        </w:rPr>
-      </w:pPr>
-    </w:p>
-    <w:p>
-      <w:pPr>
-        <w:rPr>
-          <w:lang w:val="en-US"/>
-        </w:rPr>
-      </w:pPr>
-    </w:p>
-    <w:p>
-      <w:pPr>
-        <w:rPr>
-          <w:lang w:val="en-US"/>
-        </w:rPr>
-      </w:pPr>
-    </w:p>
-    <w:p>
-      <w:pPr>
+        <w:jc w:val="center"/>
         <w:rPr>
           <w:lang w:val="en-US"/>
         </w:rPr>
@@ -4795,27 +4619,75 @@
       <w:pPr>
         <w:pStyle w:val="Heading1"/>
         <w:rPr>
+          <w:lang w:val="en-US"/>
+        </w:rPr>
+      </w:pPr>
+      <w:r>
+        <w:rPr>
+          <w:lang w:val="en-US"/>
+        </w:rPr>
+        <w:tab/>
+      </w:r>
+    </w:p>
+    <w:p>
+      <w:pPr>
+        <w:rPr>
+          <w:lang w:val="en-US"/>
+        </w:rPr>
+      </w:pPr>
+    </w:p>
+    <w:p>
+      <w:pPr>
+        <w:rPr>
+          <w:lang w:val="en-US"/>
+        </w:rPr>
+      </w:pPr>
+    </w:p>
+    <w:p>
+      <w:pPr>
+        <w:rPr>
+          <w:lang w:val="en-US"/>
+        </w:rPr>
+      </w:pPr>
+    </w:p>
+    <w:p>
+      <w:pPr>
+        <w:rPr>
+          <w:lang w:val="en-US"/>
+        </w:rPr>
+      </w:pPr>
+    </w:p>
+    <w:p>
+      <w:pPr>
+        <w:pStyle w:val="Heading5"/>
+        <w:rPr>
+          <w:lang w:val="en-US"/>
+        </w:rPr>
+      </w:pPr>
+      <w:r>
+        <w:rPr>
+          <w:lang w:val="en-US"/>
+        </w:rPr>
+        <w:lastRenderedPageBreak/>
+        <w:t>HOME PAGE HIGH FEDILITY WIREFRAME</w:t>
+      </w:r>
+    </w:p>
+    <w:p>
+      <w:pPr>
+        <w:rPr>
+          <w:lang w:val="en-US"/>
+        </w:rPr>
+      </w:pPr>
+      <w:r>
+        <w:rPr>
           <w:noProof/>
           <w:lang w:val="en-US"/>
         </w:rPr>
-      </w:pPr>
-      <w:r>
-        <w:rPr>
-          <w:lang w:val="en-US"/>
-        </w:rPr>
-        <w:lastRenderedPageBreak/>
-        <w:t>APPLY PAGE</w:t>
-      </w:r>
-      <w:r>
-        <w:rPr>
-          <w:noProof/>
-          <w:lang w:val="en-US"/>
-        </w:rPr>
         <w:drawing>
-          <wp:inline distT="0" distB="0" distL="0" distR="0" wp14:anchorId="41449DC5" wp14:editId="3321601C">
-            <wp:extent cx="5731510" cy="5181600"/>
-            <wp:effectExtent l="0" t="0" r="2540" b="0"/>
-            <wp:docPr id="556678255" name="Picture 7"/>
+          <wp:inline distT="0" distB="0" distL="0" distR="0" wp14:anchorId="27FE091E" wp14:editId="642FA32A">
+            <wp:extent cx="5731510" cy="3216275"/>
+            <wp:effectExtent l="0" t="0" r="2540" b="3175"/>
+            <wp:docPr id="542203795" name="Picture 2"/>
             <wp:cNvGraphicFramePr>
               <a:graphicFrameLocks xmlns:a="http://schemas.openxmlformats.org/drawingml/2006/main" noChangeAspect="1"/>
             </wp:cNvGraphicFramePr>
@@ -4823,11 +4695,11 @@
               <a:graphicData uri="http://schemas.openxmlformats.org/drawingml/2006/picture">
                 <pic:pic xmlns:pic="http://schemas.openxmlformats.org/drawingml/2006/picture">
                   <pic:nvPicPr>
-                    <pic:cNvPr id="556678255" name="Picture 556678255"/>
+                    <pic:cNvPr id="542203795" name="Picture 542203795"/>
                     <pic:cNvPicPr/>
                   </pic:nvPicPr>
                   <pic:blipFill>
-                    <a:blip r:embed="rId9">
+                    <a:blip r:embed="rId9" cstate="print">
                       <a:extLst>
                         <a:ext uri="{28A0092B-C50C-407E-A947-70E740481C1C}">
                           <a14:useLocalDpi xmlns:a14="http://schemas.microsoft.com/office/drawing/2010/main" val="0"/>
@@ -4841,7 +4713,7 @@
                   <pic:spPr>
                     <a:xfrm>
                       <a:off x="0" y="0"/>
-                      <a:ext cx="5731510" cy="5181600"/>
+                      <a:ext cx="5731510" cy="3216275"/>
                     </a:xfrm>
                     <a:prstGeom prst="rect">
                       <a:avLst/>
@@ -4864,6 +4736,44 @@
     <w:p>
       <w:pPr>
         <w:rPr>
+          <w:lang w:val="en-US"/>
+        </w:rPr>
+      </w:pPr>
+    </w:p>
+    <w:p>
+      <w:pPr>
+        <w:rPr>
+          <w:lang w:val="en-US"/>
+        </w:rPr>
+      </w:pPr>
+    </w:p>
+    <w:p>
+      <w:pPr>
+        <w:pStyle w:val="Heading5"/>
+        <w:rPr>
+          <w:lang w:val="en-US"/>
+        </w:rPr>
+      </w:pPr>
+    </w:p>
+    <w:p>
+      <w:pPr>
+        <w:pStyle w:val="Heading1"/>
+        <w:rPr>
+          <w:noProof/>
+          <w:lang w:val="en-US"/>
+        </w:rPr>
+      </w:pPr>
+    </w:p>
+    <w:p>
+      <w:pPr>
+        <w:rPr>
+          <w:lang w:val="en-US"/>
+        </w:rPr>
+      </w:pPr>
+    </w:p>
+    <w:p>
+      <w:pPr>
+        <w:rPr>
           <w:rFonts w:asciiTheme="majorHAnsi" w:eastAsiaTheme="majorEastAsia" w:hAnsiTheme="majorHAnsi" w:cstheme="majorBidi"/>
           <w:noProof/>
           <w:color w:val="2F5496" w:themeColor="accent1" w:themeShade="BF"/>
@@ -4971,7 +4881,7 @@
     </w:p>
     <w:p>
       <w:pPr>
-        <w:pStyle w:val="Heading1"/>
+        <w:pStyle w:val="Heading5"/>
         <w:rPr>
           <w:lang w:val="en-US"/>
         </w:rPr>
@@ -4981,18 +4891,25 @@
           <w:lang w:val="en-US"/>
         </w:rPr>
         <w:lastRenderedPageBreak/>
-        <w:t>PROJECTS PAGE</w:t>
-      </w:r>
+        <w:t>ABOUT PAGE LOW FEDILITY WIREFRAME</w:t>
+      </w:r>
+    </w:p>
+    <w:p>
+      <w:pPr>
+        <w:rPr>
+          <w:lang w:val="en-US"/>
+        </w:rPr>
+      </w:pPr>
       <w:r>
         <w:rPr>
           <w:noProof/>
           <w:lang w:val="en-US"/>
         </w:rPr>
         <w:drawing>
-          <wp:inline distT="0" distB="0" distL="0" distR="0" wp14:anchorId="5958CC7D" wp14:editId="46928156">
-            <wp:extent cx="5731510" cy="4923790"/>
+          <wp:inline distT="0" distB="0" distL="0" distR="0" wp14:anchorId="21001BB9" wp14:editId="558ED935">
+            <wp:extent cx="5731510" cy="6077585"/>
             <wp:effectExtent l="0" t="0" r="2540" b="0"/>
-            <wp:docPr id="653336751" name="Picture 8"/>
+            <wp:docPr id="1235651580" name="Picture 3"/>
             <wp:cNvGraphicFramePr>
               <a:graphicFrameLocks xmlns:a="http://schemas.openxmlformats.org/drawingml/2006/main" noChangeAspect="1"/>
             </wp:cNvGraphicFramePr>
@@ -5000,7 +4917,7 @@
               <a:graphicData uri="http://schemas.openxmlformats.org/drawingml/2006/picture">
                 <pic:pic xmlns:pic="http://schemas.openxmlformats.org/drawingml/2006/picture">
                   <pic:nvPicPr>
-                    <pic:cNvPr id="653336751" name="Picture 653336751"/>
+                    <pic:cNvPr id="1235651580" name="Picture 1235651580"/>
                     <pic:cNvPicPr/>
                   </pic:nvPicPr>
                   <pic:blipFill>
@@ -5018,7 +4935,7 @@
                   <pic:spPr>
                     <a:xfrm>
                       <a:off x="0" y="0"/>
-                      <a:ext cx="5731510" cy="4923790"/>
+                      <a:ext cx="5731510" cy="6077585"/>
                     </a:xfrm>
                     <a:prstGeom prst="rect">
                       <a:avLst/>
@@ -5123,6 +5040,41 @@
     </w:p>
     <w:p>
       <w:pPr>
+        <w:pStyle w:val="Heading5"/>
+        <w:rPr>
+          <w:lang w:val="en-US"/>
+        </w:rPr>
+      </w:pPr>
+      <w:r>
+        <w:rPr>
+          <w:lang w:val="en-US"/>
+        </w:rPr>
+        <w:lastRenderedPageBreak/>
+        <w:t>ABOU</w:t>
+      </w:r>
+      <w:r>
+        <w:rPr>
+          <w:lang w:val="en-US"/>
+        </w:rPr>
+        <w:t xml:space="preserve">T </w:t>
+      </w:r>
+      <w:proofErr w:type="gramStart"/>
+      <w:r>
+        <w:rPr>
+          <w:lang w:val="en-US"/>
+        </w:rPr>
+        <w:t>PAGE  HIGH</w:t>
+      </w:r>
+      <w:proofErr w:type="gramEnd"/>
+      <w:r>
+        <w:rPr>
+          <w:lang w:val="en-US"/>
+        </w:rPr>
+        <w:t xml:space="preserve"> FEDILITY WIREFRAME</w:t>
+      </w:r>
+    </w:p>
+    <w:p>
+      <w:pPr>
         <w:tabs>
           <w:tab w:val="left" w:pos="3360"/>
         </w:tabs>
@@ -5153,28 +5105,33 @@
     </w:p>
     <w:p>
       <w:pPr>
-        <w:pStyle w:val="Heading1"/>
-        <w:rPr>
-          <w:lang w:val="en-US"/>
-        </w:rPr>
-      </w:pPr>
-      <w:r>
-        <w:rPr>
-          <w:lang w:val="en-US"/>
-        </w:rPr>
-        <w:lastRenderedPageBreak/>
-        <w:t>FEEDBACK</w:t>
-      </w:r>
+        <w:tabs>
+          <w:tab w:val="left" w:pos="3360"/>
+        </w:tabs>
+        <w:rPr>
+          <w:lang w:val="en-US"/>
+        </w:rPr>
+      </w:pPr>
+    </w:p>
+    <w:p>
+      <w:pPr>
+        <w:tabs>
+          <w:tab w:val="left" w:pos="3360"/>
+        </w:tabs>
+        <w:rPr>
+          <w:lang w:val="en-US"/>
+        </w:rPr>
+      </w:pPr>
       <w:r>
         <w:rPr>
           <w:noProof/>
           <w:lang w:val="en-US"/>
         </w:rPr>
         <w:drawing>
-          <wp:inline distT="0" distB="0" distL="0" distR="0" wp14:anchorId="7D351512" wp14:editId="6CB339F2">
-            <wp:extent cx="5731510" cy="5190490"/>
-            <wp:effectExtent l="0" t="0" r="2540" b="0"/>
-            <wp:docPr id="1054820991" name="Picture 9"/>
+          <wp:inline distT="0" distB="0" distL="0" distR="0" wp14:anchorId="22FF3622" wp14:editId="4521D592">
+            <wp:extent cx="5731510" cy="4030980"/>
+            <wp:effectExtent l="0" t="0" r="2540" b="7620"/>
+            <wp:docPr id="1048688321" name="Picture 4"/>
             <wp:cNvGraphicFramePr>
               <a:graphicFrameLocks xmlns:a="http://schemas.openxmlformats.org/drawingml/2006/main" noChangeAspect="1"/>
             </wp:cNvGraphicFramePr>
@@ -5182,11 +5139,11 @@
               <a:graphicData uri="http://schemas.openxmlformats.org/drawingml/2006/picture">
                 <pic:pic xmlns:pic="http://schemas.openxmlformats.org/drawingml/2006/picture">
                   <pic:nvPicPr>
-                    <pic:cNvPr id="1054820991" name="Picture 1054820991"/>
+                    <pic:cNvPr id="1048688321" name="Picture 1048688321"/>
                     <pic:cNvPicPr/>
                   </pic:nvPicPr>
                   <pic:blipFill>
-                    <a:blip r:embed="rId11">
+                    <a:blip r:embed="rId11" cstate="print">
                       <a:extLst>
                         <a:ext uri="{28A0092B-C50C-407E-A947-70E740481C1C}">
                           <a14:useLocalDpi xmlns:a14="http://schemas.microsoft.com/office/drawing/2010/main" val="0"/>
@@ -5200,7 +5157,7 @@
                   <pic:spPr>
                     <a:xfrm>
                       <a:off x="0" y="0"/>
-                      <a:ext cx="5731510" cy="5190490"/>
+                      <a:ext cx="5731510" cy="4030980"/>
                     </a:xfrm>
                     <a:prstGeom prst="rect">
                       <a:avLst/>
@@ -5235,6 +5192,14 @@
     </w:p>
     <w:p>
       <w:pPr>
+        <w:pStyle w:val="Heading1"/>
+        <w:rPr>
+          <w:lang w:val="en-US"/>
+        </w:rPr>
+      </w:pPr>
+    </w:p>
+    <w:p>
+      <w:pPr>
         <w:tabs>
           <w:tab w:val="left" w:pos="3360"/>
         </w:tabs>
@@ -5325,28 +5290,64 @@
     </w:p>
     <w:p>
       <w:pPr>
-        <w:pStyle w:val="Heading1"/>
-        <w:rPr>
-          <w:lang w:val="en-US"/>
-        </w:rPr>
-      </w:pPr>
-      <w:r>
-        <w:rPr>
-          <w:lang w:val="en-US"/>
-        </w:rPr>
-        <w:lastRenderedPageBreak/>
-        <w:t>CCTV INSTALLATION</w:t>
-      </w:r>
+        <w:tabs>
+          <w:tab w:val="left" w:pos="3360"/>
+        </w:tabs>
+        <w:rPr>
+          <w:lang w:val="en-US"/>
+        </w:rPr>
+      </w:pPr>
+    </w:p>
+    <w:p>
+      <w:pPr>
+        <w:tabs>
+          <w:tab w:val="left" w:pos="3360"/>
+        </w:tabs>
+        <w:rPr>
+          <w:lang w:val="en-US"/>
+        </w:rPr>
+      </w:pPr>
+    </w:p>
+    <w:p>
+      <w:pPr>
+        <w:tabs>
+          <w:tab w:val="left" w:pos="3360"/>
+        </w:tabs>
+        <w:rPr>
+          <w:lang w:val="en-US"/>
+        </w:rPr>
+      </w:pPr>
+    </w:p>
+    <w:p>
+      <w:pPr>
+        <w:pStyle w:val="Heading5"/>
+        <w:rPr>
+          <w:lang w:val="en-US"/>
+        </w:rPr>
+      </w:pPr>
+      <w:r>
+        <w:rPr>
+          <w:lang w:val="en-US"/>
+        </w:rPr>
+        <w:t>SERVICES PAGE LOW FEDILITY WIREFRAME</w:t>
+      </w:r>
+    </w:p>
+    <w:p>
+      <w:pPr>
+        <w:rPr>
+          <w:lang w:val="en-US"/>
+        </w:rPr>
+      </w:pPr>
       <w:r>
         <w:rPr>
           <w:noProof/>
           <w:lang w:val="en-US"/>
         </w:rPr>
         <w:drawing>
-          <wp:inline distT="0" distB="0" distL="0" distR="0" wp14:anchorId="17FC5A57" wp14:editId="57A3CA9D">
-            <wp:extent cx="5731510" cy="5169535"/>
+          <wp:inline distT="0" distB="0" distL="0" distR="0" wp14:anchorId="5907E436" wp14:editId="42C171E9">
+            <wp:extent cx="5731510" cy="6077585"/>
             <wp:effectExtent l="0" t="0" r="2540" b="0"/>
-            <wp:docPr id="178421320" name="Picture 10"/>
+            <wp:docPr id="182839949" name="Picture 5"/>
             <wp:cNvGraphicFramePr>
               <a:graphicFrameLocks xmlns:a="http://schemas.openxmlformats.org/drawingml/2006/main" noChangeAspect="1"/>
             </wp:cNvGraphicFramePr>
@@ -5354,7 +5355,7 @@
               <a:graphicData uri="http://schemas.openxmlformats.org/drawingml/2006/picture">
                 <pic:pic xmlns:pic="http://schemas.openxmlformats.org/drawingml/2006/picture">
                   <pic:nvPicPr>
-                    <pic:cNvPr id="178421320" name="Picture 178421320"/>
+                    <pic:cNvPr id="182839949" name="Picture 182839949"/>
                     <pic:cNvPicPr/>
                   </pic:nvPicPr>
                   <pic:blipFill>
@@ -5372,7 +5373,7 @@
                   <pic:spPr>
                     <a:xfrm>
                       <a:off x="0" y="0"/>
-                      <a:ext cx="5731510" cy="5169535"/>
+                      <a:ext cx="5731510" cy="6077585"/>
                     </a:xfrm>
                     <a:prstGeom prst="rect">
                       <a:avLst/>
@@ -5387,6 +5388,13 @@
     </w:p>
     <w:p>
       <w:pPr>
+        <w:rPr>
+          <w:lang w:val="en-US"/>
+        </w:rPr>
+      </w:pPr>
+    </w:p>
+    <w:p>
+      <w:pPr>
         <w:tabs>
           <w:tab w:val="left" w:pos="3360"/>
         </w:tabs>
@@ -5447,6 +5455,14 @@
     </w:p>
     <w:p>
       <w:pPr>
+        <w:pStyle w:val="Heading5"/>
+        <w:rPr>
+          <w:lang w:val="en-US"/>
+        </w:rPr>
+      </w:pPr>
+    </w:p>
+    <w:p>
+      <w:pPr>
         <w:tabs>
           <w:tab w:val="left" w:pos="3360"/>
         </w:tabs>
@@ -5464,6 +5480,12 @@
           <w:lang w:val="en-US"/>
         </w:rPr>
       </w:pPr>
+      <w:r>
+        <w:rPr>
+          <w:lang w:val="en-US"/>
+        </w:rPr>
+        <w:t>SERVICES PAGE HIGH FEDILITY WIREFRAME</w:t>
+      </w:r>
     </w:p>
     <w:p>
       <w:pPr>
@@ -5474,73 +5496,16 @@
           <w:lang w:val="en-US"/>
         </w:rPr>
       </w:pPr>
-    </w:p>
-    <w:p>
-      <w:pPr>
-        <w:tabs>
-          <w:tab w:val="left" w:pos="3360"/>
-        </w:tabs>
-        <w:rPr>
-          <w:lang w:val="en-US"/>
-        </w:rPr>
-      </w:pPr>
-    </w:p>
-    <w:p>
-      <w:pPr>
-        <w:tabs>
-          <w:tab w:val="left" w:pos="3360"/>
-        </w:tabs>
-        <w:rPr>
-          <w:lang w:val="en-US"/>
-        </w:rPr>
-      </w:pPr>
-    </w:p>
-    <w:p>
-      <w:pPr>
-        <w:pStyle w:val="Heading1"/>
-        <w:rPr>
-          <w:lang w:val="en-US"/>
-        </w:rPr>
-      </w:pPr>
-      <w:r>
-        <w:rPr>
-          <w:lang w:val="en-US"/>
-        </w:rPr>
-        <w:lastRenderedPageBreak/>
-        <w:t>A</w:t>
-      </w:r>
-      <w:r>
-        <w:rPr>
-          <w:lang w:val="en-US"/>
-        </w:rPr>
-        <w:t>RMED RESPONSE</w:t>
-      </w:r>
-      <w:r>
-        <w:rPr>
-          <w:lang w:val="en-US"/>
-        </w:rPr>
-        <w:t xml:space="preserve"> PAGE</w:t>
-      </w:r>
-    </w:p>
-    <w:p>
-      <w:pPr>
-        <w:tabs>
-          <w:tab w:val="left" w:pos="3360"/>
-        </w:tabs>
-        <w:rPr>
-          <w:lang w:val="en-US"/>
-        </w:rPr>
-      </w:pPr>
       <w:r>
         <w:rPr>
           <w:noProof/>
           <w:lang w:val="en-US"/>
         </w:rPr>
         <w:drawing>
-          <wp:inline distT="0" distB="0" distL="0" distR="0" wp14:anchorId="61161B23" wp14:editId="46B626D9">
-            <wp:extent cx="5731510" cy="5207000"/>
+          <wp:inline distT="0" distB="0" distL="0" distR="0" wp14:anchorId="00E3147A" wp14:editId="229F0AA9">
+            <wp:extent cx="5731510" cy="3909695"/>
             <wp:effectExtent l="0" t="0" r="2540" b="0"/>
-            <wp:docPr id="247369577" name="Picture 11"/>
+            <wp:docPr id="1282746803" name="Picture 6"/>
             <wp:cNvGraphicFramePr>
               <a:graphicFrameLocks xmlns:a="http://schemas.openxmlformats.org/drawingml/2006/main" noChangeAspect="1"/>
             </wp:cNvGraphicFramePr>
@@ -5548,11 +5513,11 @@
               <a:graphicData uri="http://schemas.openxmlformats.org/drawingml/2006/picture">
                 <pic:pic xmlns:pic="http://schemas.openxmlformats.org/drawingml/2006/picture">
                   <pic:nvPicPr>
-                    <pic:cNvPr id="247369577" name="Picture 247369577"/>
+                    <pic:cNvPr id="1282746803" name="Picture 1282746803"/>
                     <pic:cNvPicPr/>
                   </pic:nvPicPr>
                   <pic:blipFill>
-                    <a:blip r:embed="rId13">
+                    <a:blip r:embed="rId13" cstate="print">
                       <a:extLst>
                         <a:ext uri="{28A0092B-C50C-407E-A947-70E740481C1C}">
                           <a14:useLocalDpi xmlns:a14="http://schemas.microsoft.com/office/drawing/2010/main" val="0"/>
@@ -5566,7 +5531,7 @@
                   <pic:spPr>
                     <a:xfrm>
                       <a:off x="0" y="0"/>
-                      <a:ext cx="5731510" cy="5207000"/>
+                      <a:ext cx="5731510" cy="3909695"/>
                     </a:xfrm>
                     <a:prstGeom prst="rect">
                       <a:avLst/>
@@ -5681,38 +5646,70 @@
     </w:p>
     <w:p>
       <w:pPr>
-        <w:tabs>
-          <w:tab w:val="left" w:pos="3360"/>
-        </w:tabs>
-        <w:rPr>
-          <w:lang w:val="en-US"/>
-        </w:rPr>
-      </w:pPr>
-    </w:p>
-    <w:p>
-      <w:pPr>
         <w:pStyle w:val="Heading1"/>
         <w:rPr>
           <w:lang w:val="en-US"/>
         </w:rPr>
       </w:pPr>
-      <w:r>
-        <w:rPr>
-          <w:lang w:val="en-US"/>
-        </w:rPr>
-        <w:lastRenderedPageBreak/>
-        <w:t>ALARMS PAGE</w:t>
-      </w:r>
+    </w:p>
+    <w:p>
+      <w:pPr>
+        <w:rPr>
+          <w:lang w:val="en-US"/>
+        </w:rPr>
+      </w:pPr>
+    </w:p>
+    <w:p>
+      <w:pPr>
+        <w:rPr>
+          <w:lang w:val="en-US"/>
+        </w:rPr>
+      </w:pPr>
+    </w:p>
+    <w:p>
+      <w:pPr>
+        <w:rPr>
+          <w:lang w:val="en-US"/>
+        </w:rPr>
+      </w:pPr>
+    </w:p>
+    <w:p>
+      <w:pPr>
+        <w:rPr>
+          <w:lang w:val="en-US"/>
+        </w:rPr>
+      </w:pPr>
+    </w:p>
+    <w:p>
+      <w:pPr>
+        <w:pStyle w:val="Heading5"/>
+        <w:rPr>
+          <w:lang w:val="en-US"/>
+        </w:rPr>
+      </w:pPr>
+      <w:r>
+        <w:rPr>
+          <w:lang w:val="en-US"/>
+        </w:rPr>
+        <w:t>APPLY PAGE LOW FELIDITY WIREFRAME</w:t>
+      </w:r>
+    </w:p>
+    <w:p>
+      <w:pPr>
+        <w:rPr>
+          <w:lang w:val="en-US"/>
+        </w:rPr>
+      </w:pPr>
       <w:r>
         <w:rPr>
           <w:noProof/>
           <w:lang w:val="en-US"/>
         </w:rPr>
         <w:drawing>
-          <wp:inline distT="0" distB="0" distL="0" distR="0" wp14:anchorId="6E9707F3" wp14:editId="2B9BE9CF">
-            <wp:extent cx="5731510" cy="5075555"/>
+          <wp:inline distT="0" distB="0" distL="0" distR="0" wp14:anchorId="7580713E" wp14:editId="3BE3ECDC">
+            <wp:extent cx="5731510" cy="6081395"/>
             <wp:effectExtent l="0" t="0" r="2540" b="0"/>
-            <wp:docPr id="1375993873" name="Picture 12"/>
+            <wp:docPr id="410431672" name="Picture 7"/>
             <wp:cNvGraphicFramePr>
               <a:graphicFrameLocks xmlns:a="http://schemas.openxmlformats.org/drawingml/2006/main" noChangeAspect="1"/>
             </wp:cNvGraphicFramePr>
@@ -5720,7 +5717,7 @@
               <a:graphicData uri="http://schemas.openxmlformats.org/drawingml/2006/picture">
                 <pic:pic xmlns:pic="http://schemas.openxmlformats.org/drawingml/2006/picture">
                   <pic:nvPicPr>
-                    <pic:cNvPr id="1375993873" name="Picture 1375993873"/>
+                    <pic:cNvPr id="410431672" name="Picture 410431672"/>
                     <pic:cNvPicPr/>
                   </pic:nvPicPr>
                   <pic:blipFill>
@@ -5738,7 +5735,7 @@
                   <pic:spPr>
                     <a:xfrm>
                       <a:off x="0" y="0"/>
-                      <a:ext cx="5731510" cy="5075555"/>
+                      <a:ext cx="5731510" cy="6081395"/>
                     </a:xfrm>
                     <a:prstGeom prst="rect">
                       <a:avLst/>
@@ -5753,112 +5750,96 @@
     </w:p>
     <w:p>
       <w:pPr>
-        <w:rPr>
-          <w:lang w:val="en-US"/>
-        </w:rPr>
-      </w:pPr>
-    </w:p>
-    <w:p>
-      <w:pPr>
-        <w:rPr>
-          <w:lang w:val="en-US"/>
-        </w:rPr>
-      </w:pPr>
-    </w:p>
-    <w:p>
-      <w:pPr>
-        <w:rPr>
-          <w:lang w:val="en-US"/>
-        </w:rPr>
-      </w:pPr>
-    </w:p>
-    <w:p>
-      <w:pPr>
-        <w:rPr>
-          <w:lang w:val="en-US"/>
-        </w:rPr>
-      </w:pPr>
-    </w:p>
-    <w:p>
-      <w:pPr>
-        <w:rPr>
-          <w:lang w:val="en-US"/>
-        </w:rPr>
-      </w:pPr>
-    </w:p>
-    <w:p>
-      <w:pPr>
-        <w:rPr>
-          <w:lang w:val="en-US"/>
-        </w:rPr>
-      </w:pPr>
-    </w:p>
-    <w:p>
-      <w:pPr>
-        <w:rPr>
-          <w:lang w:val="en-US"/>
-        </w:rPr>
-      </w:pPr>
-    </w:p>
-    <w:p>
-      <w:pPr>
-        <w:rPr>
-          <w:lang w:val="en-US"/>
-        </w:rPr>
-      </w:pPr>
-    </w:p>
-    <w:p>
-      <w:pPr>
-        <w:rPr>
-          <w:lang w:val="en-US"/>
-        </w:rPr>
-      </w:pPr>
-    </w:p>
-    <w:p>
-      <w:pPr>
-        <w:rPr>
-          <w:lang w:val="en-US"/>
-        </w:rPr>
-      </w:pPr>
-    </w:p>
-    <w:p>
-      <w:pPr>
-        <w:rPr>
-          <w:lang w:val="en-US"/>
-        </w:rPr>
-      </w:pPr>
-    </w:p>
-    <w:p>
-      <w:pPr>
-        <w:rPr>
-          <w:lang w:val="en-US"/>
-        </w:rPr>
-      </w:pPr>
-    </w:p>
-    <w:p>
-      <w:pPr>
-        <w:pStyle w:val="Heading1"/>
-        <w:rPr>
-          <w:lang w:val="en-US"/>
-        </w:rPr>
-      </w:pPr>
-      <w:r>
-        <w:rPr>
-          <w:lang w:val="en-US"/>
-        </w:rPr>
-        <w:lastRenderedPageBreak/>
-        <w:t>ACCESS CONTROL</w:t>
-      </w:r>
+        <w:pStyle w:val="Heading5"/>
+        <w:rPr>
+          <w:lang w:val="en-US"/>
+        </w:rPr>
+      </w:pPr>
+    </w:p>
+    <w:p>
+      <w:pPr>
+        <w:rPr>
+          <w:lang w:val="en-US"/>
+        </w:rPr>
+      </w:pPr>
+    </w:p>
+    <w:p>
+      <w:pPr>
+        <w:rPr>
+          <w:lang w:val="en-US"/>
+        </w:rPr>
+      </w:pPr>
+    </w:p>
+    <w:p>
+      <w:pPr>
+        <w:rPr>
+          <w:lang w:val="en-US"/>
+        </w:rPr>
+      </w:pPr>
+    </w:p>
+    <w:p>
+      <w:pPr>
+        <w:rPr>
+          <w:lang w:val="en-US"/>
+        </w:rPr>
+      </w:pPr>
+    </w:p>
+    <w:p>
+      <w:pPr>
+        <w:rPr>
+          <w:lang w:val="en-US"/>
+        </w:rPr>
+      </w:pPr>
+    </w:p>
+    <w:p>
+      <w:pPr>
+        <w:rPr>
+          <w:lang w:val="en-US"/>
+        </w:rPr>
+      </w:pPr>
+    </w:p>
+    <w:p>
+      <w:pPr>
+        <w:pStyle w:val="Heading5"/>
+        <w:rPr>
+          <w:lang w:val="en-US"/>
+        </w:rPr>
+      </w:pPr>
+    </w:p>
+    <w:p>
+      <w:pPr>
+        <w:rPr>
+          <w:lang w:val="en-US"/>
+        </w:rPr>
+      </w:pPr>
+    </w:p>
+    <w:p>
+      <w:pPr>
+        <w:pStyle w:val="Heading5"/>
+      </w:pPr>
+      <w:r>
+        <w:rPr>
+          <w:lang w:val="en-US"/>
+        </w:rPr>
+        <w:t>APPLY PAGE HIGH FEDILITY WIREFRAME</w:t>
+      </w:r>
+    </w:p>
+    <w:p>
+      <w:pPr>
+        <w:rPr>
+          <w:lang w:val="en-US"/>
+        </w:rPr>
+      </w:pPr>
       <w:r>
         <w:rPr>
           <w:noProof/>
           <w:lang w:val="en-US"/>
         </w:rPr>
         <w:drawing>
-          <wp:inline distT="0" distB="0" distL="0" distR="0" wp14:anchorId="11EB541B" wp14:editId="0B36B635">
-            <wp:extent cx="5731510" cy="5095875"/>
-            <wp:effectExtent l="0" t="0" r="2540" b="9525"/>
-            <wp:docPr id="2011569744" name="Picture 13"/>
+          <wp:inline distT="0" distB="0" distL="0" distR="0" wp14:anchorId="0E9FE151" wp14:editId="015B3223">
+            <wp:extent cx="5731510" cy="3744595"/>
+            <wp:effectExtent l="0" t="0" r="2540" b="8255"/>
+            <wp:docPr id="2112558496" name="Picture 8"/>
             <wp:cNvGraphicFramePr>
               <a:graphicFrameLocks xmlns:a="http://schemas.openxmlformats.org/drawingml/2006/main" noChangeAspect="1"/>
             </wp:cNvGraphicFramePr>
@@ -5866,11 +5847,11 @@
               <a:graphicData uri="http://schemas.openxmlformats.org/drawingml/2006/picture">
                 <pic:pic xmlns:pic="http://schemas.openxmlformats.org/drawingml/2006/picture">
                   <pic:nvPicPr>
-                    <pic:cNvPr id="2011569744" name="Picture 2011569744"/>
+                    <pic:cNvPr id="2112558496" name="Picture 2112558496"/>
                     <pic:cNvPicPr/>
                   </pic:nvPicPr>
                   <pic:blipFill>
-                    <a:blip r:embed="rId15">
+                    <a:blip r:embed="rId15" cstate="print">
                       <a:extLst>
                         <a:ext uri="{28A0092B-C50C-407E-A947-70E740481C1C}">
                           <a14:useLocalDpi xmlns:a14="http://schemas.microsoft.com/office/drawing/2010/main" val="0"/>
@@ -5884,7 +5865,7 @@
                   <pic:spPr>
                     <a:xfrm>
                       <a:off x="0" y="0"/>
-                      <a:ext cx="5731510" cy="5095875"/>
+                      <a:ext cx="5731510" cy="3744595"/>
                     </a:xfrm>
                     <a:prstGeom prst="rect">
                       <a:avLst/>
@@ -5925,6 +5906,2111 @@
         </w:rPr>
       </w:pPr>
     </w:p>
+    <w:p>
+      <w:pPr>
+        <w:rPr>
+          <w:lang w:val="en-US"/>
+        </w:rPr>
+      </w:pPr>
+    </w:p>
+    <w:p>
+      <w:pPr>
+        <w:rPr>
+          <w:lang w:val="en-US"/>
+        </w:rPr>
+      </w:pPr>
+    </w:p>
+    <w:p>
+      <w:pPr>
+        <w:rPr>
+          <w:lang w:val="en-US"/>
+        </w:rPr>
+      </w:pPr>
+    </w:p>
+    <w:p>
+      <w:pPr>
+        <w:rPr>
+          <w:lang w:val="en-US"/>
+        </w:rPr>
+      </w:pPr>
+    </w:p>
+    <w:p>
+      <w:pPr>
+        <w:rPr>
+          <w:lang w:val="en-US"/>
+        </w:rPr>
+      </w:pPr>
+    </w:p>
+    <w:p>
+      <w:pPr>
+        <w:rPr>
+          <w:lang w:val="en-US"/>
+        </w:rPr>
+      </w:pPr>
+    </w:p>
+    <w:p>
+      <w:pPr>
+        <w:rPr>
+          <w:lang w:val="en-US"/>
+        </w:rPr>
+      </w:pPr>
+    </w:p>
+    <w:p>
+      <w:pPr>
+        <w:pStyle w:val="Heading5"/>
+        <w:rPr>
+          <w:lang w:val="en-US"/>
+        </w:rPr>
+      </w:pPr>
+      <w:r>
+        <w:rPr>
+          <w:lang w:val="en-US"/>
+        </w:rPr>
+        <w:lastRenderedPageBreak/>
+        <w:t>PROJECTS PAGE LOW FEDELITY WIREFRAME</w:t>
+      </w:r>
+    </w:p>
+    <w:p>
+      <w:pPr>
+        <w:rPr>
+          <w:lang w:val="en-US"/>
+        </w:rPr>
+      </w:pPr>
+      <w:r>
+        <w:rPr>
+          <w:noProof/>
+          <w:lang w:val="en-US"/>
+        </w:rPr>
+        <w:drawing>
+          <wp:inline distT="0" distB="0" distL="0" distR="0" wp14:anchorId="49056EEF" wp14:editId="0BAB8E85">
+            <wp:extent cx="5731510" cy="6253480"/>
+            <wp:effectExtent l="0" t="0" r="2540" b="0"/>
+            <wp:docPr id="1615181720" name="Picture 11"/>
+            <wp:cNvGraphicFramePr>
+              <a:graphicFrameLocks xmlns:a="http://schemas.openxmlformats.org/drawingml/2006/main" noChangeAspect="1"/>
+            </wp:cNvGraphicFramePr>
+            <a:graphic xmlns:a="http://schemas.openxmlformats.org/drawingml/2006/main">
+              <a:graphicData uri="http://schemas.openxmlformats.org/drawingml/2006/picture">
+                <pic:pic xmlns:pic="http://schemas.openxmlformats.org/drawingml/2006/picture">
+                  <pic:nvPicPr>
+                    <pic:cNvPr id="1615181720" name="Picture 1615181720"/>
+                    <pic:cNvPicPr/>
+                  </pic:nvPicPr>
+                  <pic:blipFill>
+                    <a:blip r:embed="rId16">
+                      <a:extLst>
+                        <a:ext uri="{28A0092B-C50C-407E-A947-70E740481C1C}">
+                          <a14:useLocalDpi xmlns:a14="http://schemas.microsoft.com/office/drawing/2010/main" val="0"/>
+                        </a:ext>
+                      </a:extLst>
+                    </a:blip>
+                    <a:stretch>
+                      <a:fillRect/>
+                    </a:stretch>
+                  </pic:blipFill>
+                  <pic:spPr>
+                    <a:xfrm>
+                      <a:off x="0" y="0"/>
+                      <a:ext cx="5731510" cy="6253480"/>
+                    </a:xfrm>
+                    <a:prstGeom prst="rect">
+                      <a:avLst/>
+                    </a:prstGeom>
+                  </pic:spPr>
+                </pic:pic>
+              </a:graphicData>
+            </a:graphic>
+          </wp:inline>
+        </w:drawing>
+      </w:r>
+    </w:p>
+    <w:p>
+      <w:pPr>
+        <w:rPr>
+          <w:lang w:val="en-US"/>
+        </w:rPr>
+      </w:pPr>
+    </w:p>
+    <w:p>
+      <w:pPr>
+        <w:rPr>
+          <w:lang w:val="en-US"/>
+        </w:rPr>
+      </w:pPr>
+    </w:p>
+    <w:p>
+      <w:pPr>
+        <w:rPr>
+          <w:lang w:val="en-US"/>
+        </w:rPr>
+      </w:pPr>
+    </w:p>
+    <w:p>
+      <w:pPr>
+        <w:rPr>
+          <w:lang w:val="en-US"/>
+        </w:rPr>
+      </w:pPr>
+    </w:p>
+    <w:p>
+      <w:pPr>
+        <w:rPr>
+          <w:lang w:val="en-US"/>
+        </w:rPr>
+      </w:pPr>
+    </w:p>
+    <w:p>
+      <w:pPr>
+        <w:rPr>
+          <w:lang w:val="en-US"/>
+        </w:rPr>
+      </w:pPr>
+    </w:p>
+    <w:p>
+      <w:pPr>
+        <w:rPr>
+          <w:lang w:val="en-US"/>
+        </w:rPr>
+      </w:pPr>
+    </w:p>
+    <w:p>
+      <w:pPr>
+        <w:rPr>
+          <w:lang w:val="en-US"/>
+        </w:rPr>
+      </w:pPr>
+    </w:p>
+    <w:p>
+      <w:pPr>
+        <w:pStyle w:val="Heading5"/>
+        <w:rPr>
+          <w:lang w:val="en-US"/>
+        </w:rPr>
+      </w:pPr>
+      <w:r>
+        <w:rPr>
+          <w:lang w:val="en-US"/>
+        </w:rPr>
+        <w:lastRenderedPageBreak/>
+        <w:t>PROJECTS PAGE HIGH FEDILITY WIREFRAME</w:t>
+      </w:r>
+    </w:p>
+    <w:p>
+      <w:pPr>
+        <w:rPr>
+          <w:noProof/>
+          <w:lang w:val="en-US"/>
+        </w:rPr>
+      </w:pPr>
+      <w:r>
+        <w:rPr>
+          <w:noProof/>
+          <w:lang w:val="en-US"/>
+        </w:rPr>
+        <w:drawing>
+          <wp:inline distT="0" distB="0" distL="0" distR="0" wp14:anchorId="1A85C42B" wp14:editId="6423FF52">
+            <wp:extent cx="5731510" cy="3863975"/>
+            <wp:effectExtent l="0" t="0" r="2540" b="3175"/>
+            <wp:docPr id="709613777" name="Picture 12"/>
+            <wp:cNvGraphicFramePr>
+              <a:graphicFrameLocks xmlns:a="http://schemas.openxmlformats.org/drawingml/2006/main" noChangeAspect="1"/>
+            </wp:cNvGraphicFramePr>
+            <a:graphic xmlns:a="http://schemas.openxmlformats.org/drawingml/2006/main">
+              <a:graphicData uri="http://schemas.openxmlformats.org/drawingml/2006/picture">
+                <pic:pic xmlns:pic="http://schemas.openxmlformats.org/drawingml/2006/picture">
+                  <pic:nvPicPr>
+                    <pic:cNvPr id="709613777" name="Picture 709613777"/>
+                    <pic:cNvPicPr/>
+                  </pic:nvPicPr>
+                  <pic:blipFill>
+                    <a:blip r:embed="rId17" cstate="print">
+                      <a:extLst>
+                        <a:ext uri="{28A0092B-C50C-407E-A947-70E740481C1C}">
+                          <a14:useLocalDpi xmlns:a14="http://schemas.microsoft.com/office/drawing/2010/main" val="0"/>
+                        </a:ext>
+                      </a:extLst>
+                    </a:blip>
+                    <a:stretch>
+                      <a:fillRect/>
+                    </a:stretch>
+                  </pic:blipFill>
+                  <pic:spPr>
+                    <a:xfrm>
+                      <a:off x="0" y="0"/>
+                      <a:ext cx="5731510" cy="3863975"/>
+                    </a:xfrm>
+                    <a:prstGeom prst="rect">
+                      <a:avLst/>
+                    </a:prstGeom>
+                  </pic:spPr>
+                </pic:pic>
+              </a:graphicData>
+            </a:graphic>
+          </wp:inline>
+        </w:drawing>
+      </w:r>
+    </w:p>
+    <w:p>
+      <w:pPr>
+        <w:rPr>
+          <w:lang w:val="en-US"/>
+        </w:rPr>
+      </w:pPr>
+    </w:p>
+    <w:p>
+      <w:pPr>
+        <w:rPr>
+          <w:noProof/>
+          <w:lang w:val="en-US"/>
+        </w:rPr>
+      </w:pPr>
+    </w:p>
+    <w:p>
+      <w:pPr>
+        <w:tabs>
+          <w:tab w:val="left" w:pos="1776"/>
+        </w:tabs>
+        <w:rPr>
+          <w:lang w:val="en-US"/>
+        </w:rPr>
+      </w:pPr>
+      <w:r>
+        <w:rPr>
+          <w:lang w:val="en-US"/>
+        </w:rPr>
+        <w:tab/>
+      </w:r>
+    </w:p>
+    <w:p>
+      <w:pPr>
+        <w:tabs>
+          <w:tab w:val="left" w:pos="1776"/>
+        </w:tabs>
+        <w:rPr>
+          <w:lang w:val="en-US"/>
+        </w:rPr>
+      </w:pPr>
+    </w:p>
+    <w:p>
+      <w:pPr>
+        <w:tabs>
+          <w:tab w:val="left" w:pos="1776"/>
+        </w:tabs>
+        <w:rPr>
+          <w:lang w:val="en-US"/>
+        </w:rPr>
+      </w:pPr>
+    </w:p>
+    <w:p>
+      <w:pPr>
+        <w:tabs>
+          <w:tab w:val="left" w:pos="1776"/>
+        </w:tabs>
+        <w:rPr>
+          <w:lang w:val="en-US"/>
+        </w:rPr>
+      </w:pPr>
+    </w:p>
+    <w:p>
+      <w:pPr>
+        <w:tabs>
+          <w:tab w:val="left" w:pos="1776"/>
+        </w:tabs>
+        <w:rPr>
+          <w:lang w:val="en-US"/>
+        </w:rPr>
+      </w:pPr>
+    </w:p>
+    <w:p>
+      <w:pPr>
+        <w:tabs>
+          <w:tab w:val="left" w:pos="1776"/>
+        </w:tabs>
+        <w:rPr>
+          <w:lang w:val="en-US"/>
+        </w:rPr>
+      </w:pPr>
+    </w:p>
+    <w:p>
+      <w:pPr>
+        <w:tabs>
+          <w:tab w:val="left" w:pos="1776"/>
+        </w:tabs>
+        <w:rPr>
+          <w:lang w:val="en-US"/>
+        </w:rPr>
+      </w:pPr>
+    </w:p>
+    <w:p>
+      <w:pPr>
+        <w:tabs>
+          <w:tab w:val="left" w:pos="1776"/>
+        </w:tabs>
+        <w:rPr>
+          <w:lang w:val="en-US"/>
+        </w:rPr>
+      </w:pPr>
+    </w:p>
+    <w:p>
+      <w:pPr>
+        <w:tabs>
+          <w:tab w:val="left" w:pos="1776"/>
+        </w:tabs>
+        <w:rPr>
+          <w:lang w:val="en-US"/>
+        </w:rPr>
+      </w:pPr>
+    </w:p>
+    <w:p>
+      <w:pPr>
+        <w:tabs>
+          <w:tab w:val="left" w:pos="1776"/>
+        </w:tabs>
+        <w:rPr>
+          <w:lang w:val="en-US"/>
+        </w:rPr>
+      </w:pPr>
+    </w:p>
+    <w:p>
+      <w:pPr>
+        <w:tabs>
+          <w:tab w:val="left" w:pos="1776"/>
+        </w:tabs>
+        <w:rPr>
+          <w:lang w:val="en-US"/>
+        </w:rPr>
+      </w:pPr>
+    </w:p>
+    <w:p>
+      <w:pPr>
+        <w:tabs>
+          <w:tab w:val="left" w:pos="1776"/>
+        </w:tabs>
+        <w:rPr>
+          <w:lang w:val="en-US"/>
+        </w:rPr>
+      </w:pPr>
+    </w:p>
+    <w:p>
+      <w:pPr>
+        <w:tabs>
+          <w:tab w:val="left" w:pos="1776"/>
+        </w:tabs>
+        <w:rPr>
+          <w:lang w:val="en-US"/>
+        </w:rPr>
+      </w:pPr>
+    </w:p>
+    <w:p>
+      <w:pPr>
+        <w:tabs>
+          <w:tab w:val="left" w:pos="1776"/>
+        </w:tabs>
+        <w:rPr>
+          <w:lang w:val="en-US"/>
+        </w:rPr>
+      </w:pPr>
+    </w:p>
+    <w:p>
+      <w:pPr>
+        <w:pStyle w:val="Heading5"/>
+        <w:rPr>
+          <w:lang w:val="en-US"/>
+        </w:rPr>
+      </w:pPr>
+      <w:r>
+        <w:rPr>
+          <w:lang w:val="en-US"/>
+        </w:rPr>
+        <w:lastRenderedPageBreak/>
+        <w:t xml:space="preserve">FEEDBACK PAGE </w:t>
+      </w:r>
+      <w:proofErr w:type="gramStart"/>
+      <w:r>
+        <w:rPr>
+          <w:lang w:val="en-US"/>
+        </w:rPr>
+        <w:t>LOW  FEDILITY</w:t>
+      </w:r>
+      <w:proofErr w:type="gramEnd"/>
+      <w:r>
+        <w:rPr>
+          <w:lang w:val="en-US"/>
+        </w:rPr>
+        <w:t xml:space="preserve"> WIREFRAME</w:t>
+      </w:r>
+    </w:p>
+    <w:p>
+      <w:pPr>
+        <w:rPr>
+          <w:noProof/>
+          <w:lang w:val="en-US"/>
+        </w:rPr>
+      </w:pPr>
+      <w:r>
+        <w:rPr>
+          <w:noProof/>
+          <w:lang w:val="en-US"/>
+        </w:rPr>
+        <w:drawing>
+          <wp:inline distT="0" distB="0" distL="0" distR="0" wp14:anchorId="0F9ED9D2" wp14:editId="72BDC7EC">
+            <wp:extent cx="5731510" cy="6081395"/>
+            <wp:effectExtent l="0" t="0" r="2540" b="0"/>
+            <wp:docPr id="1153021705" name="Picture 13"/>
+            <wp:cNvGraphicFramePr>
+              <a:graphicFrameLocks xmlns:a="http://schemas.openxmlformats.org/drawingml/2006/main" noChangeAspect="1"/>
+            </wp:cNvGraphicFramePr>
+            <a:graphic xmlns:a="http://schemas.openxmlformats.org/drawingml/2006/main">
+              <a:graphicData uri="http://schemas.openxmlformats.org/drawingml/2006/picture">
+                <pic:pic xmlns:pic="http://schemas.openxmlformats.org/drawingml/2006/picture">
+                  <pic:nvPicPr>
+                    <pic:cNvPr id="1153021705" name="Picture 1153021705"/>
+                    <pic:cNvPicPr/>
+                  </pic:nvPicPr>
+                  <pic:blipFill>
+                    <a:blip r:embed="rId18">
+                      <a:extLst>
+                        <a:ext uri="{28A0092B-C50C-407E-A947-70E740481C1C}">
+                          <a14:useLocalDpi xmlns:a14="http://schemas.microsoft.com/office/drawing/2010/main" val="0"/>
+                        </a:ext>
+                      </a:extLst>
+                    </a:blip>
+                    <a:stretch>
+                      <a:fillRect/>
+                    </a:stretch>
+                  </pic:blipFill>
+                  <pic:spPr>
+                    <a:xfrm>
+                      <a:off x="0" y="0"/>
+                      <a:ext cx="5731510" cy="6081395"/>
+                    </a:xfrm>
+                    <a:prstGeom prst="rect">
+                      <a:avLst/>
+                    </a:prstGeom>
+                  </pic:spPr>
+                </pic:pic>
+              </a:graphicData>
+            </a:graphic>
+          </wp:inline>
+        </w:drawing>
+      </w:r>
+    </w:p>
+    <w:p>
+      <w:pPr>
+        <w:rPr>
+          <w:lang w:val="en-US"/>
+        </w:rPr>
+      </w:pPr>
+    </w:p>
+    <w:p>
+      <w:pPr>
+        <w:rPr>
+          <w:lang w:val="en-US"/>
+        </w:rPr>
+      </w:pPr>
+    </w:p>
+    <w:p>
+      <w:pPr>
+        <w:rPr>
+          <w:lang w:val="en-US"/>
+        </w:rPr>
+      </w:pPr>
+    </w:p>
+    <w:p>
+      <w:pPr>
+        <w:rPr>
+          <w:lang w:val="en-US"/>
+        </w:rPr>
+      </w:pPr>
+    </w:p>
+    <w:p>
+      <w:pPr>
+        <w:rPr>
+          <w:noProof/>
+          <w:lang w:val="en-US"/>
+        </w:rPr>
+      </w:pPr>
+    </w:p>
+    <w:p>
+      <w:pPr>
+        <w:tabs>
+          <w:tab w:val="left" w:pos="1824"/>
+        </w:tabs>
+        <w:rPr>
+          <w:lang w:val="en-US"/>
+        </w:rPr>
+      </w:pPr>
+      <w:r>
+        <w:rPr>
+          <w:lang w:val="en-US"/>
+        </w:rPr>
+        <w:tab/>
+      </w:r>
+    </w:p>
+    <w:p>
+      <w:pPr>
+        <w:tabs>
+          <w:tab w:val="left" w:pos="1824"/>
+        </w:tabs>
+        <w:rPr>
+          <w:lang w:val="en-US"/>
+        </w:rPr>
+      </w:pPr>
+    </w:p>
+    <w:p>
+      <w:pPr>
+        <w:tabs>
+          <w:tab w:val="left" w:pos="1824"/>
+        </w:tabs>
+        <w:rPr>
+          <w:lang w:val="en-US"/>
+        </w:rPr>
+      </w:pPr>
+    </w:p>
+    <w:p>
+      <w:pPr>
+        <w:tabs>
+          <w:tab w:val="left" w:pos="1824"/>
+        </w:tabs>
+        <w:rPr>
+          <w:lang w:val="en-US"/>
+        </w:rPr>
+      </w:pPr>
+    </w:p>
+    <w:p>
+      <w:pPr>
+        <w:pStyle w:val="Heading5"/>
+        <w:rPr>
+          <w:lang w:val="en-US"/>
+        </w:rPr>
+      </w:pPr>
+      <w:r>
+        <w:rPr>
+          <w:lang w:val="en-US"/>
+        </w:rPr>
+        <w:lastRenderedPageBreak/>
+        <w:t>FEEDBACK PAGE HIGH FEDILITY WIREFRAME</w:t>
+      </w:r>
+    </w:p>
+    <w:p>
+      <w:pPr>
+        <w:rPr>
+          <w:noProof/>
+          <w:lang w:val="en-US"/>
+        </w:rPr>
+      </w:pPr>
+      <w:r>
+        <w:rPr>
+          <w:noProof/>
+          <w:lang w:val="en-US"/>
+        </w:rPr>
+        <w:drawing>
+          <wp:inline distT="0" distB="0" distL="0" distR="0" wp14:anchorId="02BD2F63" wp14:editId="25C93D4F">
+            <wp:extent cx="5731510" cy="3812540"/>
+            <wp:effectExtent l="0" t="0" r="2540" b="0"/>
+            <wp:docPr id="1682093780" name="Picture 14"/>
+            <wp:cNvGraphicFramePr>
+              <a:graphicFrameLocks xmlns:a="http://schemas.openxmlformats.org/drawingml/2006/main" noChangeAspect="1"/>
+            </wp:cNvGraphicFramePr>
+            <a:graphic xmlns:a="http://schemas.openxmlformats.org/drawingml/2006/main">
+              <a:graphicData uri="http://schemas.openxmlformats.org/drawingml/2006/picture">
+                <pic:pic xmlns:pic="http://schemas.openxmlformats.org/drawingml/2006/picture">
+                  <pic:nvPicPr>
+                    <pic:cNvPr id="1682093780" name="Picture 1682093780"/>
+                    <pic:cNvPicPr/>
+                  </pic:nvPicPr>
+                  <pic:blipFill>
+                    <a:blip r:embed="rId19" cstate="print">
+                      <a:extLst>
+                        <a:ext uri="{28A0092B-C50C-407E-A947-70E740481C1C}">
+                          <a14:useLocalDpi xmlns:a14="http://schemas.microsoft.com/office/drawing/2010/main" val="0"/>
+                        </a:ext>
+                      </a:extLst>
+                    </a:blip>
+                    <a:stretch>
+                      <a:fillRect/>
+                    </a:stretch>
+                  </pic:blipFill>
+                  <pic:spPr>
+                    <a:xfrm>
+                      <a:off x="0" y="0"/>
+                      <a:ext cx="5731510" cy="3812540"/>
+                    </a:xfrm>
+                    <a:prstGeom prst="rect">
+                      <a:avLst/>
+                    </a:prstGeom>
+                  </pic:spPr>
+                </pic:pic>
+              </a:graphicData>
+            </a:graphic>
+          </wp:inline>
+        </w:drawing>
+      </w:r>
+    </w:p>
+    <w:p>
+      <w:pPr>
+        <w:rPr>
+          <w:lang w:val="en-US"/>
+        </w:rPr>
+      </w:pPr>
+    </w:p>
+    <w:p>
+      <w:pPr>
+        <w:rPr>
+          <w:lang w:val="en-US"/>
+        </w:rPr>
+      </w:pPr>
+    </w:p>
+    <w:p>
+      <w:pPr>
+        <w:rPr>
+          <w:lang w:val="en-US"/>
+        </w:rPr>
+      </w:pPr>
+    </w:p>
+    <w:p>
+      <w:pPr>
+        <w:rPr>
+          <w:lang w:val="en-US"/>
+        </w:rPr>
+      </w:pPr>
+    </w:p>
+    <w:p>
+      <w:pPr>
+        <w:rPr>
+          <w:lang w:val="en-US"/>
+        </w:rPr>
+      </w:pPr>
+    </w:p>
+    <w:p>
+      <w:pPr>
+        <w:rPr>
+          <w:lang w:val="en-US"/>
+        </w:rPr>
+      </w:pPr>
+    </w:p>
+    <w:p>
+      <w:pPr>
+        <w:rPr>
+          <w:lang w:val="en-US"/>
+        </w:rPr>
+      </w:pPr>
+    </w:p>
+    <w:p>
+      <w:pPr>
+        <w:rPr>
+          <w:lang w:val="en-US"/>
+        </w:rPr>
+      </w:pPr>
+    </w:p>
+    <w:p>
+      <w:pPr>
+        <w:rPr>
+          <w:lang w:val="en-US"/>
+        </w:rPr>
+      </w:pPr>
+    </w:p>
+    <w:p>
+      <w:pPr>
+        <w:rPr>
+          <w:lang w:val="en-US"/>
+        </w:rPr>
+      </w:pPr>
+    </w:p>
+    <w:p>
+      <w:pPr>
+        <w:rPr>
+          <w:noProof/>
+          <w:lang w:val="en-US"/>
+        </w:rPr>
+      </w:pPr>
+    </w:p>
+    <w:p>
+      <w:pPr>
+        <w:jc w:val="center"/>
+        <w:rPr>
+          <w:lang w:val="en-US"/>
+        </w:rPr>
+      </w:pPr>
+    </w:p>
+    <w:p>
+      <w:pPr>
+        <w:jc w:val="center"/>
+        <w:rPr>
+          <w:lang w:val="en-US"/>
+        </w:rPr>
+      </w:pPr>
+    </w:p>
+    <w:p>
+      <w:pPr>
+        <w:jc w:val="center"/>
+        <w:rPr>
+          <w:lang w:val="en-US"/>
+        </w:rPr>
+      </w:pPr>
+    </w:p>
+    <w:p>
+      <w:pPr>
+        <w:jc w:val="center"/>
+        <w:rPr>
+          <w:lang w:val="en-US"/>
+        </w:rPr>
+      </w:pPr>
+    </w:p>
+    <w:p>
+      <w:pPr>
+        <w:jc w:val="center"/>
+        <w:rPr>
+          <w:lang w:val="en-US"/>
+        </w:rPr>
+      </w:pPr>
+    </w:p>
+    <w:p>
+      <w:pPr>
+        <w:pStyle w:val="Heading5"/>
+        <w:rPr>
+          <w:lang w:val="en-US"/>
+        </w:rPr>
+      </w:pPr>
+      <w:r>
+        <w:rPr>
+          <w:lang w:val="en-US"/>
+        </w:rPr>
+        <w:lastRenderedPageBreak/>
+        <w:t>CCTV INSTALLATION PAGE LOW FEDILITY WIREFRAME</w:t>
+      </w:r>
+    </w:p>
+    <w:p>
+      <w:pPr>
+        <w:rPr>
+          <w:noProof/>
+          <w:lang w:val="en-US"/>
+        </w:rPr>
+      </w:pPr>
+      <w:r>
+        <w:rPr>
+          <w:noProof/>
+          <w:lang w:val="en-US"/>
+        </w:rPr>
+        <w:drawing>
+          <wp:inline distT="0" distB="0" distL="0" distR="0" wp14:anchorId="007621AB" wp14:editId="56E80A6E">
+            <wp:extent cx="5731510" cy="6081395"/>
+            <wp:effectExtent l="0" t="0" r="2540" b="0"/>
+            <wp:docPr id="925402227" name="Picture 15"/>
+            <wp:cNvGraphicFramePr>
+              <a:graphicFrameLocks xmlns:a="http://schemas.openxmlformats.org/drawingml/2006/main" noChangeAspect="1"/>
+            </wp:cNvGraphicFramePr>
+            <a:graphic xmlns:a="http://schemas.openxmlformats.org/drawingml/2006/main">
+              <a:graphicData uri="http://schemas.openxmlformats.org/drawingml/2006/picture">
+                <pic:pic xmlns:pic="http://schemas.openxmlformats.org/drawingml/2006/picture">
+                  <pic:nvPicPr>
+                    <pic:cNvPr id="925402227" name="Picture 925402227"/>
+                    <pic:cNvPicPr/>
+                  </pic:nvPicPr>
+                  <pic:blipFill>
+                    <a:blip r:embed="rId20">
+                      <a:extLst>
+                        <a:ext uri="{28A0092B-C50C-407E-A947-70E740481C1C}">
+                          <a14:useLocalDpi xmlns:a14="http://schemas.microsoft.com/office/drawing/2010/main" val="0"/>
+                        </a:ext>
+                      </a:extLst>
+                    </a:blip>
+                    <a:stretch>
+                      <a:fillRect/>
+                    </a:stretch>
+                  </pic:blipFill>
+                  <pic:spPr>
+                    <a:xfrm>
+                      <a:off x="0" y="0"/>
+                      <a:ext cx="5731510" cy="6081395"/>
+                    </a:xfrm>
+                    <a:prstGeom prst="rect">
+                      <a:avLst/>
+                    </a:prstGeom>
+                  </pic:spPr>
+                </pic:pic>
+              </a:graphicData>
+            </a:graphic>
+          </wp:inline>
+        </w:drawing>
+      </w:r>
+    </w:p>
+    <w:p>
+      <w:pPr>
+        <w:rPr>
+          <w:noProof/>
+          <w:lang w:val="en-US"/>
+        </w:rPr>
+      </w:pPr>
+    </w:p>
+    <w:p>
+      <w:pPr>
+        <w:tabs>
+          <w:tab w:val="left" w:pos="1248"/>
+        </w:tabs>
+        <w:rPr>
+          <w:lang w:val="en-US"/>
+        </w:rPr>
+      </w:pPr>
+      <w:r>
+        <w:rPr>
+          <w:lang w:val="en-US"/>
+        </w:rPr>
+        <w:tab/>
+      </w:r>
+    </w:p>
+    <w:p>
+      <w:pPr>
+        <w:tabs>
+          <w:tab w:val="left" w:pos="1248"/>
+        </w:tabs>
+        <w:rPr>
+          <w:lang w:val="en-US"/>
+        </w:rPr>
+      </w:pPr>
+    </w:p>
+    <w:p>
+      <w:pPr>
+        <w:tabs>
+          <w:tab w:val="left" w:pos="1248"/>
+        </w:tabs>
+        <w:rPr>
+          <w:lang w:val="en-US"/>
+        </w:rPr>
+      </w:pPr>
+    </w:p>
+    <w:p>
+      <w:pPr>
+        <w:tabs>
+          <w:tab w:val="left" w:pos="1248"/>
+        </w:tabs>
+        <w:rPr>
+          <w:lang w:val="en-US"/>
+        </w:rPr>
+      </w:pPr>
+    </w:p>
+    <w:p>
+      <w:pPr>
+        <w:tabs>
+          <w:tab w:val="left" w:pos="1248"/>
+        </w:tabs>
+        <w:rPr>
+          <w:lang w:val="en-US"/>
+        </w:rPr>
+      </w:pPr>
+    </w:p>
+    <w:p>
+      <w:pPr>
+        <w:tabs>
+          <w:tab w:val="left" w:pos="1248"/>
+        </w:tabs>
+        <w:rPr>
+          <w:lang w:val="en-US"/>
+        </w:rPr>
+      </w:pPr>
+    </w:p>
+    <w:p>
+      <w:pPr>
+        <w:tabs>
+          <w:tab w:val="left" w:pos="1248"/>
+        </w:tabs>
+        <w:rPr>
+          <w:lang w:val="en-US"/>
+        </w:rPr>
+      </w:pPr>
+    </w:p>
+    <w:p>
+      <w:pPr>
+        <w:tabs>
+          <w:tab w:val="left" w:pos="1248"/>
+        </w:tabs>
+        <w:rPr>
+          <w:lang w:val="en-US"/>
+        </w:rPr>
+      </w:pPr>
+    </w:p>
+    <w:p>
+      <w:pPr>
+        <w:pStyle w:val="Heading5"/>
+        <w:rPr>
+          <w:lang w:val="en-US"/>
+        </w:rPr>
+      </w:pPr>
+      <w:r>
+        <w:rPr>
+          <w:lang w:val="en-US"/>
+        </w:rPr>
+        <w:lastRenderedPageBreak/>
+        <w:t>CCTV INSTALLATION HIGH FEDILITY WIREFRAME</w:t>
+      </w:r>
+    </w:p>
+    <w:p>
+      <w:pPr>
+        <w:rPr>
+          <w:noProof/>
+          <w:lang w:val="en-US"/>
+        </w:rPr>
+      </w:pPr>
+      <w:r>
+        <w:rPr>
+          <w:noProof/>
+          <w:lang w:val="en-US"/>
+        </w:rPr>
+        <w:drawing>
+          <wp:inline distT="0" distB="0" distL="0" distR="0" wp14:anchorId="64BCCEE3" wp14:editId="2D5B61F2">
+            <wp:extent cx="5731510" cy="4187190"/>
+            <wp:effectExtent l="0" t="0" r="2540" b="3810"/>
+            <wp:docPr id="1323116712" name="Picture 16"/>
+            <wp:cNvGraphicFramePr>
+              <a:graphicFrameLocks xmlns:a="http://schemas.openxmlformats.org/drawingml/2006/main" noChangeAspect="1"/>
+            </wp:cNvGraphicFramePr>
+            <a:graphic xmlns:a="http://schemas.openxmlformats.org/drawingml/2006/main">
+              <a:graphicData uri="http://schemas.openxmlformats.org/drawingml/2006/picture">
+                <pic:pic xmlns:pic="http://schemas.openxmlformats.org/drawingml/2006/picture">
+                  <pic:nvPicPr>
+                    <pic:cNvPr id="1323116712" name="Picture 1323116712"/>
+                    <pic:cNvPicPr/>
+                  </pic:nvPicPr>
+                  <pic:blipFill>
+                    <a:blip r:embed="rId21" cstate="print">
+                      <a:extLst>
+                        <a:ext uri="{28A0092B-C50C-407E-A947-70E740481C1C}">
+                          <a14:useLocalDpi xmlns:a14="http://schemas.microsoft.com/office/drawing/2010/main" val="0"/>
+                        </a:ext>
+                      </a:extLst>
+                    </a:blip>
+                    <a:stretch>
+                      <a:fillRect/>
+                    </a:stretch>
+                  </pic:blipFill>
+                  <pic:spPr>
+                    <a:xfrm>
+                      <a:off x="0" y="0"/>
+                      <a:ext cx="5731510" cy="4187190"/>
+                    </a:xfrm>
+                    <a:prstGeom prst="rect">
+                      <a:avLst/>
+                    </a:prstGeom>
+                  </pic:spPr>
+                </pic:pic>
+              </a:graphicData>
+            </a:graphic>
+          </wp:inline>
+        </w:drawing>
+      </w:r>
+    </w:p>
+    <w:p>
+      <w:pPr>
+        <w:rPr>
+          <w:lang w:val="en-US"/>
+        </w:rPr>
+      </w:pPr>
+    </w:p>
+    <w:p>
+      <w:pPr>
+        <w:rPr>
+          <w:lang w:val="en-US"/>
+        </w:rPr>
+      </w:pPr>
+    </w:p>
+    <w:p>
+      <w:pPr>
+        <w:rPr>
+          <w:lang w:val="en-US"/>
+        </w:rPr>
+      </w:pPr>
+    </w:p>
+    <w:p>
+      <w:pPr>
+        <w:rPr>
+          <w:lang w:val="en-US"/>
+        </w:rPr>
+      </w:pPr>
+    </w:p>
+    <w:p>
+      <w:pPr>
+        <w:rPr>
+          <w:noProof/>
+          <w:lang w:val="en-US"/>
+        </w:rPr>
+      </w:pPr>
+    </w:p>
+    <w:p>
+      <w:pPr>
+        <w:jc w:val="center"/>
+        <w:rPr>
+          <w:lang w:val="en-US"/>
+        </w:rPr>
+      </w:pPr>
+    </w:p>
+    <w:p>
+      <w:pPr>
+        <w:jc w:val="center"/>
+        <w:rPr>
+          <w:lang w:val="en-US"/>
+        </w:rPr>
+      </w:pPr>
+    </w:p>
+    <w:p>
+      <w:pPr>
+        <w:jc w:val="center"/>
+        <w:rPr>
+          <w:lang w:val="en-US"/>
+        </w:rPr>
+      </w:pPr>
+    </w:p>
+    <w:p>
+      <w:pPr>
+        <w:jc w:val="center"/>
+        <w:rPr>
+          <w:lang w:val="en-US"/>
+        </w:rPr>
+      </w:pPr>
+    </w:p>
+    <w:p>
+      <w:pPr>
+        <w:jc w:val="center"/>
+        <w:rPr>
+          <w:lang w:val="en-US"/>
+        </w:rPr>
+      </w:pPr>
+    </w:p>
+    <w:p>
+      <w:pPr>
+        <w:jc w:val="center"/>
+        <w:rPr>
+          <w:lang w:val="en-US"/>
+        </w:rPr>
+      </w:pPr>
+    </w:p>
+    <w:p>
+      <w:pPr>
+        <w:jc w:val="center"/>
+        <w:rPr>
+          <w:lang w:val="en-US"/>
+        </w:rPr>
+      </w:pPr>
+    </w:p>
+    <w:p>
+      <w:pPr>
+        <w:jc w:val="center"/>
+        <w:rPr>
+          <w:lang w:val="en-US"/>
+        </w:rPr>
+      </w:pPr>
+    </w:p>
+    <w:p>
+      <w:pPr>
+        <w:jc w:val="center"/>
+        <w:rPr>
+          <w:lang w:val="en-US"/>
+        </w:rPr>
+      </w:pPr>
+    </w:p>
+    <w:p>
+      <w:pPr>
+        <w:jc w:val="center"/>
+        <w:rPr>
+          <w:lang w:val="en-US"/>
+        </w:rPr>
+      </w:pPr>
+    </w:p>
+    <w:p>
+      <w:pPr>
+        <w:pStyle w:val="Heading5"/>
+        <w:rPr>
+          <w:lang w:val="en-US"/>
+        </w:rPr>
+      </w:pPr>
+      <w:r>
+        <w:rPr>
+          <w:lang w:val="en-US"/>
+        </w:rPr>
+        <w:lastRenderedPageBreak/>
+        <w:t>ARMED RESPONSE PAGE LOW FEDILITY WIREFRAME</w:t>
+      </w:r>
+    </w:p>
+    <w:p>
+      <w:pPr>
+        <w:rPr>
+          <w:noProof/>
+          <w:lang w:val="en-US"/>
+        </w:rPr>
+      </w:pPr>
+      <w:r>
+        <w:rPr>
+          <w:noProof/>
+          <w:lang w:val="en-US"/>
+        </w:rPr>
+        <w:drawing>
+          <wp:inline distT="0" distB="0" distL="0" distR="0" wp14:anchorId="39387823" wp14:editId="44A50D5C">
+            <wp:extent cx="5731510" cy="6081395"/>
+            <wp:effectExtent l="0" t="0" r="2540" b="0"/>
+            <wp:docPr id="558096372" name="Picture 17"/>
+            <wp:cNvGraphicFramePr>
+              <a:graphicFrameLocks xmlns:a="http://schemas.openxmlformats.org/drawingml/2006/main" noChangeAspect="1"/>
+            </wp:cNvGraphicFramePr>
+            <a:graphic xmlns:a="http://schemas.openxmlformats.org/drawingml/2006/main">
+              <a:graphicData uri="http://schemas.openxmlformats.org/drawingml/2006/picture">
+                <pic:pic xmlns:pic="http://schemas.openxmlformats.org/drawingml/2006/picture">
+                  <pic:nvPicPr>
+                    <pic:cNvPr id="558096372" name="Picture 558096372"/>
+                    <pic:cNvPicPr/>
+                  </pic:nvPicPr>
+                  <pic:blipFill>
+                    <a:blip r:embed="rId22">
+                      <a:extLst>
+                        <a:ext uri="{28A0092B-C50C-407E-A947-70E740481C1C}">
+                          <a14:useLocalDpi xmlns:a14="http://schemas.microsoft.com/office/drawing/2010/main" val="0"/>
+                        </a:ext>
+                      </a:extLst>
+                    </a:blip>
+                    <a:stretch>
+                      <a:fillRect/>
+                    </a:stretch>
+                  </pic:blipFill>
+                  <pic:spPr>
+                    <a:xfrm>
+                      <a:off x="0" y="0"/>
+                      <a:ext cx="5731510" cy="6081395"/>
+                    </a:xfrm>
+                    <a:prstGeom prst="rect">
+                      <a:avLst/>
+                    </a:prstGeom>
+                  </pic:spPr>
+                </pic:pic>
+              </a:graphicData>
+            </a:graphic>
+          </wp:inline>
+        </w:drawing>
+      </w:r>
+    </w:p>
+    <w:p>
+      <w:pPr>
+        <w:rPr>
+          <w:lang w:val="en-US"/>
+        </w:rPr>
+      </w:pPr>
+    </w:p>
+    <w:p>
+      <w:pPr>
+        <w:rPr>
+          <w:lang w:val="en-US"/>
+        </w:rPr>
+      </w:pPr>
+    </w:p>
+    <w:p>
+      <w:pPr>
+        <w:rPr>
+          <w:noProof/>
+          <w:lang w:val="en-US"/>
+        </w:rPr>
+      </w:pPr>
+    </w:p>
+    <w:p>
+      <w:pPr>
+        <w:tabs>
+          <w:tab w:val="left" w:pos="2436"/>
+        </w:tabs>
+        <w:rPr>
+          <w:lang w:val="en-US"/>
+        </w:rPr>
+      </w:pPr>
+      <w:r>
+        <w:rPr>
+          <w:lang w:val="en-US"/>
+        </w:rPr>
+        <w:tab/>
+      </w:r>
+    </w:p>
+    <w:p>
+      <w:pPr>
+        <w:tabs>
+          <w:tab w:val="left" w:pos="2436"/>
+        </w:tabs>
+        <w:rPr>
+          <w:lang w:val="en-US"/>
+        </w:rPr>
+      </w:pPr>
+    </w:p>
+    <w:p>
+      <w:pPr>
+        <w:tabs>
+          <w:tab w:val="left" w:pos="2436"/>
+        </w:tabs>
+        <w:rPr>
+          <w:lang w:val="en-US"/>
+        </w:rPr>
+      </w:pPr>
+    </w:p>
+    <w:p>
+      <w:pPr>
+        <w:tabs>
+          <w:tab w:val="left" w:pos="2436"/>
+        </w:tabs>
+        <w:rPr>
+          <w:lang w:val="en-US"/>
+        </w:rPr>
+      </w:pPr>
+    </w:p>
+    <w:p>
+      <w:pPr>
+        <w:tabs>
+          <w:tab w:val="left" w:pos="2436"/>
+        </w:tabs>
+        <w:rPr>
+          <w:lang w:val="en-US"/>
+        </w:rPr>
+      </w:pPr>
+    </w:p>
+    <w:p>
+      <w:pPr>
+        <w:tabs>
+          <w:tab w:val="left" w:pos="2436"/>
+        </w:tabs>
+        <w:rPr>
+          <w:lang w:val="en-US"/>
+        </w:rPr>
+      </w:pPr>
+    </w:p>
+    <w:p>
+      <w:pPr>
+        <w:pStyle w:val="Heading5"/>
+        <w:rPr>
+          <w:lang w:val="en-US"/>
+        </w:rPr>
+      </w:pPr>
+      <w:r>
+        <w:rPr>
+          <w:lang w:val="en-US"/>
+        </w:rPr>
+        <w:lastRenderedPageBreak/>
+        <w:t>ARMED RESPONSE HIGH FEDILITY WIREFRAME</w:t>
+      </w:r>
+    </w:p>
+    <w:p>
+      <w:pPr>
+        <w:rPr>
+          <w:noProof/>
+          <w:lang w:val="en-US"/>
+        </w:rPr>
+      </w:pPr>
+      <w:r>
+        <w:rPr>
+          <w:noProof/>
+          <w:lang w:val="en-US"/>
+        </w:rPr>
+        <w:drawing>
+          <wp:inline distT="0" distB="0" distL="0" distR="0" wp14:anchorId="0660C7EF" wp14:editId="2EDB47B9">
+            <wp:extent cx="5731510" cy="3773805"/>
+            <wp:effectExtent l="0" t="0" r="2540" b="0"/>
+            <wp:docPr id="1172701697" name="Picture 18"/>
+            <wp:cNvGraphicFramePr>
+              <a:graphicFrameLocks xmlns:a="http://schemas.openxmlformats.org/drawingml/2006/main" noChangeAspect="1"/>
+            </wp:cNvGraphicFramePr>
+            <a:graphic xmlns:a="http://schemas.openxmlformats.org/drawingml/2006/main">
+              <a:graphicData uri="http://schemas.openxmlformats.org/drawingml/2006/picture">
+                <pic:pic xmlns:pic="http://schemas.openxmlformats.org/drawingml/2006/picture">
+                  <pic:nvPicPr>
+                    <pic:cNvPr id="1172701697" name="Picture 1172701697"/>
+                    <pic:cNvPicPr/>
+                  </pic:nvPicPr>
+                  <pic:blipFill>
+                    <a:blip r:embed="rId23" cstate="print">
+                      <a:extLst>
+                        <a:ext uri="{28A0092B-C50C-407E-A947-70E740481C1C}">
+                          <a14:useLocalDpi xmlns:a14="http://schemas.microsoft.com/office/drawing/2010/main" val="0"/>
+                        </a:ext>
+                      </a:extLst>
+                    </a:blip>
+                    <a:stretch>
+                      <a:fillRect/>
+                    </a:stretch>
+                  </pic:blipFill>
+                  <pic:spPr>
+                    <a:xfrm>
+                      <a:off x="0" y="0"/>
+                      <a:ext cx="5731510" cy="3773805"/>
+                    </a:xfrm>
+                    <a:prstGeom prst="rect">
+                      <a:avLst/>
+                    </a:prstGeom>
+                  </pic:spPr>
+                </pic:pic>
+              </a:graphicData>
+            </a:graphic>
+          </wp:inline>
+        </w:drawing>
+      </w:r>
+    </w:p>
+    <w:p>
+      <w:pPr>
+        <w:rPr>
+          <w:lang w:val="en-US"/>
+        </w:rPr>
+      </w:pPr>
+    </w:p>
+    <w:p>
+      <w:pPr>
+        <w:rPr>
+          <w:lang w:val="en-US"/>
+        </w:rPr>
+      </w:pPr>
+    </w:p>
+    <w:p>
+      <w:pPr>
+        <w:rPr>
+          <w:lang w:val="en-US"/>
+        </w:rPr>
+      </w:pPr>
+    </w:p>
+    <w:p>
+      <w:pPr>
+        <w:rPr>
+          <w:lang w:val="en-US"/>
+        </w:rPr>
+      </w:pPr>
+    </w:p>
+    <w:p>
+      <w:pPr>
+        <w:rPr>
+          <w:lang w:val="en-US"/>
+        </w:rPr>
+      </w:pPr>
+    </w:p>
+    <w:p>
+      <w:pPr>
+        <w:rPr>
+          <w:noProof/>
+          <w:lang w:val="en-US"/>
+        </w:rPr>
+      </w:pPr>
+    </w:p>
+    <w:p>
+      <w:pPr>
+        <w:tabs>
+          <w:tab w:val="left" w:pos="2784"/>
+        </w:tabs>
+        <w:rPr>
+          <w:lang w:val="en-US"/>
+        </w:rPr>
+      </w:pPr>
+      <w:r>
+        <w:rPr>
+          <w:lang w:val="en-US"/>
+        </w:rPr>
+        <w:tab/>
+      </w:r>
+    </w:p>
+    <w:p>
+      <w:pPr>
+        <w:tabs>
+          <w:tab w:val="left" w:pos="2784"/>
+        </w:tabs>
+        <w:rPr>
+          <w:lang w:val="en-US"/>
+        </w:rPr>
+      </w:pPr>
+    </w:p>
+    <w:p>
+      <w:pPr>
+        <w:tabs>
+          <w:tab w:val="left" w:pos="2784"/>
+        </w:tabs>
+        <w:rPr>
+          <w:lang w:val="en-US"/>
+        </w:rPr>
+      </w:pPr>
+    </w:p>
+    <w:p>
+      <w:pPr>
+        <w:tabs>
+          <w:tab w:val="left" w:pos="2784"/>
+        </w:tabs>
+        <w:rPr>
+          <w:lang w:val="en-US"/>
+        </w:rPr>
+      </w:pPr>
+    </w:p>
+    <w:p>
+      <w:pPr>
+        <w:tabs>
+          <w:tab w:val="left" w:pos="2784"/>
+        </w:tabs>
+        <w:rPr>
+          <w:lang w:val="en-US"/>
+        </w:rPr>
+      </w:pPr>
+    </w:p>
+    <w:p>
+      <w:pPr>
+        <w:tabs>
+          <w:tab w:val="left" w:pos="2784"/>
+        </w:tabs>
+        <w:rPr>
+          <w:lang w:val="en-US"/>
+        </w:rPr>
+      </w:pPr>
+    </w:p>
+    <w:p>
+      <w:pPr>
+        <w:tabs>
+          <w:tab w:val="left" w:pos="2784"/>
+        </w:tabs>
+        <w:rPr>
+          <w:lang w:val="en-US"/>
+        </w:rPr>
+      </w:pPr>
+    </w:p>
+    <w:p>
+      <w:pPr>
+        <w:tabs>
+          <w:tab w:val="left" w:pos="2784"/>
+        </w:tabs>
+        <w:rPr>
+          <w:lang w:val="en-US"/>
+        </w:rPr>
+      </w:pPr>
+    </w:p>
+    <w:p>
+      <w:pPr>
+        <w:tabs>
+          <w:tab w:val="left" w:pos="2784"/>
+        </w:tabs>
+        <w:rPr>
+          <w:lang w:val="en-US"/>
+        </w:rPr>
+      </w:pPr>
+    </w:p>
+    <w:p>
+      <w:pPr>
+        <w:tabs>
+          <w:tab w:val="left" w:pos="2784"/>
+        </w:tabs>
+        <w:rPr>
+          <w:lang w:val="en-US"/>
+        </w:rPr>
+      </w:pPr>
+    </w:p>
+    <w:p>
+      <w:pPr>
+        <w:tabs>
+          <w:tab w:val="left" w:pos="2784"/>
+        </w:tabs>
+        <w:rPr>
+          <w:lang w:val="en-US"/>
+        </w:rPr>
+      </w:pPr>
+    </w:p>
+    <w:p>
+      <w:pPr>
+        <w:pStyle w:val="Heading5"/>
+        <w:rPr>
+          <w:lang w:val="en-US"/>
+        </w:rPr>
+      </w:pPr>
+      <w:r>
+        <w:rPr>
+          <w:lang w:val="en-US"/>
+        </w:rPr>
+        <w:lastRenderedPageBreak/>
+        <w:t>ALARMS PAGE LOW FEDILITY WIREFRAME</w:t>
+      </w:r>
+    </w:p>
+    <w:p>
+      <w:pPr>
+        <w:rPr>
+          <w:noProof/>
+          <w:lang w:val="en-US"/>
+        </w:rPr>
+      </w:pPr>
+      <w:r>
+        <w:rPr>
+          <w:noProof/>
+          <w:lang w:val="en-US"/>
+        </w:rPr>
+        <w:drawing>
+          <wp:inline distT="0" distB="0" distL="0" distR="0" wp14:anchorId="7F5B779C" wp14:editId="4FFF69E1">
+            <wp:extent cx="5731510" cy="6081395"/>
+            <wp:effectExtent l="0" t="0" r="2540" b="0"/>
+            <wp:docPr id="887085773" name="Picture 19"/>
+            <wp:cNvGraphicFramePr>
+              <a:graphicFrameLocks xmlns:a="http://schemas.openxmlformats.org/drawingml/2006/main" noChangeAspect="1"/>
+            </wp:cNvGraphicFramePr>
+            <a:graphic xmlns:a="http://schemas.openxmlformats.org/drawingml/2006/main">
+              <a:graphicData uri="http://schemas.openxmlformats.org/drawingml/2006/picture">
+                <pic:pic xmlns:pic="http://schemas.openxmlformats.org/drawingml/2006/picture">
+                  <pic:nvPicPr>
+                    <pic:cNvPr id="887085773" name="Picture 887085773"/>
+                    <pic:cNvPicPr/>
+                  </pic:nvPicPr>
+                  <pic:blipFill>
+                    <a:blip r:embed="rId24">
+                      <a:extLst>
+                        <a:ext uri="{28A0092B-C50C-407E-A947-70E740481C1C}">
+                          <a14:useLocalDpi xmlns:a14="http://schemas.microsoft.com/office/drawing/2010/main" val="0"/>
+                        </a:ext>
+                      </a:extLst>
+                    </a:blip>
+                    <a:stretch>
+                      <a:fillRect/>
+                    </a:stretch>
+                  </pic:blipFill>
+                  <pic:spPr>
+                    <a:xfrm>
+                      <a:off x="0" y="0"/>
+                      <a:ext cx="5731510" cy="6081395"/>
+                    </a:xfrm>
+                    <a:prstGeom prst="rect">
+                      <a:avLst/>
+                    </a:prstGeom>
+                  </pic:spPr>
+                </pic:pic>
+              </a:graphicData>
+            </a:graphic>
+          </wp:inline>
+        </w:drawing>
+      </w:r>
+    </w:p>
+    <w:p>
+      <w:pPr>
+        <w:tabs>
+          <w:tab w:val="left" w:pos="1884"/>
+        </w:tabs>
+        <w:rPr>
+          <w:lang w:val="en-US"/>
+        </w:rPr>
+      </w:pPr>
+      <w:r>
+        <w:rPr>
+          <w:lang w:val="en-US"/>
+        </w:rPr>
+        <w:tab/>
+      </w:r>
+    </w:p>
+    <w:p>
+      <w:pPr>
+        <w:tabs>
+          <w:tab w:val="left" w:pos="1884"/>
+        </w:tabs>
+        <w:rPr>
+          <w:lang w:val="en-US"/>
+        </w:rPr>
+      </w:pPr>
+    </w:p>
+    <w:p>
+      <w:pPr>
+        <w:tabs>
+          <w:tab w:val="left" w:pos="1884"/>
+        </w:tabs>
+        <w:rPr>
+          <w:lang w:val="en-US"/>
+        </w:rPr>
+      </w:pPr>
+    </w:p>
+    <w:p>
+      <w:pPr>
+        <w:tabs>
+          <w:tab w:val="left" w:pos="1884"/>
+        </w:tabs>
+        <w:rPr>
+          <w:lang w:val="en-US"/>
+        </w:rPr>
+      </w:pPr>
+    </w:p>
+    <w:p>
+      <w:pPr>
+        <w:tabs>
+          <w:tab w:val="left" w:pos="1884"/>
+        </w:tabs>
+        <w:rPr>
+          <w:lang w:val="en-US"/>
+        </w:rPr>
+      </w:pPr>
+    </w:p>
+    <w:p>
+      <w:pPr>
+        <w:tabs>
+          <w:tab w:val="left" w:pos="1884"/>
+        </w:tabs>
+        <w:rPr>
+          <w:lang w:val="en-US"/>
+        </w:rPr>
+      </w:pPr>
+    </w:p>
+    <w:p>
+      <w:pPr>
+        <w:tabs>
+          <w:tab w:val="left" w:pos="1884"/>
+        </w:tabs>
+        <w:rPr>
+          <w:lang w:val="en-US"/>
+        </w:rPr>
+      </w:pPr>
+    </w:p>
+    <w:p>
+      <w:pPr>
+        <w:tabs>
+          <w:tab w:val="left" w:pos="1884"/>
+        </w:tabs>
+        <w:rPr>
+          <w:lang w:val="en-US"/>
+        </w:rPr>
+      </w:pPr>
+    </w:p>
+    <w:p>
+      <w:pPr>
+        <w:tabs>
+          <w:tab w:val="left" w:pos="1884"/>
+        </w:tabs>
+        <w:rPr>
+          <w:lang w:val="en-US"/>
+        </w:rPr>
+      </w:pPr>
+    </w:p>
+    <w:p>
+      <w:pPr>
+        <w:pStyle w:val="Heading5"/>
+        <w:rPr>
+          <w:lang w:val="en-US"/>
+        </w:rPr>
+      </w:pPr>
+      <w:r>
+        <w:rPr>
+          <w:lang w:val="en-US"/>
+        </w:rPr>
+        <w:lastRenderedPageBreak/>
+        <w:t xml:space="preserve">ALARMS PAGE </w:t>
+      </w:r>
+      <w:r>
+        <w:rPr>
+          <w:lang w:val="en-US"/>
+        </w:rPr>
+        <w:t xml:space="preserve">HIGH </w:t>
+      </w:r>
+      <w:r>
+        <w:rPr>
+          <w:lang w:val="en-US"/>
+        </w:rPr>
+        <w:t>FEDILITY WIREFRAME</w:t>
+      </w:r>
+    </w:p>
+    <w:p>
+      <w:pPr>
+        <w:rPr>
+          <w:lang w:val="en-US"/>
+        </w:rPr>
+      </w:pPr>
+      <w:r>
+        <w:rPr>
+          <w:noProof/>
+          <w:lang w:val="en-US"/>
+        </w:rPr>
+        <w:drawing>
+          <wp:inline distT="0" distB="0" distL="0" distR="0" wp14:anchorId="56433758" wp14:editId="0415FDC3">
+            <wp:extent cx="5731510" cy="3564255"/>
+            <wp:effectExtent l="0" t="0" r="2540" b="0"/>
+            <wp:docPr id="1442570149" name="Picture 20"/>
+            <wp:cNvGraphicFramePr>
+              <a:graphicFrameLocks xmlns:a="http://schemas.openxmlformats.org/drawingml/2006/main" noChangeAspect="1"/>
+            </wp:cNvGraphicFramePr>
+            <a:graphic xmlns:a="http://schemas.openxmlformats.org/drawingml/2006/main">
+              <a:graphicData uri="http://schemas.openxmlformats.org/drawingml/2006/picture">
+                <pic:pic xmlns:pic="http://schemas.openxmlformats.org/drawingml/2006/picture">
+                  <pic:nvPicPr>
+                    <pic:cNvPr id="1442570149" name="Picture 1442570149"/>
+                    <pic:cNvPicPr/>
+                  </pic:nvPicPr>
+                  <pic:blipFill>
+                    <a:blip r:embed="rId25" cstate="print">
+                      <a:extLst>
+                        <a:ext uri="{28A0092B-C50C-407E-A947-70E740481C1C}">
+                          <a14:useLocalDpi xmlns:a14="http://schemas.microsoft.com/office/drawing/2010/main" val="0"/>
+                        </a:ext>
+                      </a:extLst>
+                    </a:blip>
+                    <a:stretch>
+                      <a:fillRect/>
+                    </a:stretch>
+                  </pic:blipFill>
+                  <pic:spPr>
+                    <a:xfrm>
+                      <a:off x="0" y="0"/>
+                      <a:ext cx="5731510" cy="3564255"/>
+                    </a:xfrm>
+                    <a:prstGeom prst="rect">
+                      <a:avLst/>
+                    </a:prstGeom>
+                  </pic:spPr>
+                </pic:pic>
+              </a:graphicData>
+            </a:graphic>
+          </wp:inline>
+        </w:drawing>
+      </w:r>
+    </w:p>
+    <w:p>
+      <w:pPr>
+        <w:pStyle w:val="Heading5"/>
+        <w:rPr>
+          <w:lang w:val="en-US"/>
+        </w:rPr>
+      </w:pPr>
+    </w:p>
+    <w:p>
+      <w:pPr>
+        <w:rPr>
+          <w:lang w:val="en-US"/>
+        </w:rPr>
+      </w:pPr>
+    </w:p>
+    <w:p>
+      <w:pPr>
+        <w:rPr>
+          <w:lang w:val="en-US"/>
+        </w:rPr>
+      </w:pPr>
+    </w:p>
+    <w:p>
+      <w:pPr>
+        <w:rPr>
+          <w:lang w:val="en-US"/>
+        </w:rPr>
+      </w:pPr>
+    </w:p>
+    <w:p>
+      <w:pPr>
+        <w:rPr>
+          <w:lang w:val="en-US"/>
+        </w:rPr>
+      </w:pPr>
+    </w:p>
+    <w:p>
+      <w:pPr>
+        <w:rPr>
+          <w:lang w:val="en-US"/>
+        </w:rPr>
+      </w:pPr>
+    </w:p>
+    <w:p>
+      <w:pPr>
+        <w:rPr>
+          <w:lang w:val="en-US"/>
+        </w:rPr>
+      </w:pPr>
+    </w:p>
+    <w:p>
+      <w:pPr>
+        <w:rPr>
+          <w:lang w:val="en-US"/>
+        </w:rPr>
+      </w:pPr>
+    </w:p>
+    <w:p>
+      <w:pPr>
+        <w:rPr>
+          <w:lang w:val="en-US"/>
+        </w:rPr>
+      </w:pPr>
+    </w:p>
+    <w:p>
+      <w:pPr>
+        <w:rPr>
+          <w:lang w:val="en-US"/>
+        </w:rPr>
+      </w:pPr>
+    </w:p>
+    <w:p>
+      <w:pPr>
+        <w:rPr>
+          <w:lang w:val="en-US"/>
+        </w:rPr>
+      </w:pPr>
+    </w:p>
+    <w:p>
+      <w:pPr>
+        <w:rPr>
+          <w:lang w:val="en-US"/>
+        </w:rPr>
+      </w:pPr>
+    </w:p>
+    <w:p>
+      <w:pPr>
+        <w:rPr>
+          <w:lang w:val="en-US"/>
+        </w:rPr>
+      </w:pPr>
+    </w:p>
+    <w:p>
+      <w:pPr>
+        <w:rPr>
+          <w:lang w:val="en-US"/>
+        </w:rPr>
+      </w:pPr>
+    </w:p>
+    <w:p>
+      <w:pPr>
+        <w:rPr>
+          <w:lang w:val="en-US"/>
+        </w:rPr>
+      </w:pPr>
+    </w:p>
+    <w:p>
+      <w:pPr>
+        <w:rPr>
+          <w:lang w:val="en-US"/>
+        </w:rPr>
+      </w:pPr>
+    </w:p>
+    <w:p>
+      <w:pPr>
+        <w:rPr>
+          <w:lang w:val="en-US"/>
+        </w:rPr>
+      </w:pPr>
+    </w:p>
+    <w:p>
+      <w:pPr>
+        <w:rPr>
+          <w:lang w:val="en-US"/>
+        </w:rPr>
+      </w:pPr>
+    </w:p>
+    <w:p>
+      <w:pPr>
+        <w:pStyle w:val="Heading5"/>
+        <w:rPr>
+          <w:lang w:val="en-US"/>
+        </w:rPr>
+      </w:pPr>
+      <w:r>
+        <w:rPr>
+          <w:lang w:val="en-US"/>
+        </w:rPr>
+        <w:lastRenderedPageBreak/>
+        <w:t>ACCESS CONTROL PAGE LOW FEDILITY WIREFRAME</w:t>
+      </w:r>
+    </w:p>
+    <w:p>
+      <w:pPr>
+        <w:rPr>
+          <w:noProof/>
+          <w:lang w:val="en-US"/>
+        </w:rPr>
+      </w:pPr>
+      <w:r>
+        <w:rPr>
+          <w:noProof/>
+          <w:lang w:val="en-US"/>
+        </w:rPr>
+        <w:drawing>
+          <wp:inline distT="0" distB="0" distL="0" distR="0" wp14:anchorId="68B48F69" wp14:editId="6B958C19">
+            <wp:extent cx="5731510" cy="6081395"/>
+            <wp:effectExtent l="0" t="0" r="2540" b="0"/>
+            <wp:docPr id="46972544" name="Picture 21"/>
+            <wp:cNvGraphicFramePr>
+              <a:graphicFrameLocks xmlns:a="http://schemas.openxmlformats.org/drawingml/2006/main" noChangeAspect="1"/>
+            </wp:cNvGraphicFramePr>
+            <a:graphic xmlns:a="http://schemas.openxmlformats.org/drawingml/2006/main">
+              <a:graphicData uri="http://schemas.openxmlformats.org/drawingml/2006/picture">
+                <pic:pic xmlns:pic="http://schemas.openxmlformats.org/drawingml/2006/picture">
+                  <pic:nvPicPr>
+                    <pic:cNvPr id="46972544" name="Picture 46972544"/>
+                    <pic:cNvPicPr/>
+                  </pic:nvPicPr>
+                  <pic:blipFill>
+                    <a:blip r:embed="rId26">
+                      <a:extLst>
+                        <a:ext uri="{28A0092B-C50C-407E-A947-70E740481C1C}">
+                          <a14:useLocalDpi xmlns:a14="http://schemas.microsoft.com/office/drawing/2010/main" val="0"/>
+                        </a:ext>
+                      </a:extLst>
+                    </a:blip>
+                    <a:stretch>
+                      <a:fillRect/>
+                    </a:stretch>
+                  </pic:blipFill>
+                  <pic:spPr>
+                    <a:xfrm>
+                      <a:off x="0" y="0"/>
+                      <a:ext cx="5731510" cy="6081395"/>
+                    </a:xfrm>
+                    <a:prstGeom prst="rect">
+                      <a:avLst/>
+                    </a:prstGeom>
+                  </pic:spPr>
+                </pic:pic>
+              </a:graphicData>
+            </a:graphic>
+          </wp:inline>
+        </w:drawing>
+      </w:r>
+      <w:r>
+        <w:rPr>
+          <w:noProof/>
+          <w:lang w:val="en-US"/>
+        </w:rPr>
+        <w:t xml:space="preserve"> </w:t>
+      </w:r>
+    </w:p>
+    <w:p>
+      <w:pPr>
+        <w:rPr>
+          <w:lang w:val="en-US"/>
+        </w:rPr>
+      </w:pPr>
+    </w:p>
+    <w:p>
+      <w:pPr>
+        <w:rPr>
+          <w:lang w:val="en-US"/>
+        </w:rPr>
+      </w:pPr>
+    </w:p>
+    <w:p>
+      <w:pPr>
+        <w:rPr>
+          <w:lang w:val="en-US"/>
+        </w:rPr>
+      </w:pPr>
+    </w:p>
+    <w:p>
+      <w:pPr>
+        <w:jc w:val="center"/>
+        <w:rPr>
+          <w:lang w:val="en-US"/>
+        </w:rPr>
+      </w:pPr>
+    </w:p>
+    <w:p>
+      <w:pPr>
+        <w:jc w:val="center"/>
+        <w:rPr>
+          <w:lang w:val="en-US"/>
+        </w:rPr>
+      </w:pPr>
+    </w:p>
+    <w:p>
+      <w:pPr>
+        <w:jc w:val="center"/>
+        <w:rPr>
+          <w:lang w:val="en-US"/>
+        </w:rPr>
+      </w:pPr>
+    </w:p>
+    <w:p>
+      <w:pPr>
+        <w:jc w:val="center"/>
+        <w:rPr>
+          <w:lang w:val="en-US"/>
+        </w:rPr>
+      </w:pPr>
+    </w:p>
+    <w:p>
+      <w:pPr>
+        <w:jc w:val="center"/>
+        <w:rPr>
+          <w:lang w:val="en-US"/>
+        </w:rPr>
+      </w:pPr>
+    </w:p>
+    <w:p>
+      <w:pPr>
+        <w:jc w:val="center"/>
+        <w:rPr>
+          <w:lang w:val="en-US"/>
+        </w:rPr>
+      </w:pPr>
+    </w:p>
+    <w:p>
+      <w:pPr>
+        <w:pStyle w:val="Heading5"/>
+        <w:rPr>
+          <w:lang w:val="en-US"/>
+        </w:rPr>
+      </w:pPr>
+      <w:r>
+        <w:rPr>
+          <w:lang w:val="en-US"/>
+        </w:rPr>
+        <w:lastRenderedPageBreak/>
+        <w:t xml:space="preserve">ACCESS CONTROL PAGE </w:t>
+      </w:r>
+      <w:r>
+        <w:rPr>
+          <w:lang w:val="en-US"/>
+        </w:rPr>
+        <w:t>HIGH</w:t>
+      </w:r>
+      <w:r>
+        <w:rPr>
+          <w:lang w:val="en-US"/>
+        </w:rPr>
+        <w:t xml:space="preserve"> FEDILITY WIREFRAME</w:t>
+      </w:r>
+    </w:p>
+    <w:p>
+      <w:pPr>
+        <w:rPr>
+          <w:lang w:val="en-US"/>
+        </w:rPr>
+      </w:pPr>
+      <w:r>
+        <w:rPr>
+          <w:noProof/>
+          <w:lang w:val="en-US"/>
+        </w:rPr>
+        <w:drawing>
+          <wp:inline distT="0" distB="0" distL="0" distR="0" wp14:anchorId="269CBCA9" wp14:editId="09497CFE">
+            <wp:extent cx="5731510" cy="3833495"/>
+            <wp:effectExtent l="0" t="0" r="2540" b="0"/>
+            <wp:docPr id="2136800886" name="Picture 22"/>
+            <wp:cNvGraphicFramePr>
+              <a:graphicFrameLocks xmlns:a="http://schemas.openxmlformats.org/drawingml/2006/main" noChangeAspect="1"/>
+            </wp:cNvGraphicFramePr>
+            <a:graphic xmlns:a="http://schemas.openxmlformats.org/drawingml/2006/main">
+              <a:graphicData uri="http://schemas.openxmlformats.org/drawingml/2006/picture">
+                <pic:pic xmlns:pic="http://schemas.openxmlformats.org/drawingml/2006/picture">
+                  <pic:nvPicPr>
+                    <pic:cNvPr id="2136800886" name="Picture 2136800886"/>
+                    <pic:cNvPicPr/>
+                  </pic:nvPicPr>
+                  <pic:blipFill>
+                    <a:blip r:embed="rId27" cstate="print">
+                      <a:extLst>
+                        <a:ext uri="{28A0092B-C50C-407E-A947-70E740481C1C}">
+                          <a14:useLocalDpi xmlns:a14="http://schemas.microsoft.com/office/drawing/2010/main" val="0"/>
+                        </a:ext>
+                      </a:extLst>
+                    </a:blip>
+                    <a:stretch>
+                      <a:fillRect/>
+                    </a:stretch>
+                  </pic:blipFill>
+                  <pic:spPr>
+                    <a:xfrm>
+                      <a:off x="0" y="0"/>
+                      <a:ext cx="5731510" cy="3833495"/>
+                    </a:xfrm>
+                    <a:prstGeom prst="rect">
+                      <a:avLst/>
+                    </a:prstGeom>
+                  </pic:spPr>
+                </pic:pic>
+              </a:graphicData>
+            </a:graphic>
+          </wp:inline>
+        </w:drawing>
+      </w:r>
+    </w:p>
+    <w:p>
+      <w:pPr>
+        <w:pStyle w:val="Heading5"/>
+        <w:rPr>
+          <w:lang w:val="en-US"/>
+        </w:rPr>
+      </w:pPr>
+    </w:p>
     <w:sectPr>
       <w:pgSz w:w="11906" w:h="16838"/>
       <w:pgMar w:top="1440" w:right="1440" w:bottom="1440" w:left="1440" w:header="708" w:footer="708" w:gutter="0"/>
@@ -5935,9 +8021,172 @@
 </w:document>
 </file>
 
+<file path=word/endnotes.xml><?xml version="1.0" encoding="utf-8"?>
+<w:endnotes xmlns:wpc="http://schemas.microsoft.com/office/word/2010/wordprocessingCanvas" xmlns:cx="http://schemas.microsoft.com/office/drawing/2014/chartex" xmlns:cx1="http://schemas.microsoft.com/office/drawing/2015/9/8/chartex" xmlns:cx2="http://schemas.microsoft.com/office/drawing/2015/10/21/chartex" xmlns:cx3="http://schemas.microsoft.com/office/drawing/2016/5/9/chartex" xmlns:cx4="http://schemas.microsoft.com/office/drawing/2016/5/10/chartex" xmlns:cx5="http://schemas.microsoft.com/office/drawing/2016/5/11/chartex" xmlns:cx6="http://schemas.microsoft.com/office/drawing/2016/5/12/chartex" xmlns:cx7="http://schemas.microsoft.com/office/drawing/2016/5/13/chartex" xmlns:cx8="http://schemas.microsoft.com/office/drawing/2016/5/14/chartex" xmlns:mc="http://schemas.openxmlformats.org/markup-compatibility/2006" xmlns:aink="http://schemas.microsoft.com/office/drawing/2016/ink" xmlns:am3d="http://schemas.microsoft.com/office/drawing/2017/model3d" xmlns:o="urn:schemas-microsoft-com:office:office" xmlns:oel="http://schemas.microsoft.com/office/2019/extlst" xmlns:r="http://schemas.openxmlformats.org/officeDocument/2006/relationships" xmlns:m="http://schemas.openxmlformats.org/officeDocument/2006/math" xmlns:v="urn:schemas-microsoft-com:vml" xmlns:wp14="http://schemas.microsoft.com/office/word/2010/wordprocessingDrawing" xmlns:wp="http://schemas.openxmlformats.org/drawingml/2006/wordprocessingDrawing" xmlns:w10="urn:schemas-microsoft-com:office:word" xmlns:w="http://schemas.openxmlformats.org/wordprocessingml/2006/main" xmlns:w14="http://schemas.microsoft.com/office/word/2010/wordml" xmlns:w15="http://schemas.microsoft.com/office/word/2012/wordml" xmlns:w16cex="http://schemas.microsoft.com/office/word/2018/wordml/cex" xmlns:w16cid="http://schemas.microsoft.com/office/word/2016/wordml/cid" xmlns:w16="http://schemas.microsoft.com/office/word/2018/wordml" xmlns:w16du="http://schemas.microsoft.com/office/word/2023/wordml/word16du" xmlns:w16sdtdh="http://schemas.microsoft.com/office/word/2020/wordml/sdtdatahash" xmlns:w16sdtfl="http://schemas.microsoft.com/office/word/2024/wordml/sdtformatlock" xmlns:w16se="http://schemas.microsoft.com/office/word/2015/wordml/symex" xmlns:wpg="http://schemas.microsoft.com/office/word/2010/wordprocessingGroup" xmlns:wpi="http://schemas.microsoft.com/office/word/2010/wordprocessingInk" xmlns:wne="http://schemas.microsoft.com/office/word/2006/wordml" xmlns:wps="http://schemas.microsoft.com/office/word/2010/wordprocessingShape" mc:Ignorable="w14 w15 w16se w16cid w16 w16cex w16sdtdh w16sdtfl w16du wp14">
+  <w:endnote w:type="separator" w:id="-1">
+    <w:p>
+      <w:pPr>
+        <w:spacing w:after="0" w:line="240" w:lineRule="auto"/>
+      </w:pPr>
+      <w:r>
+        <w:separator/>
+      </w:r>
+    </w:p>
+  </w:endnote>
+  <w:endnote w:type="continuationSeparator" w:id="0">
+    <w:p>
+      <w:pPr>
+        <w:spacing w:after="0" w:line="240" w:lineRule="auto"/>
+      </w:pPr>
+      <w:r>
+        <w:continuationSeparator/>
+      </w:r>
+    </w:p>
+  </w:endnote>
+</w:endnotes>
+</file>
+
+<file path=word/footnotes.xml><?xml version="1.0" encoding="utf-8"?>
+<w:footnotes xmlns:wpc="http://schemas.microsoft.com/office/word/2010/wordprocessingCanvas" xmlns:cx="http://schemas.microsoft.com/office/drawing/2014/chartex" xmlns:cx1="http://schemas.microsoft.com/office/drawing/2015/9/8/chartex" xmlns:cx2="http://schemas.microsoft.com/office/drawing/2015/10/21/chartex" xmlns:cx3="http://schemas.microsoft.com/office/drawing/2016/5/9/chartex" xmlns:cx4="http://schemas.microsoft.com/office/drawing/2016/5/10/chartex" xmlns:cx5="http://schemas.microsoft.com/office/drawing/2016/5/11/chartex" xmlns:cx6="http://schemas.microsoft.com/office/drawing/2016/5/12/chartex" xmlns:cx7="http://schemas.microsoft.com/office/drawing/2016/5/13/chartex" xmlns:cx8="http://schemas.microsoft.com/office/drawing/2016/5/14/chartex" xmlns:mc="http://schemas.openxmlformats.org/markup-compatibility/2006" xmlns:aink="http://schemas.microsoft.com/office/drawing/2016/ink" xmlns:am3d="http://schemas.microsoft.com/office/drawing/2017/model3d" xmlns:o="urn:schemas-microsoft-com:office:office" xmlns:oel="http://schemas.microsoft.com/office/2019/extlst" xmlns:r="http://schemas.openxmlformats.org/officeDocument/2006/relationships" xmlns:m="http://schemas.openxmlformats.org/officeDocument/2006/math" xmlns:v="urn:schemas-microsoft-com:vml" xmlns:wp14="http://schemas.microsoft.com/office/word/2010/wordprocessingDrawing" xmlns:wp="http://schemas.openxmlformats.org/drawingml/2006/wordprocessingDrawing" xmlns:w10="urn:schemas-microsoft-com:office:word" xmlns:w="http://schemas.openxmlformats.org/wordprocessingml/2006/main" xmlns:w14="http://schemas.microsoft.com/office/word/2010/wordml" xmlns:w15="http://schemas.microsoft.com/office/word/2012/wordml" xmlns:w16cex="http://schemas.microsoft.com/office/word/2018/wordml/cex" xmlns:w16cid="http://schemas.microsoft.com/office/word/2016/wordml/cid" xmlns:w16="http://schemas.microsoft.com/office/word/2018/wordml" xmlns:w16du="http://schemas.microsoft.com/office/word/2023/wordml/word16du" xmlns:w16sdtdh="http://schemas.microsoft.com/office/word/2020/wordml/sdtdatahash" xmlns:w16sdtfl="http://schemas.microsoft.com/office/word/2024/wordml/sdtformatlock" xmlns:w16se="http://schemas.microsoft.com/office/word/2015/wordml/symex" xmlns:wpg="http://schemas.microsoft.com/office/word/2010/wordprocessingGroup" xmlns:wpi="http://schemas.microsoft.com/office/word/2010/wordprocessingInk" xmlns:wne="http://schemas.microsoft.com/office/word/2006/wordml" xmlns:wps="http://schemas.microsoft.com/office/word/2010/wordprocessingShape" mc:Ignorable="w14 w15 w16se w16cid w16 w16cex w16sdtdh w16sdtfl w16du wp14">
+  <w:footnote w:type="separator" w:id="-1">
+    <w:p>
+      <w:pPr>
+        <w:spacing w:after="0" w:line="240" w:lineRule="auto"/>
+      </w:pPr>
+      <w:r>
+        <w:separator/>
+      </w:r>
+    </w:p>
+  </w:footnote>
+  <w:footnote w:type="continuationSeparator" w:id="0">
+    <w:p>
+      <w:pPr>
+        <w:spacing w:after="0" w:line="240" w:lineRule="auto"/>
+      </w:pPr>
+      <w:r>
+        <w:continuationSeparator/>
+      </w:r>
+    </w:p>
+  </w:footnote>
+</w:footnotes>
+</file>
+
 <file path=word/numbering.xml><?xml version="1.0" encoding="utf-8"?>
 <w:numbering xmlns:wpc="http://schemas.microsoft.com/office/word/2010/wordprocessingCanvas" xmlns:cx="http://schemas.microsoft.com/office/drawing/2014/chartex" xmlns:cx1="http://schemas.microsoft.com/office/drawing/2015/9/8/chartex" xmlns:cx2="http://schemas.microsoft.com/office/drawing/2015/10/21/chartex" xmlns:cx3="http://schemas.microsoft.com/office/drawing/2016/5/9/chartex" xmlns:cx4="http://schemas.microsoft.com/office/drawing/2016/5/10/chartex" xmlns:cx5="http://schemas.microsoft.com/office/drawing/2016/5/11/chartex" xmlns:cx6="http://schemas.microsoft.com/office/drawing/2016/5/12/chartex" xmlns:cx7="http://schemas.microsoft.com/office/drawing/2016/5/13/chartex" xmlns:cx8="http://schemas.microsoft.com/office/drawing/2016/5/14/chartex" xmlns:mc="http://schemas.openxmlformats.org/markup-compatibility/2006" xmlns:aink="http://schemas.microsoft.com/office/drawing/2016/ink" xmlns:am3d="http://schemas.microsoft.com/office/drawing/2017/model3d" xmlns:o="urn:schemas-microsoft-com:office:office" xmlns:oel="http://schemas.microsoft.com/office/2019/extlst" xmlns:r="http://schemas.openxmlformats.org/officeDocument/2006/relationships" xmlns:m="http://schemas.openxmlformats.org/officeDocument/2006/math" xmlns:v="urn:schemas-microsoft-com:vml" xmlns:wp14="http://schemas.microsoft.com/office/word/2010/wordprocessingDrawing" xmlns:wp="http://schemas.openxmlformats.org/drawingml/2006/wordprocessingDrawing" xmlns:w10="urn:schemas-microsoft-com:office:word" xmlns:w="http://schemas.openxmlformats.org/wordprocessingml/2006/main" xmlns:w14="http://schemas.microsoft.com/office/word/2010/wordml" xmlns:w15="http://schemas.microsoft.com/office/word/2012/wordml" xmlns:w16cex="http://schemas.microsoft.com/office/word/2018/wordml/cex" xmlns:w16cid="http://schemas.microsoft.com/office/word/2016/wordml/cid" xmlns:w16="http://schemas.microsoft.com/office/word/2018/wordml" xmlns:w16du="http://schemas.microsoft.com/office/word/2023/wordml/word16du" xmlns:w16sdtdh="http://schemas.microsoft.com/office/word/2020/wordml/sdtdatahash" xmlns:w16sdtfl="http://schemas.microsoft.com/office/word/2024/wordml/sdtformatlock" xmlns:w16se="http://schemas.microsoft.com/office/word/2015/wordml/symex" xmlns:wpg="http://schemas.microsoft.com/office/word/2010/wordprocessingGroup" xmlns:wpi="http://schemas.microsoft.com/office/word/2010/wordprocessingInk" xmlns:wne="http://schemas.microsoft.com/office/word/2006/wordml" xmlns:wps="http://schemas.microsoft.com/office/word/2010/wordprocessingShape" mc:Ignorable="w14 w15 w16se w16cid w16 w16cex w16sdtdh w16sdtfl w16du wp14">
   <w:abstractNum w:abstractNumId="0" w15:restartNumberingAfterBreak="0">
+    <w:nsid w:val="1AD51CC9"/>
+    <w:multiLevelType w:val="hybridMultilevel"/>
+    <w:tmpl w:val="0F663376"/>
+    <w:lvl w:ilvl="0" w:tplc="08090001">
+      <w:start w:val="1"/>
+      <w:numFmt w:val="bullet"/>
+      <w:lvlText w:val=""/>
+      <w:lvlJc w:val="left"/>
+      <w:pPr>
+        <w:ind w:left="720" w:hanging="360"/>
+      </w:pPr>
+      <w:rPr>
+        <w:rFonts w:ascii="Symbol" w:hAnsi="Symbol" w:hint="default"/>
+      </w:rPr>
+    </w:lvl>
+    <w:lvl w:ilvl="1" w:tplc="08090003" w:tentative="1">
+      <w:start w:val="1"/>
+      <w:numFmt w:val="bullet"/>
+      <w:lvlText w:val="o"/>
+      <w:lvlJc w:val="left"/>
+      <w:pPr>
+        <w:ind w:left="1440" w:hanging="360"/>
+      </w:pPr>
+      <w:rPr>
+        <w:rFonts w:ascii="Courier New" w:hAnsi="Courier New" w:cs="Courier New" w:hint="default"/>
+      </w:rPr>
+    </w:lvl>
+    <w:lvl w:ilvl="2" w:tplc="08090005" w:tentative="1">
+      <w:start w:val="1"/>
+      <w:numFmt w:val="bullet"/>
+      <w:lvlText w:val=""/>
+      <w:lvlJc w:val="left"/>
+      <w:pPr>
+        <w:ind w:left="2160" w:hanging="360"/>
+      </w:pPr>
+      <w:rPr>
+        <w:rFonts w:ascii="Wingdings" w:hAnsi="Wingdings" w:hint="default"/>
+      </w:rPr>
+    </w:lvl>
+    <w:lvl w:ilvl="3" w:tplc="08090001" w:tentative="1">
+      <w:start w:val="1"/>
+      <w:numFmt w:val="bullet"/>
+      <w:lvlText w:val=""/>
+      <w:lvlJc w:val="left"/>
+      <w:pPr>
+        <w:ind w:left="2880" w:hanging="360"/>
+      </w:pPr>
+      <w:rPr>
+        <w:rFonts w:ascii="Symbol" w:hAnsi="Symbol" w:hint="default"/>
+      </w:rPr>
+    </w:lvl>
+    <w:lvl w:ilvl="4" w:tplc="08090003" w:tentative="1">
+      <w:start w:val="1"/>
+      <w:numFmt w:val="bullet"/>
+      <w:lvlText w:val="o"/>
+      <w:lvlJc w:val="left"/>
+      <w:pPr>
+        <w:ind w:left="3600" w:hanging="360"/>
+      </w:pPr>
+      <w:rPr>
+        <w:rFonts w:ascii="Courier New" w:hAnsi="Courier New" w:cs="Courier New" w:hint="default"/>
+      </w:rPr>
+    </w:lvl>
+    <w:lvl w:ilvl="5" w:tplc="08090005" w:tentative="1">
+      <w:start w:val="1"/>
+      <w:numFmt w:val="bullet"/>
+      <w:lvlText w:val=""/>
+      <w:lvlJc w:val="left"/>
+      <w:pPr>
+        <w:ind w:left="4320" w:hanging="360"/>
+      </w:pPr>
+      <w:rPr>
+        <w:rFonts w:ascii="Wingdings" w:hAnsi="Wingdings" w:hint="default"/>
+      </w:rPr>
+    </w:lvl>
+    <w:lvl w:ilvl="6" w:tplc="08090001" w:tentative="1">
+      <w:start w:val="1"/>
+      <w:numFmt w:val="bullet"/>
+      <w:lvlText w:val=""/>
+      <w:lvlJc w:val="left"/>
+      <w:pPr>
+        <w:ind w:left="5040" w:hanging="360"/>
+      </w:pPr>
+      <w:rPr>
+        <w:rFonts w:ascii="Symbol" w:hAnsi="Symbol" w:hint="default"/>
+      </w:rPr>
+    </w:lvl>
+    <w:lvl w:ilvl="7" w:tplc="08090003" w:tentative="1">
+      <w:start w:val="1"/>
+      <w:numFmt w:val="bullet"/>
+      <w:lvlText w:val="o"/>
+      <w:lvlJc w:val="left"/>
+      <w:pPr>
+        <w:ind w:left="5760" w:hanging="360"/>
+      </w:pPr>
+      <w:rPr>
+        <w:rFonts w:ascii="Courier New" w:hAnsi="Courier New" w:cs="Courier New" w:hint="default"/>
+      </w:rPr>
+    </w:lvl>
+    <w:lvl w:ilvl="8" w:tplc="08090005" w:tentative="1">
+      <w:start w:val="1"/>
+      <w:numFmt w:val="bullet"/>
+      <w:lvlText w:val=""/>
+      <w:lvlJc w:val="left"/>
+      <w:pPr>
+        <w:ind w:left="6480" w:hanging="360"/>
+      </w:pPr>
+      <w:rPr>
+        <w:rFonts w:ascii="Wingdings" w:hAnsi="Wingdings" w:hint="default"/>
+      </w:rPr>
+    </w:lvl>
+  </w:abstractNum>
+  <w:abstractNum w:abstractNumId="1" w15:restartNumberingAfterBreak="0">
     <w:nsid w:val="32854850"/>
     <w:multiLevelType w:val="hybridMultilevel"/>
     <w:tmpl w:val="E19E12C0"/>
@@ -6026,10 +8275,10 @@
       </w:pPr>
     </w:lvl>
   </w:abstractNum>
-  <w:abstractNum w:abstractNumId="1" w15:restartNumberingAfterBreak="0">
+  <w:abstractNum w:abstractNumId="2" w15:restartNumberingAfterBreak="0">
     <w:nsid w:val="360B006A"/>
     <w:multiLevelType w:val="hybridMultilevel"/>
-    <w:tmpl w:val="ECE81C8E"/>
+    <w:tmpl w:val="9300CEBA"/>
     <w:lvl w:ilvl="0" w:tplc="08090001">
       <w:start w:val="1"/>
       <w:numFmt w:val="bullet"/>
@@ -6139,7 +8388,7 @@
       </w:rPr>
     </w:lvl>
   </w:abstractNum>
-  <w:abstractNum w:abstractNumId="2" w15:restartNumberingAfterBreak="0">
+  <w:abstractNum w:abstractNumId="3" w15:restartNumberingAfterBreak="0">
     <w:nsid w:val="363D7FBF"/>
     <w:multiLevelType w:val="hybridMultilevel"/>
     <w:tmpl w:val="6C0A29E0"/>
@@ -6228,20 +8477,20 @@
       </w:pPr>
     </w:lvl>
   </w:abstractNum>
-  <w:abstractNum w:abstractNumId="3" w15:restartNumberingAfterBreak="0">
+  <w:abstractNum w:abstractNumId="4" w15:restartNumberingAfterBreak="0">
     <w:nsid w:val="560B1D7C"/>
     <w:multiLevelType w:val="hybridMultilevel"/>
-    <w:tmpl w:val="A1CCA3F0"/>
-    <w:lvl w:ilvl="0" w:tplc="08090001">
+    <w:tmpl w:val="80441000"/>
+    <w:lvl w:ilvl="0" w:tplc="0809000F">
       <w:start w:val="1"/>
-      <w:numFmt w:val="bullet"/>
-      <w:lvlText w:val=""/>
+      <w:numFmt w:val="decimal"/>
+      <w:lvlText w:val="%1."/>
       <w:lvlJc w:val="left"/>
       <w:pPr>
         <w:ind w:left="720" w:hanging="360"/>
       </w:pPr>
       <w:rPr>
-        <w:rFonts w:ascii="Symbol" w:hAnsi="Symbol" w:hint="default"/>
+        <w:rFonts w:hint="default"/>
       </w:rPr>
     </w:lvl>
     <w:lvl w:ilvl="1" w:tplc="08090003" w:tentative="1">
@@ -6342,16 +8591,19 @@
     </w:lvl>
   </w:abstractNum>
   <w:num w:numId="1" w16cid:durableId="1506241951">
+    <w:abstractNumId w:val="3"/>
+  </w:num>
+  <w:num w:numId="2" w16cid:durableId="778724531">
+    <w:abstractNumId w:val="1"/>
+  </w:num>
+  <w:num w:numId="3" w16cid:durableId="565145304">
     <w:abstractNumId w:val="2"/>
   </w:num>
-  <w:num w:numId="2" w16cid:durableId="778724531">
+  <w:num w:numId="4" w16cid:durableId="1013916882">
+    <w:abstractNumId w:val="4"/>
+  </w:num>
+  <w:num w:numId="5" w16cid:durableId="337510843">
     <w:abstractNumId w:val="0"/>
-  </w:num>
-  <w:num w:numId="3" w16cid:durableId="565145304">
-    <w:abstractNumId w:val="1"/>
-  </w:num>
-  <w:num w:numId="4" w16cid:durableId="1013916882">
-    <w:abstractNumId w:val="3"/>
   </w:num>
 </w:numbering>
 </file>
@@ -7265,6 +9517,50 @@
       <w:spacing w:val="5"/>
     </w:rPr>
   </w:style>
+  <w:style w:type="paragraph" w:styleId="Header">
+    <w:name w:val="header"/>
+    <w:basedOn w:val="Normal"/>
+    <w:link w:val="HeaderChar"/>
+    <w:uiPriority w:val="99"/>
+    <w:unhideWhenUsed/>
+    <w:rsid w:val="007C18C4"/>
+    <w:pPr>
+      <w:tabs>
+        <w:tab w:val="center" w:pos="4513"/>
+        <w:tab w:val="right" w:pos="9026"/>
+      </w:tabs>
+      <w:spacing w:after="0" w:line="240" w:lineRule="auto"/>
+    </w:pPr>
+  </w:style>
+  <w:style w:type="character" w:customStyle="1" w:styleId="HeaderChar">
+    <w:name w:val="Header Char"/>
+    <w:basedOn w:val="DefaultParagraphFont"/>
+    <w:link w:val="Header"/>
+    <w:uiPriority w:val="99"/>
+    <w:rsid w:val="007C18C4"/>
+  </w:style>
+  <w:style w:type="paragraph" w:styleId="Footer">
+    <w:name w:val="footer"/>
+    <w:basedOn w:val="Normal"/>
+    <w:link w:val="FooterChar"/>
+    <w:uiPriority w:val="99"/>
+    <w:unhideWhenUsed/>
+    <w:rsid w:val="007C18C4"/>
+    <w:pPr>
+      <w:tabs>
+        <w:tab w:val="center" w:pos="4513"/>
+        <w:tab w:val="right" w:pos="9026"/>
+      </w:tabs>
+      <w:spacing w:after="0" w:line="240" w:lineRule="auto"/>
+    </w:pPr>
+  </w:style>
+  <w:style w:type="character" w:customStyle="1" w:styleId="FooterChar">
+    <w:name w:val="Footer Char"/>
+    <w:basedOn w:val="DefaultParagraphFont"/>
+    <w:link w:val="Footer"/>
+    <w:uiPriority w:val="99"/>
+    <w:rsid w:val="007C18C4"/>
+  </w:style>
 </w:styles>
 </file>
 

--- a/OTENG MONAMENG WEBSITE PROJECT.docx
+++ b/OTENG MONAMENG WEBSITE PROJECT.docx
@@ -708,79 +708,7 @@
         <w:rPr>
           <w:lang w:val="en-US"/>
         </w:rPr>
-        <w:t>According to Sklar (2014), a successful site must guide users towards a specific action.</w:t>
-      </w:r>
-      <w:r>
-        <w:rPr>
-          <w:lang w:val="en-US"/>
-        </w:rPr>
-        <w:t xml:space="preserve"> </w:t>
-      </w:r>
-      <w:r>
-        <w:rPr>
-          <w:lang w:val="en-US"/>
-        </w:rPr>
-        <w:t>Therefore</w:t>
-      </w:r>
-      <w:r>
-        <w:rPr>
-          <w:lang w:val="en-US"/>
-        </w:rPr>
-        <w:t>,</w:t>
-      </w:r>
-      <w:r>
-        <w:rPr>
-          <w:lang w:val="en-US"/>
-        </w:rPr>
-        <w:t xml:space="preserve"> this website </w:t>
-      </w:r>
-      <w:r>
-        <w:rPr>
-          <w:lang w:val="en-US"/>
-        </w:rPr>
-        <w:t xml:space="preserve">will </w:t>
-      </w:r>
-      <w:r>
-        <w:rPr>
-          <w:lang w:val="en-US"/>
-        </w:rPr>
-        <w:t>educate visitors about security solutions and makes it easy</w:t>
-      </w:r>
-      <w:r>
-        <w:rPr>
-          <w:lang w:val="en-US"/>
-        </w:rPr>
-        <w:t xml:space="preserve"> for them</w:t>
-      </w:r>
-      <w:r>
-        <w:rPr>
-          <w:lang w:val="en-US"/>
-        </w:rPr>
-        <w:t xml:space="preserve"> to find details on </w:t>
-      </w:r>
-      <w:r>
-        <w:rPr>
-          <w:lang w:val="en-US"/>
-        </w:rPr>
-        <w:t xml:space="preserve">services offered </w:t>
-      </w:r>
-      <w:r>
-        <w:rPr>
-          <w:lang w:val="en-US"/>
-        </w:rPr>
-        <w:t xml:space="preserve">so they can apply for </w:t>
-      </w:r>
-      <w:r>
-        <w:rPr>
-          <w:lang w:val="en-US"/>
-        </w:rPr>
-        <w:t xml:space="preserve">a </w:t>
-      </w:r>
-      <w:r>
-        <w:rPr>
-          <w:lang w:val="en-US"/>
-        </w:rPr>
-        <w:t xml:space="preserve">service that they understand. </w:t>
+        <w:t xml:space="preserve">According to Sklar (2014), a successful site must guide users towards a specific action. Therefore, this website will educate visitors about security solutions and makes it easy for them to find details on services offered so they can apply for a service that they understand. </w:t>
       </w:r>
     </w:p>
     <w:p>
@@ -2180,27 +2108,31 @@
         <w:rPr>
           <w:lang w:val="en-US"/>
         </w:rPr>
-        <w:t xml:space="preserve"> with </w:t>
-      </w:r>
-      <w:proofErr w:type="gramStart"/>
-      <w:r>
-        <w:rPr>
-          <w:lang w:val="en-US"/>
-        </w:rPr>
-        <w:t>call to action</w:t>
-      </w:r>
-      <w:proofErr w:type="gramEnd"/>
-      <w:r>
-        <w:rPr>
-          <w:lang w:val="en-US"/>
-        </w:rPr>
-        <w:t xml:space="preserve"> link</w:t>
-      </w:r>
-      <w:r>
-        <w:rPr>
-          <w:lang w:val="en-US"/>
-        </w:rPr>
-        <w:t xml:space="preserve"> (apply link) to services offered at the com</w:t>
+        <w:t xml:space="preserve"> with call</w:t>
+      </w:r>
+      <w:r>
+        <w:rPr>
+          <w:lang w:val="en-US"/>
+        </w:rPr>
+        <w:t>-</w:t>
+      </w:r>
+      <w:r>
+        <w:rPr>
+          <w:lang w:val="en-US"/>
+        </w:rPr>
+        <w:t>to</w:t>
+      </w:r>
+      <w:r>
+        <w:rPr>
+          <w:lang w:val="en-US"/>
+        </w:rPr>
+        <w:t>-</w:t>
+      </w:r>
+      <w:r>
+        <w:rPr>
+          <w:lang w:val="en-US"/>
+        </w:rPr>
+        <w:t>action link (apply link) to services offered at the com</w:t>
       </w:r>
       <w:r>
         <w:rPr>
@@ -3984,6 +3916,7 @@
         </w:rPr>
         <w:t xml:space="preserve">ensures website is responsive meaning it will automatically adjust </w:t>
       </w:r>
+      <w:proofErr w:type="spellStart"/>
       <w:proofErr w:type="gramStart"/>
       <w:r>
         <w:rPr>
@@ -3991,6 +3924,7 @@
         </w:rPr>
         <w:t>it’s</w:t>
       </w:r>
+      <w:proofErr w:type="spellEnd"/>
       <w:proofErr w:type="gramEnd"/>
       <w:r>
         <w:rPr>
@@ -5128,7 +5062,7 @@
           <w:lang w:val="en-US"/>
         </w:rPr>
         <w:drawing>
-          <wp:inline distT="0" distB="0" distL="0" distR="0" wp14:anchorId="22FF3622" wp14:editId="4521D592">
+          <wp:inline distT="0" distB="0" distL="0" distR="0" wp14:anchorId="22FF3622" wp14:editId="208E4F9D">
             <wp:extent cx="5731510" cy="4030980"/>
             <wp:effectExtent l="0" t="0" r="2540" b="7620"/>
             <wp:docPr id="1048688321" name="Picture 4"/>
@@ -5502,7 +5436,7 @@
           <w:lang w:val="en-US"/>
         </w:rPr>
         <w:drawing>
-          <wp:inline distT="0" distB="0" distL="0" distR="0" wp14:anchorId="00E3147A" wp14:editId="229F0AA9">
+          <wp:inline distT="0" distB="0" distL="0" distR="0" wp14:anchorId="00E3147A" wp14:editId="28FA2C9D">
             <wp:extent cx="5731510" cy="3909695"/>
             <wp:effectExtent l="0" t="0" r="2540" b="0"/>
             <wp:docPr id="1282746803" name="Picture 6"/>
@@ -5836,7 +5770,7 @@
           <w:lang w:val="en-US"/>
         </w:rPr>
         <w:drawing>
-          <wp:inline distT="0" distB="0" distL="0" distR="0" wp14:anchorId="0E9FE151" wp14:editId="015B3223">
+          <wp:inline distT="0" distB="0" distL="0" distR="0" wp14:anchorId="0E9FE151" wp14:editId="4F772603">
             <wp:extent cx="5731510" cy="3744595"/>
             <wp:effectExtent l="0" t="0" r="2540" b="8255"/>
             <wp:docPr id="2112558496" name="Picture 8"/>
@@ -6108,7 +6042,7 @@
           <w:lang w:val="en-US"/>
         </w:rPr>
         <w:drawing>
-          <wp:inline distT="0" distB="0" distL="0" distR="0" wp14:anchorId="1A85C42B" wp14:editId="6423FF52">
+          <wp:inline distT="0" distB="0" distL="0" distR="0" wp14:anchorId="1A85C42B" wp14:editId="07AE942D">
             <wp:extent cx="5731510" cy="3863975"/>
             <wp:effectExtent l="0" t="0" r="2540" b="3175"/>
             <wp:docPr id="709613777" name="Picture 12"/>
@@ -6505,7 +6439,7 @@
           <w:lang w:val="en-US"/>
         </w:rPr>
         <w:drawing>
-          <wp:inline distT="0" distB="0" distL="0" distR="0" wp14:anchorId="02BD2F63" wp14:editId="25C93D4F">
+          <wp:inline distT="0" distB="0" distL="0" distR="0" wp14:anchorId="02BD2F63" wp14:editId="65A1B521">
             <wp:extent cx="5731510" cy="3812540"/>
             <wp:effectExtent l="0" t="0" r="2540" b="0"/>
             <wp:docPr id="1682093780" name="Picture 14"/>
@@ -6693,10 +6627,10 @@
           <w:lang w:val="en-US"/>
         </w:rPr>
         <w:drawing>
-          <wp:inline distT="0" distB="0" distL="0" distR="0" wp14:anchorId="007621AB" wp14:editId="56E80A6E">
+          <wp:inline distT="0" distB="0" distL="0" distR="0" wp14:anchorId="74CCF929" wp14:editId="7976791A">
             <wp:extent cx="5731510" cy="6081395"/>
             <wp:effectExtent l="0" t="0" r="2540" b="0"/>
-            <wp:docPr id="925402227" name="Picture 15"/>
+            <wp:docPr id="702468562" name="Picture 1"/>
             <wp:cNvGraphicFramePr>
               <a:graphicFrameLocks xmlns:a="http://schemas.openxmlformats.org/drawingml/2006/main" noChangeAspect="1"/>
             </wp:cNvGraphicFramePr>
@@ -6704,7 +6638,7 @@
               <a:graphicData uri="http://schemas.openxmlformats.org/drawingml/2006/picture">
                 <pic:pic xmlns:pic="http://schemas.openxmlformats.org/drawingml/2006/picture">
                   <pic:nvPicPr>
-                    <pic:cNvPr id="925402227" name="Picture 925402227"/>
+                    <pic:cNvPr id="702468562" name="Picture 702468562"/>
                     <pic:cNvPicPr/>
                   </pic:nvPicPr>
                   <pic:blipFill>
@@ -6857,7 +6791,7 @@
           <w:lang w:val="en-US"/>
         </w:rPr>
         <w:drawing>
-          <wp:inline distT="0" distB="0" distL="0" distR="0" wp14:anchorId="64BCCEE3" wp14:editId="2D5B61F2">
+          <wp:inline distT="0" distB="0" distL="0" distR="0" wp14:anchorId="64BCCEE3" wp14:editId="0AB8910F">
             <wp:extent cx="5731510" cy="4187190"/>
             <wp:effectExtent l="0" t="0" r="2540" b="3810"/>
             <wp:docPr id="1323116712" name="Picture 16"/>
@@ -7043,10 +6977,10 @@
           <w:lang w:val="en-US"/>
         </w:rPr>
         <w:drawing>
-          <wp:inline distT="0" distB="0" distL="0" distR="0" wp14:anchorId="39387823" wp14:editId="44A50D5C">
+          <wp:inline distT="0" distB="0" distL="0" distR="0" wp14:anchorId="028EA6B7" wp14:editId="16EA55FB">
             <wp:extent cx="5731510" cy="6081395"/>
             <wp:effectExtent l="0" t="0" r="2540" b="0"/>
-            <wp:docPr id="558096372" name="Picture 17"/>
+            <wp:docPr id="20475635" name="Picture 2"/>
             <wp:cNvGraphicFramePr>
               <a:graphicFrameLocks xmlns:a="http://schemas.openxmlformats.org/drawingml/2006/main" noChangeAspect="1"/>
             </wp:cNvGraphicFramePr>
@@ -7054,7 +6988,7 @@
               <a:graphicData uri="http://schemas.openxmlformats.org/drawingml/2006/picture">
                 <pic:pic xmlns:pic="http://schemas.openxmlformats.org/drawingml/2006/picture">
                   <pic:nvPicPr>
-                    <pic:cNvPr id="558096372" name="Picture 558096372"/>
+                    <pic:cNvPr id="20475635" name="Picture 20475635"/>
                     <pic:cNvPicPr/>
                   </pic:nvPicPr>
                   <pic:blipFill>
@@ -7430,10 +7364,10 @@
           <w:lang w:val="en-US"/>
         </w:rPr>
         <w:drawing>
-          <wp:inline distT="0" distB="0" distL="0" distR="0" wp14:anchorId="7F5B779C" wp14:editId="4FFF69E1">
+          <wp:inline distT="0" distB="0" distL="0" distR="0" wp14:anchorId="29F5F305" wp14:editId="5156D382">
             <wp:extent cx="5731510" cy="6081395"/>
             <wp:effectExtent l="0" t="0" r="2540" b="0"/>
-            <wp:docPr id="887085773" name="Picture 19"/>
+            <wp:docPr id="671447720" name="Picture 3"/>
             <wp:cNvGraphicFramePr>
               <a:graphicFrameLocks xmlns:a="http://schemas.openxmlformats.org/drawingml/2006/main" noChangeAspect="1"/>
             </wp:cNvGraphicFramePr>
@@ -7441,7 +7375,7 @@
               <a:graphicData uri="http://schemas.openxmlformats.org/drawingml/2006/picture">
                 <pic:pic xmlns:pic="http://schemas.openxmlformats.org/drawingml/2006/picture">
                   <pic:nvPicPr>
-                    <pic:cNvPr id="887085773" name="Picture 887085773"/>
+                    <pic:cNvPr id="671447720" name="Picture 671447720"/>
                     <pic:cNvPicPr/>
                   </pic:nvPicPr>
                   <pic:blipFill>
@@ -7580,19 +7514,7 @@
           <w:lang w:val="en-US"/>
         </w:rPr>
         <w:lastRenderedPageBreak/>
-        <w:t xml:space="preserve">ALARMS PAGE </w:t>
-      </w:r>
-      <w:r>
-        <w:rPr>
-          <w:lang w:val="en-US"/>
-        </w:rPr>
-        <w:t xml:space="preserve">HIGH </w:t>
-      </w:r>
-      <w:r>
-        <w:rPr>
-          <w:lang w:val="en-US"/>
-        </w:rPr>
-        <w:t>FEDILITY WIREFRAME</w:t>
+        <w:t>ALARMS PAGE HIGH FEDILITY WIREFRAME</w:t>
       </w:r>
     </w:p>
     <w:p>
@@ -7804,10 +7726,10 @@
           <w:lang w:val="en-US"/>
         </w:rPr>
         <w:drawing>
-          <wp:inline distT="0" distB="0" distL="0" distR="0" wp14:anchorId="68B48F69" wp14:editId="6B958C19">
+          <wp:inline distT="0" distB="0" distL="0" distR="0" wp14:anchorId="4BA8CF9A" wp14:editId="253433A8">
             <wp:extent cx="5731510" cy="6081395"/>
             <wp:effectExtent l="0" t="0" r="2540" b="0"/>
-            <wp:docPr id="46972544" name="Picture 21"/>
+            <wp:docPr id="1684808507" name="Picture 4"/>
             <wp:cNvGraphicFramePr>
               <a:graphicFrameLocks xmlns:a="http://schemas.openxmlformats.org/drawingml/2006/main" noChangeAspect="1"/>
             </wp:cNvGraphicFramePr>
@@ -7815,7 +7737,7 @@
               <a:graphicData uri="http://schemas.openxmlformats.org/drawingml/2006/picture">
                 <pic:pic xmlns:pic="http://schemas.openxmlformats.org/drawingml/2006/picture">
                   <pic:nvPicPr>
-                    <pic:cNvPr id="46972544" name="Picture 46972544"/>
+                    <pic:cNvPr id="1684808507" name="Picture 1684808507"/>
                     <pic:cNvPicPr/>
                   </pic:nvPicPr>
                   <pic:blipFill>
@@ -7934,19 +7856,7 @@
           <w:lang w:val="en-US"/>
         </w:rPr>
         <w:lastRenderedPageBreak/>
-        <w:t xml:space="preserve">ACCESS CONTROL PAGE </w:t>
-      </w:r>
-      <w:r>
-        <w:rPr>
-          <w:lang w:val="en-US"/>
-        </w:rPr>
-        <w:t>HIGH</w:t>
-      </w:r>
-      <w:r>
-        <w:rPr>
-          <w:lang w:val="en-US"/>
-        </w:rPr>
-        <w:t xml:space="preserve"> FEDILITY WIREFRAME</w:t>
+        <w:t>ACCESS CONTROL PAGE HIGH FEDILITY WIREFRAME</w:t>
       </w:r>
     </w:p>
     <w:p>
@@ -7961,7 +7871,7 @@
           <w:lang w:val="en-US"/>
         </w:rPr>
         <w:drawing>
-          <wp:inline distT="0" distB="0" distL="0" distR="0" wp14:anchorId="269CBCA9" wp14:editId="09497CFE">
+          <wp:inline distT="0" distB="0" distL="0" distR="0" wp14:anchorId="269CBCA9" wp14:editId="5110C092">
             <wp:extent cx="5731510" cy="3833495"/>
             <wp:effectExtent l="0" t="0" r="2540" b="0"/>
             <wp:docPr id="2136800886" name="Picture 22"/>

--- a/OTENG MONAMENG WEBSITE PROJECT.docx
+++ b/OTENG MONAMENG WEBSITE PROJECT.docx
@@ -2512,13 +2512,25 @@
         <w:rPr>
           <w:lang w:val="en-US"/>
         </w:rPr>
-        <w:t>armed response, access control, alarms</w:t>
-      </w:r>
-      <w:r>
-        <w:rPr>
-          <w:lang w:val="en-US"/>
-        </w:rPr>
-        <w:t xml:space="preserve"> services and a direct link to Apply</w:t>
+        <w:t>armed response, access control,</w:t>
+      </w:r>
+      <w:r>
+        <w:rPr>
+          <w:lang w:val="en-US"/>
+        </w:rPr>
+        <w:t xml:space="preserve"> and</w:t>
+      </w:r>
+      <w:r>
+        <w:rPr>
+          <w:lang w:val="en-US"/>
+        </w:rPr>
+        <w:t xml:space="preserve"> alarms</w:t>
+      </w:r>
+      <w:r>
+        <w:rPr>
+          <w:lang w:val="en-US"/>
+        </w:rPr>
+        <w:t xml:space="preserve"> services</w:t>
       </w:r>
       <w:r>
         <w:rPr>
@@ -2590,64 +2602,21 @@
         <w:rPr>
           <w:lang w:val="en-US"/>
         </w:rPr>
+        <w:t>This page will consist of the link to specific service pages like alarm service page.</w:t>
+      </w:r>
+    </w:p>
+    <w:p>
+      <w:pPr>
+        <w:rPr>
+          <w:lang w:val="en-US"/>
+        </w:rPr>
+      </w:pPr>
+      <w:r>
+        <w:rPr>
+          <w:lang w:val="en-US"/>
+        </w:rPr>
         <w:lastRenderedPageBreak/>
-        <w:t>This page will consist of the link to specific service pages like alarm service page.</w:t>
-      </w:r>
-    </w:p>
-    <w:p>
-      <w:pPr>
-        <w:rPr>
-          <w:lang w:val="en-US"/>
-        </w:rPr>
-      </w:pPr>
-      <w:r>
-        <w:rPr>
-          <w:lang w:val="en-US"/>
-        </w:rPr>
-        <w:t>PROJECT</w:t>
-      </w:r>
-      <w:r>
-        <w:rPr>
-          <w:lang w:val="en-US"/>
-        </w:rPr>
-        <w:t>S</w:t>
-      </w:r>
-    </w:p>
-    <w:p>
-      <w:pPr>
-        <w:rPr>
-          <w:lang w:val="en-US"/>
-        </w:rPr>
-      </w:pPr>
-      <w:r>
-        <w:rPr>
-          <w:lang w:val="en-US"/>
-        </w:rPr>
-        <w:t xml:space="preserve">This involves the Header that consists </w:t>
-      </w:r>
-      <w:r>
-        <w:rPr>
-          <w:lang w:val="en-US"/>
-        </w:rPr>
-        <w:t xml:space="preserve">of </w:t>
-      </w:r>
-      <w:r>
-        <w:rPr>
-          <w:lang w:val="en-US"/>
-        </w:rPr>
-        <w:t>company name, logo,</w:t>
-      </w:r>
-      <w:r>
-        <w:rPr>
-          <w:lang w:val="en-US"/>
-        </w:rPr>
-        <w:t xml:space="preserve"> search bar, </w:t>
-      </w:r>
-      <w:r>
-        <w:rPr>
-          <w:lang w:val="en-US"/>
-        </w:rPr>
-        <w:t>and navigation to other pages.</w:t>
+        <w:t>APPLY</w:t>
       </w:r>
     </w:p>
     <w:p>
@@ -2665,7 +2634,31 @@
         <w:rPr>
           <w:lang w:val="en-US"/>
         </w:rPr>
-        <w:t>The main section has information like recent Installation and current big projects.</w:t>
+        <w:t xml:space="preserve">This involves the Header that consists </w:t>
+      </w:r>
+      <w:r>
+        <w:rPr>
+          <w:lang w:val="en-US"/>
+        </w:rPr>
+        <w:t xml:space="preserve">of </w:t>
+      </w:r>
+      <w:r>
+        <w:rPr>
+          <w:lang w:val="en-US"/>
+        </w:rPr>
+        <w:t>company logo,</w:t>
+      </w:r>
+      <w:r>
+        <w:rPr>
+          <w:lang w:val="en-US"/>
+        </w:rPr>
+        <w:t xml:space="preserve"> search bar, </w:t>
+      </w:r>
+      <w:r>
+        <w:rPr>
+          <w:lang w:val="en-US"/>
+        </w:rPr>
+        <w:t>and navigation to other pages.</w:t>
       </w:r>
     </w:p>
     <w:p>
@@ -2683,7 +2676,13 @@
         <w:rPr>
           <w:lang w:val="en-US"/>
         </w:rPr>
-        <w:t>The side bar to add additional information.</w:t>
+        <w:t>This will contain a form that will let users fill in their information and apply</w:t>
+      </w:r>
+      <w:r>
+        <w:rPr>
+          <w:lang w:val="en-US"/>
+        </w:rPr>
+        <w:t xml:space="preserve"> for a service of their choice in the main section.</w:t>
       </w:r>
     </w:p>
     <w:p>
@@ -2701,20 +2700,7 @@
         <w:rPr>
           <w:lang w:val="en-US"/>
         </w:rPr>
-        <w:t>This involves the Footer that consist of contact, copyright information, legal, and privacy</w:t>
-      </w:r>
-    </w:p>
-    <w:p>
-      <w:pPr>
-        <w:rPr>
-          <w:lang w:val="en-US"/>
-        </w:rPr>
-      </w:pPr>
-      <w:r>
-        <w:rPr>
-          <w:lang w:val="en-US"/>
-        </w:rPr>
-        <w:t>FEEDBACK</w:t>
+        <w:t>The side bar to add additional information.</w:t>
       </w:r>
     </w:p>
     <w:p>
@@ -2732,19 +2718,69 @@
         <w:rPr>
           <w:lang w:val="en-US"/>
         </w:rPr>
-        <w:t xml:space="preserve">Consists of </w:t>
-      </w:r>
-      <w:r>
-        <w:rPr>
-          <w:lang w:val="en-US"/>
-        </w:rPr>
-        <w:t>client’s</w:t>
-      </w:r>
-      <w:r>
-        <w:rPr>
-          <w:lang w:val="en-US"/>
-        </w:rPr>
-        <w:t xml:space="preserve"> testimonials about the services offered by the company.</w:t>
+        <w:t>This involves the Footer that consist of contact, copyright information, legal, and privacy</w:t>
+      </w:r>
+      <w:r>
+        <w:rPr>
+          <w:lang w:val="en-US"/>
+        </w:rPr>
+        <w:t>.</w:t>
+      </w:r>
+    </w:p>
+    <w:p>
+      <w:pPr>
+        <w:rPr>
+          <w:lang w:val="en-US"/>
+        </w:rPr>
+      </w:pPr>
+      <w:r>
+        <w:rPr>
+          <w:lang w:val="en-US"/>
+        </w:rPr>
+        <w:t>PROJECT</w:t>
+      </w:r>
+      <w:r>
+        <w:rPr>
+          <w:lang w:val="en-US"/>
+        </w:rPr>
+        <w:t>S</w:t>
+      </w:r>
+    </w:p>
+    <w:p>
+      <w:pPr>
+        <w:rPr>
+          <w:lang w:val="en-US"/>
+        </w:rPr>
+      </w:pPr>
+      <w:r>
+        <w:rPr>
+          <w:lang w:val="en-US"/>
+        </w:rPr>
+        <w:t xml:space="preserve">This involves the Header that consists </w:t>
+      </w:r>
+      <w:r>
+        <w:rPr>
+          <w:lang w:val="en-US"/>
+        </w:rPr>
+        <w:t xml:space="preserve">of </w:t>
+      </w:r>
+      <w:r>
+        <w:rPr>
+          <w:lang w:val="en-US"/>
+        </w:rPr>
+        <w:t>company name, logo,</w:t>
+      </w:r>
+      <w:r>
+        <w:rPr>
+          <w:lang w:val="en-US"/>
+        </w:rPr>
+        <w:t xml:space="preserve"> search bar, </w:t>
+      </w:r>
+      <w:r>
+        <w:rPr>
+          <w:lang w:val="en-US"/>
+        </w:rPr>
+        <w:t>and navigation to other pages.</w:t>
       </w:r>
     </w:p>
     <w:p>
@@ -2762,37 +2798,7 @@
         <w:rPr>
           <w:lang w:val="en-US"/>
         </w:rPr>
-        <w:t xml:space="preserve">This involves the Header that consists </w:t>
-      </w:r>
-      <w:r>
-        <w:rPr>
-          <w:lang w:val="en-US"/>
-        </w:rPr>
-        <w:t xml:space="preserve">of </w:t>
-      </w:r>
-      <w:r>
-        <w:rPr>
-          <w:lang w:val="en-US"/>
-        </w:rPr>
-        <w:t>company name, logo,</w:t>
-      </w:r>
-      <w:r>
-        <w:rPr>
-          <w:lang w:val="en-US"/>
-        </w:rPr>
-        <w:t xml:space="preserve"> search bar, call to action link (apply link), </w:t>
-      </w:r>
-      <w:r>
-        <w:rPr>
-          <w:lang w:val="en-US"/>
-        </w:rPr>
-        <w:t>and navigation to other pages.</w:t>
-      </w:r>
-      <w:r>
-        <w:rPr>
-          <w:lang w:val="en-US"/>
-        </w:rPr>
-        <w:t xml:space="preserve"> </w:t>
+        <w:t>The main section has information like recent Installation and current big projects.</w:t>
       </w:r>
     </w:p>
     <w:p>
@@ -2810,7 +2816,7 @@
         <w:rPr>
           <w:lang w:val="en-US"/>
         </w:rPr>
-        <w:t>The main section has the form that allow the clients to give feedback about services offered by the company</w:t>
+        <w:t>The side bar to add additional information.</w:t>
       </w:r>
     </w:p>
     <w:p>
@@ -2828,7 +2834,20 @@
         <w:rPr>
           <w:lang w:val="en-US"/>
         </w:rPr>
-        <w:t>The side bar to add additional information.</w:t>
+        <w:t>This involves the Footer that consist of contact, copyright information, legal, and privacy</w:t>
+      </w:r>
+    </w:p>
+    <w:p>
+      <w:pPr>
+        <w:rPr>
+          <w:lang w:val="en-US"/>
+        </w:rPr>
+      </w:pPr>
+      <w:r>
+        <w:rPr>
+          <w:lang w:val="en-US"/>
+        </w:rPr>
+        <w:t>FEEDBACK</w:t>
       </w:r>
     </w:p>
     <w:p>
@@ -2846,29 +2865,19 @@
         <w:rPr>
           <w:lang w:val="en-US"/>
         </w:rPr>
-        <w:t>This involves the Footer that consist of contact, copyright information, legal, and privacy</w:t>
-      </w:r>
-    </w:p>
-    <w:p>
-      <w:pPr>
-        <w:tabs>
-          <w:tab w:val="left" w:pos="7856"/>
-        </w:tabs>
-        <w:rPr>
-          <w:lang w:val="en-US"/>
-        </w:rPr>
-      </w:pPr>
-      <w:r>
-        <w:rPr>
-          <w:lang w:val="en-US"/>
-        </w:rPr>
-        <w:t>CCTV INSTALLATION</w:t>
-      </w:r>
-      <w:r>
-        <w:rPr>
-          <w:lang w:val="en-US"/>
-        </w:rPr>
-        <w:tab/>
+        <w:t xml:space="preserve">Consists of </w:t>
+      </w:r>
+      <w:r>
+        <w:rPr>
+          <w:lang w:val="en-US"/>
+        </w:rPr>
+        <w:t>client’s</w:t>
+      </w:r>
+      <w:r>
+        <w:rPr>
+          <w:lang w:val="en-US"/>
+        </w:rPr>
+        <w:t xml:space="preserve"> testimonials about the services offered by the company.</w:t>
       </w:r>
     </w:p>
     <w:p>
@@ -2886,13 +2895,37 @@
         <w:rPr>
           <w:lang w:val="en-US"/>
         </w:rPr>
-        <w:t>Contains</w:t>
-      </w:r>
-      <w:r>
-        <w:rPr>
-          <w:lang w:val="en-US"/>
-        </w:rPr>
-        <w:t xml:space="preserve"> detailed information about CCTV installation services</w:t>
+        <w:t xml:space="preserve">This involves the Header that consists </w:t>
+      </w:r>
+      <w:r>
+        <w:rPr>
+          <w:lang w:val="en-US"/>
+        </w:rPr>
+        <w:t xml:space="preserve">of </w:t>
+      </w:r>
+      <w:r>
+        <w:rPr>
+          <w:lang w:val="en-US"/>
+        </w:rPr>
+        <w:t>company name, logo,</w:t>
+      </w:r>
+      <w:r>
+        <w:rPr>
+          <w:lang w:val="en-US"/>
+        </w:rPr>
+        <w:t xml:space="preserve"> search bar, call to action link (apply link), </w:t>
+      </w:r>
+      <w:r>
+        <w:rPr>
+          <w:lang w:val="en-US"/>
+        </w:rPr>
+        <w:t>and navigation to other pages.</w:t>
+      </w:r>
+      <w:r>
+        <w:rPr>
+          <w:lang w:val="en-US"/>
+        </w:rPr>
+        <w:t xml:space="preserve"> </w:t>
       </w:r>
     </w:p>
     <w:p>
@@ -2910,31 +2943,7 @@
         <w:rPr>
           <w:lang w:val="en-US"/>
         </w:rPr>
-        <w:t xml:space="preserve">This involves the Header that consists </w:t>
-      </w:r>
-      <w:r>
-        <w:rPr>
-          <w:lang w:val="en-US"/>
-        </w:rPr>
-        <w:t xml:space="preserve">of </w:t>
-      </w:r>
-      <w:r>
-        <w:rPr>
-          <w:lang w:val="en-US"/>
-        </w:rPr>
-        <w:t>company name, logo,</w:t>
-      </w:r>
-      <w:r>
-        <w:rPr>
-          <w:lang w:val="en-US"/>
-        </w:rPr>
-        <w:t xml:space="preserve"> search bar, </w:t>
-      </w:r>
-      <w:r>
-        <w:rPr>
-          <w:lang w:val="en-US"/>
-        </w:rPr>
-        <w:t>and navigation to other pages.</w:t>
+        <w:t>The main section has the form that allow the clients to give feedback about services offered by the company</w:t>
       </w:r>
     </w:p>
     <w:p>
@@ -2952,43 +2961,7 @@
         <w:rPr>
           <w:lang w:val="en-US"/>
         </w:rPr>
-        <w:t>The main section</w:t>
-      </w:r>
-      <w:r>
-        <w:rPr>
-          <w:lang w:val="en-US"/>
-        </w:rPr>
-        <w:t xml:space="preserve"> contains</w:t>
-      </w:r>
-      <w:r>
-        <w:rPr>
-          <w:lang w:val="en-US"/>
-        </w:rPr>
-        <w:t xml:space="preserve"> </w:t>
-      </w:r>
-      <w:r>
-        <w:rPr>
-          <w:lang w:val="en-US"/>
-        </w:rPr>
-        <w:t>CCTV installation like explanation, importance, features and how the service works</w:t>
-      </w:r>
-      <w:r>
-        <w:rPr>
-          <w:lang w:val="en-US"/>
-        </w:rPr>
-        <w:t xml:space="preserve"> and a direct link to Apply</w:t>
-      </w:r>
-      <w:r>
-        <w:rPr>
-          <w:lang w:val="en-US"/>
-        </w:rPr>
-        <w:t>.</w:t>
-      </w:r>
-      <w:r>
-        <w:rPr>
-          <w:lang w:val="en-US"/>
-        </w:rPr>
-        <w:t xml:space="preserve"> </w:t>
+        <w:t>The side bar to add additional information.</w:t>
       </w:r>
     </w:p>
     <w:p>
@@ -3006,7 +2979,29 @@
         <w:rPr>
           <w:lang w:val="en-US"/>
         </w:rPr>
-        <w:t>The side bar to add additional information.</w:t>
+        <w:t>This involves the Footer that consist of contact, copyright information, legal, and privacy</w:t>
+      </w:r>
+    </w:p>
+    <w:p>
+      <w:pPr>
+        <w:tabs>
+          <w:tab w:val="left" w:pos="7856"/>
+        </w:tabs>
+        <w:rPr>
+          <w:lang w:val="en-US"/>
+        </w:rPr>
+      </w:pPr>
+      <w:r>
+        <w:rPr>
+          <w:lang w:val="en-US"/>
+        </w:rPr>
+        <w:t>CCTV INSTALLATION</w:t>
+      </w:r>
+      <w:r>
+        <w:rPr>
+          <w:lang w:val="en-US"/>
+        </w:rPr>
+        <w:tab/>
       </w:r>
     </w:p>
     <w:p>
@@ -3024,20 +3019,13 @@
         <w:rPr>
           <w:lang w:val="en-US"/>
         </w:rPr>
-        <w:t>This involves the Footer that consist of contact, copyright information, legal, and privacy</w:t>
-      </w:r>
-    </w:p>
-    <w:p>
-      <w:pPr>
-        <w:rPr>
-          <w:lang w:val="en-US"/>
-        </w:rPr>
-      </w:pPr>
-      <w:r>
-        <w:rPr>
-          <w:lang w:val="en-US"/>
-        </w:rPr>
-        <w:t>ARMED RESPONSE</w:t>
+        <w:t>Contains</w:t>
+      </w:r>
+      <w:r>
+        <w:rPr>
+          <w:lang w:val="en-US"/>
+        </w:rPr>
+        <w:t xml:space="preserve"> detailed information about CCTV installation services</w:t>
       </w:r>
     </w:p>
     <w:p>
@@ -3055,7 +3043,31 @@
         <w:rPr>
           <w:lang w:val="en-US"/>
         </w:rPr>
-        <w:t>Contains more detailed information about armed response service.</w:t>
+        <w:t xml:space="preserve">This involves the Header that consists </w:t>
+      </w:r>
+      <w:r>
+        <w:rPr>
+          <w:lang w:val="en-US"/>
+        </w:rPr>
+        <w:t xml:space="preserve">of </w:t>
+      </w:r>
+      <w:r>
+        <w:rPr>
+          <w:lang w:val="en-US"/>
+        </w:rPr>
+        <w:t>company name, logo,</w:t>
+      </w:r>
+      <w:r>
+        <w:rPr>
+          <w:lang w:val="en-US"/>
+        </w:rPr>
+        <w:t xml:space="preserve"> search bar, </w:t>
+      </w:r>
+      <w:r>
+        <w:rPr>
+          <w:lang w:val="en-US"/>
+        </w:rPr>
+        <w:t>and navigation to other pages.</w:t>
       </w:r>
     </w:p>
     <w:p>
@@ -3073,31 +3085,43 @@
         <w:rPr>
           <w:lang w:val="en-US"/>
         </w:rPr>
-        <w:t xml:space="preserve">This involves the Header that consists </w:t>
-      </w:r>
-      <w:r>
-        <w:rPr>
-          <w:lang w:val="en-US"/>
-        </w:rPr>
-        <w:t>of</w:t>
-      </w:r>
-      <w:r>
-        <w:rPr>
-          <w:lang w:val="en-US"/>
-        </w:rPr>
-        <w:t xml:space="preserve"> logo,</w:t>
-      </w:r>
-      <w:r>
-        <w:rPr>
-          <w:lang w:val="en-US"/>
-        </w:rPr>
-        <w:t xml:space="preserve"> search bar, </w:t>
-      </w:r>
-      <w:r>
-        <w:rPr>
-          <w:lang w:val="en-US"/>
-        </w:rPr>
-        <w:t>and navigation to other pages.</w:t>
+        <w:t>The main section</w:t>
+      </w:r>
+      <w:r>
+        <w:rPr>
+          <w:lang w:val="en-US"/>
+        </w:rPr>
+        <w:t xml:space="preserve"> contains</w:t>
+      </w:r>
+      <w:r>
+        <w:rPr>
+          <w:lang w:val="en-US"/>
+        </w:rPr>
+        <w:t xml:space="preserve"> </w:t>
+      </w:r>
+      <w:r>
+        <w:rPr>
+          <w:lang w:val="en-US"/>
+        </w:rPr>
+        <w:t>CCTV installation like explanation, importance, features and how the service works</w:t>
+      </w:r>
+      <w:r>
+        <w:rPr>
+          <w:lang w:val="en-US"/>
+        </w:rPr>
+        <w:t xml:space="preserve"> and a direct link to Apply</w:t>
+      </w:r>
+      <w:r>
+        <w:rPr>
+          <w:lang w:val="en-US"/>
+        </w:rPr>
+        <w:t>.</w:t>
+      </w:r>
+      <w:r>
+        <w:rPr>
+          <w:lang w:val="en-US"/>
+        </w:rPr>
+        <w:t xml:space="preserve"> </w:t>
       </w:r>
     </w:p>
     <w:p>
@@ -3115,19 +3139,7 @@
         <w:rPr>
           <w:lang w:val="en-US"/>
         </w:rPr>
-        <w:t xml:space="preserve">The main section </w:t>
-      </w:r>
-      <w:r>
-        <w:rPr>
-          <w:lang w:val="en-US"/>
-        </w:rPr>
-        <w:t>about armed response like explanation, benefits, how the service work and coverage age</w:t>
-      </w:r>
-      <w:r>
-        <w:rPr>
-          <w:lang w:val="en-US"/>
-        </w:rPr>
-        <w:t xml:space="preserve"> and a direct link to Apply.</w:t>
+        <w:t>The side bar to add additional information.</w:t>
       </w:r>
     </w:p>
     <w:p>
@@ -3145,7 +3157,13 @@
         <w:rPr>
           <w:lang w:val="en-US"/>
         </w:rPr>
-        <w:t>The side bar to add additional information.</w:t>
+        <w:t>This involves the Footer that consist of contact, copyright information, legal, and privacy</w:t>
+      </w:r>
+      <w:r>
+        <w:rPr>
+          <w:lang w:val="en-US"/>
+        </w:rPr>
+        <w:t>.</w:t>
       </w:r>
     </w:p>
     <w:p>
@@ -3163,20 +3181,32 @@
         <w:rPr>
           <w:lang w:val="en-US"/>
         </w:rPr>
-        <w:t>This involves the Footer that consist of contact, copyright information, legal, and privacy</w:t>
-      </w:r>
-    </w:p>
-    <w:p>
-      <w:pPr>
-        <w:rPr>
-          <w:lang w:val="en-US"/>
-        </w:rPr>
-      </w:pPr>
-      <w:r>
-        <w:rPr>
-          <w:lang w:val="en-US"/>
-        </w:rPr>
-        <w:t>ACCESS CONTROL</w:t>
+        <w:t xml:space="preserve">This page will be found in the </w:t>
+      </w:r>
+      <w:r>
+        <w:rPr>
+          <w:lang w:val="en-US"/>
+        </w:rPr>
+        <w:t>services page</w:t>
+      </w:r>
+      <w:r>
+        <w:rPr>
+          <w:lang w:val="en-US"/>
+        </w:rPr>
+        <w:t xml:space="preserve"> as a link.</w:t>
+      </w:r>
+    </w:p>
+    <w:p>
+      <w:pPr>
+        <w:rPr>
+          <w:lang w:val="en-US"/>
+        </w:rPr>
+      </w:pPr>
+      <w:r>
+        <w:rPr>
+          <w:lang w:val="en-US"/>
+        </w:rPr>
+        <w:t>ARMED RESPONSE</w:t>
       </w:r>
     </w:p>
     <w:p>
@@ -3194,19 +3224,7 @@
         <w:rPr>
           <w:lang w:val="en-US"/>
         </w:rPr>
-        <w:t>Contains</w:t>
-      </w:r>
-      <w:r>
-        <w:rPr>
-          <w:lang w:val="en-US"/>
-        </w:rPr>
-        <w:t xml:space="preserve"> detailed</w:t>
-      </w:r>
-      <w:r>
-        <w:rPr>
-          <w:lang w:val="en-US"/>
-        </w:rPr>
-        <w:t xml:space="preserve"> information about access control </w:t>
+        <w:t>Contains more detailed information about armed response service.</w:t>
       </w:r>
     </w:p>
     <w:p>
@@ -3224,19 +3242,7 @@
         <w:rPr>
           <w:lang w:val="en-US"/>
         </w:rPr>
-        <w:t>Thi</w:t>
-      </w:r>
-      <w:r>
-        <w:rPr>
-          <w:lang w:val="en-US"/>
-        </w:rPr>
-        <w:t xml:space="preserve">s has </w:t>
-      </w:r>
-      <w:r>
-        <w:rPr>
-          <w:lang w:val="en-US"/>
-        </w:rPr>
-        <w:t xml:space="preserve">the Header that consists </w:t>
+        <w:t xml:space="preserve">This involves the Header that consists </w:t>
       </w:r>
       <w:r>
         <w:rPr>
@@ -3248,25 +3254,13 @@
         <w:rPr>
           <w:lang w:val="en-US"/>
         </w:rPr>
-        <w:t xml:space="preserve"> </w:t>
-      </w:r>
-      <w:r>
-        <w:rPr>
-          <w:lang w:val="en-US"/>
-        </w:rPr>
-        <w:t>logo,</w:t>
-      </w:r>
-      <w:r>
-        <w:rPr>
-          <w:lang w:val="en-US"/>
-        </w:rPr>
-        <w:t xml:space="preserve"> search bar,</w:t>
-      </w:r>
-      <w:r>
-        <w:rPr>
-          <w:lang w:val="en-US"/>
-        </w:rPr>
-        <w:t xml:space="preserve"> </w:t>
+        <w:t xml:space="preserve"> logo,</w:t>
+      </w:r>
+      <w:r>
+        <w:rPr>
+          <w:lang w:val="en-US"/>
+        </w:rPr>
+        <w:t xml:space="preserve"> search bar, </w:t>
       </w:r>
       <w:r>
         <w:rPr>
@@ -3290,19 +3284,13 @@
         <w:rPr>
           <w:lang w:val="en-US"/>
         </w:rPr>
-        <w:t>The main section</w:t>
-      </w:r>
-      <w:r>
-        <w:rPr>
-          <w:lang w:val="en-US"/>
-        </w:rPr>
-        <w:t xml:space="preserve"> has access control</w:t>
-      </w:r>
-      <w:r>
-        <w:rPr>
-          <w:lang w:val="en-US"/>
-        </w:rPr>
-        <w:t xml:space="preserve"> explanation, importance, features and how the service works</w:t>
+        <w:t xml:space="preserve">The main section </w:t>
+      </w:r>
+      <w:r>
+        <w:rPr>
+          <w:lang w:val="en-US"/>
+        </w:rPr>
+        <w:t>about armed response like explanation, benefits, how the service work and coverage age</w:t>
       </w:r>
       <w:r>
         <w:rPr>
@@ -3346,18 +3334,11 @@
         </w:rPr>
         <w:t>This involves the Footer that consist of contact, copyright information, legal, and privacy</w:t>
       </w:r>
-    </w:p>
-    <w:p>
-      <w:pPr>
-        <w:rPr>
-          <w:lang w:val="en-US"/>
-        </w:rPr>
-      </w:pPr>
-      <w:r>
-        <w:rPr>
-          <w:lang w:val="en-US"/>
-        </w:rPr>
-        <w:t>ALARMS</w:t>
+      <w:r>
+        <w:rPr>
+          <w:lang w:val="en-US"/>
+        </w:rPr>
+        <w:t>.</w:t>
       </w:r>
     </w:p>
     <w:p>
@@ -3375,13 +3356,28 @@
         <w:rPr>
           <w:lang w:val="en-US"/>
         </w:rPr>
-        <w:t xml:space="preserve">This page contains </w:t>
-      </w:r>
-      <w:r>
-        <w:rPr>
-          <w:lang w:val="en-US"/>
-        </w:rPr>
-        <w:t xml:space="preserve">detailed information about the alarm services </w:t>
+        <w:t>This page will be found in the services page as a link.</w:t>
+      </w:r>
+    </w:p>
+    <w:p>
+      <w:pPr>
+        <w:pStyle w:val="ListParagraph"/>
+        <w:rPr>
+          <w:lang w:val="en-US"/>
+        </w:rPr>
+      </w:pPr>
+    </w:p>
+    <w:p>
+      <w:pPr>
+        <w:rPr>
+          <w:lang w:val="en-US"/>
+        </w:rPr>
+      </w:pPr>
+      <w:r>
+        <w:rPr>
+          <w:lang w:val="en-US"/>
+        </w:rPr>
+        <w:t>ACCESS CONTROL</w:t>
       </w:r>
     </w:p>
     <w:p>
@@ -3400,37 +3396,19 @@
           <w:lang w:val="en-US"/>
         </w:rPr>
         <w:lastRenderedPageBreak/>
-        <w:t xml:space="preserve">This involves the Header that consists </w:t>
-      </w:r>
-      <w:r>
-        <w:rPr>
-          <w:lang w:val="en-US"/>
-        </w:rPr>
-        <w:t xml:space="preserve">of </w:t>
-      </w:r>
-      <w:r>
-        <w:rPr>
-          <w:lang w:val="en-US"/>
-        </w:rPr>
-        <w:t>company</w:t>
-      </w:r>
-      <w:r>
-        <w:rPr>
-          <w:lang w:val="en-US"/>
-        </w:rPr>
-        <w:t xml:space="preserve"> logo,</w:t>
-      </w:r>
-      <w:r>
-        <w:rPr>
-          <w:lang w:val="en-US"/>
-        </w:rPr>
-        <w:t xml:space="preserve"> search bar, </w:t>
-      </w:r>
-      <w:r>
-        <w:rPr>
-          <w:lang w:val="en-US"/>
-        </w:rPr>
-        <w:t>and navigation to other pages.</w:t>
+        <w:t>Contains</w:t>
+      </w:r>
+      <w:r>
+        <w:rPr>
+          <w:lang w:val="en-US"/>
+        </w:rPr>
+        <w:t xml:space="preserve"> detailed</w:t>
+      </w:r>
+      <w:r>
+        <w:rPr>
+          <w:lang w:val="en-US"/>
+        </w:rPr>
+        <w:t xml:space="preserve"> information about access control </w:t>
       </w:r>
     </w:p>
     <w:p>
@@ -3448,19 +3426,55 @@
         <w:rPr>
           <w:lang w:val="en-US"/>
         </w:rPr>
-        <w:t xml:space="preserve">The main section has alarm services </w:t>
-      </w:r>
-      <w:r>
-        <w:rPr>
-          <w:lang w:val="en-US"/>
-        </w:rPr>
-        <w:t>explanation, importance, features, types of alarm system and how the service works</w:t>
-      </w:r>
-      <w:r>
-        <w:rPr>
-          <w:lang w:val="en-US"/>
-        </w:rPr>
-        <w:t xml:space="preserve"> and a direct link to Apply.</w:t>
+        <w:t>Thi</w:t>
+      </w:r>
+      <w:r>
+        <w:rPr>
+          <w:lang w:val="en-US"/>
+        </w:rPr>
+        <w:t xml:space="preserve">s has </w:t>
+      </w:r>
+      <w:r>
+        <w:rPr>
+          <w:lang w:val="en-US"/>
+        </w:rPr>
+        <w:t xml:space="preserve">the Header that consists </w:t>
+      </w:r>
+      <w:r>
+        <w:rPr>
+          <w:lang w:val="en-US"/>
+        </w:rPr>
+        <w:t>of</w:t>
+      </w:r>
+      <w:r>
+        <w:rPr>
+          <w:lang w:val="en-US"/>
+        </w:rPr>
+        <w:t xml:space="preserve"> </w:t>
+      </w:r>
+      <w:r>
+        <w:rPr>
+          <w:lang w:val="en-US"/>
+        </w:rPr>
+        <w:t>logo,</w:t>
+      </w:r>
+      <w:r>
+        <w:rPr>
+          <w:lang w:val="en-US"/>
+        </w:rPr>
+        <w:t xml:space="preserve"> search bar,</w:t>
+      </w:r>
+      <w:r>
+        <w:rPr>
+          <w:lang w:val="en-US"/>
+        </w:rPr>
+        <w:t xml:space="preserve"> </w:t>
+      </w:r>
+      <w:r>
+        <w:rPr>
+          <w:lang w:val="en-US"/>
+        </w:rPr>
+        <w:t>and navigation to other pages.</w:t>
       </w:r>
     </w:p>
     <w:p>
@@ -3478,20 +3492,25 @@
         <w:rPr>
           <w:lang w:val="en-US"/>
         </w:rPr>
-        <w:t>This involves the Footer that consist of contact, copyright information, legal, and privacy</w:t>
-      </w:r>
-    </w:p>
-    <w:p>
-      <w:pPr>
-        <w:rPr>
-          <w:lang w:val="en-US"/>
-        </w:rPr>
-      </w:pPr>
-      <w:r>
-        <w:rPr>
-          <w:lang w:val="en-US"/>
-        </w:rPr>
-        <w:t>APPLY</w:t>
+        <w:t>The main section</w:t>
+      </w:r>
+      <w:r>
+        <w:rPr>
+          <w:lang w:val="en-US"/>
+        </w:rPr>
+        <w:t xml:space="preserve"> has access control</w:t>
+      </w:r>
+      <w:r>
+        <w:rPr>
+          <w:lang w:val="en-US"/>
+        </w:rPr>
+        <w:t xml:space="preserve"> explanation, importance, features and how the service works</w:t>
+      </w:r>
+      <w:r>
+        <w:rPr>
+          <w:lang w:val="en-US"/>
+        </w:rPr>
+        <w:t xml:space="preserve"> and a direct link to Apply.</w:t>
       </w:r>
     </w:p>
     <w:p>
@@ -3509,31 +3528,7 @@
         <w:rPr>
           <w:lang w:val="en-US"/>
         </w:rPr>
-        <w:t xml:space="preserve">This involves the Header that consists </w:t>
-      </w:r>
-      <w:r>
-        <w:rPr>
-          <w:lang w:val="en-US"/>
-        </w:rPr>
-        <w:t xml:space="preserve">of </w:t>
-      </w:r>
-      <w:r>
-        <w:rPr>
-          <w:lang w:val="en-US"/>
-        </w:rPr>
-        <w:t>company logo,</w:t>
-      </w:r>
-      <w:r>
-        <w:rPr>
-          <w:lang w:val="en-US"/>
-        </w:rPr>
-        <w:t xml:space="preserve"> search bar, </w:t>
-      </w:r>
-      <w:r>
-        <w:rPr>
-          <w:lang w:val="en-US"/>
-        </w:rPr>
-        <w:t>and navigation to other pages.</w:t>
+        <w:t>The side bar to add additional information.</w:t>
       </w:r>
     </w:p>
     <w:p>
@@ -3551,19 +3546,7 @@
         <w:rPr>
           <w:lang w:val="en-US"/>
         </w:rPr>
-        <w:t>This will contain a form that will let users fill in their information and apply</w:t>
-      </w:r>
-      <w:r>
-        <w:rPr>
-          <w:lang w:val="en-US"/>
-        </w:rPr>
-        <w:t xml:space="preserve"> for a service of their choice</w:t>
-      </w:r>
-      <w:r>
-        <w:rPr>
-          <w:lang w:val="en-US"/>
-        </w:rPr>
-        <w:t xml:space="preserve"> in the main section</w:t>
+        <w:t>This involves the Footer that consist of contact, copyright information, legal, and privacy</w:t>
       </w:r>
       <w:r>
         <w:rPr>
@@ -3587,7 +3570,28 @@
         <w:rPr>
           <w:lang w:val="en-US"/>
         </w:rPr>
-        <w:t>The side bar to add additional information.</w:t>
+        <w:t>This page will be found in the services page as a link.</w:t>
+      </w:r>
+    </w:p>
+    <w:p>
+      <w:pPr>
+        <w:pStyle w:val="ListParagraph"/>
+        <w:rPr>
+          <w:lang w:val="en-US"/>
+        </w:rPr>
+      </w:pPr>
+    </w:p>
+    <w:p>
+      <w:pPr>
+        <w:rPr>
+          <w:lang w:val="en-US"/>
+        </w:rPr>
+      </w:pPr>
+      <w:r>
+        <w:rPr>
+          <w:lang w:val="en-US"/>
+        </w:rPr>
+        <w:t>ALARMS</w:t>
       </w:r>
     </w:p>
     <w:p>
@@ -3605,56 +3609,13 @@
         <w:rPr>
           <w:lang w:val="en-US"/>
         </w:rPr>
-        <w:t>This involves the Footer that consist of contact, copyright information, legal, and privacy</w:t>
-      </w:r>
-    </w:p>
-    <w:p>
-      <w:pPr>
-        <w:rPr>
-          <w:lang w:val="en-US"/>
-        </w:rPr>
-      </w:pPr>
-    </w:p>
-    <w:p>
-      <w:pPr>
-        <w:rPr>
-          <w:lang w:val="en-US"/>
-        </w:rPr>
-      </w:pPr>
-    </w:p>
-    <w:p>
-      <w:pPr>
-        <w:rPr>
-          <w:lang w:val="en-US"/>
-        </w:rPr>
-      </w:pPr>
-    </w:p>
-    <w:p>
-      <w:pPr>
-        <w:pStyle w:val="Heading1"/>
-        <w:ind w:left="1440" w:firstLine="720"/>
-        <w:rPr>
-          <w:lang w:val="en-US"/>
-        </w:rPr>
-      </w:pPr>
-      <w:r>
-        <w:rPr>
-          <w:lang w:val="en-US"/>
-        </w:rPr>
-        <w:t>TECHNICAL BRIEF</w:t>
-      </w:r>
-    </w:p>
-    <w:p>
-      <w:pPr>
-        <w:rPr>
-          <w:lang w:val="en-US"/>
-        </w:rPr>
-      </w:pPr>
-      <w:r>
-        <w:rPr>
-          <w:lang w:val="en-US"/>
-        </w:rPr>
-        <w:t>I will develop Monameng Security Company using the following technologies and tools.</w:t>
+        <w:t xml:space="preserve">This page contains </w:t>
+      </w:r>
+      <w:r>
+        <w:rPr>
+          <w:lang w:val="en-US"/>
+        </w:rPr>
+        <w:t xml:space="preserve">detailed information about the alarm services </w:t>
       </w:r>
     </w:p>
     <w:p>
@@ -3672,58 +3633,38 @@
         <w:rPr>
           <w:lang w:val="en-US"/>
         </w:rPr>
-        <w:t>HTML5</w:t>
-      </w:r>
-      <w:r>
-        <w:rPr>
-          <w:lang w:val="en-US"/>
-        </w:rPr>
-        <w:t xml:space="preserve"> – </w:t>
-      </w:r>
-      <w:r>
-        <w:rPr>
-          <w:lang w:val="en-US"/>
-        </w:rPr>
-        <w:t>U</w:t>
-      </w:r>
-      <w:r>
-        <w:rPr>
-          <w:lang w:val="en-US"/>
-        </w:rPr>
-        <w:t xml:space="preserve">se HTML to write the </w:t>
-      </w:r>
-      <w:r>
-        <w:rPr>
-          <w:lang w:val="en-US"/>
-        </w:rPr>
-        <w:t>website code.</w:t>
-      </w:r>
-      <w:r>
-        <w:rPr>
-          <w:lang w:val="en-US"/>
-        </w:rPr>
-        <w:t xml:space="preserve"> This will define the semantic layout of the website</w:t>
-      </w:r>
-      <w:r>
-        <w:rPr>
-          <w:lang w:val="en-US"/>
-        </w:rPr>
-        <w:t xml:space="preserve"> like headers, footers, sections and navigation ensuring accessibility.</w:t>
-      </w:r>
-      <w:r>
-        <w:rPr>
-          <w:lang w:val="en-US"/>
-        </w:rPr>
-        <w:t xml:space="preserve"> </w:t>
-      </w:r>
-    </w:p>
-    <w:p>
-      <w:pPr>
-        <w:ind w:left="360"/>
-        <w:rPr>
-          <w:lang w:val="en-US"/>
-        </w:rPr>
-      </w:pPr>
+        <w:t xml:space="preserve">This involves the Header that consists </w:t>
+      </w:r>
+      <w:r>
+        <w:rPr>
+          <w:lang w:val="en-US"/>
+        </w:rPr>
+        <w:t xml:space="preserve">of </w:t>
+      </w:r>
+      <w:r>
+        <w:rPr>
+          <w:lang w:val="en-US"/>
+        </w:rPr>
+        <w:t>company</w:t>
+      </w:r>
+      <w:r>
+        <w:rPr>
+          <w:lang w:val="en-US"/>
+        </w:rPr>
+        <w:t xml:space="preserve"> logo,</w:t>
+      </w:r>
+      <w:r>
+        <w:rPr>
+          <w:lang w:val="en-US"/>
+        </w:rPr>
+        <w:t xml:space="preserve"> search bar, </w:t>
+      </w:r>
+      <w:r>
+        <w:rPr>
+          <w:lang w:val="en-US"/>
+        </w:rPr>
+        <w:t>and navigation to other pages.</w:t>
+      </w:r>
     </w:p>
     <w:p>
       <w:pPr>
@@ -3740,94 +3681,20 @@
         <w:rPr>
           <w:lang w:val="en-US"/>
         </w:rPr>
-        <w:t>CSS3</w:t>
-      </w:r>
-      <w:r>
-        <w:rPr>
-          <w:lang w:val="en-US"/>
-        </w:rPr>
-        <w:t xml:space="preserve"> – </w:t>
-      </w:r>
-      <w:r>
-        <w:rPr>
-          <w:lang w:val="en-US"/>
-        </w:rPr>
-        <w:t>Use CSS3</w:t>
-      </w:r>
-      <w:r>
-        <w:rPr>
-          <w:lang w:val="en-US"/>
-        </w:rPr>
-        <w:t xml:space="preserve"> to</w:t>
-      </w:r>
-      <w:r>
-        <w:rPr>
-          <w:lang w:val="en-US"/>
-        </w:rPr>
-        <w:t xml:space="preserve"> </w:t>
-      </w:r>
-      <w:r>
-        <w:rPr>
-          <w:lang w:val="en-US"/>
-        </w:rPr>
-        <w:t>style Monameng Security Company using CSS3</w:t>
-      </w:r>
-      <w:r>
-        <w:rPr>
-          <w:lang w:val="en-US"/>
-        </w:rPr>
-        <w:t>.</w:t>
-      </w:r>
-      <w:r>
-        <w:rPr>
-          <w:lang w:val="en-US"/>
-        </w:rPr>
-        <w:t xml:space="preserve">CSS3 is responsible for the visual presentation. This includes custom </w:t>
-      </w:r>
-      <w:proofErr w:type="spellStart"/>
-      <w:r>
-        <w:rPr>
-          <w:lang w:val="en-US"/>
-        </w:rPr>
-        <w:t>typograghy</w:t>
-      </w:r>
-      <w:proofErr w:type="spellEnd"/>
-      <w:r>
-        <w:rPr>
-          <w:lang w:val="en-US"/>
-        </w:rPr>
-        <w:t xml:space="preserve">, color palettes consistent </w:t>
-      </w:r>
-      <w:proofErr w:type="spellStart"/>
-      <w:r>
-        <w:rPr>
-          <w:lang w:val="en-US"/>
-        </w:rPr>
-        <w:t>wit</w:t>
-      </w:r>
-      <w:proofErr w:type="spellEnd"/>
-      <w:r>
-        <w:rPr>
-          <w:lang w:val="en-US"/>
-        </w:rPr>
-        <w:t xml:space="preserve"> the Monameng Security brand, and layout positioning.</w:t>
-      </w:r>
-    </w:p>
-    <w:p>
-      <w:pPr>
-        <w:pStyle w:val="ListParagraph"/>
-        <w:rPr>
-          <w:lang w:val="en-US"/>
-        </w:rPr>
-      </w:pPr>
-    </w:p>
-    <w:p>
-      <w:pPr>
-        <w:pStyle w:val="ListParagraph"/>
-        <w:rPr>
-          <w:lang w:val="en-US"/>
-        </w:rPr>
-      </w:pPr>
+        <w:t xml:space="preserve">The main section has alarm services </w:t>
+      </w:r>
+      <w:r>
+        <w:rPr>
+          <w:lang w:val="en-US"/>
+        </w:rPr>
+        <w:t>explanation, importance, features, types of alarm system and how the service works</w:t>
+      </w:r>
+      <w:r>
+        <w:rPr>
+          <w:lang w:val="en-US"/>
+        </w:rPr>
+        <w:t xml:space="preserve"> and a direct link to Apply.</w:t>
+      </w:r>
     </w:p>
     <w:p>
       <w:pPr>
@@ -3844,102 +3711,14 @@
         <w:rPr>
           <w:lang w:val="en-US"/>
         </w:rPr>
-        <w:t>Bootstrap 5</w:t>
-      </w:r>
-      <w:r>
-        <w:rPr>
-          <w:lang w:val="en-US"/>
-        </w:rPr>
-        <w:t xml:space="preserve"> – </w:t>
-      </w:r>
-      <w:r>
-        <w:rPr>
-          <w:lang w:val="en-US"/>
-        </w:rPr>
-        <w:t>U</w:t>
-      </w:r>
-      <w:r>
-        <w:rPr>
-          <w:lang w:val="en-US"/>
-        </w:rPr>
-        <w:t>se Bootstrap 5 to make my website responsive.</w:t>
-      </w:r>
-      <w:r>
-        <w:rPr>
-          <w:lang w:val="en-US"/>
-        </w:rPr>
-        <w:t xml:space="preserve"> Bootstrap 5</w:t>
-      </w:r>
-      <w:r>
-        <w:rPr>
-          <w:lang w:val="en-US"/>
-        </w:rPr>
-        <w:t xml:space="preserve"> </w:t>
-      </w:r>
-      <w:r>
-        <w:rPr>
-          <w:lang w:val="en-US"/>
-        </w:rPr>
-        <w:t xml:space="preserve">is a powerful frontend framework utilized for </w:t>
-      </w:r>
-      <w:proofErr w:type="spellStart"/>
-      <w:proofErr w:type="gramStart"/>
-      <w:r>
-        <w:rPr>
-          <w:lang w:val="en-US"/>
-        </w:rPr>
-        <w:t>it’s</w:t>
-      </w:r>
-      <w:proofErr w:type="spellEnd"/>
-      <w:proofErr w:type="gramEnd"/>
-      <w:r>
-        <w:rPr>
-          <w:lang w:val="en-US"/>
-        </w:rPr>
-        <w:t xml:space="preserve"> grid system.</w:t>
-      </w:r>
-      <w:r>
-        <w:rPr>
-          <w:lang w:val="en-US"/>
-        </w:rPr>
-        <w:t xml:space="preserve"> </w:t>
-      </w:r>
-      <w:r>
-        <w:rPr>
-          <w:lang w:val="en-US"/>
-        </w:rPr>
-        <w:t xml:space="preserve">It </w:t>
-      </w:r>
-      <w:r>
-        <w:rPr>
-          <w:lang w:val="en-US"/>
-        </w:rPr>
-        <w:t xml:space="preserve">ensures website is responsive meaning it will automatically adjust </w:t>
-      </w:r>
-      <w:proofErr w:type="spellStart"/>
-      <w:proofErr w:type="gramStart"/>
-      <w:r>
-        <w:rPr>
-          <w:lang w:val="en-US"/>
-        </w:rPr>
-        <w:t>it’s</w:t>
-      </w:r>
-      <w:proofErr w:type="spellEnd"/>
-      <w:proofErr w:type="gramEnd"/>
-      <w:r>
-        <w:rPr>
-          <w:lang w:val="en-US"/>
-        </w:rPr>
-        <w:t xml:space="preserve"> layout for seamless viewing on smartphone, laptops and tablets.</w:t>
-      </w:r>
-    </w:p>
-    <w:p>
-      <w:pPr>
-        <w:pStyle w:val="ListParagraph"/>
-        <w:rPr>
-          <w:lang w:val="en-US"/>
-        </w:rPr>
-      </w:pPr>
+        <w:t>This involves the Footer that consist of contact, copyright information, legal, and privacy</w:t>
+      </w:r>
+      <w:r>
+        <w:rPr>
+          <w:lang w:val="en-US"/>
+        </w:rPr>
+        <w:t>.</w:t>
+      </w:r>
     </w:p>
     <w:p>
       <w:pPr>
@@ -3956,67 +3735,7 @@
         <w:rPr>
           <w:lang w:val="en-US"/>
         </w:rPr>
-        <w:t>JavaScript (</w:t>
-      </w:r>
-      <w:r>
-        <w:rPr>
-          <w:lang w:val="en-US"/>
-        </w:rPr>
-        <w:t>ES6)</w:t>
-      </w:r>
-      <w:r>
-        <w:rPr>
-          <w:lang w:val="en-US"/>
-        </w:rPr>
-        <w:t xml:space="preserve"> – To make</w:t>
-      </w:r>
-      <w:r>
-        <w:rPr>
-          <w:lang w:val="en-US"/>
-        </w:rPr>
-        <w:t xml:space="preserve"> the</w:t>
-      </w:r>
-      <w:r>
-        <w:rPr>
-          <w:lang w:val="en-US"/>
-        </w:rPr>
-        <w:t xml:space="preserve"> website interactive </w:t>
-      </w:r>
-      <w:r>
-        <w:rPr>
-          <w:lang w:val="en-US"/>
-        </w:rPr>
-        <w:t>JavaScript</w:t>
-      </w:r>
-      <w:r>
-        <w:rPr>
-          <w:lang w:val="en-US"/>
-        </w:rPr>
-        <w:t xml:space="preserve"> will be used</w:t>
-      </w:r>
-      <w:r>
-        <w:rPr>
-          <w:lang w:val="en-US"/>
-        </w:rPr>
-        <w:t>.</w:t>
-      </w:r>
-      <w:r>
-        <w:rPr>
-          <w:lang w:val="en-US"/>
-        </w:rPr>
-        <w:t xml:space="preserve"> JavaScript is implemented to add interactivity</w:t>
-      </w:r>
-      <w:r>
-        <w:rPr>
-          <w:lang w:val="en-US"/>
-        </w:rPr>
-        <w:t xml:space="preserve">. </w:t>
-      </w:r>
-      <w:r>
-        <w:rPr>
-          <w:lang w:val="en-US"/>
-        </w:rPr>
-        <w:t xml:space="preserve">This includes features like form validation, interactive maps for security locations and animated elements. </w:t>
+        <w:t>This page will be found in the services page as a link.</w:t>
       </w:r>
     </w:p>
     <w:p>
@@ -4029,11 +3748,45 @@
     </w:p>
     <w:p>
       <w:pPr>
-        <w:pStyle w:val="ListParagraph"/>
-        <w:rPr>
-          <w:lang w:val="en-US"/>
-        </w:rPr>
-      </w:pPr>
+        <w:rPr>
+          <w:lang w:val="en-US"/>
+        </w:rPr>
+      </w:pPr>
+    </w:p>
+    <w:p>
+      <w:pPr>
+        <w:rPr>
+          <w:lang w:val="en-US"/>
+        </w:rPr>
+      </w:pPr>
+    </w:p>
+    <w:p>
+      <w:pPr>
+        <w:pStyle w:val="Heading1"/>
+        <w:ind w:left="1440" w:firstLine="720"/>
+        <w:rPr>
+          <w:lang w:val="en-US"/>
+        </w:rPr>
+      </w:pPr>
+      <w:r>
+        <w:rPr>
+          <w:lang w:val="en-US"/>
+        </w:rPr>
+        <w:t>TECHNICAL BRIEF</w:t>
+      </w:r>
+    </w:p>
+    <w:p>
+      <w:pPr>
+        <w:rPr>
+          <w:lang w:val="en-US"/>
+        </w:rPr>
+      </w:pPr>
+      <w:r>
+        <w:rPr>
+          <w:lang w:val="en-US"/>
+        </w:rPr>
+        <w:t>I will develop Monameng Security Company using the following technologies and tools.</w:t>
+      </w:r>
     </w:p>
     <w:p>
       <w:pPr>
@@ -4050,7 +3803,43 @@
         <w:rPr>
           <w:lang w:val="en-US"/>
         </w:rPr>
-        <w:t>Visual Studio Code</w:t>
+        <w:t>HTML5</w:t>
+      </w:r>
+      <w:r>
+        <w:rPr>
+          <w:lang w:val="en-US"/>
+        </w:rPr>
+        <w:t xml:space="preserve"> – </w:t>
+      </w:r>
+      <w:r>
+        <w:rPr>
+          <w:lang w:val="en-US"/>
+        </w:rPr>
+        <w:t>U</w:t>
+      </w:r>
+      <w:r>
+        <w:rPr>
+          <w:lang w:val="en-US"/>
+        </w:rPr>
+        <w:t xml:space="preserve">se HTML to write the </w:t>
+      </w:r>
+      <w:r>
+        <w:rPr>
+          <w:lang w:val="en-US"/>
+        </w:rPr>
+        <w:t>website code.</w:t>
+      </w:r>
+      <w:r>
+        <w:rPr>
+          <w:lang w:val="en-US"/>
+        </w:rPr>
+        <w:t xml:space="preserve"> This will define the semantic layout of the website</w:t>
+      </w:r>
+      <w:r>
+        <w:rPr>
+          <w:lang w:val="en-US"/>
+        </w:rPr>
+        <w:t xml:space="preserve"> like headers, footers, sections and navigation ensuring accessibility.</w:t>
       </w:r>
       <w:r>
         <w:rPr>
@@ -4058,34 +3847,10 @@
         </w:rPr>
         <w:t xml:space="preserve"> </w:t>
       </w:r>
-      <w:r>
-        <w:rPr>
-          <w:lang w:val="en-US"/>
-        </w:rPr>
-        <w:t>– Use</w:t>
-      </w:r>
-      <w:r>
-        <w:rPr>
-          <w:lang w:val="en-US"/>
-        </w:rPr>
-        <w:t xml:space="preserve"> of Visual Studio Code as </w:t>
-      </w:r>
-      <w:r>
-        <w:rPr>
-          <w:lang w:val="en-US"/>
-        </w:rPr>
-        <w:t>a text editor to code my website.</w:t>
-      </w:r>
-      <w:r>
-        <w:rPr>
-          <w:lang w:val="en-US"/>
-        </w:rPr>
-        <w:t xml:space="preserve"> VS code is Integrated Development Environment (IDE) that is easy to use. It is customized with extensions like live server to maintain clean code and speed up development workflow.</w:t>
-      </w:r>
-    </w:p>
-    <w:p>
-      <w:pPr>
-        <w:pStyle w:val="ListParagraph"/>
+    </w:p>
+    <w:p>
+      <w:pPr>
+        <w:ind w:left="360"/>
         <w:rPr>
           <w:lang w:val="en-US"/>
         </w:rPr>
@@ -4106,7 +3871,372 @@
         <w:rPr>
           <w:lang w:val="en-US"/>
         </w:rPr>
-        <w:lastRenderedPageBreak/>
+        <w:t>CSS3</w:t>
+      </w:r>
+      <w:r>
+        <w:rPr>
+          <w:lang w:val="en-US"/>
+        </w:rPr>
+        <w:t xml:space="preserve"> – </w:t>
+      </w:r>
+      <w:r>
+        <w:rPr>
+          <w:lang w:val="en-US"/>
+        </w:rPr>
+        <w:t>Use CSS3</w:t>
+      </w:r>
+      <w:r>
+        <w:rPr>
+          <w:lang w:val="en-US"/>
+        </w:rPr>
+        <w:t xml:space="preserve"> to</w:t>
+      </w:r>
+      <w:r>
+        <w:rPr>
+          <w:lang w:val="en-US"/>
+        </w:rPr>
+        <w:t xml:space="preserve"> </w:t>
+      </w:r>
+      <w:r>
+        <w:rPr>
+          <w:lang w:val="en-US"/>
+        </w:rPr>
+        <w:t>style Monameng Security Company using CSS3</w:t>
+      </w:r>
+      <w:r>
+        <w:rPr>
+          <w:lang w:val="en-US"/>
+        </w:rPr>
+        <w:t>.</w:t>
+      </w:r>
+      <w:r>
+        <w:rPr>
+          <w:lang w:val="en-US"/>
+        </w:rPr>
+        <w:t xml:space="preserve">CSS3 is responsible for the visual presentation. This includes custom </w:t>
+      </w:r>
+      <w:proofErr w:type="spellStart"/>
+      <w:r>
+        <w:rPr>
+          <w:lang w:val="en-US"/>
+        </w:rPr>
+        <w:t>typograghy</w:t>
+      </w:r>
+      <w:proofErr w:type="spellEnd"/>
+      <w:r>
+        <w:rPr>
+          <w:lang w:val="en-US"/>
+        </w:rPr>
+        <w:t xml:space="preserve">, color palettes consistent </w:t>
+      </w:r>
+      <w:proofErr w:type="spellStart"/>
+      <w:r>
+        <w:rPr>
+          <w:lang w:val="en-US"/>
+        </w:rPr>
+        <w:t>wit</w:t>
+      </w:r>
+      <w:proofErr w:type="spellEnd"/>
+      <w:r>
+        <w:rPr>
+          <w:lang w:val="en-US"/>
+        </w:rPr>
+        <w:t xml:space="preserve"> the Monameng Security brand, and layout positioning.</w:t>
+      </w:r>
+    </w:p>
+    <w:p>
+      <w:pPr>
+        <w:pStyle w:val="ListParagraph"/>
+        <w:rPr>
+          <w:lang w:val="en-US"/>
+        </w:rPr>
+      </w:pPr>
+    </w:p>
+    <w:p>
+      <w:pPr>
+        <w:pStyle w:val="ListParagraph"/>
+        <w:rPr>
+          <w:lang w:val="en-US"/>
+        </w:rPr>
+      </w:pPr>
+    </w:p>
+    <w:p>
+      <w:pPr>
+        <w:pStyle w:val="ListParagraph"/>
+        <w:numPr>
+          <w:ilvl w:val="0"/>
+          <w:numId w:val="3"/>
+        </w:numPr>
+        <w:rPr>
+          <w:lang w:val="en-US"/>
+        </w:rPr>
+      </w:pPr>
+      <w:r>
+        <w:rPr>
+          <w:lang w:val="en-US"/>
+        </w:rPr>
+        <w:t>Bootstrap 5</w:t>
+      </w:r>
+      <w:r>
+        <w:rPr>
+          <w:lang w:val="en-US"/>
+        </w:rPr>
+        <w:t xml:space="preserve"> – </w:t>
+      </w:r>
+      <w:r>
+        <w:rPr>
+          <w:lang w:val="en-US"/>
+        </w:rPr>
+        <w:t>U</w:t>
+      </w:r>
+      <w:r>
+        <w:rPr>
+          <w:lang w:val="en-US"/>
+        </w:rPr>
+        <w:t>se Bootstrap 5 to make my website responsive.</w:t>
+      </w:r>
+      <w:r>
+        <w:rPr>
+          <w:lang w:val="en-US"/>
+        </w:rPr>
+        <w:t xml:space="preserve"> Bootstrap 5</w:t>
+      </w:r>
+      <w:r>
+        <w:rPr>
+          <w:lang w:val="en-US"/>
+        </w:rPr>
+        <w:t xml:space="preserve"> </w:t>
+      </w:r>
+      <w:r>
+        <w:rPr>
+          <w:lang w:val="en-US"/>
+        </w:rPr>
+        <w:t xml:space="preserve">is a powerful frontend framework utilized for </w:t>
+      </w:r>
+      <w:proofErr w:type="spellStart"/>
+      <w:proofErr w:type="gramStart"/>
+      <w:r>
+        <w:rPr>
+          <w:lang w:val="en-US"/>
+        </w:rPr>
+        <w:t>it’s</w:t>
+      </w:r>
+      <w:proofErr w:type="spellEnd"/>
+      <w:proofErr w:type="gramEnd"/>
+      <w:r>
+        <w:rPr>
+          <w:lang w:val="en-US"/>
+        </w:rPr>
+        <w:t xml:space="preserve"> grid system.</w:t>
+      </w:r>
+      <w:r>
+        <w:rPr>
+          <w:lang w:val="en-US"/>
+        </w:rPr>
+        <w:t xml:space="preserve"> </w:t>
+      </w:r>
+      <w:r>
+        <w:rPr>
+          <w:lang w:val="en-US"/>
+        </w:rPr>
+        <w:t xml:space="preserve">It </w:t>
+      </w:r>
+      <w:r>
+        <w:rPr>
+          <w:lang w:val="en-US"/>
+        </w:rPr>
+        <w:t xml:space="preserve">ensures website is responsive meaning it will automatically adjust </w:t>
+      </w:r>
+      <w:proofErr w:type="spellStart"/>
+      <w:proofErr w:type="gramStart"/>
+      <w:r>
+        <w:rPr>
+          <w:lang w:val="en-US"/>
+        </w:rPr>
+        <w:t>it’s</w:t>
+      </w:r>
+      <w:proofErr w:type="spellEnd"/>
+      <w:proofErr w:type="gramEnd"/>
+      <w:r>
+        <w:rPr>
+          <w:lang w:val="en-US"/>
+        </w:rPr>
+        <w:t xml:space="preserve"> layout for seamless viewing on smartphone, laptops and tablets.</w:t>
+      </w:r>
+    </w:p>
+    <w:p>
+      <w:pPr>
+        <w:pStyle w:val="ListParagraph"/>
+        <w:rPr>
+          <w:lang w:val="en-US"/>
+        </w:rPr>
+      </w:pPr>
+    </w:p>
+    <w:p>
+      <w:pPr>
+        <w:pStyle w:val="ListParagraph"/>
+        <w:numPr>
+          <w:ilvl w:val="0"/>
+          <w:numId w:val="3"/>
+        </w:numPr>
+        <w:rPr>
+          <w:lang w:val="en-US"/>
+        </w:rPr>
+      </w:pPr>
+      <w:r>
+        <w:rPr>
+          <w:lang w:val="en-US"/>
+        </w:rPr>
+        <w:t>JavaScript (</w:t>
+      </w:r>
+      <w:r>
+        <w:rPr>
+          <w:lang w:val="en-US"/>
+        </w:rPr>
+        <w:t>ES6)</w:t>
+      </w:r>
+      <w:r>
+        <w:rPr>
+          <w:lang w:val="en-US"/>
+        </w:rPr>
+        <w:t xml:space="preserve"> – To make</w:t>
+      </w:r>
+      <w:r>
+        <w:rPr>
+          <w:lang w:val="en-US"/>
+        </w:rPr>
+        <w:t xml:space="preserve"> the</w:t>
+      </w:r>
+      <w:r>
+        <w:rPr>
+          <w:lang w:val="en-US"/>
+        </w:rPr>
+        <w:t xml:space="preserve"> website interactive </w:t>
+      </w:r>
+      <w:r>
+        <w:rPr>
+          <w:lang w:val="en-US"/>
+        </w:rPr>
+        <w:t>JavaScript</w:t>
+      </w:r>
+      <w:r>
+        <w:rPr>
+          <w:lang w:val="en-US"/>
+        </w:rPr>
+        <w:t xml:space="preserve"> will be used</w:t>
+      </w:r>
+      <w:r>
+        <w:rPr>
+          <w:lang w:val="en-US"/>
+        </w:rPr>
+        <w:t>.</w:t>
+      </w:r>
+      <w:r>
+        <w:rPr>
+          <w:lang w:val="en-US"/>
+        </w:rPr>
+        <w:t xml:space="preserve"> JavaScript is implemented to add interactivity</w:t>
+      </w:r>
+      <w:r>
+        <w:rPr>
+          <w:lang w:val="en-US"/>
+        </w:rPr>
+        <w:t xml:space="preserve">. </w:t>
+      </w:r>
+      <w:r>
+        <w:rPr>
+          <w:lang w:val="en-US"/>
+        </w:rPr>
+        <w:t xml:space="preserve">This includes features like form validation, interactive maps for security locations and animated elements. </w:t>
+      </w:r>
+    </w:p>
+    <w:p>
+      <w:pPr>
+        <w:pStyle w:val="ListParagraph"/>
+        <w:rPr>
+          <w:lang w:val="en-US"/>
+        </w:rPr>
+      </w:pPr>
+    </w:p>
+    <w:p>
+      <w:pPr>
+        <w:pStyle w:val="ListParagraph"/>
+        <w:rPr>
+          <w:lang w:val="en-US"/>
+        </w:rPr>
+      </w:pPr>
+    </w:p>
+    <w:p>
+      <w:pPr>
+        <w:pStyle w:val="ListParagraph"/>
+        <w:numPr>
+          <w:ilvl w:val="0"/>
+          <w:numId w:val="3"/>
+        </w:numPr>
+        <w:rPr>
+          <w:lang w:val="en-US"/>
+        </w:rPr>
+      </w:pPr>
+      <w:r>
+        <w:rPr>
+          <w:lang w:val="en-US"/>
+        </w:rPr>
+        <w:t>Visual Studio Code</w:t>
+      </w:r>
+      <w:r>
+        <w:rPr>
+          <w:lang w:val="en-US"/>
+        </w:rPr>
+        <w:t xml:space="preserve"> </w:t>
+      </w:r>
+      <w:r>
+        <w:rPr>
+          <w:lang w:val="en-US"/>
+        </w:rPr>
+        <w:t>– Use</w:t>
+      </w:r>
+      <w:r>
+        <w:rPr>
+          <w:lang w:val="en-US"/>
+        </w:rPr>
+        <w:t xml:space="preserve"> of Visual Studio Code as </w:t>
+      </w:r>
+      <w:r>
+        <w:rPr>
+          <w:lang w:val="en-US"/>
+        </w:rPr>
+        <w:t>a text editor to code my website.</w:t>
+      </w:r>
+      <w:r>
+        <w:rPr>
+          <w:lang w:val="en-US"/>
+        </w:rPr>
+        <w:t xml:space="preserve"> VS code is Integrated Development Environment (IDE) that is easy to use. It is customized with extensions like live server to maintain clean code and speed up development workflow.</w:t>
+      </w:r>
+    </w:p>
+    <w:p>
+      <w:pPr>
+        <w:pStyle w:val="ListParagraph"/>
+        <w:rPr>
+          <w:lang w:val="en-US"/>
+        </w:rPr>
+      </w:pPr>
+    </w:p>
+    <w:p>
+      <w:pPr>
+        <w:pStyle w:val="ListParagraph"/>
+        <w:numPr>
+          <w:ilvl w:val="0"/>
+          <w:numId w:val="3"/>
+        </w:numPr>
+        <w:rPr>
+          <w:lang w:val="en-US"/>
+        </w:rPr>
+      </w:pPr>
+      <w:r>
+        <w:rPr>
+          <w:lang w:val="en-US"/>
+        </w:rPr>
         <w:t xml:space="preserve">Git and </w:t>
       </w:r>
       <w:r>
@@ -4618,10 +4748,10 @@
           <w:lang w:val="en-US"/>
         </w:rPr>
         <w:drawing>
-          <wp:inline distT="0" distB="0" distL="0" distR="0" wp14:anchorId="27FE091E" wp14:editId="642FA32A">
-            <wp:extent cx="5731510" cy="3216275"/>
-            <wp:effectExtent l="0" t="0" r="2540" b="3175"/>
-            <wp:docPr id="542203795" name="Picture 2"/>
+          <wp:inline distT="0" distB="0" distL="0" distR="0" wp14:anchorId="329B9495" wp14:editId="78BD0720">
+            <wp:extent cx="5731510" cy="3298825"/>
+            <wp:effectExtent l="0" t="0" r="2540" b="0"/>
+            <wp:docPr id="523415935" name="Picture 1"/>
             <wp:cNvGraphicFramePr>
               <a:graphicFrameLocks xmlns:a="http://schemas.openxmlformats.org/drawingml/2006/main" noChangeAspect="1"/>
             </wp:cNvGraphicFramePr>
@@ -4629,7 +4759,7 @@
               <a:graphicData uri="http://schemas.openxmlformats.org/drawingml/2006/picture">
                 <pic:pic xmlns:pic="http://schemas.openxmlformats.org/drawingml/2006/picture">
                   <pic:nvPicPr>
-                    <pic:cNvPr id="542203795" name="Picture 542203795"/>
+                    <pic:cNvPr id="523415935" name="Picture 523415935"/>
                     <pic:cNvPicPr/>
                   </pic:nvPicPr>
                   <pic:blipFill>
@@ -4647,7 +4777,7 @@
                   <pic:spPr>
                     <a:xfrm>
                       <a:off x="0" y="0"/>
-                      <a:ext cx="5731510" cy="3216275"/>
+                      <a:ext cx="5731510" cy="3298825"/>
                     </a:xfrm>
                     <a:prstGeom prst="rect">
                       <a:avLst/>
@@ -5062,10 +5192,10 @@
           <w:lang w:val="en-US"/>
         </w:rPr>
         <w:drawing>
-          <wp:inline distT="0" distB="0" distL="0" distR="0" wp14:anchorId="22FF3622" wp14:editId="208E4F9D">
-            <wp:extent cx="5731510" cy="4030980"/>
-            <wp:effectExtent l="0" t="0" r="2540" b="7620"/>
-            <wp:docPr id="1048688321" name="Picture 4"/>
+          <wp:inline distT="0" distB="0" distL="0" distR="0" wp14:anchorId="3A388ADB" wp14:editId="39E4DF9A">
+            <wp:extent cx="5731510" cy="3887470"/>
+            <wp:effectExtent l="0" t="0" r="2540" b="0"/>
+            <wp:docPr id="1104566153" name="Picture 2"/>
             <wp:cNvGraphicFramePr>
               <a:graphicFrameLocks xmlns:a="http://schemas.openxmlformats.org/drawingml/2006/main" noChangeAspect="1"/>
             </wp:cNvGraphicFramePr>
@@ -5073,7 +5203,7 @@
               <a:graphicData uri="http://schemas.openxmlformats.org/drawingml/2006/picture">
                 <pic:pic xmlns:pic="http://schemas.openxmlformats.org/drawingml/2006/picture">
                   <pic:nvPicPr>
-                    <pic:cNvPr id="1048688321" name="Picture 1048688321"/>
+                    <pic:cNvPr id="1104566153" name="Picture 1104566153"/>
                     <pic:cNvPicPr/>
                   </pic:nvPicPr>
                   <pic:blipFill>
@@ -5091,7 +5221,7 @@
                   <pic:spPr>
                     <a:xfrm>
                       <a:off x="0" y="0"/>
-                      <a:ext cx="5731510" cy="4030980"/>
+                      <a:ext cx="5731510" cy="3887470"/>
                     </a:xfrm>
                     <a:prstGeom prst="rect">
                       <a:avLst/>
@@ -5436,10 +5566,10 @@
           <w:lang w:val="en-US"/>
         </w:rPr>
         <w:drawing>
-          <wp:inline distT="0" distB="0" distL="0" distR="0" wp14:anchorId="00E3147A" wp14:editId="28FA2C9D">
-            <wp:extent cx="5731510" cy="3909695"/>
+          <wp:inline distT="0" distB="0" distL="0" distR="0" wp14:anchorId="72080658" wp14:editId="79D2D342">
+            <wp:extent cx="5731510" cy="4024630"/>
             <wp:effectExtent l="0" t="0" r="2540" b="0"/>
-            <wp:docPr id="1282746803" name="Picture 6"/>
+            <wp:docPr id="1534855460" name="Picture 3"/>
             <wp:cNvGraphicFramePr>
               <a:graphicFrameLocks xmlns:a="http://schemas.openxmlformats.org/drawingml/2006/main" noChangeAspect="1"/>
             </wp:cNvGraphicFramePr>
@@ -5447,7 +5577,7 @@
               <a:graphicData uri="http://schemas.openxmlformats.org/drawingml/2006/picture">
                 <pic:pic xmlns:pic="http://schemas.openxmlformats.org/drawingml/2006/picture">
                   <pic:nvPicPr>
-                    <pic:cNvPr id="1282746803" name="Picture 1282746803"/>
+                    <pic:cNvPr id="1534855460" name="Picture 1534855460"/>
                     <pic:cNvPicPr/>
                   </pic:nvPicPr>
                   <pic:blipFill>
@@ -5465,7 +5595,7 @@
                   <pic:spPr>
                     <a:xfrm>
                       <a:off x="0" y="0"/>
-                      <a:ext cx="5731510" cy="3909695"/>
+                      <a:ext cx="5731510" cy="4024630"/>
                     </a:xfrm>
                     <a:prstGeom prst="rect">
                       <a:avLst/>
@@ -5770,10 +5900,10 @@
           <w:lang w:val="en-US"/>
         </w:rPr>
         <w:drawing>
-          <wp:inline distT="0" distB="0" distL="0" distR="0" wp14:anchorId="0E9FE151" wp14:editId="4F772603">
-            <wp:extent cx="5731510" cy="3744595"/>
-            <wp:effectExtent l="0" t="0" r="2540" b="8255"/>
-            <wp:docPr id="2112558496" name="Picture 8"/>
+          <wp:inline distT="0" distB="0" distL="0" distR="0" wp14:anchorId="5D4C5AAE" wp14:editId="169D27F9">
+            <wp:extent cx="5731510" cy="3773805"/>
+            <wp:effectExtent l="0" t="0" r="2540" b="0"/>
+            <wp:docPr id="1536822352" name="Picture 4"/>
             <wp:cNvGraphicFramePr>
               <a:graphicFrameLocks xmlns:a="http://schemas.openxmlformats.org/drawingml/2006/main" noChangeAspect="1"/>
             </wp:cNvGraphicFramePr>
@@ -5781,7 +5911,7 @@
               <a:graphicData uri="http://schemas.openxmlformats.org/drawingml/2006/picture">
                 <pic:pic xmlns:pic="http://schemas.openxmlformats.org/drawingml/2006/picture">
                   <pic:nvPicPr>
-                    <pic:cNvPr id="2112558496" name="Picture 2112558496"/>
+                    <pic:cNvPr id="1536822352" name="Picture 1536822352"/>
                     <pic:cNvPicPr/>
                   </pic:nvPicPr>
                   <pic:blipFill>
@@ -5799,7 +5929,7 @@
                   <pic:spPr>
                     <a:xfrm>
                       <a:off x="0" y="0"/>
-                      <a:ext cx="5731510" cy="3744595"/>
+                      <a:ext cx="5731510" cy="3773805"/>
                     </a:xfrm>
                     <a:prstGeom prst="rect">
                       <a:avLst/>
@@ -6042,10 +6172,10 @@
           <w:lang w:val="en-US"/>
         </w:rPr>
         <w:drawing>
-          <wp:inline distT="0" distB="0" distL="0" distR="0" wp14:anchorId="1A85C42B" wp14:editId="07AE942D">
-            <wp:extent cx="5731510" cy="3863975"/>
-            <wp:effectExtent l="0" t="0" r="2540" b="3175"/>
-            <wp:docPr id="709613777" name="Picture 12"/>
+          <wp:inline distT="0" distB="0" distL="0" distR="0" wp14:anchorId="33B84FEA" wp14:editId="53FE07E2">
+            <wp:extent cx="5731510" cy="4156710"/>
+            <wp:effectExtent l="0" t="0" r="2540" b="0"/>
+            <wp:docPr id="1362405419" name="Picture 5"/>
             <wp:cNvGraphicFramePr>
               <a:graphicFrameLocks xmlns:a="http://schemas.openxmlformats.org/drawingml/2006/main" noChangeAspect="1"/>
             </wp:cNvGraphicFramePr>
@@ -6053,7 +6183,7 @@
               <a:graphicData uri="http://schemas.openxmlformats.org/drawingml/2006/picture">
                 <pic:pic xmlns:pic="http://schemas.openxmlformats.org/drawingml/2006/picture">
                   <pic:nvPicPr>
-                    <pic:cNvPr id="709613777" name="Picture 709613777"/>
+                    <pic:cNvPr id="1362405419" name="Picture 1362405419"/>
                     <pic:cNvPicPr/>
                   </pic:nvPicPr>
                   <pic:blipFill>
@@ -6071,7 +6201,7 @@
                   <pic:spPr>
                     <a:xfrm>
                       <a:off x="0" y="0"/>
-                      <a:ext cx="5731510" cy="3863975"/>
+                      <a:ext cx="5731510" cy="4156710"/>
                     </a:xfrm>
                     <a:prstGeom prst="rect">
                       <a:avLst/>
@@ -6256,7 +6386,6 @@
         <w:rPr>
           <w:lang w:val="en-US"/>
         </w:rPr>
-        <w:lastRenderedPageBreak/>
         <w:t xml:space="preserve">FEEDBACK PAGE </w:t>
       </w:r>
       <w:proofErr w:type="gramStart"/>
@@ -6422,7 +6551,6 @@
         <w:rPr>
           <w:lang w:val="en-US"/>
         </w:rPr>
-        <w:lastRenderedPageBreak/>
         <w:t>FEEDBACK PAGE HIGH FEDILITY WIREFRAME</w:t>
       </w:r>
     </w:p>
@@ -6439,10 +6567,10 @@
           <w:lang w:val="en-US"/>
         </w:rPr>
         <w:drawing>
-          <wp:inline distT="0" distB="0" distL="0" distR="0" wp14:anchorId="02BD2F63" wp14:editId="65A1B521">
-            <wp:extent cx="5731510" cy="3812540"/>
+          <wp:inline distT="0" distB="0" distL="0" distR="0" wp14:anchorId="5FAB828E" wp14:editId="27C8DA0D">
+            <wp:extent cx="5731510" cy="3968750"/>
             <wp:effectExtent l="0" t="0" r="2540" b="0"/>
-            <wp:docPr id="1682093780" name="Picture 14"/>
+            <wp:docPr id="630401415" name="Picture 6"/>
             <wp:cNvGraphicFramePr>
               <a:graphicFrameLocks xmlns:a="http://schemas.openxmlformats.org/drawingml/2006/main" noChangeAspect="1"/>
             </wp:cNvGraphicFramePr>
@@ -6450,7 +6578,7 @@
               <a:graphicData uri="http://schemas.openxmlformats.org/drawingml/2006/picture">
                 <pic:pic xmlns:pic="http://schemas.openxmlformats.org/drawingml/2006/picture">
                   <pic:nvPicPr>
-                    <pic:cNvPr id="1682093780" name="Picture 1682093780"/>
+                    <pic:cNvPr id="630401415" name="Picture 630401415"/>
                     <pic:cNvPicPr/>
                   </pic:nvPicPr>
                   <pic:blipFill>
@@ -6468,7 +6596,7 @@
                   <pic:spPr>
                     <a:xfrm>
                       <a:off x="0" y="0"/>
-                      <a:ext cx="5731510" cy="3812540"/>
+                      <a:ext cx="5731510" cy="3968750"/>
                     </a:xfrm>
                     <a:prstGeom prst="rect">
                       <a:avLst/>
@@ -6610,7 +6738,6 @@
         <w:rPr>
           <w:lang w:val="en-US"/>
         </w:rPr>
-        <w:lastRenderedPageBreak/>
         <w:t>CCTV INSTALLATION PAGE LOW FEDILITY WIREFRAME</w:t>
       </w:r>
     </w:p>
@@ -6774,7 +6901,6 @@
         <w:rPr>
           <w:lang w:val="en-US"/>
         </w:rPr>
-        <w:lastRenderedPageBreak/>
         <w:t>CCTV INSTALLATION HIGH FEDILITY WIREFRAME</w:t>
       </w:r>
     </w:p>
@@ -6791,10 +6917,10 @@
           <w:lang w:val="en-US"/>
         </w:rPr>
         <w:drawing>
-          <wp:inline distT="0" distB="0" distL="0" distR="0" wp14:anchorId="64BCCEE3" wp14:editId="0AB8910F">
-            <wp:extent cx="5731510" cy="4187190"/>
-            <wp:effectExtent l="0" t="0" r="2540" b="3810"/>
-            <wp:docPr id="1323116712" name="Picture 16"/>
+          <wp:inline distT="0" distB="0" distL="0" distR="0" wp14:anchorId="4171F5D2" wp14:editId="08BAE8C7">
+            <wp:extent cx="5731510" cy="3949065"/>
+            <wp:effectExtent l="0" t="0" r="2540" b="0"/>
+            <wp:docPr id="1872170889" name="Picture 7"/>
             <wp:cNvGraphicFramePr>
               <a:graphicFrameLocks xmlns:a="http://schemas.openxmlformats.org/drawingml/2006/main" noChangeAspect="1"/>
             </wp:cNvGraphicFramePr>
@@ -6802,7 +6928,7 @@
               <a:graphicData uri="http://schemas.openxmlformats.org/drawingml/2006/picture">
                 <pic:pic xmlns:pic="http://schemas.openxmlformats.org/drawingml/2006/picture">
                   <pic:nvPicPr>
-                    <pic:cNvPr id="1323116712" name="Picture 1323116712"/>
+                    <pic:cNvPr id="1872170889" name="Picture 1872170889"/>
                     <pic:cNvPicPr/>
                   </pic:nvPicPr>
                   <pic:blipFill>
@@ -6820,7 +6946,7 @@
                   <pic:spPr>
                     <a:xfrm>
                       <a:off x="0" y="0"/>
-                      <a:ext cx="5731510" cy="4187190"/>
+                      <a:ext cx="5731510" cy="3949065"/>
                     </a:xfrm>
                     <a:prstGeom prst="rect">
                       <a:avLst/>
@@ -7135,10 +7261,10 @@
           <w:lang w:val="en-US"/>
         </w:rPr>
         <w:drawing>
-          <wp:inline distT="0" distB="0" distL="0" distR="0" wp14:anchorId="0660C7EF" wp14:editId="2EDB47B9">
-            <wp:extent cx="5731510" cy="3773805"/>
-            <wp:effectExtent l="0" t="0" r="2540" b="0"/>
-            <wp:docPr id="1172701697" name="Picture 18"/>
+          <wp:inline distT="0" distB="0" distL="0" distR="0" wp14:anchorId="497B0132" wp14:editId="51ECE931">
+            <wp:extent cx="5731510" cy="3648710"/>
+            <wp:effectExtent l="0" t="0" r="2540" b="8890"/>
+            <wp:docPr id="1328582739" name="Picture 8"/>
             <wp:cNvGraphicFramePr>
               <a:graphicFrameLocks xmlns:a="http://schemas.openxmlformats.org/drawingml/2006/main" noChangeAspect="1"/>
             </wp:cNvGraphicFramePr>
@@ -7146,7 +7272,7 @@
               <a:graphicData uri="http://schemas.openxmlformats.org/drawingml/2006/picture">
                 <pic:pic xmlns:pic="http://schemas.openxmlformats.org/drawingml/2006/picture">
                   <pic:nvPicPr>
-                    <pic:cNvPr id="1172701697" name="Picture 1172701697"/>
+                    <pic:cNvPr id="1328582739" name="Picture 1328582739"/>
                     <pic:cNvPicPr/>
                   </pic:nvPicPr>
                   <pic:blipFill>
@@ -7164,7 +7290,7 @@
                   <pic:spPr>
                     <a:xfrm>
                       <a:off x="0" y="0"/>
-                      <a:ext cx="5731510" cy="3773805"/>
+                      <a:ext cx="5731510" cy="3648710"/>
                     </a:xfrm>
                     <a:prstGeom prst="rect">
                       <a:avLst/>
@@ -7529,10 +7655,10 @@
           <w:lang w:val="en-US"/>
         </w:rPr>
         <w:drawing>
-          <wp:inline distT="0" distB="0" distL="0" distR="0" wp14:anchorId="56433758" wp14:editId="0415FDC3">
-            <wp:extent cx="5731510" cy="3564255"/>
+          <wp:inline distT="0" distB="0" distL="0" distR="0" wp14:anchorId="03F65203" wp14:editId="0C9A519F">
+            <wp:extent cx="5731510" cy="3512185"/>
             <wp:effectExtent l="0" t="0" r="2540" b="0"/>
-            <wp:docPr id="1442570149" name="Picture 20"/>
+            <wp:docPr id="1446606292" name="Picture 9"/>
             <wp:cNvGraphicFramePr>
               <a:graphicFrameLocks xmlns:a="http://schemas.openxmlformats.org/drawingml/2006/main" noChangeAspect="1"/>
             </wp:cNvGraphicFramePr>
@@ -7540,7 +7666,7 @@
               <a:graphicData uri="http://schemas.openxmlformats.org/drawingml/2006/picture">
                 <pic:pic xmlns:pic="http://schemas.openxmlformats.org/drawingml/2006/picture">
                   <pic:nvPicPr>
-                    <pic:cNvPr id="1442570149" name="Picture 1442570149"/>
+                    <pic:cNvPr id="1446606292" name="Picture 1446606292"/>
                     <pic:cNvPicPr/>
                   </pic:nvPicPr>
                   <pic:blipFill>
@@ -7558,7 +7684,7 @@
                   <pic:spPr>
                     <a:xfrm>
                       <a:off x="0" y="0"/>
-                      <a:ext cx="5731510" cy="3564255"/>
+                      <a:ext cx="5731510" cy="3512185"/>
                     </a:xfrm>
                     <a:prstGeom prst="rect">
                       <a:avLst/>
@@ -7871,10 +7997,10 @@
           <w:lang w:val="en-US"/>
         </w:rPr>
         <w:drawing>
-          <wp:inline distT="0" distB="0" distL="0" distR="0" wp14:anchorId="269CBCA9" wp14:editId="5110C092">
+          <wp:inline distT="0" distB="0" distL="0" distR="0" wp14:anchorId="1AA59724" wp14:editId="685C7582">
             <wp:extent cx="5731510" cy="3833495"/>
             <wp:effectExtent l="0" t="0" r="2540" b="0"/>
-            <wp:docPr id="2136800886" name="Picture 22"/>
+            <wp:docPr id="1035224054" name="Picture 10"/>
             <wp:cNvGraphicFramePr>
               <a:graphicFrameLocks xmlns:a="http://schemas.openxmlformats.org/drawingml/2006/main" noChangeAspect="1"/>
             </wp:cNvGraphicFramePr>
@@ -7882,7 +8008,7 @@
               <a:graphicData uri="http://schemas.openxmlformats.org/drawingml/2006/picture">
                 <pic:pic xmlns:pic="http://schemas.openxmlformats.org/drawingml/2006/picture">
                   <pic:nvPicPr>
-                    <pic:cNvPr id="2136800886" name="Picture 2136800886"/>
+                    <pic:cNvPr id="1035224054" name="Picture 1035224054"/>
                     <pic:cNvPicPr/>
                   </pic:nvPicPr>
                   <pic:blipFill>
